--- a/BGIL_DBT/validation/DM-H/DM-H4_MAXIMUS.docx
+++ b/BGIL_DBT/validation/DM-H/DM-H4_MAXIMUS.docx
@@ -331,7 +331,7 @@
           </w:tcPr>
           <w:p>
             <w:r>
-              <w:t xml:space="preserve">BAGIC_PREPROD_CURATED_DB.BGIL_VALIDATION -- tables DM_H_CDC_SNAPSHOT / DM_H_RELOAD_SNAPSHOT (transient).</w:t>
+              <w:t xml:space="preserve">BAGIC_PREPROD_CURATED_DB.UTILS -- tables DM_H_CDC_SNAPSHOT / DM_H_RELOAD_SNAPSHOT (transient).</w:t>
             </w:r>
           </w:p>
         </w:tc>
@@ -19236,7 +19236,7 @@
     </w:tbl>
     <w:p/>
     <w:sectPr>
-      <w:pgSz w:w="12240" w:h="15840"/>
+      <w:pgSz w:w="12240" w:h="15840" w:orient="portrait"/>
       <w:pgMar w:top="1440" w:right="1800" w:bottom="1440" w:left="1800" w:header="720" w:footer="720" w:gutter="0"/>
       <w:cols w:space="720"/>
       <w:docGrid w:linePitch="360"/>
@@ -19333,7 +19333,7 @@
         <w:ind w:left="1440" w:hanging="360"/>
       </w:pPr>
       <w:rPr>
-        <w:rFonts w:ascii="Symbol" w:hAnsi="Symbol" w:hint="default"/>
+        <w:rFonts w:hint="default" w:ascii="Symbol" w:hAnsi="Symbol"/>
       </w:rPr>
     </w:lvl>
   </w:abstractNum>
@@ -19354,7 +19354,7 @@
         <w:ind w:left="1080" w:hanging="360"/>
       </w:pPr>
       <w:rPr>
-        <w:rFonts w:ascii="Symbol" w:hAnsi="Symbol" w:hint="default"/>
+        <w:rFonts w:hint="default" w:ascii="Symbol" w:hAnsi="Symbol"/>
       </w:rPr>
     </w:lvl>
   </w:abstractNum>
@@ -19375,7 +19375,7 @@
         <w:ind w:left="720" w:hanging="360"/>
       </w:pPr>
       <w:rPr>
-        <w:rFonts w:ascii="Symbol" w:hAnsi="Symbol" w:hint="default"/>
+        <w:rFonts w:hint="default" w:ascii="Symbol" w:hAnsi="Symbol"/>
       </w:rPr>
     </w:lvl>
   </w:abstractNum>
@@ -19414,7 +19414,7 @@
         <w:ind w:left="360" w:hanging="360"/>
       </w:pPr>
       <w:rPr>
-        <w:rFonts w:ascii="Symbol" w:hAnsi="Symbol" w:hint="default"/>
+        <w:rFonts w:hint="default" w:ascii="Symbol" w:hAnsi="Symbol"/>
       </w:rPr>
     </w:lvl>
   </w:abstractNum>
@@ -19449,11 +19449,11 @@
 </file>
 
 <file path=word/styles.xml><?xml version="1.0" encoding="utf-8"?>
-<w:styles xmlns:mc="http://schemas.openxmlformats.org/markup-compatibility/2006" xmlns:r="http://schemas.openxmlformats.org/officeDocument/2006/relationships" xmlns:w="http://schemas.openxmlformats.org/wordprocessingml/2006/main" xmlns:w14="http://schemas.microsoft.com/office/word/2010/wordml" mc:Ignorable="w14">
+<w:styles xmlns:wp14="http://schemas.microsoft.com/office/word/2010/wordprocessingDrawing" xmlns:mc="http://schemas.openxmlformats.org/markup-compatibility/2006" xmlns:r="http://schemas.openxmlformats.org/officeDocument/2006/relationships" xmlns:w="http://schemas.openxmlformats.org/wordprocessingml/2006/main" xmlns:w14="http://schemas.microsoft.com/office/word/2010/wordml" mc:Ignorable="w14 wp14">
   <w:docDefaults>
     <w:rPrDefault>
       <w:rPr>
-        <w:rFonts w:asciiTheme="minorHAnsi" w:eastAsiaTheme="minorEastAsia" w:hAnsiTheme="minorHAnsi" w:cstheme="minorBidi"/>
+        <w:rFonts w:asciiTheme="minorHAnsi" w:hAnsiTheme="minorHAnsi" w:eastAsiaTheme="minorEastAsia" w:cstheme="minorBidi"/>
         <w:sz w:val="22"/>
         <w:szCs w:val="22"/>
         <w:lang w:val="en-US" w:eastAsia="en-US" w:bidi="ar-SA"/>
@@ -19466,8 +19466,8 @@
     </w:pPrDefault>
   </w:docDefaults>
   <w:latentStyles w:defLockedState="0" w:defUIPriority="99" w:defSemiHidden="1" w:defUnhideWhenUsed="1" w:defQFormat="0" w:count="276">
-    <w:lsdException w:name="Normal" w:semiHidden="0" w:uiPriority="0" w:unhideWhenUsed="0" w:qFormat="1"/>
-    <w:lsdException w:name="heading 1" w:semiHidden="0" w:uiPriority="9" w:unhideWhenUsed="0" w:qFormat="1"/>
+    <w:lsdException w:name="Normal" w:uiPriority="0" w:semiHidden="0" w:unhideWhenUsed="0" w:qFormat="1"/>
+    <w:lsdException w:name="heading 1" w:uiPriority="9" w:semiHidden="0" w:unhideWhenUsed="0" w:qFormat="1"/>
     <w:lsdException w:name="heading 2" w:uiPriority="9" w:qFormat="1"/>
     <w:lsdException w:name="heading 3" w:uiPriority="9" w:qFormat="1"/>
     <w:lsdException w:name="heading 4" w:uiPriority="9" w:qFormat="1"/>
@@ -19486,125 +19486,125 @@
     <w:lsdException w:name="toc 8" w:uiPriority="39"/>
     <w:lsdException w:name="toc 9" w:uiPriority="39"/>
     <w:lsdException w:name="caption" w:uiPriority="35" w:qFormat="1"/>
-    <w:lsdException w:name="Title" w:semiHidden="0" w:uiPriority="10" w:unhideWhenUsed="0" w:qFormat="1"/>
+    <w:lsdException w:name="Title" w:uiPriority="10" w:semiHidden="0" w:unhideWhenUsed="0" w:qFormat="1"/>
     <w:lsdException w:name="Default Paragraph Font" w:uiPriority="1"/>
-    <w:lsdException w:name="Subtitle" w:semiHidden="0" w:uiPriority="11" w:unhideWhenUsed="0" w:qFormat="1"/>
-    <w:lsdException w:name="Strong" w:semiHidden="0" w:uiPriority="22" w:unhideWhenUsed="0" w:qFormat="1"/>
-    <w:lsdException w:name="Emphasis" w:semiHidden="0" w:uiPriority="20" w:unhideWhenUsed="0" w:qFormat="1"/>
-    <w:lsdException w:name="Table Grid" w:semiHidden="0" w:uiPriority="59" w:unhideWhenUsed="0"/>
+    <w:lsdException w:name="Subtitle" w:uiPriority="11" w:semiHidden="0" w:unhideWhenUsed="0" w:qFormat="1"/>
+    <w:lsdException w:name="Strong" w:uiPriority="22" w:semiHidden="0" w:unhideWhenUsed="0" w:qFormat="1"/>
+    <w:lsdException w:name="Emphasis" w:uiPriority="20" w:semiHidden="0" w:unhideWhenUsed="0" w:qFormat="1"/>
+    <w:lsdException w:name="Table Grid" w:uiPriority="59" w:semiHidden="0" w:unhideWhenUsed="0"/>
     <w:lsdException w:name="Placeholder Text" w:unhideWhenUsed="0"/>
-    <w:lsdException w:name="No Spacing" w:semiHidden="0" w:uiPriority="1" w:unhideWhenUsed="0" w:qFormat="1"/>
-    <w:lsdException w:name="Light Shading" w:semiHidden="0" w:uiPriority="60" w:unhideWhenUsed="0"/>
-    <w:lsdException w:name="Light List" w:semiHidden="0" w:uiPriority="61" w:unhideWhenUsed="0"/>
-    <w:lsdException w:name="Light Grid" w:semiHidden="0" w:uiPriority="62" w:unhideWhenUsed="0"/>
-    <w:lsdException w:name="Medium Shading 1" w:semiHidden="0" w:uiPriority="63" w:unhideWhenUsed="0"/>
-    <w:lsdException w:name="Medium Shading 2" w:semiHidden="0" w:uiPriority="64" w:unhideWhenUsed="0"/>
-    <w:lsdException w:name="Medium List 1" w:semiHidden="0" w:uiPriority="65" w:unhideWhenUsed="0"/>
-    <w:lsdException w:name="Medium List 2" w:semiHidden="0" w:uiPriority="66" w:unhideWhenUsed="0"/>
-    <w:lsdException w:name="Medium Grid 1" w:semiHidden="0" w:uiPriority="67" w:unhideWhenUsed="0"/>
-    <w:lsdException w:name="Medium Grid 2" w:semiHidden="0" w:uiPriority="68" w:unhideWhenUsed="0"/>
-    <w:lsdException w:name="Medium Grid 3" w:semiHidden="0" w:uiPriority="69" w:unhideWhenUsed="0"/>
-    <w:lsdException w:name="Dark List" w:semiHidden="0" w:uiPriority="70" w:unhideWhenUsed="0"/>
-    <w:lsdException w:name="Colorful Shading" w:semiHidden="0" w:uiPriority="71" w:unhideWhenUsed="0"/>
-    <w:lsdException w:name="Colorful List" w:semiHidden="0" w:uiPriority="72" w:unhideWhenUsed="0"/>
-    <w:lsdException w:name="Colorful Grid" w:semiHidden="0" w:uiPriority="73" w:unhideWhenUsed="0"/>
-    <w:lsdException w:name="Light Shading Accent 1" w:semiHidden="0" w:uiPriority="60" w:unhideWhenUsed="0"/>
-    <w:lsdException w:name="Light List Accent 1" w:semiHidden="0" w:uiPriority="61" w:unhideWhenUsed="0"/>
-    <w:lsdException w:name="Light Grid Accent 1" w:semiHidden="0" w:uiPriority="62" w:unhideWhenUsed="0"/>
-    <w:lsdException w:name="Medium Shading 1 Accent 1" w:semiHidden="0" w:uiPriority="63" w:unhideWhenUsed="0"/>
-    <w:lsdException w:name="Medium Shading 2 Accent 1" w:semiHidden="0" w:uiPriority="64" w:unhideWhenUsed="0"/>
-    <w:lsdException w:name="Medium List 1 Accent 1" w:semiHidden="0" w:uiPriority="65" w:unhideWhenUsed="0"/>
+    <w:lsdException w:name="No Spacing" w:uiPriority="1" w:semiHidden="0" w:unhideWhenUsed="0" w:qFormat="1"/>
+    <w:lsdException w:name="Light Shading" w:uiPriority="60" w:semiHidden="0" w:unhideWhenUsed="0"/>
+    <w:lsdException w:name="Light List" w:uiPriority="61" w:semiHidden="0" w:unhideWhenUsed="0"/>
+    <w:lsdException w:name="Light Grid" w:uiPriority="62" w:semiHidden="0" w:unhideWhenUsed="0"/>
+    <w:lsdException w:name="Medium Shading 1" w:uiPriority="63" w:semiHidden="0" w:unhideWhenUsed="0"/>
+    <w:lsdException w:name="Medium Shading 2" w:uiPriority="64" w:semiHidden="0" w:unhideWhenUsed="0"/>
+    <w:lsdException w:name="Medium List 1" w:uiPriority="65" w:semiHidden="0" w:unhideWhenUsed="0"/>
+    <w:lsdException w:name="Medium List 2" w:uiPriority="66" w:semiHidden="0" w:unhideWhenUsed="0"/>
+    <w:lsdException w:name="Medium Grid 1" w:uiPriority="67" w:semiHidden="0" w:unhideWhenUsed="0"/>
+    <w:lsdException w:name="Medium Grid 2" w:uiPriority="68" w:semiHidden="0" w:unhideWhenUsed="0"/>
+    <w:lsdException w:name="Medium Grid 3" w:uiPriority="69" w:semiHidden="0" w:unhideWhenUsed="0"/>
+    <w:lsdException w:name="Dark List" w:uiPriority="70" w:semiHidden="0" w:unhideWhenUsed="0"/>
+    <w:lsdException w:name="Colorful Shading" w:uiPriority="71" w:semiHidden="0" w:unhideWhenUsed="0"/>
+    <w:lsdException w:name="Colorful List" w:uiPriority="72" w:semiHidden="0" w:unhideWhenUsed="0"/>
+    <w:lsdException w:name="Colorful Grid" w:uiPriority="73" w:semiHidden="0" w:unhideWhenUsed="0"/>
+    <w:lsdException w:name="Light Shading Accent 1" w:uiPriority="60" w:semiHidden="0" w:unhideWhenUsed="0"/>
+    <w:lsdException w:name="Light List Accent 1" w:uiPriority="61" w:semiHidden="0" w:unhideWhenUsed="0"/>
+    <w:lsdException w:name="Light Grid Accent 1" w:uiPriority="62" w:semiHidden="0" w:unhideWhenUsed="0"/>
+    <w:lsdException w:name="Medium Shading 1 Accent 1" w:uiPriority="63" w:semiHidden="0" w:unhideWhenUsed="0"/>
+    <w:lsdException w:name="Medium Shading 2 Accent 1" w:uiPriority="64" w:semiHidden="0" w:unhideWhenUsed="0"/>
+    <w:lsdException w:name="Medium List 1 Accent 1" w:uiPriority="65" w:semiHidden="0" w:unhideWhenUsed="0"/>
     <w:lsdException w:name="Revision" w:unhideWhenUsed="0"/>
-    <w:lsdException w:name="List Paragraph" w:semiHidden="0" w:uiPriority="34" w:unhideWhenUsed="0" w:qFormat="1"/>
-    <w:lsdException w:name="Quote" w:semiHidden="0" w:uiPriority="29" w:unhideWhenUsed="0" w:qFormat="1"/>
-    <w:lsdException w:name="Intense Quote" w:semiHidden="0" w:uiPriority="30" w:unhideWhenUsed="0" w:qFormat="1"/>
-    <w:lsdException w:name="Medium List 2 Accent 1" w:semiHidden="0" w:uiPriority="66" w:unhideWhenUsed="0"/>
-    <w:lsdException w:name="Medium Grid 1 Accent 1" w:semiHidden="0" w:uiPriority="67" w:unhideWhenUsed="0"/>
-    <w:lsdException w:name="Medium Grid 2 Accent 1" w:semiHidden="0" w:uiPriority="68" w:unhideWhenUsed="0"/>
-    <w:lsdException w:name="Medium Grid 3 Accent 1" w:semiHidden="0" w:uiPriority="69" w:unhideWhenUsed="0"/>
-    <w:lsdException w:name="Dark List Accent 1" w:semiHidden="0" w:uiPriority="70" w:unhideWhenUsed="0"/>
-    <w:lsdException w:name="Colorful Shading Accent 1" w:semiHidden="0" w:uiPriority="71" w:unhideWhenUsed="0"/>
-    <w:lsdException w:name="Colorful List Accent 1" w:semiHidden="0" w:uiPriority="72" w:unhideWhenUsed="0"/>
-    <w:lsdException w:name="Colorful Grid Accent 1" w:semiHidden="0" w:uiPriority="73" w:unhideWhenUsed="0"/>
-    <w:lsdException w:name="Light Shading Accent 2" w:semiHidden="0" w:uiPriority="60" w:unhideWhenUsed="0"/>
-    <w:lsdException w:name="Light List Accent 2" w:semiHidden="0" w:uiPriority="61" w:unhideWhenUsed="0"/>
-    <w:lsdException w:name="Light Grid Accent 2" w:semiHidden="0" w:uiPriority="62" w:unhideWhenUsed="0"/>
-    <w:lsdException w:name="Medium Shading 1 Accent 2" w:semiHidden="0" w:uiPriority="63" w:unhideWhenUsed="0"/>
-    <w:lsdException w:name="Medium Shading 2 Accent 2" w:semiHidden="0" w:uiPriority="64" w:unhideWhenUsed="0"/>
-    <w:lsdException w:name="Medium List 1 Accent 2" w:semiHidden="0" w:uiPriority="65" w:unhideWhenUsed="0"/>
-    <w:lsdException w:name="Medium List 2 Accent 2" w:semiHidden="0" w:uiPriority="66" w:unhideWhenUsed="0"/>
-    <w:lsdException w:name="Medium Grid 1 Accent 2" w:semiHidden="0" w:uiPriority="67" w:unhideWhenUsed="0"/>
-    <w:lsdException w:name="Medium Grid 2 Accent 2" w:semiHidden="0" w:uiPriority="68" w:unhideWhenUsed="0"/>
-    <w:lsdException w:name="Medium Grid 3 Accent 2" w:semiHidden="0" w:uiPriority="69" w:unhideWhenUsed="0"/>
-    <w:lsdException w:name="Dark List Accent 2" w:semiHidden="0" w:uiPriority="70" w:unhideWhenUsed="0"/>
-    <w:lsdException w:name="Colorful Shading Accent 2" w:semiHidden="0" w:uiPriority="71" w:unhideWhenUsed="0"/>
-    <w:lsdException w:name="Colorful List Accent 2" w:semiHidden="0" w:uiPriority="72" w:unhideWhenUsed="0"/>
-    <w:lsdException w:name="Colorful Grid Accent 2" w:semiHidden="0" w:uiPriority="73" w:unhideWhenUsed="0"/>
-    <w:lsdException w:name="Light Shading Accent 3" w:semiHidden="0" w:uiPriority="60" w:unhideWhenUsed="0"/>
-    <w:lsdException w:name="Light List Accent 3" w:semiHidden="0" w:uiPriority="61" w:unhideWhenUsed="0"/>
-    <w:lsdException w:name="Light Grid Accent 3" w:semiHidden="0" w:uiPriority="62" w:unhideWhenUsed="0"/>
-    <w:lsdException w:name="Medium Shading 1 Accent 3" w:semiHidden="0" w:uiPriority="63" w:unhideWhenUsed="0"/>
-    <w:lsdException w:name="Medium Shading 2 Accent 3" w:semiHidden="0" w:uiPriority="64" w:unhideWhenUsed="0"/>
-    <w:lsdException w:name="Medium List 1 Accent 3" w:semiHidden="0" w:uiPriority="65" w:unhideWhenUsed="0"/>
-    <w:lsdException w:name="Medium List 2 Accent 3" w:semiHidden="0" w:uiPriority="66" w:unhideWhenUsed="0"/>
-    <w:lsdException w:name="Medium Grid 1 Accent 3" w:semiHidden="0" w:uiPriority="67" w:unhideWhenUsed="0"/>
-    <w:lsdException w:name="Medium Grid 2 Accent 3" w:semiHidden="0" w:uiPriority="68" w:unhideWhenUsed="0"/>
-    <w:lsdException w:name="Medium Grid 3 Accent 3" w:semiHidden="0" w:uiPriority="69" w:unhideWhenUsed="0"/>
-    <w:lsdException w:name="Dark List Accent 3" w:semiHidden="0" w:uiPriority="70" w:unhideWhenUsed="0"/>
-    <w:lsdException w:name="Colorful Shading Accent 3" w:semiHidden="0" w:uiPriority="71" w:unhideWhenUsed="0"/>
-    <w:lsdException w:name="Colorful List Accent 3" w:semiHidden="0" w:uiPriority="72" w:unhideWhenUsed="0"/>
-    <w:lsdException w:name="Colorful Grid Accent 3" w:semiHidden="0" w:uiPriority="73" w:unhideWhenUsed="0"/>
-    <w:lsdException w:name="Light Shading Accent 4" w:semiHidden="0" w:uiPriority="60" w:unhideWhenUsed="0"/>
-    <w:lsdException w:name="Light List Accent 4" w:semiHidden="0" w:uiPriority="61" w:unhideWhenUsed="0"/>
-    <w:lsdException w:name="Light Grid Accent 4" w:semiHidden="0" w:uiPriority="62" w:unhideWhenUsed="0"/>
-    <w:lsdException w:name="Medium Shading 1 Accent 4" w:semiHidden="0" w:uiPriority="63" w:unhideWhenUsed="0"/>
-    <w:lsdException w:name="Medium Shading 2 Accent 4" w:semiHidden="0" w:uiPriority="64" w:unhideWhenUsed="0"/>
-    <w:lsdException w:name="Medium List 1 Accent 4" w:semiHidden="0" w:uiPriority="65" w:unhideWhenUsed="0"/>
-    <w:lsdException w:name="Medium List 2 Accent 4" w:semiHidden="0" w:uiPriority="66" w:unhideWhenUsed="0"/>
-    <w:lsdException w:name="Medium Grid 1 Accent 4" w:semiHidden="0" w:uiPriority="67" w:unhideWhenUsed="0"/>
-    <w:lsdException w:name="Medium Grid 2 Accent 4" w:semiHidden="0" w:uiPriority="68" w:unhideWhenUsed="0"/>
-    <w:lsdException w:name="Medium Grid 3 Accent 4" w:semiHidden="0" w:uiPriority="69" w:unhideWhenUsed="0"/>
-    <w:lsdException w:name="Dark List Accent 4" w:semiHidden="0" w:uiPriority="70" w:unhideWhenUsed="0"/>
-    <w:lsdException w:name="Colorful Shading Accent 4" w:semiHidden="0" w:uiPriority="71" w:unhideWhenUsed="0"/>
-    <w:lsdException w:name="Colorful List Accent 4" w:semiHidden="0" w:uiPriority="72" w:unhideWhenUsed="0"/>
-    <w:lsdException w:name="Colorful Grid Accent 4" w:semiHidden="0" w:uiPriority="73" w:unhideWhenUsed="0"/>
-    <w:lsdException w:name="Light Shading Accent 5" w:semiHidden="0" w:uiPriority="60" w:unhideWhenUsed="0"/>
-    <w:lsdException w:name="Light List Accent 5" w:semiHidden="0" w:uiPriority="61" w:unhideWhenUsed="0"/>
-    <w:lsdException w:name="Light Grid Accent 5" w:semiHidden="0" w:uiPriority="62" w:unhideWhenUsed="0"/>
-    <w:lsdException w:name="Medium Shading 1 Accent 5" w:semiHidden="0" w:uiPriority="63" w:unhideWhenUsed="0"/>
-    <w:lsdException w:name="Medium Shading 2 Accent 5" w:semiHidden="0" w:uiPriority="64" w:unhideWhenUsed="0"/>
-    <w:lsdException w:name="Medium List 1 Accent 5" w:semiHidden="0" w:uiPriority="65" w:unhideWhenUsed="0"/>
-    <w:lsdException w:name="Medium List 2 Accent 5" w:semiHidden="0" w:uiPriority="66" w:unhideWhenUsed="0"/>
-    <w:lsdException w:name="Medium Grid 1 Accent 5" w:semiHidden="0" w:uiPriority="67" w:unhideWhenUsed="0"/>
-    <w:lsdException w:name="Medium Grid 2 Accent 5" w:semiHidden="0" w:uiPriority="68" w:unhideWhenUsed="0"/>
-    <w:lsdException w:name="Medium Grid 3 Accent 5" w:semiHidden="0" w:uiPriority="69" w:unhideWhenUsed="0"/>
-    <w:lsdException w:name="Dark List Accent 5" w:semiHidden="0" w:uiPriority="70" w:unhideWhenUsed="0"/>
-    <w:lsdException w:name="Colorful Shading Accent 5" w:semiHidden="0" w:uiPriority="71" w:unhideWhenUsed="0"/>
-    <w:lsdException w:name="Colorful List Accent 5" w:semiHidden="0" w:uiPriority="72" w:unhideWhenUsed="0"/>
-    <w:lsdException w:name="Colorful Grid Accent 5" w:semiHidden="0" w:uiPriority="73" w:unhideWhenUsed="0"/>
-    <w:lsdException w:name="Light Shading Accent 6" w:semiHidden="0" w:uiPriority="60" w:unhideWhenUsed="0"/>
-    <w:lsdException w:name="Light List Accent 6" w:semiHidden="0" w:uiPriority="61" w:unhideWhenUsed="0"/>
-    <w:lsdException w:name="Light Grid Accent 6" w:semiHidden="0" w:uiPriority="62" w:unhideWhenUsed="0"/>
-    <w:lsdException w:name="Medium Shading 1 Accent 6" w:semiHidden="0" w:uiPriority="63" w:unhideWhenUsed="0"/>
-    <w:lsdException w:name="Medium Shading 2 Accent 6" w:semiHidden="0" w:uiPriority="64" w:unhideWhenUsed="0"/>
-    <w:lsdException w:name="Medium List 1 Accent 6" w:semiHidden="0" w:uiPriority="65" w:unhideWhenUsed="0"/>
-    <w:lsdException w:name="Medium List 2 Accent 6" w:semiHidden="0" w:uiPriority="66" w:unhideWhenUsed="0"/>
-    <w:lsdException w:name="Medium Grid 1 Accent 6" w:semiHidden="0" w:uiPriority="67" w:unhideWhenUsed="0"/>
-    <w:lsdException w:name="Medium Grid 2 Accent 6" w:semiHidden="0" w:uiPriority="68" w:unhideWhenUsed="0"/>
-    <w:lsdException w:name="Medium Grid 3 Accent 6" w:semiHidden="0" w:uiPriority="69" w:unhideWhenUsed="0"/>
-    <w:lsdException w:name="Dark List Accent 6" w:semiHidden="0" w:uiPriority="70" w:unhideWhenUsed="0"/>
-    <w:lsdException w:name="Colorful Shading Accent 6" w:semiHidden="0" w:uiPriority="71" w:unhideWhenUsed="0"/>
-    <w:lsdException w:name="Colorful List Accent 6" w:semiHidden="0" w:uiPriority="72" w:unhideWhenUsed="0"/>
-    <w:lsdException w:name="Colorful Grid Accent 6" w:semiHidden="0" w:uiPriority="73" w:unhideWhenUsed="0"/>
-    <w:lsdException w:name="Subtle Emphasis" w:semiHidden="0" w:uiPriority="19" w:unhideWhenUsed="0" w:qFormat="1"/>
-    <w:lsdException w:name="Intense Emphasis" w:semiHidden="0" w:uiPriority="21" w:unhideWhenUsed="0" w:qFormat="1"/>
-    <w:lsdException w:name="Subtle Reference" w:semiHidden="0" w:uiPriority="31" w:unhideWhenUsed="0" w:qFormat="1"/>
-    <w:lsdException w:name="Intense Reference" w:semiHidden="0" w:uiPriority="32" w:unhideWhenUsed="0" w:qFormat="1"/>
-    <w:lsdException w:name="Book Title" w:semiHidden="0" w:uiPriority="33" w:unhideWhenUsed="0" w:qFormat="1"/>
+    <w:lsdException w:name="List Paragraph" w:uiPriority="34" w:semiHidden="0" w:unhideWhenUsed="0" w:qFormat="1"/>
+    <w:lsdException w:name="Quote" w:uiPriority="29" w:semiHidden="0" w:unhideWhenUsed="0" w:qFormat="1"/>
+    <w:lsdException w:name="Intense Quote" w:uiPriority="30" w:semiHidden="0" w:unhideWhenUsed="0" w:qFormat="1"/>
+    <w:lsdException w:name="Medium List 2 Accent 1" w:uiPriority="66" w:semiHidden="0" w:unhideWhenUsed="0"/>
+    <w:lsdException w:name="Medium Grid 1 Accent 1" w:uiPriority="67" w:semiHidden="0" w:unhideWhenUsed="0"/>
+    <w:lsdException w:name="Medium Grid 2 Accent 1" w:uiPriority="68" w:semiHidden="0" w:unhideWhenUsed="0"/>
+    <w:lsdException w:name="Medium Grid 3 Accent 1" w:uiPriority="69" w:semiHidden="0" w:unhideWhenUsed="0"/>
+    <w:lsdException w:name="Dark List Accent 1" w:uiPriority="70" w:semiHidden="0" w:unhideWhenUsed="0"/>
+    <w:lsdException w:name="Colorful Shading Accent 1" w:uiPriority="71" w:semiHidden="0" w:unhideWhenUsed="0"/>
+    <w:lsdException w:name="Colorful List Accent 1" w:uiPriority="72" w:semiHidden="0" w:unhideWhenUsed="0"/>
+    <w:lsdException w:name="Colorful Grid Accent 1" w:uiPriority="73" w:semiHidden="0" w:unhideWhenUsed="0"/>
+    <w:lsdException w:name="Light Shading Accent 2" w:uiPriority="60" w:semiHidden="0" w:unhideWhenUsed="0"/>
+    <w:lsdException w:name="Light List Accent 2" w:uiPriority="61" w:semiHidden="0" w:unhideWhenUsed="0"/>
+    <w:lsdException w:name="Light Grid Accent 2" w:uiPriority="62" w:semiHidden="0" w:unhideWhenUsed="0"/>
+    <w:lsdException w:name="Medium Shading 1 Accent 2" w:uiPriority="63" w:semiHidden="0" w:unhideWhenUsed="0"/>
+    <w:lsdException w:name="Medium Shading 2 Accent 2" w:uiPriority="64" w:semiHidden="0" w:unhideWhenUsed="0"/>
+    <w:lsdException w:name="Medium List 1 Accent 2" w:uiPriority="65" w:semiHidden="0" w:unhideWhenUsed="0"/>
+    <w:lsdException w:name="Medium List 2 Accent 2" w:uiPriority="66" w:semiHidden="0" w:unhideWhenUsed="0"/>
+    <w:lsdException w:name="Medium Grid 1 Accent 2" w:uiPriority="67" w:semiHidden="0" w:unhideWhenUsed="0"/>
+    <w:lsdException w:name="Medium Grid 2 Accent 2" w:uiPriority="68" w:semiHidden="0" w:unhideWhenUsed="0"/>
+    <w:lsdException w:name="Medium Grid 3 Accent 2" w:uiPriority="69" w:semiHidden="0" w:unhideWhenUsed="0"/>
+    <w:lsdException w:name="Dark List Accent 2" w:uiPriority="70" w:semiHidden="0" w:unhideWhenUsed="0"/>
+    <w:lsdException w:name="Colorful Shading Accent 2" w:uiPriority="71" w:semiHidden="0" w:unhideWhenUsed="0"/>
+    <w:lsdException w:name="Colorful List Accent 2" w:uiPriority="72" w:semiHidden="0" w:unhideWhenUsed="0"/>
+    <w:lsdException w:name="Colorful Grid Accent 2" w:uiPriority="73" w:semiHidden="0" w:unhideWhenUsed="0"/>
+    <w:lsdException w:name="Light Shading Accent 3" w:uiPriority="60" w:semiHidden="0" w:unhideWhenUsed="0"/>
+    <w:lsdException w:name="Light List Accent 3" w:uiPriority="61" w:semiHidden="0" w:unhideWhenUsed="0"/>
+    <w:lsdException w:name="Light Grid Accent 3" w:uiPriority="62" w:semiHidden="0" w:unhideWhenUsed="0"/>
+    <w:lsdException w:name="Medium Shading 1 Accent 3" w:uiPriority="63" w:semiHidden="0" w:unhideWhenUsed="0"/>
+    <w:lsdException w:name="Medium Shading 2 Accent 3" w:uiPriority="64" w:semiHidden="0" w:unhideWhenUsed="0"/>
+    <w:lsdException w:name="Medium List 1 Accent 3" w:uiPriority="65" w:semiHidden="0" w:unhideWhenUsed="0"/>
+    <w:lsdException w:name="Medium List 2 Accent 3" w:uiPriority="66" w:semiHidden="0" w:unhideWhenUsed="0"/>
+    <w:lsdException w:name="Medium Grid 1 Accent 3" w:uiPriority="67" w:semiHidden="0" w:unhideWhenUsed="0"/>
+    <w:lsdException w:name="Medium Grid 2 Accent 3" w:uiPriority="68" w:semiHidden="0" w:unhideWhenUsed="0"/>
+    <w:lsdException w:name="Medium Grid 3 Accent 3" w:uiPriority="69" w:semiHidden="0" w:unhideWhenUsed="0"/>
+    <w:lsdException w:name="Dark List Accent 3" w:uiPriority="70" w:semiHidden="0" w:unhideWhenUsed="0"/>
+    <w:lsdException w:name="Colorful Shading Accent 3" w:uiPriority="71" w:semiHidden="0" w:unhideWhenUsed="0"/>
+    <w:lsdException w:name="Colorful List Accent 3" w:uiPriority="72" w:semiHidden="0" w:unhideWhenUsed="0"/>
+    <w:lsdException w:name="Colorful Grid Accent 3" w:uiPriority="73" w:semiHidden="0" w:unhideWhenUsed="0"/>
+    <w:lsdException w:name="Light Shading Accent 4" w:uiPriority="60" w:semiHidden="0" w:unhideWhenUsed="0"/>
+    <w:lsdException w:name="Light List Accent 4" w:uiPriority="61" w:semiHidden="0" w:unhideWhenUsed="0"/>
+    <w:lsdException w:name="Light Grid Accent 4" w:uiPriority="62" w:semiHidden="0" w:unhideWhenUsed="0"/>
+    <w:lsdException w:name="Medium Shading 1 Accent 4" w:uiPriority="63" w:semiHidden="0" w:unhideWhenUsed="0"/>
+    <w:lsdException w:name="Medium Shading 2 Accent 4" w:uiPriority="64" w:semiHidden="0" w:unhideWhenUsed="0"/>
+    <w:lsdException w:name="Medium List 1 Accent 4" w:uiPriority="65" w:semiHidden="0" w:unhideWhenUsed="0"/>
+    <w:lsdException w:name="Medium List 2 Accent 4" w:uiPriority="66" w:semiHidden="0" w:unhideWhenUsed="0"/>
+    <w:lsdException w:name="Medium Grid 1 Accent 4" w:uiPriority="67" w:semiHidden="0" w:unhideWhenUsed="0"/>
+    <w:lsdException w:name="Medium Grid 2 Accent 4" w:uiPriority="68" w:semiHidden="0" w:unhideWhenUsed="0"/>
+    <w:lsdException w:name="Medium Grid 3 Accent 4" w:uiPriority="69" w:semiHidden="0" w:unhideWhenUsed="0"/>
+    <w:lsdException w:name="Dark List Accent 4" w:uiPriority="70" w:semiHidden="0" w:unhideWhenUsed="0"/>
+    <w:lsdException w:name="Colorful Shading Accent 4" w:uiPriority="71" w:semiHidden="0" w:unhideWhenUsed="0"/>
+    <w:lsdException w:name="Colorful List Accent 4" w:uiPriority="72" w:semiHidden="0" w:unhideWhenUsed="0"/>
+    <w:lsdException w:name="Colorful Grid Accent 4" w:uiPriority="73" w:semiHidden="0" w:unhideWhenUsed="0"/>
+    <w:lsdException w:name="Light Shading Accent 5" w:uiPriority="60" w:semiHidden="0" w:unhideWhenUsed="0"/>
+    <w:lsdException w:name="Light List Accent 5" w:uiPriority="61" w:semiHidden="0" w:unhideWhenUsed="0"/>
+    <w:lsdException w:name="Light Grid Accent 5" w:uiPriority="62" w:semiHidden="0" w:unhideWhenUsed="0"/>
+    <w:lsdException w:name="Medium Shading 1 Accent 5" w:uiPriority="63" w:semiHidden="0" w:unhideWhenUsed="0"/>
+    <w:lsdException w:name="Medium Shading 2 Accent 5" w:uiPriority="64" w:semiHidden="0" w:unhideWhenUsed="0"/>
+    <w:lsdException w:name="Medium List 1 Accent 5" w:uiPriority="65" w:semiHidden="0" w:unhideWhenUsed="0"/>
+    <w:lsdException w:name="Medium List 2 Accent 5" w:uiPriority="66" w:semiHidden="0" w:unhideWhenUsed="0"/>
+    <w:lsdException w:name="Medium Grid 1 Accent 5" w:uiPriority="67" w:semiHidden="0" w:unhideWhenUsed="0"/>
+    <w:lsdException w:name="Medium Grid 2 Accent 5" w:uiPriority="68" w:semiHidden="0" w:unhideWhenUsed="0"/>
+    <w:lsdException w:name="Medium Grid 3 Accent 5" w:uiPriority="69" w:semiHidden="0" w:unhideWhenUsed="0"/>
+    <w:lsdException w:name="Dark List Accent 5" w:uiPriority="70" w:semiHidden="0" w:unhideWhenUsed="0"/>
+    <w:lsdException w:name="Colorful Shading Accent 5" w:uiPriority="71" w:semiHidden="0" w:unhideWhenUsed="0"/>
+    <w:lsdException w:name="Colorful List Accent 5" w:uiPriority="72" w:semiHidden="0" w:unhideWhenUsed="0"/>
+    <w:lsdException w:name="Colorful Grid Accent 5" w:uiPriority="73" w:semiHidden="0" w:unhideWhenUsed="0"/>
+    <w:lsdException w:name="Light Shading Accent 6" w:uiPriority="60" w:semiHidden="0" w:unhideWhenUsed="0"/>
+    <w:lsdException w:name="Light List Accent 6" w:uiPriority="61" w:semiHidden="0" w:unhideWhenUsed="0"/>
+    <w:lsdException w:name="Light Grid Accent 6" w:uiPriority="62" w:semiHidden="0" w:unhideWhenUsed="0"/>
+    <w:lsdException w:name="Medium Shading 1 Accent 6" w:uiPriority="63" w:semiHidden="0" w:unhideWhenUsed="0"/>
+    <w:lsdException w:name="Medium Shading 2 Accent 6" w:uiPriority="64" w:semiHidden="0" w:unhideWhenUsed="0"/>
+    <w:lsdException w:name="Medium List 1 Accent 6" w:uiPriority="65" w:semiHidden="0" w:unhideWhenUsed="0"/>
+    <w:lsdException w:name="Medium List 2 Accent 6" w:uiPriority="66" w:semiHidden="0" w:unhideWhenUsed="0"/>
+    <w:lsdException w:name="Medium Grid 1 Accent 6" w:uiPriority="67" w:semiHidden="0" w:unhideWhenUsed="0"/>
+    <w:lsdException w:name="Medium Grid 2 Accent 6" w:uiPriority="68" w:semiHidden="0" w:unhideWhenUsed="0"/>
+    <w:lsdException w:name="Medium Grid 3 Accent 6" w:uiPriority="69" w:semiHidden="0" w:unhideWhenUsed="0"/>
+    <w:lsdException w:name="Dark List Accent 6" w:uiPriority="70" w:semiHidden="0" w:unhideWhenUsed="0"/>
+    <w:lsdException w:name="Colorful Shading Accent 6" w:uiPriority="71" w:semiHidden="0" w:unhideWhenUsed="0"/>
+    <w:lsdException w:name="Colorful List Accent 6" w:uiPriority="72" w:semiHidden="0" w:unhideWhenUsed="0"/>
+    <w:lsdException w:name="Colorful Grid Accent 6" w:uiPriority="73" w:semiHidden="0" w:unhideWhenUsed="0"/>
+    <w:lsdException w:name="Subtle Emphasis" w:uiPriority="19" w:semiHidden="0" w:unhideWhenUsed="0" w:qFormat="1"/>
+    <w:lsdException w:name="Intense Emphasis" w:uiPriority="21" w:semiHidden="0" w:unhideWhenUsed="0" w:qFormat="1"/>
+    <w:lsdException w:name="Subtle Reference" w:uiPriority="31" w:semiHidden="0" w:unhideWhenUsed="0" w:qFormat="1"/>
+    <w:lsdException w:name="Intense Reference" w:uiPriority="32" w:semiHidden="0" w:unhideWhenUsed="0" w:qFormat="1"/>
+    <w:lsdException w:name="Book Title" w:uiPriority="33" w:semiHidden="0" w:unhideWhenUsed="0" w:qFormat="1"/>
     <w:lsdException w:name="Bibliography" w:uiPriority="37"/>
     <w:lsdException w:name="TOC Heading" w:uiPriority="39" w:qFormat="1"/>
   </w:latentStyles>
-  <w:style w:type="paragraph" w:default="1" w:styleId="Normal">
+  <w:style w:type="paragraph" w:styleId="Normal" w:default="1">
     <w:name w:val="Normal"/>
     <w:qFormat/>
     <w:rsid w:val="00FC693F"/>
@@ -19624,7 +19624,7 @@
       <w:spacing w:after="0" w:line="240" w:lineRule="auto"/>
     </w:pPr>
   </w:style>
-  <w:style w:type="character" w:customStyle="1" w:styleId="HeaderChar">
+  <w:style w:type="character" w:styleId="HeaderChar" w:customStyle="1">
     <w:name w:val="Header Char"/>
     <w:basedOn w:val="DefaultParagraphFont"/>
     <w:link w:val="Header"/>
@@ -19646,7 +19646,7 @@
       <w:spacing w:after="0" w:line="240" w:lineRule="auto"/>
     </w:pPr>
   </w:style>
-  <w:style w:type="character" w:customStyle="1" w:styleId="FooterChar">
+  <w:style w:type="character" w:styleId="FooterChar" w:customStyle="1">
     <w:name w:val="Footer Char"/>
     <w:basedOn w:val="DefaultParagraphFont"/>
     <w:link w:val="Footer"/>
@@ -19668,7 +19668,7 @@
       <w:outlineLvl w:val="0"/>
     </w:pPr>
     <w:rPr>
-      <w:rFonts w:asciiTheme="majorHAnsi" w:eastAsiaTheme="majorEastAsia" w:hAnsiTheme="majorHAnsi" w:cstheme="majorBidi"/>
+      <w:rFonts w:asciiTheme="majorHAnsi" w:hAnsiTheme="majorHAnsi" w:eastAsiaTheme="majorEastAsia" w:cstheme="majorBidi"/>
       <w:b/>
       <w:bCs/>
       <w:color w:val="365F91" w:themeColor="accent1" w:themeShade="BF"/>
@@ -19692,7 +19692,7 @@
       <w:outlineLvl w:val="1"/>
     </w:pPr>
     <w:rPr>
-      <w:rFonts w:asciiTheme="majorHAnsi" w:eastAsiaTheme="majorEastAsia" w:hAnsiTheme="majorHAnsi" w:cstheme="majorBidi"/>
+      <w:rFonts w:asciiTheme="majorHAnsi" w:hAnsiTheme="majorHAnsi" w:eastAsiaTheme="majorEastAsia" w:cstheme="majorBidi"/>
       <w:b/>
       <w:bCs/>
       <w:color w:val="4F81BD" w:themeColor="accent1"/>
@@ -19716,7 +19716,7 @@
       <w:outlineLvl w:val="2"/>
     </w:pPr>
     <w:rPr>
-      <w:rFonts w:asciiTheme="majorHAnsi" w:eastAsiaTheme="majorEastAsia" w:hAnsiTheme="majorHAnsi" w:cstheme="majorBidi"/>
+      <w:rFonts w:asciiTheme="majorHAnsi" w:hAnsiTheme="majorHAnsi" w:eastAsiaTheme="majorEastAsia" w:cstheme="majorBidi"/>
       <w:b/>
       <w:bCs/>
       <w:color w:val="4F81BD" w:themeColor="accent1"/>
@@ -19739,7 +19739,7 @@
       <w:outlineLvl w:val="3"/>
     </w:pPr>
     <w:rPr>
-      <w:rFonts w:asciiTheme="majorHAnsi" w:eastAsiaTheme="majorEastAsia" w:hAnsiTheme="majorHAnsi" w:cstheme="majorBidi"/>
+      <w:rFonts w:asciiTheme="majorHAnsi" w:hAnsiTheme="majorHAnsi" w:eastAsiaTheme="majorEastAsia" w:cstheme="majorBidi"/>
       <w:b/>
       <w:bCs/>
       <w:i/>
@@ -19764,7 +19764,7 @@
       <w:outlineLvl w:val="4"/>
     </w:pPr>
     <w:rPr>
-      <w:rFonts w:asciiTheme="majorHAnsi" w:eastAsiaTheme="majorEastAsia" w:hAnsiTheme="majorHAnsi" w:cstheme="majorBidi"/>
+      <w:rFonts w:asciiTheme="majorHAnsi" w:hAnsiTheme="majorHAnsi" w:eastAsiaTheme="majorEastAsia" w:cstheme="majorBidi"/>
       <w:color w:val="243F60" w:themeColor="accent1" w:themeShade="7F"/>
     </w:rPr>
   </w:style>
@@ -19785,7 +19785,7 @@
       <w:outlineLvl w:val="5"/>
     </w:pPr>
     <w:rPr>
-      <w:rFonts w:asciiTheme="majorHAnsi" w:eastAsiaTheme="majorEastAsia" w:hAnsiTheme="majorHAnsi" w:cstheme="majorBidi"/>
+      <w:rFonts w:asciiTheme="majorHAnsi" w:hAnsiTheme="majorHAnsi" w:eastAsiaTheme="majorEastAsia" w:cstheme="majorBidi"/>
       <w:i/>
       <w:iCs/>
       <w:color w:val="243F60" w:themeColor="accent1" w:themeShade="7F"/>
@@ -19808,7 +19808,7 @@
       <w:outlineLvl w:val="6"/>
     </w:pPr>
     <w:rPr>
-      <w:rFonts w:asciiTheme="majorHAnsi" w:eastAsiaTheme="majorEastAsia" w:hAnsiTheme="majorHAnsi" w:cstheme="majorBidi"/>
+      <w:rFonts w:asciiTheme="majorHAnsi" w:hAnsiTheme="majorHAnsi" w:eastAsiaTheme="majorEastAsia" w:cstheme="majorBidi"/>
       <w:i/>
       <w:iCs/>
       <w:color w:val="404040" w:themeColor="text1" w:themeTint="BF"/>
@@ -19831,7 +19831,7 @@
       <w:outlineLvl w:val="7"/>
     </w:pPr>
     <w:rPr>
-      <w:rFonts w:asciiTheme="majorHAnsi" w:eastAsiaTheme="majorEastAsia" w:hAnsiTheme="majorHAnsi" w:cstheme="majorBidi"/>
+      <w:rFonts w:asciiTheme="majorHAnsi" w:hAnsiTheme="majorHAnsi" w:eastAsiaTheme="majorEastAsia" w:cstheme="majorBidi"/>
       <w:color w:val="4F81BD" w:themeColor="accent1"/>
       <w:sz w:val="20"/>
       <w:szCs w:val="20"/>
@@ -19854,7 +19854,7 @@
       <w:outlineLvl w:val="8"/>
     </w:pPr>
     <w:rPr>
-      <w:rFonts w:asciiTheme="majorHAnsi" w:eastAsiaTheme="majorEastAsia" w:hAnsiTheme="majorHAnsi" w:cstheme="majorBidi"/>
+      <w:rFonts w:asciiTheme="majorHAnsi" w:hAnsiTheme="majorHAnsi" w:eastAsiaTheme="majorEastAsia" w:cstheme="majorBidi"/>
       <w:i/>
       <w:iCs/>
       <w:color w:val="404040" w:themeColor="text1" w:themeTint="BF"/>
@@ -19862,13 +19862,13 @@
       <w:szCs w:val="20"/>
     </w:rPr>
   </w:style>
-  <w:style w:type="character" w:default="1" w:styleId="DefaultParagraphFont">
+  <w:style w:type="character" w:styleId="DefaultParagraphFont" w:default="1">
     <w:name w:val="Default Paragraph Font"/>
     <w:uiPriority w:val="1"/>
     <w:semiHidden/>
     <w:unhideWhenUsed/>
   </w:style>
-  <w:style w:type="table" w:default="1" w:styleId="TableNormal">
+  <w:style w:type="table" w:styleId="TableNormal" w:default="1">
     <w:name w:val="Normal Table"/>
     <w:uiPriority w:val="99"/>
     <w:semiHidden/>
@@ -19883,7 +19883,7 @@
       </w:tblCellMar>
     </w:tblPr>
   </w:style>
-  <w:style w:type="numbering" w:default="1" w:styleId="NoList">
+  <w:style w:type="numbering" w:styleId="NoList" w:default="1">
     <w:name w:val="No List"/>
     <w:uiPriority w:val="99"/>
     <w:semiHidden/>
@@ -19898,14 +19898,14 @@
       <w:spacing w:after="0" w:line="240" w:lineRule="auto"/>
     </w:pPr>
   </w:style>
-  <w:style w:type="character" w:customStyle="1" w:styleId="Heading1Char">
+  <w:style w:type="character" w:styleId="Heading1Char" w:customStyle="1">
     <w:name w:val="Heading 1 Char"/>
     <w:basedOn w:val="DefaultParagraphFont"/>
     <w:link w:val="Heading1"/>
     <w:uiPriority w:val="9"/>
     <w:rsid w:val="00FC693F"/>
     <w:rPr>
-      <w:rFonts w:asciiTheme="majorHAnsi" w:eastAsiaTheme="majorEastAsia" w:hAnsiTheme="majorHAnsi" w:cstheme="majorBidi"/>
+      <w:rFonts w:asciiTheme="majorHAnsi" w:hAnsiTheme="majorHAnsi" w:eastAsiaTheme="majorEastAsia" w:cstheme="majorBidi"/>
       <w:b/>
       <w:bCs/>
       <w:color w:val="365F91" w:themeColor="accent1" w:themeShade="BF"/>
@@ -19913,14 +19913,14 @@
       <w:szCs w:val="28"/>
     </w:rPr>
   </w:style>
-  <w:style w:type="character" w:customStyle="1" w:styleId="Heading2Char">
+  <w:style w:type="character" w:styleId="Heading2Char" w:customStyle="1">
     <w:name w:val="Heading 2 Char"/>
     <w:basedOn w:val="DefaultParagraphFont"/>
     <w:link w:val="Heading2"/>
     <w:uiPriority w:val="9"/>
     <w:rsid w:val="00FC693F"/>
     <w:rPr>
-      <w:rFonts w:asciiTheme="majorHAnsi" w:eastAsiaTheme="majorEastAsia" w:hAnsiTheme="majorHAnsi" w:cstheme="majorBidi"/>
+      <w:rFonts w:asciiTheme="majorHAnsi" w:hAnsiTheme="majorHAnsi" w:eastAsiaTheme="majorEastAsia" w:cstheme="majorBidi"/>
       <w:b/>
       <w:bCs/>
       <w:color w:val="4F81BD" w:themeColor="accent1"/>
@@ -19928,14 +19928,14 @@
       <w:szCs w:val="26"/>
     </w:rPr>
   </w:style>
-  <w:style w:type="character" w:customStyle="1" w:styleId="Heading3Char">
+  <w:style w:type="character" w:styleId="Heading3Char" w:customStyle="1">
     <w:name w:val="Heading 3 Char"/>
     <w:basedOn w:val="DefaultParagraphFont"/>
     <w:link w:val="Heading3"/>
     <w:uiPriority w:val="9"/>
     <w:rsid w:val="00FC693F"/>
     <w:rPr>
-      <w:rFonts w:asciiTheme="majorHAnsi" w:eastAsiaTheme="majorEastAsia" w:hAnsiTheme="majorHAnsi" w:cstheme="majorBidi"/>
+      <w:rFonts w:asciiTheme="majorHAnsi" w:hAnsiTheme="majorHAnsi" w:eastAsiaTheme="majorEastAsia" w:cstheme="majorBidi"/>
       <w:b/>
       <w:bCs/>
       <w:color w:val="4F81BD" w:themeColor="accent1"/>
@@ -19951,13 +19951,13 @@
     <w:rsid w:val="00FC693F"/>
     <w:pPr>
       <w:pBdr>
-        <w:bottom w:val="single" w:sz="8" w:space="4" w:color="4F81BD" w:themeColor="accent1"/>
+        <w:bottom w:val="single" w:color="4F81BD" w:themeColor="accent1" w:sz="8" w:space="4"/>
       </w:pBdr>
       <w:spacing w:after="300" w:line="240" w:lineRule="auto"/>
       <w:contextualSpacing/>
     </w:pPr>
     <w:rPr>
-      <w:rFonts w:asciiTheme="majorHAnsi" w:eastAsiaTheme="majorEastAsia" w:hAnsiTheme="majorHAnsi" w:cstheme="majorBidi"/>
+      <w:rFonts w:asciiTheme="majorHAnsi" w:hAnsiTheme="majorHAnsi" w:eastAsiaTheme="majorEastAsia" w:cstheme="majorBidi"/>
       <w:color w:val="17365D" w:themeColor="text2" w:themeShade="BF"/>
       <w:spacing w:val="5"/>
       <w:kern w:val="28"/>
@@ -19965,14 +19965,14 @@
       <w:szCs w:val="52"/>
     </w:rPr>
   </w:style>
-  <w:style w:type="character" w:customStyle="1" w:styleId="TitleChar">
+  <w:style w:type="character" w:styleId="TitleChar" w:customStyle="1">
     <w:name w:val="Title Char"/>
     <w:basedOn w:val="DefaultParagraphFont"/>
     <w:link w:val="Title"/>
     <w:uiPriority w:val="10"/>
     <w:rsid w:val="00FC693F"/>
     <w:rPr>
-      <w:rFonts w:asciiTheme="majorHAnsi" w:eastAsiaTheme="majorEastAsia" w:hAnsiTheme="majorHAnsi" w:cstheme="majorBidi"/>
+      <w:rFonts w:asciiTheme="majorHAnsi" w:hAnsiTheme="majorHAnsi" w:eastAsiaTheme="majorEastAsia" w:cstheme="majorBidi"/>
       <w:color w:val="17365D" w:themeColor="text2" w:themeShade="BF"/>
       <w:spacing w:val="5"/>
       <w:kern w:val="28"/>
@@ -19994,7 +19994,7 @@
       </w:numPr>
     </w:pPr>
     <w:rPr>
-      <w:rFonts w:asciiTheme="majorHAnsi" w:eastAsiaTheme="majorEastAsia" w:hAnsiTheme="majorHAnsi" w:cstheme="majorBidi"/>
+      <w:rFonts w:asciiTheme="majorHAnsi" w:hAnsiTheme="majorHAnsi" w:eastAsiaTheme="majorEastAsia" w:cstheme="majorBidi"/>
       <w:i/>
       <w:iCs/>
       <w:color w:val="4F81BD" w:themeColor="accent1"/>
@@ -20003,14 +20003,14 @@
       <w:szCs w:val="24"/>
     </w:rPr>
   </w:style>
-  <w:style w:type="character" w:customStyle="1" w:styleId="SubtitleChar">
+  <w:style w:type="character" w:styleId="SubtitleChar" w:customStyle="1">
     <w:name w:val="Subtitle Char"/>
     <w:basedOn w:val="DefaultParagraphFont"/>
     <w:link w:val="Subtitle"/>
     <w:uiPriority w:val="11"/>
     <w:rsid w:val="00FC693F"/>
     <w:rPr>
-      <w:rFonts w:asciiTheme="majorHAnsi" w:eastAsiaTheme="majorEastAsia" w:hAnsiTheme="majorHAnsi" w:cstheme="majorBidi"/>
+      <w:rFonts w:asciiTheme="majorHAnsi" w:hAnsiTheme="majorHAnsi" w:eastAsiaTheme="majorEastAsia" w:cstheme="majorBidi"/>
       <w:i/>
       <w:iCs/>
       <w:color w:val="4F81BD" w:themeColor="accent1"/>
@@ -20041,7 +20041,7 @@
       <w:spacing w:after="120"/>
     </w:pPr>
   </w:style>
-  <w:style w:type="character" w:customStyle="1" w:styleId="BodyTextChar">
+  <w:style w:type="character" w:styleId="BodyTextChar" w:customStyle="1">
     <w:name w:val="Body Text Char"/>
     <w:basedOn w:val="DefaultParagraphFont"/>
     <w:link w:val="BodyText"/>
@@ -20059,7 +20059,7 @@
       <w:spacing w:after="120" w:line="480" w:lineRule="auto"/>
     </w:pPr>
   </w:style>
-  <w:style w:type="character" w:customStyle="1" w:styleId="BodyText2Char">
+  <w:style w:type="character" w:styleId="BodyText2Char" w:customStyle="1">
     <w:name w:val="Body Text 2 Char"/>
     <w:basedOn w:val="DefaultParagraphFont"/>
     <w:link w:val="BodyText2"/>
@@ -20081,7 +20081,7 @@
       <w:szCs w:val="16"/>
     </w:rPr>
   </w:style>
-  <w:style w:type="character" w:customStyle="1" w:styleId="BodyText3Char">
+  <w:style w:type="character" w:styleId="BodyText3Char" w:customStyle="1">
     <w:name w:val="Body Text 3 Char"/>
     <w:basedOn w:val="DefaultParagraphFont"/>
     <w:link w:val="BodyText3"/>
@@ -20262,7 +20262,7 @@
       <w:szCs w:val="20"/>
     </w:rPr>
   </w:style>
-  <w:style w:type="character" w:customStyle="1" w:styleId="MacroTextChar">
+  <w:style w:type="character" w:styleId="MacroTextChar" w:customStyle="1">
     <w:name w:val="Macro Text Char"/>
     <w:basedOn w:val="DefaultParagraphFont"/>
     <w:link w:val="MacroText"/>
@@ -20288,7 +20288,7 @@
       <w:color w:val="000000" w:themeColor="text1"/>
     </w:rPr>
   </w:style>
-  <w:style w:type="character" w:customStyle="1" w:styleId="QuoteChar">
+  <w:style w:type="character" w:styleId="QuoteChar" w:customStyle="1">
     <w:name w:val="Quote Char"/>
     <w:basedOn w:val="DefaultParagraphFont"/>
     <w:link w:val="Quote"/>
@@ -20300,7 +20300,7 @@
       <w:color w:val="000000" w:themeColor="text1"/>
     </w:rPr>
   </w:style>
-  <w:style w:type="character" w:customStyle="1" w:styleId="Heading4Char">
+  <w:style w:type="character" w:styleId="Heading4Char" w:customStyle="1">
     <w:name w:val="Heading 4 Char"/>
     <w:basedOn w:val="DefaultParagraphFont"/>
     <w:link w:val="Heading4"/>
@@ -20308,7 +20308,7 @@
     <w:semiHidden/>
     <w:rsid w:val="00FC693F"/>
     <w:rPr>
-      <w:rFonts w:asciiTheme="majorHAnsi" w:eastAsiaTheme="majorEastAsia" w:hAnsiTheme="majorHAnsi" w:cstheme="majorBidi"/>
+      <w:rFonts w:asciiTheme="majorHAnsi" w:hAnsiTheme="majorHAnsi" w:eastAsiaTheme="majorEastAsia" w:cstheme="majorBidi"/>
       <w:b/>
       <w:bCs/>
       <w:i/>
@@ -20316,7 +20316,7 @@
       <w:color w:val="4F81BD" w:themeColor="accent1"/>
     </w:rPr>
   </w:style>
-  <w:style w:type="character" w:customStyle="1" w:styleId="Heading5Char">
+  <w:style w:type="character" w:styleId="Heading5Char" w:customStyle="1">
     <w:name w:val="Heading 5 Char"/>
     <w:basedOn w:val="DefaultParagraphFont"/>
     <w:link w:val="Heading5"/>
@@ -20324,11 +20324,11 @@
     <w:semiHidden/>
     <w:rsid w:val="00FC693F"/>
     <w:rPr>
-      <w:rFonts w:asciiTheme="majorHAnsi" w:eastAsiaTheme="majorEastAsia" w:hAnsiTheme="majorHAnsi" w:cstheme="majorBidi"/>
+      <w:rFonts w:asciiTheme="majorHAnsi" w:hAnsiTheme="majorHAnsi" w:eastAsiaTheme="majorEastAsia" w:cstheme="majorBidi"/>
       <w:color w:val="243F60" w:themeColor="accent1" w:themeShade="7F"/>
     </w:rPr>
   </w:style>
-  <w:style w:type="character" w:customStyle="1" w:styleId="Heading6Char">
+  <w:style w:type="character" w:styleId="Heading6Char" w:customStyle="1">
     <w:name w:val="Heading 6 Char"/>
     <w:basedOn w:val="DefaultParagraphFont"/>
     <w:link w:val="Heading6"/>
@@ -20336,13 +20336,13 @@
     <w:semiHidden/>
     <w:rsid w:val="00FC693F"/>
     <w:rPr>
-      <w:rFonts w:asciiTheme="majorHAnsi" w:eastAsiaTheme="majorEastAsia" w:hAnsiTheme="majorHAnsi" w:cstheme="majorBidi"/>
+      <w:rFonts w:asciiTheme="majorHAnsi" w:hAnsiTheme="majorHAnsi" w:eastAsiaTheme="majorEastAsia" w:cstheme="majorBidi"/>
       <w:i/>
       <w:iCs/>
       <w:color w:val="243F60" w:themeColor="accent1" w:themeShade="7F"/>
     </w:rPr>
   </w:style>
-  <w:style w:type="character" w:customStyle="1" w:styleId="Heading7Char">
+  <w:style w:type="character" w:styleId="Heading7Char" w:customStyle="1">
     <w:name w:val="Heading 7 Char"/>
     <w:basedOn w:val="DefaultParagraphFont"/>
     <w:link w:val="Heading7"/>
@@ -20350,13 +20350,13 @@
     <w:semiHidden/>
     <w:rsid w:val="00FC693F"/>
     <w:rPr>
-      <w:rFonts w:asciiTheme="majorHAnsi" w:eastAsiaTheme="majorEastAsia" w:hAnsiTheme="majorHAnsi" w:cstheme="majorBidi"/>
+      <w:rFonts w:asciiTheme="majorHAnsi" w:hAnsiTheme="majorHAnsi" w:eastAsiaTheme="majorEastAsia" w:cstheme="majorBidi"/>
       <w:i/>
       <w:iCs/>
       <w:color w:val="404040" w:themeColor="text1" w:themeTint="BF"/>
     </w:rPr>
   </w:style>
-  <w:style w:type="character" w:customStyle="1" w:styleId="Heading8Char">
+  <w:style w:type="character" w:styleId="Heading8Char" w:customStyle="1">
     <w:name w:val="Heading 8 Char"/>
     <w:basedOn w:val="DefaultParagraphFont"/>
     <w:link w:val="Heading8"/>
@@ -20364,13 +20364,13 @@
     <w:semiHidden/>
     <w:rsid w:val="00FC693F"/>
     <w:rPr>
-      <w:rFonts w:asciiTheme="majorHAnsi" w:eastAsiaTheme="majorEastAsia" w:hAnsiTheme="majorHAnsi" w:cstheme="majorBidi"/>
+      <w:rFonts w:asciiTheme="majorHAnsi" w:hAnsiTheme="majorHAnsi" w:eastAsiaTheme="majorEastAsia" w:cstheme="majorBidi"/>
       <w:color w:val="4F81BD" w:themeColor="accent1"/>
       <w:sz w:val="20"/>
       <w:szCs w:val="20"/>
     </w:rPr>
   </w:style>
-  <w:style w:type="character" w:customStyle="1" w:styleId="Heading9Char">
+  <w:style w:type="character" w:styleId="Heading9Char" w:customStyle="1">
     <w:name w:val="Heading 9 Char"/>
     <w:basedOn w:val="DefaultParagraphFont"/>
     <w:link w:val="Heading9"/>
@@ -20378,7 +20378,7 @@
     <w:semiHidden/>
     <w:rsid w:val="00FC693F"/>
     <w:rPr>
-      <w:rFonts w:asciiTheme="majorHAnsi" w:eastAsiaTheme="majorEastAsia" w:hAnsiTheme="majorHAnsi" w:cstheme="majorBidi"/>
+      <w:rFonts w:asciiTheme="majorHAnsi" w:hAnsiTheme="majorHAnsi" w:eastAsiaTheme="majorEastAsia" w:cstheme="majorBidi"/>
       <w:i/>
       <w:iCs/>
       <w:color w:val="404040" w:themeColor="text1" w:themeTint="BF"/>
@@ -20438,7 +20438,7 @@
     <w:rsid w:val="00FC693F"/>
     <w:pPr>
       <w:pBdr>
-        <w:bottom w:val="single" w:sz="4" w:space="4" w:color="4F81BD" w:themeColor="accent1"/>
+        <w:bottom w:val="single" w:color="4F81BD" w:themeColor="accent1" w:sz="4" w:space="4"/>
       </w:pBdr>
       <w:spacing w:before="200" w:after="280"/>
       <w:ind w:left="936" w:right="936"/>
@@ -20451,7 +20451,7 @@
       <w:color w:val="4F81BD" w:themeColor="accent1"/>
     </w:rPr>
   </w:style>
-  <w:style w:type="character" w:customStyle="1" w:styleId="IntenseQuoteChar">
+  <w:style w:type="character" w:styleId="IntenseQuoteChar" w:customStyle="1">
     <w:name w:val="Intense Quote Char"/>
     <w:basedOn w:val="DefaultParagraphFont"/>
     <w:link w:val="IntenseQuote"/>
@@ -20555,12 +20555,12 @@
     <w:tblPr>
       <w:tblInd w:w="0" w:type="dxa"/>
       <w:tblBorders>
-        <w:top w:val="single" w:sz="4" w:space="0" w:color="auto"/>
-        <w:left w:val="single" w:sz="4" w:space="0" w:color="auto"/>
-        <w:bottom w:val="single" w:sz="4" w:space="0" w:color="auto"/>
-        <w:right w:val="single" w:sz="4" w:space="0" w:color="auto"/>
-        <w:insideH w:val="single" w:sz="4" w:space="0" w:color="auto"/>
-        <w:insideV w:val="single" w:sz="4" w:space="0" w:color="auto"/>
+        <w:top w:val="single" w:color="auto" w:sz="4" w:space="0"/>
+        <w:left w:val="single" w:color="auto" w:sz="4" w:space="0"/>
+        <w:bottom w:val="single" w:color="auto" w:sz="4" w:space="0"/>
+        <w:right w:val="single" w:color="auto" w:sz="4" w:space="0"/>
+        <w:insideH w:val="single" w:color="auto" w:sz="4" w:space="0"/>
+        <w:insideV w:val="single" w:color="auto" w:sz="4" w:space="0"/>
       </w:tblBorders>
       <w:tblCellMar>
         <w:top w:w="0" w:type="dxa"/>
@@ -20586,8 +20586,8 @@
       <w:tblStyleColBandSize w:val="1"/>
       <w:tblInd w:w="0" w:type="dxa"/>
       <w:tblBorders>
-        <w:top w:val="single" w:sz="8" w:space="0" w:color="000000" w:themeColor="text1"/>
-        <w:bottom w:val="single" w:sz="8" w:space="0" w:color="000000" w:themeColor="text1"/>
+        <w:top w:val="single" w:color="000000" w:themeColor="text1" w:sz="8" w:space="0"/>
+        <w:bottom w:val="single" w:color="000000" w:themeColor="text1" w:sz="8" w:space="0"/>
       </w:tblBorders>
       <w:tblCellMar>
         <w:top w:w="0" w:type="dxa"/>
@@ -20607,9 +20607,9 @@
       <w:tblPr/>
       <w:tcPr>
         <w:tcBorders>
-          <w:top w:val="single" w:sz="8" w:space="0" w:color="000000" w:themeColor="text1"/>
+          <w:top w:val="single" w:color="000000" w:themeColor="text1" w:sz="8" w:space="0"/>
           <w:left w:val="nil"/>
-          <w:bottom w:val="single" w:sz="8" w:space="0" w:color="000000" w:themeColor="text1"/>
+          <w:bottom w:val="single" w:color="000000" w:themeColor="text1" w:sz="8" w:space="0"/>
           <w:right w:val="nil"/>
           <w:insideH w:val="nil"/>
           <w:insideV w:val="nil"/>
@@ -20627,9 +20627,9 @@
       <w:tblPr/>
       <w:tcPr>
         <w:tcBorders>
-          <w:top w:val="single" w:sz="8" w:space="0" w:color="000000" w:themeColor="text1"/>
+          <w:top w:val="single" w:color="000000" w:themeColor="text1" w:sz="8" w:space="0"/>
           <w:left w:val="nil"/>
-          <w:bottom w:val="single" w:sz="8" w:space="0" w:color="000000" w:themeColor="text1"/>
+          <w:bottom w:val="single" w:color="000000" w:themeColor="text1" w:sz="8" w:space="0"/>
           <w:right w:val="nil"/>
           <w:insideH w:val="nil"/>
           <w:insideV w:val="nil"/>
@@ -20689,8 +20689,8 @@
       <w:tblStyleColBandSize w:val="1"/>
       <w:tblInd w:w="0" w:type="dxa"/>
       <w:tblBorders>
-        <w:top w:val="single" w:sz="8" w:space="0" w:color="4F81BD" w:themeColor="accent1"/>
-        <w:bottom w:val="single" w:sz="8" w:space="0" w:color="4F81BD" w:themeColor="accent1"/>
+        <w:top w:val="single" w:color="4F81BD" w:themeColor="accent1" w:sz="8" w:space="0"/>
+        <w:bottom w:val="single" w:color="4F81BD" w:themeColor="accent1" w:sz="8" w:space="0"/>
       </w:tblBorders>
       <w:tblCellMar>
         <w:top w:w="0" w:type="dxa"/>
@@ -20710,9 +20710,9 @@
       <w:tblPr/>
       <w:tcPr>
         <w:tcBorders>
-          <w:top w:val="single" w:sz="8" w:space="0" w:color="4F81BD" w:themeColor="accent1"/>
+          <w:top w:val="single" w:color="4F81BD" w:themeColor="accent1" w:sz="8" w:space="0"/>
           <w:left w:val="nil"/>
-          <w:bottom w:val="single" w:sz="8" w:space="0" w:color="4F81BD" w:themeColor="accent1"/>
+          <w:bottom w:val="single" w:color="4F81BD" w:themeColor="accent1" w:sz="8" w:space="0"/>
           <w:right w:val="nil"/>
           <w:insideH w:val="nil"/>
           <w:insideV w:val="nil"/>
@@ -20730,9 +20730,9 @@
       <w:tblPr/>
       <w:tcPr>
         <w:tcBorders>
-          <w:top w:val="single" w:sz="8" w:space="0" w:color="4F81BD" w:themeColor="accent1"/>
+          <w:top w:val="single" w:color="4F81BD" w:themeColor="accent1" w:sz="8" w:space="0"/>
           <w:left w:val="nil"/>
-          <w:bottom w:val="single" w:sz="8" w:space="0" w:color="4F81BD" w:themeColor="accent1"/>
+          <w:bottom w:val="single" w:color="4F81BD" w:themeColor="accent1" w:sz="8" w:space="0"/>
           <w:right w:val="nil"/>
           <w:insideH w:val="nil"/>
           <w:insideV w:val="nil"/>
@@ -20792,8 +20792,8 @@
       <w:tblStyleColBandSize w:val="1"/>
       <w:tblInd w:w="0" w:type="dxa"/>
       <w:tblBorders>
-        <w:top w:val="single" w:sz="8" w:space="0" w:color="C0504D" w:themeColor="accent2"/>
-        <w:bottom w:val="single" w:sz="8" w:space="0" w:color="C0504D" w:themeColor="accent2"/>
+        <w:top w:val="single" w:color="C0504D" w:themeColor="accent2" w:sz="8" w:space="0"/>
+        <w:bottom w:val="single" w:color="C0504D" w:themeColor="accent2" w:sz="8" w:space="0"/>
       </w:tblBorders>
       <w:tblCellMar>
         <w:top w:w="0" w:type="dxa"/>
@@ -20813,9 +20813,9 @@
       <w:tblPr/>
       <w:tcPr>
         <w:tcBorders>
-          <w:top w:val="single" w:sz="8" w:space="0" w:color="C0504D" w:themeColor="accent2"/>
+          <w:top w:val="single" w:color="C0504D" w:themeColor="accent2" w:sz="8" w:space="0"/>
           <w:left w:val="nil"/>
-          <w:bottom w:val="single" w:sz="8" w:space="0" w:color="C0504D" w:themeColor="accent2"/>
+          <w:bottom w:val="single" w:color="C0504D" w:themeColor="accent2" w:sz="8" w:space="0"/>
           <w:right w:val="nil"/>
           <w:insideH w:val="nil"/>
           <w:insideV w:val="nil"/>
@@ -20833,9 +20833,9 @@
       <w:tblPr/>
       <w:tcPr>
         <w:tcBorders>
-          <w:top w:val="single" w:sz="8" w:space="0" w:color="C0504D" w:themeColor="accent2"/>
+          <w:top w:val="single" w:color="C0504D" w:themeColor="accent2" w:sz="8" w:space="0"/>
           <w:left w:val="nil"/>
-          <w:bottom w:val="single" w:sz="8" w:space="0" w:color="C0504D" w:themeColor="accent2"/>
+          <w:bottom w:val="single" w:color="C0504D" w:themeColor="accent2" w:sz="8" w:space="0"/>
           <w:right w:val="nil"/>
           <w:insideH w:val="nil"/>
           <w:insideV w:val="nil"/>
@@ -20895,8 +20895,8 @@
       <w:tblStyleColBandSize w:val="1"/>
       <w:tblInd w:w="0" w:type="dxa"/>
       <w:tblBorders>
-        <w:top w:val="single" w:sz="8" w:space="0" w:color="9BBB59" w:themeColor="accent3"/>
-        <w:bottom w:val="single" w:sz="8" w:space="0" w:color="9BBB59" w:themeColor="accent3"/>
+        <w:top w:val="single" w:color="9BBB59" w:themeColor="accent3" w:sz="8" w:space="0"/>
+        <w:bottom w:val="single" w:color="9BBB59" w:themeColor="accent3" w:sz="8" w:space="0"/>
       </w:tblBorders>
       <w:tblCellMar>
         <w:top w:w="0" w:type="dxa"/>
@@ -20916,9 +20916,9 @@
       <w:tblPr/>
       <w:tcPr>
         <w:tcBorders>
-          <w:top w:val="single" w:sz="8" w:space="0" w:color="9BBB59" w:themeColor="accent3"/>
+          <w:top w:val="single" w:color="9BBB59" w:themeColor="accent3" w:sz="8" w:space="0"/>
           <w:left w:val="nil"/>
-          <w:bottom w:val="single" w:sz="8" w:space="0" w:color="9BBB59" w:themeColor="accent3"/>
+          <w:bottom w:val="single" w:color="9BBB59" w:themeColor="accent3" w:sz="8" w:space="0"/>
           <w:right w:val="nil"/>
           <w:insideH w:val="nil"/>
           <w:insideV w:val="nil"/>
@@ -20936,9 +20936,9 @@
       <w:tblPr/>
       <w:tcPr>
         <w:tcBorders>
-          <w:top w:val="single" w:sz="8" w:space="0" w:color="9BBB59" w:themeColor="accent3"/>
+          <w:top w:val="single" w:color="9BBB59" w:themeColor="accent3" w:sz="8" w:space="0"/>
           <w:left w:val="nil"/>
-          <w:bottom w:val="single" w:sz="8" w:space="0" w:color="9BBB59" w:themeColor="accent3"/>
+          <w:bottom w:val="single" w:color="9BBB59" w:themeColor="accent3" w:sz="8" w:space="0"/>
           <w:right w:val="nil"/>
           <w:insideH w:val="nil"/>
           <w:insideV w:val="nil"/>
@@ -20998,8 +20998,8 @@
       <w:tblStyleColBandSize w:val="1"/>
       <w:tblInd w:w="0" w:type="dxa"/>
       <w:tblBorders>
-        <w:top w:val="single" w:sz="8" w:space="0" w:color="8064A2" w:themeColor="accent4"/>
-        <w:bottom w:val="single" w:sz="8" w:space="0" w:color="8064A2" w:themeColor="accent4"/>
+        <w:top w:val="single" w:color="8064A2" w:themeColor="accent4" w:sz="8" w:space="0"/>
+        <w:bottom w:val="single" w:color="8064A2" w:themeColor="accent4" w:sz="8" w:space="0"/>
       </w:tblBorders>
       <w:tblCellMar>
         <w:top w:w="0" w:type="dxa"/>
@@ -21019,9 +21019,9 @@
       <w:tblPr/>
       <w:tcPr>
         <w:tcBorders>
-          <w:top w:val="single" w:sz="8" w:space="0" w:color="8064A2" w:themeColor="accent4"/>
+          <w:top w:val="single" w:color="8064A2" w:themeColor="accent4" w:sz="8" w:space="0"/>
           <w:left w:val="nil"/>
-          <w:bottom w:val="single" w:sz="8" w:space="0" w:color="8064A2" w:themeColor="accent4"/>
+          <w:bottom w:val="single" w:color="8064A2" w:themeColor="accent4" w:sz="8" w:space="0"/>
           <w:right w:val="nil"/>
           <w:insideH w:val="nil"/>
           <w:insideV w:val="nil"/>
@@ -21039,9 +21039,9 @@
       <w:tblPr/>
       <w:tcPr>
         <w:tcBorders>
-          <w:top w:val="single" w:sz="8" w:space="0" w:color="8064A2" w:themeColor="accent4"/>
+          <w:top w:val="single" w:color="8064A2" w:themeColor="accent4" w:sz="8" w:space="0"/>
           <w:left w:val="nil"/>
-          <w:bottom w:val="single" w:sz="8" w:space="0" w:color="8064A2" w:themeColor="accent4"/>
+          <w:bottom w:val="single" w:color="8064A2" w:themeColor="accent4" w:sz="8" w:space="0"/>
           <w:right w:val="nil"/>
           <w:insideH w:val="nil"/>
           <w:insideV w:val="nil"/>
@@ -21101,8 +21101,8 @@
       <w:tblStyleColBandSize w:val="1"/>
       <w:tblInd w:w="0" w:type="dxa"/>
       <w:tblBorders>
-        <w:top w:val="single" w:sz="8" w:space="0" w:color="4BACC6" w:themeColor="accent5"/>
-        <w:bottom w:val="single" w:sz="8" w:space="0" w:color="4BACC6" w:themeColor="accent5"/>
+        <w:top w:val="single" w:color="4BACC6" w:themeColor="accent5" w:sz="8" w:space="0"/>
+        <w:bottom w:val="single" w:color="4BACC6" w:themeColor="accent5" w:sz="8" w:space="0"/>
       </w:tblBorders>
       <w:tblCellMar>
         <w:top w:w="0" w:type="dxa"/>
@@ -21122,9 +21122,9 @@
       <w:tblPr/>
       <w:tcPr>
         <w:tcBorders>
-          <w:top w:val="single" w:sz="8" w:space="0" w:color="4BACC6" w:themeColor="accent5"/>
+          <w:top w:val="single" w:color="4BACC6" w:themeColor="accent5" w:sz="8" w:space="0"/>
           <w:left w:val="nil"/>
-          <w:bottom w:val="single" w:sz="8" w:space="0" w:color="4BACC6" w:themeColor="accent5"/>
+          <w:bottom w:val="single" w:color="4BACC6" w:themeColor="accent5" w:sz="8" w:space="0"/>
           <w:right w:val="nil"/>
           <w:insideH w:val="nil"/>
           <w:insideV w:val="nil"/>
@@ -21142,9 +21142,9 @@
       <w:tblPr/>
       <w:tcPr>
         <w:tcBorders>
-          <w:top w:val="single" w:sz="8" w:space="0" w:color="4BACC6" w:themeColor="accent5"/>
+          <w:top w:val="single" w:color="4BACC6" w:themeColor="accent5" w:sz="8" w:space="0"/>
           <w:left w:val="nil"/>
-          <w:bottom w:val="single" w:sz="8" w:space="0" w:color="4BACC6" w:themeColor="accent5"/>
+          <w:bottom w:val="single" w:color="4BACC6" w:themeColor="accent5" w:sz="8" w:space="0"/>
           <w:right w:val="nil"/>
           <w:insideH w:val="nil"/>
           <w:insideV w:val="nil"/>
@@ -21204,8 +21204,8 @@
       <w:tblStyleColBandSize w:val="1"/>
       <w:tblInd w:w="0" w:type="dxa"/>
       <w:tblBorders>
-        <w:top w:val="single" w:sz="8" w:space="0" w:color="F79646" w:themeColor="accent6"/>
-        <w:bottom w:val="single" w:sz="8" w:space="0" w:color="F79646" w:themeColor="accent6"/>
+        <w:top w:val="single" w:color="F79646" w:themeColor="accent6" w:sz="8" w:space="0"/>
+        <w:bottom w:val="single" w:color="F79646" w:themeColor="accent6" w:sz="8" w:space="0"/>
       </w:tblBorders>
       <w:tblCellMar>
         <w:top w:w="0" w:type="dxa"/>
@@ -21225,9 +21225,9 @@
       <w:tblPr/>
       <w:tcPr>
         <w:tcBorders>
-          <w:top w:val="single" w:sz="8" w:space="0" w:color="F79646" w:themeColor="accent6"/>
+          <w:top w:val="single" w:color="F79646" w:themeColor="accent6" w:sz="8" w:space="0"/>
           <w:left w:val="nil"/>
-          <w:bottom w:val="single" w:sz="8" w:space="0" w:color="F79646" w:themeColor="accent6"/>
+          <w:bottom w:val="single" w:color="F79646" w:themeColor="accent6" w:sz="8" w:space="0"/>
           <w:right w:val="nil"/>
           <w:insideH w:val="nil"/>
           <w:insideV w:val="nil"/>
@@ -21245,9 +21245,9 @@
       <w:tblPr/>
       <w:tcPr>
         <w:tcBorders>
-          <w:top w:val="single" w:sz="8" w:space="0" w:color="F79646" w:themeColor="accent6"/>
+          <w:top w:val="single" w:color="F79646" w:themeColor="accent6" w:sz="8" w:space="0"/>
           <w:left w:val="nil"/>
-          <w:bottom w:val="single" w:sz="8" w:space="0" w:color="F79646" w:themeColor="accent6"/>
+          <w:bottom w:val="single" w:color="F79646" w:themeColor="accent6" w:sz="8" w:space="0"/>
           <w:right w:val="nil"/>
           <w:insideH w:val="nil"/>
           <w:insideV w:val="nil"/>
@@ -21304,10 +21304,10 @@
       <w:tblStyleColBandSize w:val="1"/>
       <w:tblInd w:w="0" w:type="dxa"/>
       <w:tblBorders>
-        <w:top w:val="single" w:sz="8" w:space="0" w:color="000000" w:themeColor="text1"/>
-        <w:left w:val="single" w:sz="8" w:space="0" w:color="000000" w:themeColor="text1"/>
-        <w:bottom w:val="single" w:sz="8" w:space="0" w:color="000000" w:themeColor="text1"/>
-        <w:right w:val="single" w:sz="8" w:space="0" w:color="000000" w:themeColor="text1"/>
+        <w:top w:val="single" w:color="000000" w:themeColor="text1" w:sz="8" w:space="0"/>
+        <w:left w:val="single" w:color="000000" w:themeColor="text1" w:sz="8" w:space="0"/>
+        <w:bottom w:val="single" w:color="000000" w:themeColor="text1" w:sz="8" w:space="0"/>
+        <w:right w:val="single" w:color="000000" w:themeColor="text1" w:sz="8" w:space="0"/>
       </w:tblBorders>
       <w:tblCellMar>
         <w:top w:w="0" w:type="dxa"/>
@@ -21341,10 +21341,10 @@
       <w:tblPr/>
       <w:tcPr>
         <w:tcBorders>
-          <w:top w:val="double" w:sz="6" w:space="0" w:color="000000" w:themeColor="text1"/>
-          <w:left w:val="single" w:sz="8" w:space="0" w:color="000000" w:themeColor="text1"/>
-          <w:bottom w:val="single" w:sz="8" w:space="0" w:color="000000" w:themeColor="text1"/>
-          <w:right w:val="single" w:sz="8" w:space="0" w:color="000000" w:themeColor="text1"/>
+          <w:top w:val="double" w:color="000000" w:themeColor="text1" w:sz="6" w:space="0"/>
+          <w:left w:val="single" w:color="000000" w:themeColor="text1" w:sz="8" w:space="0"/>
+          <w:bottom w:val="single" w:color="000000" w:themeColor="text1" w:sz="8" w:space="0"/>
+          <w:right w:val="single" w:color="000000" w:themeColor="text1" w:sz="8" w:space="0"/>
         </w:tcBorders>
       </w:tcPr>
     </w:tblStylePr>
@@ -21364,10 +21364,10 @@
       <w:tblPr/>
       <w:tcPr>
         <w:tcBorders>
-          <w:top w:val="single" w:sz="8" w:space="0" w:color="000000" w:themeColor="text1"/>
-          <w:left w:val="single" w:sz="8" w:space="0" w:color="000000" w:themeColor="text1"/>
-          <w:bottom w:val="single" w:sz="8" w:space="0" w:color="000000" w:themeColor="text1"/>
-          <w:right w:val="single" w:sz="8" w:space="0" w:color="000000" w:themeColor="text1"/>
+          <w:top w:val="single" w:color="000000" w:themeColor="text1" w:sz="8" w:space="0"/>
+          <w:left w:val="single" w:color="000000" w:themeColor="text1" w:sz="8" w:space="0"/>
+          <w:bottom w:val="single" w:color="000000" w:themeColor="text1" w:sz="8" w:space="0"/>
+          <w:right w:val="single" w:color="000000" w:themeColor="text1" w:sz="8" w:space="0"/>
         </w:tcBorders>
       </w:tcPr>
     </w:tblStylePr>
@@ -21375,10 +21375,10 @@
       <w:tblPr/>
       <w:tcPr>
         <w:tcBorders>
-          <w:top w:val="single" w:sz="8" w:space="0" w:color="000000" w:themeColor="text1"/>
-          <w:left w:val="single" w:sz="8" w:space="0" w:color="000000" w:themeColor="text1"/>
-          <w:bottom w:val="single" w:sz="8" w:space="0" w:color="000000" w:themeColor="text1"/>
-          <w:right w:val="single" w:sz="8" w:space="0" w:color="000000" w:themeColor="text1"/>
+          <w:top w:val="single" w:color="000000" w:themeColor="text1" w:sz="8" w:space="0"/>
+          <w:left w:val="single" w:color="000000" w:themeColor="text1" w:sz="8" w:space="0"/>
+          <w:bottom w:val="single" w:color="000000" w:themeColor="text1" w:sz="8" w:space="0"/>
+          <w:right w:val="single" w:color="000000" w:themeColor="text1" w:sz="8" w:space="0"/>
         </w:tcBorders>
       </w:tcPr>
     </w:tblStylePr>
@@ -21396,10 +21396,10 @@
       <w:tblStyleColBandSize w:val="1"/>
       <w:tblInd w:w="0" w:type="dxa"/>
       <w:tblBorders>
-        <w:top w:val="single" w:sz="8" w:space="0" w:color="4F81BD" w:themeColor="accent1"/>
-        <w:left w:val="single" w:sz="8" w:space="0" w:color="4F81BD" w:themeColor="accent1"/>
-        <w:bottom w:val="single" w:sz="8" w:space="0" w:color="4F81BD" w:themeColor="accent1"/>
-        <w:right w:val="single" w:sz="8" w:space="0" w:color="4F81BD" w:themeColor="accent1"/>
+        <w:top w:val="single" w:color="4F81BD" w:themeColor="accent1" w:sz="8" w:space="0"/>
+        <w:left w:val="single" w:color="4F81BD" w:themeColor="accent1" w:sz="8" w:space="0"/>
+        <w:bottom w:val="single" w:color="4F81BD" w:themeColor="accent1" w:sz="8" w:space="0"/>
+        <w:right w:val="single" w:color="4F81BD" w:themeColor="accent1" w:sz="8" w:space="0"/>
       </w:tblBorders>
       <w:tblCellMar>
         <w:top w:w="0" w:type="dxa"/>
@@ -21433,10 +21433,10 @@
       <w:tblPr/>
       <w:tcPr>
         <w:tcBorders>
-          <w:top w:val="double" w:sz="6" w:space="0" w:color="4F81BD" w:themeColor="accent1"/>
-          <w:left w:val="single" w:sz="8" w:space="0" w:color="4F81BD" w:themeColor="accent1"/>
-          <w:bottom w:val="single" w:sz="8" w:space="0" w:color="4F81BD" w:themeColor="accent1"/>
-          <w:right w:val="single" w:sz="8" w:space="0" w:color="4F81BD" w:themeColor="accent1"/>
+          <w:top w:val="double" w:color="4F81BD" w:themeColor="accent1" w:sz="6" w:space="0"/>
+          <w:left w:val="single" w:color="4F81BD" w:themeColor="accent1" w:sz="8" w:space="0"/>
+          <w:bottom w:val="single" w:color="4F81BD" w:themeColor="accent1" w:sz="8" w:space="0"/>
+          <w:right w:val="single" w:color="4F81BD" w:themeColor="accent1" w:sz="8" w:space="0"/>
         </w:tcBorders>
       </w:tcPr>
     </w:tblStylePr>
@@ -21456,10 +21456,10 @@
       <w:tblPr/>
       <w:tcPr>
         <w:tcBorders>
-          <w:top w:val="single" w:sz="8" w:space="0" w:color="4F81BD" w:themeColor="accent1"/>
-          <w:left w:val="single" w:sz="8" w:space="0" w:color="4F81BD" w:themeColor="accent1"/>
-          <w:bottom w:val="single" w:sz="8" w:space="0" w:color="4F81BD" w:themeColor="accent1"/>
-          <w:right w:val="single" w:sz="8" w:space="0" w:color="4F81BD" w:themeColor="accent1"/>
+          <w:top w:val="single" w:color="4F81BD" w:themeColor="accent1" w:sz="8" w:space="0"/>
+          <w:left w:val="single" w:color="4F81BD" w:themeColor="accent1" w:sz="8" w:space="0"/>
+          <w:bottom w:val="single" w:color="4F81BD" w:themeColor="accent1" w:sz="8" w:space="0"/>
+          <w:right w:val="single" w:color="4F81BD" w:themeColor="accent1" w:sz="8" w:space="0"/>
         </w:tcBorders>
       </w:tcPr>
     </w:tblStylePr>
@@ -21467,10 +21467,10 @@
       <w:tblPr/>
       <w:tcPr>
         <w:tcBorders>
-          <w:top w:val="single" w:sz="8" w:space="0" w:color="4F81BD" w:themeColor="accent1"/>
-          <w:left w:val="single" w:sz="8" w:space="0" w:color="4F81BD" w:themeColor="accent1"/>
-          <w:bottom w:val="single" w:sz="8" w:space="0" w:color="4F81BD" w:themeColor="accent1"/>
-          <w:right w:val="single" w:sz="8" w:space="0" w:color="4F81BD" w:themeColor="accent1"/>
+          <w:top w:val="single" w:color="4F81BD" w:themeColor="accent1" w:sz="8" w:space="0"/>
+          <w:left w:val="single" w:color="4F81BD" w:themeColor="accent1" w:sz="8" w:space="0"/>
+          <w:bottom w:val="single" w:color="4F81BD" w:themeColor="accent1" w:sz="8" w:space="0"/>
+          <w:right w:val="single" w:color="4F81BD" w:themeColor="accent1" w:sz="8" w:space="0"/>
         </w:tcBorders>
       </w:tcPr>
     </w:tblStylePr>
@@ -21488,10 +21488,10 @@
       <w:tblStyleColBandSize w:val="1"/>
       <w:tblInd w:w="0" w:type="dxa"/>
       <w:tblBorders>
-        <w:top w:val="single" w:sz="8" w:space="0" w:color="C0504D" w:themeColor="accent2"/>
-        <w:left w:val="single" w:sz="8" w:space="0" w:color="C0504D" w:themeColor="accent2"/>
-        <w:bottom w:val="single" w:sz="8" w:space="0" w:color="C0504D" w:themeColor="accent2"/>
-        <w:right w:val="single" w:sz="8" w:space="0" w:color="C0504D" w:themeColor="accent2"/>
+        <w:top w:val="single" w:color="C0504D" w:themeColor="accent2" w:sz="8" w:space="0"/>
+        <w:left w:val="single" w:color="C0504D" w:themeColor="accent2" w:sz="8" w:space="0"/>
+        <w:bottom w:val="single" w:color="C0504D" w:themeColor="accent2" w:sz="8" w:space="0"/>
+        <w:right w:val="single" w:color="C0504D" w:themeColor="accent2" w:sz="8" w:space="0"/>
       </w:tblBorders>
       <w:tblCellMar>
         <w:top w:w="0" w:type="dxa"/>
@@ -21525,10 +21525,10 @@
       <w:tblPr/>
       <w:tcPr>
         <w:tcBorders>
-          <w:top w:val="double" w:sz="6" w:space="0" w:color="C0504D" w:themeColor="accent2"/>
-          <w:left w:val="single" w:sz="8" w:space="0" w:color="C0504D" w:themeColor="accent2"/>
-          <w:bottom w:val="single" w:sz="8" w:space="0" w:color="C0504D" w:themeColor="accent2"/>
-          <w:right w:val="single" w:sz="8" w:space="0" w:color="C0504D" w:themeColor="accent2"/>
+          <w:top w:val="double" w:color="C0504D" w:themeColor="accent2" w:sz="6" w:space="0"/>
+          <w:left w:val="single" w:color="C0504D" w:themeColor="accent2" w:sz="8" w:space="0"/>
+          <w:bottom w:val="single" w:color="C0504D" w:themeColor="accent2" w:sz="8" w:space="0"/>
+          <w:right w:val="single" w:color="C0504D" w:themeColor="accent2" w:sz="8" w:space="0"/>
         </w:tcBorders>
       </w:tcPr>
     </w:tblStylePr>
@@ -21548,10 +21548,10 @@
       <w:tblPr/>
       <w:tcPr>
         <w:tcBorders>
-          <w:top w:val="single" w:sz="8" w:space="0" w:color="C0504D" w:themeColor="accent2"/>
-          <w:left w:val="single" w:sz="8" w:space="0" w:color="C0504D" w:themeColor="accent2"/>
-          <w:bottom w:val="single" w:sz="8" w:space="0" w:color="C0504D" w:themeColor="accent2"/>
-          <w:right w:val="single" w:sz="8" w:space="0" w:color="C0504D" w:themeColor="accent2"/>
+          <w:top w:val="single" w:color="C0504D" w:themeColor="accent2" w:sz="8" w:space="0"/>
+          <w:left w:val="single" w:color="C0504D" w:themeColor="accent2" w:sz="8" w:space="0"/>
+          <w:bottom w:val="single" w:color="C0504D" w:themeColor="accent2" w:sz="8" w:space="0"/>
+          <w:right w:val="single" w:color="C0504D" w:themeColor="accent2" w:sz="8" w:space="0"/>
         </w:tcBorders>
       </w:tcPr>
     </w:tblStylePr>
@@ -21559,10 +21559,10 @@
       <w:tblPr/>
       <w:tcPr>
         <w:tcBorders>
-          <w:top w:val="single" w:sz="8" w:space="0" w:color="C0504D" w:themeColor="accent2"/>
-          <w:left w:val="single" w:sz="8" w:space="0" w:color="C0504D" w:themeColor="accent2"/>
-          <w:bottom w:val="single" w:sz="8" w:space="0" w:color="C0504D" w:themeColor="accent2"/>
-          <w:right w:val="single" w:sz="8" w:space="0" w:color="C0504D" w:themeColor="accent2"/>
+          <w:top w:val="single" w:color="C0504D" w:themeColor="accent2" w:sz="8" w:space="0"/>
+          <w:left w:val="single" w:color="C0504D" w:themeColor="accent2" w:sz="8" w:space="0"/>
+          <w:bottom w:val="single" w:color="C0504D" w:themeColor="accent2" w:sz="8" w:space="0"/>
+          <w:right w:val="single" w:color="C0504D" w:themeColor="accent2" w:sz="8" w:space="0"/>
         </w:tcBorders>
       </w:tcPr>
     </w:tblStylePr>
@@ -21580,10 +21580,10 @@
       <w:tblStyleColBandSize w:val="1"/>
       <w:tblInd w:w="0" w:type="dxa"/>
       <w:tblBorders>
-        <w:top w:val="single" w:sz="8" w:space="0" w:color="9BBB59" w:themeColor="accent3"/>
-        <w:left w:val="single" w:sz="8" w:space="0" w:color="9BBB59" w:themeColor="accent3"/>
-        <w:bottom w:val="single" w:sz="8" w:space="0" w:color="9BBB59" w:themeColor="accent3"/>
-        <w:right w:val="single" w:sz="8" w:space="0" w:color="9BBB59" w:themeColor="accent3"/>
+        <w:top w:val="single" w:color="9BBB59" w:themeColor="accent3" w:sz="8" w:space="0"/>
+        <w:left w:val="single" w:color="9BBB59" w:themeColor="accent3" w:sz="8" w:space="0"/>
+        <w:bottom w:val="single" w:color="9BBB59" w:themeColor="accent3" w:sz="8" w:space="0"/>
+        <w:right w:val="single" w:color="9BBB59" w:themeColor="accent3" w:sz="8" w:space="0"/>
       </w:tblBorders>
       <w:tblCellMar>
         <w:top w:w="0" w:type="dxa"/>
@@ -21617,10 +21617,10 @@
       <w:tblPr/>
       <w:tcPr>
         <w:tcBorders>
-          <w:top w:val="double" w:sz="6" w:space="0" w:color="9BBB59" w:themeColor="accent3"/>
-          <w:left w:val="single" w:sz="8" w:space="0" w:color="9BBB59" w:themeColor="accent3"/>
-          <w:bottom w:val="single" w:sz="8" w:space="0" w:color="9BBB59" w:themeColor="accent3"/>
-          <w:right w:val="single" w:sz="8" w:space="0" w:color="9BBB59" w:themeColor="accent3"/>
+          <w:top w:val="double" w:color="9BBB59" w:themeColor="accent3" w:sz="6" w:space="0"/>
+          <w:left w:val="single" w:color="9BBB59" w:themeColor="accent3" w:sz="8" w:space="0"/>
+          <w:bottom w:val="single" w:color="9BBB59" w:themeColor="accent3" w:sz="8" w:space="0"/>
+          <w:right w:val="single" w:color="9BBB59" w:themeColor="accent3" w:sz="8" w:space="0"/>
         </w:tcBorders>
       </w:tcPr>
     </w:tblStylePr>
@@ -21640,10 +21640,10 @@
       <w:tblPr/>
       <w:tcPr>
         <w:tcBorders>
-          <w:top w:val="single" w:sz="8" w:space="0" w:color="9BBB59" w:themeColor="accent3"/>
-          <w:left w:val="single" w:sz="8" w:space="0" w:color="9BBB59" w:themeColor="accent3"/>
-          <w:bottom w:val="single" w:sz="8" w:space="0" w:color="9BBB59" w:themeColor="accent3"/>
-          <w:right w:val="single" w:sz="8" w:space="0" w:color="9BBB59" w:themeColor="accent3"/>
+          <w:top w:val="single" w:color="9BBB59" w:themeColor="accent3" w:sz="8" w:space="0"/>
+          <w:left w:val="single" w:color="9BBB59" w:themeColor="accent3" w:sz="8" w:space="0"/>
+          <w:bottom w:val="single" w:color="9BBB59" w:themeColor="accent3" w:sz="8" w:space="0"/>
+          <w:right w:val="single" w:color="9BBB59" w:themeColor="accent3" w:sz="8" w:space="0"/>
         </w:tcBorders>
       </w:tcPr>
     </w:tblStylePr>
@@ -21651,10 +21651,10 @@
       <w:tblPr/>
       <w:tcPr>
         <w:tcBorders>
-          <w:top w:val="single" w:sz="8" w:space="0" w:color="9BBB59" w:themeColor="accent3"/>
-          <w:left w:val="single" w:sz="8" w:space="0" w:color="9BBB59" w:themeColor="accent3"/>
-          <w:bottom w:val="single" w:sz="8" w:space="0" w:color="9BBB59" w:themeColor="accent3"/>
-          <w:right w:val="single" w:sz="8" w:space="0" w:color="9BBB59" w:themeColor="accent3"/>
+          <w:top w:val="single" w:color="9BBB59" w:themeColor="accent3" w:sz="8" w:space="0"/>
+          <w:left w:val="single" w:color="9BBB59" w:themeColor="accent3" w:sz="8" w:space="0"/>
+          <w:bottom w:val="single" w:color="9BBB59" w:themeColor="accent3" w:sz="8" w:space="0"/>
+          <w:right w:val="single" w:color="9BBB59" w:themeColor="accent3" w:sz="8" w:space="0"/>
         </w:tcBorders>
       </w:tcPr>
     </w:tblStylePr>
@@ -21672,10 +21672,10 @@
       <w:tblStyleColBandSize w:val="1"/>
       <w:tblInd w:w="0" w:type="dxa"/>
       <w:tblBorders>
-        <w:top w:val="single" w:sz="8" w:space="0" w:color="8064A2" w:themeColor="accent4"/>
-        <w:left w:val="single" w:sz="8" w:space="0" w:color="8064A2" w:themeColor="accent4"/>
-        <w:bottom w:val="single" w:sz="8" w:space="0" w:color="8064A2" w:themeColor="accent4"/>
-        <w:right w:val="single" w:sz="8" w:space="0" w:color="8064A2" w:themeColor="accent4"/>
+        <w:top w:val="single" w:color="8064A2" w:themeColor="accent4" w:sz="8" w:space="0"/>
+        <w:left w:val="single" w:color="8064A2" w:themeColor="accent4" w:sz="8" w:space="0"/>
+        <w:bottom w:val="single" w:color="8064A2" w:themeColor="accent4" w:sz="8" w:space="0"/>
+        <w:right w:val="single" w:color="8064A2" w:themeColor="accent4" w:sz="8" w:space="0"/>
       </w:tblBorders>
       <w:tblCellMar>
         <w:top w:w="0" w:type="dxa"/>
@@ -21709,10 +21709,10 @@
       <w:tblPr/>
       <w:tcPr>
         <w:tcBorders>
-          <w:top w:val="double" w:sz="6" w:space="0" w:color="8064A2" w:themeColor="accent4"/>
-          <w:left w:val="single" w:sz="8" w:space="0" w:color="8064A2" w:themeColor="accent4"/>
-          <w:bottom w:val="single" w:sz="8" w:space="0" w:color="8064A2" w:themeColor="accent4"/>
-          <w:right w:val="single" w:sz="8" w:space="0" w:color="8064A2" w:themeColor="accent4"/>
+          <w:top w:val="double" w:color="8064A2" w:themeColor="accent4" w:sz="6" w:space="0"/>
+          <w:left w:val="single" w:color="8064A2" w:themeColor="accent4" w:sz="8" w:space="0"/>
+          <w:bottom w:val="single" w:color="8064A2" w:themeColor="accent4" w:sz="8" w:space="0"/>
+          <w:right w:val="single" w:color="8064A2" w:themeColor="accent4" w:sz="8" w:space="0"/>
         </w:tcBorders>
       </w:tcPr>
     </w:tblStylePr>
@@ -21732,10 +21732,10 @@
       <w:tblPr/>
       <w:tcPr>
         <w:tcBorders>
-          <w:top w:val="single" w:sz="8" w:space="0" w:color="8064A2" w:themeColor="accent4"/>
-          <w:left w:val="single" w:sz="8" w:space="0" w:color="8064A2" w:themeColor="accent4"/>
-          <w:bottom w:val="single" w:sz="8" w:space="0" w:color="8064A2" w:themeColor="accent4"/>
-          <w:right w:val="single" w:sz="8" w:space="0" w:color="8064A2" w:themeColor="accent4"/>
+          <w:top w:val="single" w:color="8064A2" w:themeColor="accent4" w:sz="8" w:space="0"/>
+          <w:left w:val="single" w:color="8064A2" w:themeColor="accent4" w:sz="8" w:space="0"/>
+          <w:bottom w:val="single" w:color="8064A2" w:themeColor="accent4" w:sz="8" w:space="0"/>
+          <w:right w:val="single" w:color="8064A2" w:themeColor="accent4" w:sz="8" w:space="0"/>
         </w:tcBorders>
       </w:tcPr>
     </w:tblStylePr>
@@ -21743,10 +21743,10 @@
       <w:tblPr/>
       <w:tcPr>
         <w:tcBorders>
-          <w:top w:val="single" w:sz="8" w:space="0" w:color="8064A2" w:themeColor="accent4"/>
-          <w:left w:val="single" w:sz="8" w:space="0" w:color="8064A2" w:themeColor="accent4"/>
-          <w:bottom w:val="single" w:sz="8" w:space="0" w:color="8064A2" w:themeColor="accent4"/>
-          <w:right w:val="single" w:sz="8" w:space="0" w:color="8064A2" w:themeColor="accent4"/>
+          <w:top w:val="single" w:color="8064A2" w:themeColor="accent4" w:sz="8" w:space="0"/>
+          <w:left w:val="single" w:color="8064A2" w:themeColor="accent4" w:sz="8" w:space="0"/>
+          <w:bottom w:val="single" w:color="8064A2" w:themeColor="accent4" w:sz="8" w:space="0"/>
+          <w:right w:val="single" w:color="8064A2" w:themeColor="accent4" w:sz="8" w:space="0"/>
         </w:tcBorders>
       </w:tcPr>
     </w:tblStylePr>
@@ -21764,10 +21764,10 @@
       <w:tblStyleColBandSize w:val="1"/>
       <w:tblInd w:w="0" w:type="dxa"/>
       <w:tblBorders>
-        <w:top w:val="single" w:sz="8" w:space="0" w:color="4BACC6" w:themeColor="accent5"/>
-        <w:left w:val="single" w:sz="8" w:space="0" w:color="4BACC6" w:themeColor="accent5"/>
-        <w:bottom w:val="single" w:sz="8" w:space="0" w:color="4BACC6" w:themeColor="accent5"/>
-        <w:right w:val="single" w:sz="8" w:space="0" w:color="4BACC6" w:themeColor="accent5"/>
+        <w:top w:val="single" w:color="4BACC6" w:themeColor="accent5" w:sz="8" w:space="0"/>
+        <w:left w:val="single" w:color="4BACC6" w:themeColor="accent5" w:sz="8" w:space="0"/>
+        <w:bottom w:val="single" w:color="4BACC6" w:themeColor="accent5" w:sz="8" w:space="0"/>
+        <w:right w:val="single" w:color="4BACC6" w:themeColor="accent5" w:sz="8" w:space="0"/>
       </w:tblBorders>
       <w:tblCellMar>
         <w:top w:w="0" w:type="dxa"/>
@@ -21801,10 +21801,10 @@
       <w:tblPr/>
       <w:tcPr>
         <w:tcBorders>
-          <w:top w:val="double" w:sz="6" w:space="0" w:color="4BACC6" w:themeColor="accent5"/>
-          <w:left w:val="single" w:sz="8" w:space="0" w:color="4BACC6" w:themeColor="accent5"/>
-          <w:bottom w:val="single" w:sz="8" w:space="0" w:color="4BACC6" w:themeColor="accent5"/>
-          <w:right w:val="single" w:sz="8" w:space="0" w:color="4BACC6" w:themeColor="accent5"/>
+          <w:top w:val="double" w:color="4BACC6" w:themeColor="accent5" w:sz="6" w:space="0"/>
+          <w:left w:val="single" w:color="4BACC6" w:themeColor="accent5" w:sz="8" w:space="0"/>
+          <w:bottom w:val="single" w:color="4BACC6" w:themeColor="accent5" w:sz="8" w:space="0"/>
+          <w:right w:val="single" w:color="4BACC6" w:themeColor="accent5" w:sz="8" w:space="0"/>
         </w:tcBorders>
       </w:tcPr>
     </w:tblStylePr>
@@ -21824,10 +21824,10 @@
       <w:tblPr/>
       <w:tcPr>
         <w:tcBorders>
-          <w:top w:val="single" w:sz="8" w:space="0" w:color="4BACC6" w:themeColor="accent5"/>
-          <w:left w:val="single" w:sz="8" w:space="0" w:color="4BACC6" w:themeColor="accent5"/>
-          <w:bottom w:val="single" w:sz="8" w:space="0" w:color="4BACC6" w:themeColor="accent5"/>
-          <w:right w:val="single" w:sz="8" w:space="0" w:color="4BACC6" w:themeColor="accent5"/>
+          <w:top w:val="single" w:color="4BACC6" w:themeColor="accent5" w:sz="8" w:space="0"/>
+          <w:left w:val="single" w:color="4BACC6" w:themeColor="accent5" w:sz="8" w:space="0"/>
+          <w:bottom w:val="single" w:color="4BACC6" w:themeColor="accent5" w:sz="8" w:space="0"/>
+          <w:right w:val="single" w:color="4BACC6" w:themeColor="accent5" w:sz="8" w:space="0"/>
         </w:tcBorders>
       </w:tcPr>
     </w:tblStylePr>
@@ -21835,10 +21835,10 @@
       <w:tblPr/>
       <w:tcPr>
         <w:tcBorders>
-          <w:top w:val="single" w:sz="8" w:space="0" w:color="4BACC6" w:themeColor="accent5"/>
-          <w:left w:val="single" w:sz="8" w:space="0" w:color="4BACC6" w:themeColor="accent5"/>
-          <w:bottom w:val="single" w:sz="8" w:space="0" w:color="4BACC6" w:themeColor="accent5"/>
-          <w:right w:val="single" w:sz="8" w:space="0" w:color="4BACC6" w:themeColor="accent5"/>
+          <w:top w:val="single" w:color="4BACC6" w:themeColor="accent5" w:sz="8" w:space="0"/>
+          <w:left w:val="single" w:color="4BACC6" w:themeColor="accent5" w:sz="8" w:space="0"/>
+          <w:bottom w:val="single" w:color="4BACC6" w:themeColor="accent5" w:sz="8" w:space="0"/>
+          <w:right w:val="single" w:color="4BACC6" w:themeColor="accent5" w:sz="8" w:space="0"/>
         </w:tcBorders>
       </w:tcPr>
     </w:tblStylePr>
@@ -21856,10 +21856,10 @@
       <w:tblStyleColBandSize w:val="1"/>
       <w:tblInd w:w="0" w:type="dxa"/>
       <w:tblBorders>
-        <w:top w:val="single" w:sz="8" w:space="0" w:color="F79646" w:themeColor="accent6"/>
-        <w:left w:val="single" w:sz="8" w:space="0" w:color="F79646" w:themeColor="accent6"/>
-        <w:bottom w:val="single" w:sz="8" w:space="0" w:color="F79646" w:themeColor="accent6"/>
-        <w:right w:val="single" w:sz="8" w:space="0" w:color="F79646" w:themeColor="accent6"/>
+        <w:top w:val="single" w:color="F79646" w:themeColor="accent6" w:sz="8" w:space="0"/>
+        <w:left w:val="single" w:color="F79646" w:themeColor="accent6" w:sz="8" w:space="0"/>
+        <w:bottom w:val="single" w:color="F79646" w:themeColor="accent6" w:sz="8" w:space="0"/>
+        <w:right w:val="single" w:color="F79646" w:themeColor="accent6" w:sz="8" w:space="0"/>
       </w:tblBorders>
       <w:tblCellMar>
         <w:top w:w="0" w:type="dxa"/>
@@ -21893,10 +21893,10 @@
       <w:tblPr/>
       <w:tcPr>
         <w:tcBorders>
-          <w:top w:val="double" w:sz="6" w:space="0" w:color="F79646" w:themeColor="accent6"/>
-          <w:left w:val="single" w:sz="8" w:space="0" w:color="F79646" w:themeColor="accent6"/>
-          <w:bottom w:val="single" w:sz="8" w:space="0" w:color="F79646" w:themeColor="accent6"/>
-          <w:right w:val="single" w:sz="8" w:space="0" w:color="F79646" w:themeColor="accent6"/>
+          <w:top w:val="double" w:color="F79646" w:themeColor="accent6" w:sz="6" w:space="0"/>
+          <w:left w:val="single" w:color="F79646" w:themeColor="accent6" w:sz="8" w:space="0"/>
+          <w:bottom w:val="single" w:color="F79646" w:themeColor="accent6" w:sz="8" w:space="0"/>
+          <w:right w:val="single" w:color="F79646" w:themeColor="accent6" w:sz="8" w:space="0"/>
         </w:tcBorders>
       </w:tcPr>
     </w:tblStylePr>
@@ -21916,10 +21916,10 @@
       <w:tblPr/>
       <w:tcPr>
         <w:tcBorders>
-          <w:top w:val="single" w:sz="8" w:space="0" w:color="F79646" w:themeColor="accent6"/>
-          <w:left w:val="single" w:sz="8" w:space="0" w:color="F79646" w:themeColor="accent6"/>
-          <w:bottom w:val="single" w:sz="8" w:space="0" w:color="F79646" w:themeColor="accent6"/>
-          <w:right w:val="single" w:sz="8" w:space="0" w:color="F79646" w:themeColor="accent6"/>
+          <w:top w:val="single" w:color="F79646" w:themeColor="accent6" w:sz="8" w:space="0"/>
+          <w:left w:val="single" w:color="F79646" w:themeColor="accent6" w:sz="8" w:space="0"/>
+          <w:bottom w:val="single" w:color="F79646" w:themeColor="accent6" w:sz="8" w:space="0"/>
+          <w:right w:val="single" w:color="F79646" w:themeColor="accent6" w:sz="8" w:space="0"/>
         </w:tcBorders>
       </w:tcPr>
     </w:tblStylePr>
@@ -21927,10 +21927,10 @@
       <w:tblPr/>
       <w:tcPr>
         <w:tcBorders>
-          <w:top w:val="single" w:sz="8" w:space="0" w:color="F79646" w:themeColor="accent6"/>
-          <w:left w:val="single" w:sz="8" w:space="0" w:color="F79646" w:themeColor="accent6"/>
-          <w:bottom w:val="single" w:sz="8" w:space="0" w:color="F79646" w:themeColor="accent6"/>
-          <w:right w:val="single" w:sz="8" w:space="0" w:color="F79646" w:themeColor="accent6"/>
+          <w:top w:val="single" w:color="F79646" w:themeColor="accent6" w:sz="8" w:space="0"/>
+          <w:left w:val="single" w:color="F79646" w:themeColor="accent6" w:sz="8" w:space="0"/>
+          <w:bottom w:val="single" w:color="F79646" w:themeColor="accent6" w:sz="8" w:space="0"/>
+          <w:right w:val="single" w:color="F79646" w:themeColor="accent6" w:sz="8" w:space="0"/>
         </w:tcBorders>
       </w:tcPr>
     </w:tblStylePr>
@@ -21948,12 +21948,12 @@
       <w:tblStyleColBandSize w:val="1"/>
       <w:tblInd w:w="0" w:type="dxa"/>
       <w:tblBorders>
-        <w:top w:val="single" w:sz="8" w:space="0" w:color="000000" w:themeColor="text1"/>
-        <w:left w:val="single" w:sz="8" w:space="0" w:color="000000" w:themeColor="text1"/>
-        <w:bottom w:val="single" w:sz="8" w:space="0" w:color="000000" w:themeColor="text1"/>
-        <w:right w:val="single" w:sz="8" w:space="0" w:color="000000" w:themeColor="text1"/>
-        <w:insideH w:val="single" w:sz="8" w:space="0" w:color="000000" w:themeColor="text1"/>
-        <w:insideV w:val="single" w:sz="8" w:space="0" w:color="000000" w:themeColor="text1"/>
+        <w:top w:val="single" w:color="000000" w:themeColor="text1" w:sz="8" w:space="0"/>
+        <w:left w:val="single" w:color="000000" w:themeColor="text1" w:sz="8" w:space="0"/>
+        <w:bottom w:val="single" w:color="000000" w:themeColor="text1" w:sz="8" w:space="0"/>
+        <w:right w:val="single" w:color="000000" w:themeColor="text1" w:sz="8" w:space="0"/>
+        <w:insideH w:val="single" w:color="000000" w:themeColor="text1" w:sz="8" w:space="0"/>
+        <w:insideV w:val="single" w:color="000000" w:themeColor="text1" w:sz="8" w:space="0"/>
       </w:tblBorders>
       <w:tblCellMar>
         <w:top w:w="0" w:type="dxa"/>
@@ -21967,19 +21967,19 @@
         <w:spacing w:before="0" w:after="0" w:line="240" w:lineRule="auto"/>
       </w:pPr>
       <w:rPr>
-        <w:rFonts w:asciiTheme="majorHAnsi" w:eastAsiaTheme="majorEastAsia" w:hAnsiTheme="majorHAnsi" w:cstheme="majorBidi"/>
-        <w:b/>
-        <w:bCs/>
-      </w:rPr>
-      <w:tblPr/>
-      <w:tcPr>
-        <w:tcBorders>
-          <w:top w:val="single" w:sz="8" w:space="0" w:color="000000" w:themeColor="text1"/>
-          <w:left w:val="single" w:sz="8" w:space="0" w:color="000000" w:themeColor="text1"/>
-          <w:bottom w:val="single" w:sz="18" w:space="0" w:color="000000" w:themeColor="text1"/>
-          <w:right w:val="single" w:sz="8" w:space="0" w:color="000000" w:themeColor="text1"/>
-          <w:insideH w:val="nil"/>
-          <w:insideV w:val="single" w:sz="8" w:space="0" w:color="000000" w:themeColor="text1"/>
+        <w:rFonts w:asciiTheme="majorHAnsi" w:hAnsiTheme="majorHAnsi" w:eastAsiaTheme="majorEastAsia" w:cstheme="majorBidi"/>
+        <w:b/>
+        <w:bCs/>
+      </w:rPr>
+      <w:tblPr/>
+      <w:tcPr>
+        <w:tcBorders>
+          <w:top w:val="single" w:color="000000" w:themeColor="text1" w:sz="8" w:space="0"/>
+          <w:left w:val="single" w:color="000000" w:themeColor="text1" w:sz="8" w:space="0"/>
+          <w:bottom w:val="single" w:color="000000" w:themeColor="text1" w:sz="18" w:space="0"/>
+          <w:right w:val="single" w:color="000000" w:themeColor="text1" w:sz="8" w:space="0"/>
+          <w:insideH w:val="nil"/>
+          <w:insideV w:val="single" w:color="000000" w:themeColor="text1" w:sz="8" w:space="0"/>
         </w:tcBorders>
       </w:tcPr>
     </w:tblStylePr>
@@ -21988,42 +21988,42 @@
         <w:spacing w:before="0" w:after="0" w:line="240" w:lineRule="auto"/>
       </w:pPr>
       <w:rPr>
-        <w:rFonts w:asciiTheme="majorHAnsi" w:eastAsiaTheme="majorEastAsia" w:hAnsiTheme="majorHAnsi" w:cstheme="majorBidi"/>
-        <w:b/>
-        <w:bCs/>
-      </w:rPr>
-      <w:tblPr/>
-      <w:tcPr>
-        <w:tcBorders>
-          <w:top w:val="double" w:sz="6" w:space="0" w:color="000000" w:themeColor="text1"/>
-          <w:left w:val="single" w:sz="8" w:space="0" w:color="000000" w:themeColor="text1"/>
-          <w:bottom w:val="single" w:sz="8" w:space="0" w:color="000000" w:themeColor="text1"/>
-          <w:right w:val="single" w:sz="8" w:space="0" w:color="000000" w:themeColor="text1"/>
-          <w:insideH w:val="nil"/>
-          <w:insideV w:val="single" w:sz="8" w:space="0" w:color="000000" w:themeColor="text1"/>
+        <w:rFonts w:asciiTheme="majorHAnsi" w:hAnsiTheme="majorHAnsi" w:eastAsiaTheme="majorEastAsia" w:cstheme="majorBidi"/>
+        <w:b/>
+        <w:bCs/>
+      </w:rPr>
+      <w:tblPr/>
+      <w:tcPr>
+        <w:tcBorders>
+          <w:top w:val="double" w:color="000000" w:themeColor="text1" w:sz="6" w:space="0"/>
+          <w:left w:val="single" w:color="000000" w:themeColor="text1" w:sz="8" w:space="0"/>
+          <w:bottom w:val="single" w:color="000000" w:themeColor="text1" w:sz="8" w:space="0"/>
+          <w:right w:val="single" w:color="000000" w:themeColor="text1" w:sz="8" w:space="0"/>
+          <w:insideH w:val="nil"/>
+          <w:insideV w:val="single" w:color="000000" w:themeColor="text1" w:sz="8" w:space="0"/>
         </w:tcBorders>
       </w:tcPr>
     </w:tblStylePr>
     <w:tblStylePr w:type="firstCol">
       <w:rPr>
-        <w:rFonts w:asciiTheme="majorHAnsi" w:eastAsiaTheme="majorEastAsia" w:hAnsiTheme="majorHAnsi" w:cstheme="majorBidi"/>
+        <w:rFonts w:asciiTheme="majorHAnsi" w:hAnsiTheme="majorHAnsi" w:eastAsiaTheme="majorEastAsia" w:cstheme="majorBidi"/>
         <w:b/>
         <w:bCs/>
       </w:rPr>
     </w:tblStylePr>
     <w:tblStylePr w:type="lastCol">
       <w:rPr>
-        <w:rFonts w:asciiTheme="majorHAnsi" w:eastAsiaTheme="majorEastAsia" w:hAnsiTheme="majorHAnsi" w:cstheme="majorBidi"/>
-        <w:b/>
-        <w:bCs/>
-      </w:rPr>
-      <w:tblPr/>
-      <w:tcPr>
-        <w:tcBorders>
-          <w:top w:val="single" w:sz="8" w:space="0" w:color="000000" w:themeColor="text1"/>
-          <w:left w:val="single" w:sz="8" w:space="0" w:color="000000" w:themeColor="text1"/>
-          <w:bottom w:val="single" w:sz="8" w:space="0" w:color="000000" w:themeColor="text1"/>
-          <w:right w:val="single" w:sz="8" w:space="0" w:color="000000" w:themeColor="text1"/>
+        <w:rFonts w:asciiTheme="majorHAnsi" w:hAnsiTheme="majorHAnsi" w:eastAsiaTheme="majorEastAsia" w:cstheme="majorBidi"/>
+        <w:b/>
+        <w:bCs/>
+      </w:rPr>
+      <w:tblPr/>
+      <w:tcPr>
+        <w:tcBorders>
+          <w:top w:val="single" w:color="000000" w:themeColor="text1" w:sz="8" w:space="0"/>
+          <w:left w:val="single" w:color="000000" w:themeColor="text1" w:sz="8" w:space="0"/>
+          <w:bottom w:val="single" w:color="000000" w:themeColor="text1" w:sz="8" w:space="0"/>
+          <w:right w:val="single" w:color="000000" w:themeColor="text1" w:sz="8" w:space="0"/>
         </w:tcBorders>
       </w:tcPr>
     </w:tblStylePr>
@@ -22031,10 +22031,10 @@
       <w:tblPr/>
       <w:tcPr>
         <w:tcBorders>
-          <w:top w:val="single" w:sz="8" w:space="0" w:color="000000" w:themeColor="text1"/>
-          <w:left w:val="single" w:sz="8" w:space="0" w:color="000000" w:themeColor="text1"/>
-          <w:bottom w:val="single" w:sz="8" w:space="0" w:color="000000" w:themeColor="text1"/>
-          <w:right w:val="single" w:sz="8" w:space="0" w:color="000000" w:themeColor="text1"/>
+          <w:top w:val="single" w:color="000000" w:themeColor="text1" w:sz="8" w:space="0"/>
+          <w:left w:val="single" w:color="000000" w:themeColor="text1" w:sz="8" w:space="0"/>
+          <w:bottom w:val="single" w:color="000000" w:themeColor="text1" w:sz="8" w:space="0"/>
+          <w:right w:val="single" w:color="000000" w:themeColor="text1" w:sz="8" w:space="0"/>
         </w:tcBorders>
         <w:shd w:val="clear" w:color="auto" w:fill="C0C0C0" w:themeFill="text1" w:themeFillTint="3F"/>
       </w:tcPr>
@@ -22043,11 +22043,11 @@
       <w:tblPr/>
       <w:tcPr>
         <w:tcBorders>
-          <w:top w:val="single" w:sz="8" w:space="0" w:color="000000" w:themeColor="text1"/>
-          <w:left w:val="single" w:sz="8" w:space="0" w:color="000000" w:themeColor="text1"/>
-          <w:bottom w:val="single" w:sz="8" w:space="0" w:color="000000" w:themeColor="text1"/>
-          <w:right w:val="single" w:sz="8" w:space="0" w:color="000000" w:themeColor="text1"/>
-          <w:insideV w:val="single" w:sz="8" w:space="0" w:color="000000" w:themeColor="text1"/>
+          <w:top w:val="single" w:color="000000" w:themeColor="text1" w:sz="8" w:space="0"/>
+          <w:left w:val="single" w:color="000000" w:themeColor="text1" w:sz="8" w:space="0"/>
+          <w:bottom w:val="single" w:color="000000" w:themeColor="text1" w:sz="8" w:space="0"/>
+          <w:right w:val="single" w:color="000000" w:themeColor="text1" w:sz="8" w:space="0"/>
+          <w:insideV w:val="single" w:color="000000" w:themeColor="text1" w:sz="8" w:space="0"/>
         </w:tcBorders>
         <w:shd w:val="clear" w:color="auto" w:fill="C0C0C0" w:themeFill="text1" w:themeFillTint="3F"/>
       </w:tcPr>
@@ -22056,11 +22056,11 @@
       <w:tblPr/>
       <w:tcPr>
         <w:tcBorders>
-          <w:top w:val="single" w:sz="8" w:space="0" w:color="000000" w:themeColor="text1"/>
-          <w:left w:val="single" w:sz="8" w:space="0" w:color="000000" w:themeColor="text1"/>
-          <w:bottom w:val="single" w:sz="8" w:space="0" w:color="000000" w:themeColor="text1"/>
-          <w:right w:val="single" w:sz="8" w:space="0" w:color="000000" w:themeColor="text1"/>
-          <w:insideV w:val="single" w:sz="8" w:space="0" w:color="000000" w:themeColor="text1"/>
+          <w:top w:val="single" w:color="000000" w:themeColor="text1" w:sz="8" w:space="0"/>
+          <w:left w:val="single" w:color="000000" w:themeColor="text1" w:sz="8" w:space="0"/>
+          <w:bottom w:val="single" w:color="000000" w:themeColor="text1" w:sz="8" w:space="0"/>
+          <w:right w:val="single" w:color="000000" w:themeColor="text1" w:sz="8" w:space="0"/>
+          <w:insideV w:val="single" w:color="000000" w:themeColor="text1" w:sz="8" w:space="0"/>
         </w:tcBorders>
       </w:tcPr>
     </w:tblStylePr>
@@ -22078,12 +22078,12 @@
       <w:tblStyleColBandSize w:val="1"/>
       <w:tblInd w:w="0" w:type="dxa"/>
       <w:tblBorders>
-        <w:top w:val="single" w:sz="8" w:space="0" w:color="4F81BD" w:themeColor="accent1"/>
-        <w:left w:val="single" w:sz="8" w:space="0" w:color="4F81BD" w:themeColor="accent1"/>
-        <w:bottom w:val="single" w:sz="8" w:space="0" w:color="4F81BD" w:themeColor="accent1"/>
-        <w:right w:val="single" w:sz="8" w:space="0" w:color="4F81BD" w:themeColor="accent1"/>
-        <w:insideH w:val="single" w:sz="8" w:space="0" w:color="4F81BD" w:themeColor="accent1"/>
-        <w:insideV w:val="single" w:sz="8" w:space="0" w:color="4F81BD" w:themeColor="accent1"/>
+        <w:top w:val="single" w:color="4F81BD" w:themeColor="accent1" w:sz="8" w:space="0"/>
+        <w:left w:val="single" w:color="4F81BD" w:themeColor="accent1" w:sz="8" w:space="0"/>
+        <w:bottom w:val="single" w:color="4F81BD" w:themeColor="accent1" w:sz="8" w:space="0"/>
+        <w:right w:val="single" w:color="4F81BD" w:themeColor="accent1" w:sz="8" w:space="0"/>
+        <w:insideH w:val="single" w:color="4F81BD" w:themeColor="accent1" w:sz="8" w:space="0"/>
+        <w:insideV w:val="single" w:color="4F81BD" w:themeColor="accent1" w:sz="8" w:space="0"/>
       </w:tblBorders>
       <w:tblCellMar>
         <w:top w:w="0" w:type="dxa"/>
@@ -22097,19 +22097,19 @@
         <w:spacing w:before="0" w:after="0" w:line="240" w:lineRule="auto"/>
       </w:pPr>
       <w:rPr>
-        <w:rFonts w:asciiTheme="majorHAnsi" w:eastAsiaTheme="majorEastAsia" w:hAnsiTheme="majorHAnsi" w:cstheme="majorBidi"/>
-        <w:b/>
-        <w:bCs/>
-      </w:rPr>
-      <w:tblPr/>
-      <w:tcPr>
-        <w:tcBorders>
-          <w:top w:val="single" w:sz="8" w:space="0" w:color="4F81BD" w:themeColor="accent1"/>
-          <w:left w:val="single" w:sz="8" w:space="0" w:color="4F81BD" w:themeColor="accent1"/>
-          <w:bottom w:val="single" w:sz="18" w:space="0" w:color="4F81BD" w:themeColor="accent1"/>
-          <w:right w:val="single" w:sz="8" w:space="0" w:color="4F81BD" w:themeColor="accent1"/>
-          <w:insideH w:val="nil"/>
-          <w:insideV w:val="single" w:sz="8" w:space="0" w:color="4F81BD" w:themeColor="accent1"/>
+        <w:rFonts w:asciiTheme="majorHAnsi" w:hAnsiTheme="majorHAnsi" w:eastAsiaTheme="majorEastAsia" w:cstheme="majorBidi"/>
+        <w:b/>
+        <w:bCs/>
+      </w:rPr>
+      <w:tblPr/>
+      <w:tcPr>
+        <w:tcBorders>
+          <w:top w:val="single" w:color="4F81BD" w:themeColor="accent1" w:sz="8" w:space="0"/>
+          <w:left w:val="single" w:color="4F81BD" w:themeColor="accent1" w:sz="8" w:space="0"/>
+          <w:bottom w:val="single" w:color="4F81BD" w:themeColor="accent1" w:sz="18" w:space="0"/>
+          <w:right w:val="single" w:color="4F81BD" w:themeColor="accent1" w:sz="8" w:space="0"/>
+          <w:insideH w:val="nil"/>
+          <w:insideV w:val="single" w:color="4F81BD" w:themeColor="accent1" w:sz="8" w:space="0"/>
         </w:tcBorders>
       </w:tcPr>
     </w:tblStylePr>
@@ -22118,42 +22118,42 @@
         <w:spacing w:before="0" w:after="0" w:line="240" w:lineRule="auto"/>
       </w:pPr>
       <w:rPr>
-        <w:rFonts w:asciiTheme="majorHAnsi" w:eastAsiaTheme="majorEastAsia" w:hAnsiTheme="majorHAnsi" w:cstheme="majorBidi"/>
-        <w:b/>
-        <w:bCs/>
-      </w:rPr>
-      <w:tblPr/>
-      <w:tcPr>
-        <w:tcBorders>
-          <w:top w:val="double" w:sz="6" w:space="0" w:color="4F81BD" w:themeColor="accent1"/>
-          <w:left w:val="single" w:sz="8" w:space="0" w:color="4F81BD" w:themeColor="accent1"/>
-          <w:bottom w:val="single" w:sz="8" w:space="0" w:color="4F81BD" w:themeColor="accent1"/>
-          <w:right w:val="single" w:sz="8" w:space="0" w:color="4F81BD" w:themeColor="accent1"/>
-          <w:insideH w:val="nil"/>
-          <w:insideV w:val="single" w:sz="8" w:space="0" w:color="4F81BD" w:themeColor="accent1"/>
+        <w:rFonts w:asciiTheme="majorHAnsi" w:hAnsiTheme="majorHAnsi" w:eastAsiaTheme="majorEastAsia" w:cstheme="majorBidi"/>
+        <w:b/>
+        <w:bCs/>
+      </w:rPr>
+      <w:tblPr/>
+      <w:tcPr>
+        <w:tcBorders>
+          <w:top w:val="double" w:color="4F81BD" w:themeColor="accent1" w:sz="6" w:space="0"/>
+          <w:left w:val="single" w:color="4F81BD" w:themeColor="accent1" w:sz="8" w:space="0"/>
+          <w:bottom w:val="single" w:color="4F81BD" w:themeColor="accent1" w:sz="8" w:space="0"/>
+          <w:right w:val="single" w:color="4F81BD" w:themeColor="accent1" w:sz="8" w:space="0"/>
+          <w:insideH w:val="nil"/>
+          <w:insideV w:val="single" w:color="4F81BD" w:themeColor="accent1" w:sz="8" w:space="0"/>
         </w:tcBorders>
       </w:tcPr>
     </w:tblStylePr>
     <w:tblStylePr w:type="firstCol">
       <w:rPr>
-        <w:rFonts w:asciiTheme="majorHAnsi" w:eastAsiaTheme="majorEastAsia" w:hAnsiTheme="majorHAnsi" w:cstheme="majorBidi"/>
+        <w:rFonts w:asciiTheme="majorHAnsi" w:hAnsiTheme="majorHAnsi" w:eastAsiaTheme="majorEastAsia" w:cstheme="majorBidi"/>
         <w:b/>
         <w:bCs/>
       </w:rPr>
     </w:tblStylePr>
     <w:tblStylePr w:type="lastCol">
       <w:rPr>
-        <w:rFonts w:asciiTheme="majorHAnsi" w:eastAsiaTheme="majorEastAsia" w:hAnsiTheme="majorHAnsi" w:cstheme="majorBidi"/>
-        <w:b/>
-        <w:bCs/>
-      </w:rPr>
-      <w:tblPr/>
-      <w:tcPr>
-        <w:tcBorders>
-          <w:top w:val="single" w:sz="8" w:space="0" w:color="4F81BD" w:themeColor="accent1"/>
-          <w:left w:val="single" w:sz="8" w:space="0" w:color="4F81BD" w:themeColor="accent1"/>
-          <w:bottom w:val="single" w:sz="8" w:space="0" w:color="4F81BD" w:themeColor="accent1"/>
-          <w:right w:val="single" w:sz="8" w:space="0" w:color="4F81BD" w:themeColor="accent1"/>
+        <w:rFonts w:asciiTheme="majorHAnsi" w:hAnsiTheme="majorHAnsi" w:eastAsiaTheme="majorEastAsia" w:cstheme="majorBidi"/>
+        <w:b/>
+        <w:bCs/>
+      </w:rPr>
+      <w:tblPr/>
+      <w:tcPr>
+        <w:tcBorders>
+          <w:top w:val="single" w:color="4F81BD" w:themeColor="accent1" w:sz="8" w:space="0"/>
+          <w:left w:val="single" w:color="4F81BD" w:themeColor="accent1" w:sz="8" w:space="0"/>
+          <w:bottom w:val="single" w:color="4F81BD" w:themeColor="accent1" w:sz="8" w:space="0"/>
+          <w:right w:val="single" w:color="4F81BD" w:themeColor="accent1" w:sz="8" w:space="0"/>
         </w:tcBorders>
       </w:tcPr>
     </w:tblStylePr>
@@ -22161,10 +22161,10 @@
       <w:tblPr/>
       <w:tcPr>
         <w:tcBorders>
-          <w:top w:val="single" w:sz="8" w:space="0" w:color="4F81BD" w:themeColor="accent1"/>
-          <w:left w:val="single" w:sz="8" w:space="0" w:color="4F81BD" w:themeColor="accent1"/>
-          <w:bottom w:val="single" w:sz="8" w:space="0" w:color="4F81BD" w:themeColor="accent1"/>
-          <w:right w:val="single" w:sz="8" w:space="0" w:color="4F81BD" w:themeColor="accent1"/>
+          <w:top w:val="single" w:color="4F81BD" w:themeColor="accent1" w:sz="8" w:space="0"/>
+          <w:left w:val="single" w:color="4F81BD" w:themeColor="accent1" w:sz="8" w:space="0"/>
+          <w:bottom w:val="single" w:color="4F81BD" w:themeColor="accent1" w:sz="8" w:space="0"/>
+          <w:right w:val="single" w:color="4F81BD" w:themeColor="accent1" w:sz="8" w:space="0"/>
         </w:tcBorders>
         <w:shd w:val="clear" w:color="auto" w:fill="D3DFEE" w:themeFill="accent1" w:themeFillTint="3F"/>
       </w:tcPr>
@@ -22173,11 +22173,11 @@
       <w:tblPr/>
       <w:tcPr>
         <w:tcBorders>
-          <w:top w:val="single" w:sz="8" w:space="0" w:color="4F81BD" w:themeColor="accent1"/>
-          <w:left w:val="single" w:sz="8" w:space="0" w:color="4F81BD" w:themeColor="accent1"/>
-          <w:bottom w:val="single" w:sz="8" w:space="0" w:color="4F81BD" w:themeColor="accent1"/>
-          <w:right w:val="single" w:sz="8" w:space="0" w:color="4F81BD" w:themeColor="accent1"/>
-          <w:insideV w:val="single" w:sz="8" w:space="0" w:color="4F81BD" w:themeColor="accent1"/>
+          <w:top w:val="single" w:color="4F81BD" w:themeColor="accent1" w:sz="8" w:space="0"/>
+          <w:left w:val="single" w:color="4F81BD" w:themeColor="accent1" w:sz="8" w:space="0"/>
+          <w:bottom w:val="single" w:color="4F81BD" w:themeColor="accent1" w:sz="8" w:space="0"/>
+          <w:right w:val="single" w:color="4F81BD" w:themeColor="accent1" w:sz="8" w:space="0"/>
+          <w:insideV w:val="single" w:color="4F81BD" w:themeColor="accent1" w:sz="8" w:space="0"/>
         </w:tcBorders>
         <w:shd w:val="clear" w:color="auto" w:fill="D3DFEE" w:themeFill="accent1" w:themeFillTint="3F"/>
       </w:tcPr>
@@ -22186,11 +22186,11 @@
       <w:tblPr/>
       <w:tcPr>
         <w:tcBorders>
-          <w:top w:val="single" w:sz="8" w:space="0" w:color="4F81BD" w:themeColor="accent1"/>
-          <w:left w:val="single" w:sz="8" w:space="0" w:color="4F81BD" w:themeColor="accent1"/>
-          <w:bottom w:val="single" w:sz="8" w:space="0" w:color="4F81BD" w:themeColor="accent1"/>
-          <w:right w:val="single" w:sz="8" w:space="0" w:color="4F81BD" w:themeColor="accent1"/>
-          <w:insideV w:val="single" w:sz="8" w:space="0" w:color="4F81BD" w:themeColor="accent1"/>
+          <w:top w:val="single" w:color="4F81BD" w:themeColor="accent1" w:sz="8" w:space="0"/>
+          <w:left w:val="single" w:color="4F81BD" w:themeColor="accent1" w:sz="8" w:space="0"/>
+          <w:bottom w:val="single" w:color="4F81BD" w:themeColor="accent1" w:sz="8" w:space="0"/>
+          <w:right w:val="single" w:color="4F81BD" w:themeColor="accent1" w:sz="8" w:space="0"/>
+          <w:insideV w:val="single" w:color="4F81BD" w:themeColor="accent1" w:sz="8" w:space="0"/>
         </w:tcBorders>
       </w:tcPr>
     </w:tblStylePr>
@@ -22208,12 +22208,12 @@
       <w:tblStyleColBandSize w:val="1"/>
       <w:tblInd w:w="0" w:type="dxa"/>
       <w:tblBorders>
-        <w:top w:val="single" w:sz="8" w:space="0" w:color="C0504D" w:themeColor="accent2"/>
-        <w:left w:val="single" w:sz="8" w:space="0" w:color="C0504D" w:themeColor="accent2"/>
-        <w:bottom w:val="single" w:sz="8" w:space="0" w:color="C0504D" w:themeColor="accent2"/>
-        <w:right w:val="single" w:sz="8" w:space="0" w:color="C0504D" w:themeColor="accent2"/>
-        <w:insideH w:val="single" w:sz="8" w:space="0" w:color="C0504D" w:themeColor="accent2"/>
-        <w:insideV w:val="single" w:sz="8" w:space="0" w:color="C0504D" w:themeColor="accent2"/>
+        <w:top w:val="single" w:color="C0504D" w:themeColor="accent2" w:sz="8" w:space="0"/>
+        <w:left w:val="single" w:color="C0504D" w:themeColor="accent2" w:sz="8" w:space="0"/>
+        <w:bottom w:val="single" w:color="C0504D" w:themeColor="accent2" w:sz="8" w:space="0"/>
+        <w:right w:val="single" w:color="C0504D" w:themeColor="accent2" w:sz="8" w:space="0"/>
+        <w:insideH w:val="single" w:color="C0504D" w:themeColor="accent2" w:sz="8" w:space="0"/>
+        <w:insideV w:val="single" w:color="C0504D" w:themeColor="accent2" w:sz="8" w:space="0"/>
       </w:tblBorders>
       <w:tblCellMar>
         <w:top w:w="0" w:type="dxa"/>
@@ -22227,19 +22227,19 @@
         <w:spacing w:before="0" w:after="0" w:line="240" w:lineRule="auto"/>
       </w:pPr>
       <w:rPr>
-        <w:rFonts w:asciiTheme="majorHAnsi" w:eastAsiaTheme="majorEastAsia" w:hAnsiTheme="majorHAnsi" w:cstheme="majorBidi"/>
-        <w:b/>
-        <w:bCs/>
-      </w:rPr>
-      <w:tblPr/>
-      <w:tcPr>
-        <w:tcBorders>
-          <w:top w:val="single" w:sz="8" w:space="0" w:color="C0504D" w:themeColor="accent2"/>
-          <w:left w:val="single" w:sz="8" w:space="0" w:color="C0504D" w:themeColor="accent2"/>
-          <w:bottom w:val="single" w:sz="18" w:space="0" w:color="C0504D" w:themeColor="accent2"/>
-          <w:right w:val="single" w:sz="8" w:space="0" w:color="C0504D" w:themeColor="accent2"/>
-          <w:insideH w:val="nil"/>
-          <w:insideV w:val="single" w:sz="8" w:space="0" w:color="C0504D" w:themeColor="accent2"/>
+        <w:rFonts w:asciiTheme="majorHAnsi" w:hAnsiTheme="majorHAnsi" w:eastAsiaTheme="majorEastAsia" w:cstheme="majorBidi"/>
+        <w:b/>
+        <w:bCs/>
+      </w:rPr>
+      <w:tblPr/>
+      <w:tcPr>
+        <w:tcBorders>
+          <w:top w:val="single" w:color="C0504D" w:themeColor="accent2" w:sz="8" w:space="0"/>
+          <w:left w:val="single" w:color="C0504D" w:themeColor="accent2" w:sz="8" w:space="0"/>
+          <w:bottom w:val="single" w:color="C0504D" w:themeColor="accent2" w:sz="18" w:space="0"/>
+          <w:right w:val="single" w:color="C0504D" w:themeColor="accent2" w:sz="8" w:space="0"/>
+          <w:insideH w:val="nil"/>
+          <w:insideV w:val="single" w:color="C0504D" w:themeColor="accent2" w:sz="8" w:space="0"/>
         </w:tcBorders>
       </w:tcPr>
     </w:tblStylePr>
@@ -22248,42 +22248,42 @@
         <w:spacing w:before="0" w:after="0" w:line="240" w:lineRule="auto"/>
       </w:pPr>
       <w:rPr>
-        <w:rFonts w:asciiTheme="majorHAnsi" w:eastAsiaTheme="majorEastAsia" w:hAnsiTheme="majorHAnsi" w:cstheme="majorBidi"/>
-        <w:b/>
-        <w:bCs/>
-      </w:rPr>
-      <w:tblPr/>
-      <w:tcPr>
-        <w:tcBorders>
-          <w:top w:val="double" w:sz="6" w:space="0" w:color="C0504D" w:themeColor="accent2"/>
-          <w:left w:val="single" w:sz="8" w:space="0" w:color="C0504D" w:themeColor="accent2"/>
-          <w:bottom w:val="single" w:sz="8" w:space="0" w:color="C0504D" w:themeColor="accent2"/>
-          <w:right w:val="single" w:sz="8" w:space="0" w:color="C0504D" w:themeColor="accent2"/>
-          <w:insideH w:val="nil"/>
-          <w:insideV w:val="single" w:sz="8" w:space="0" w:color="C0504D" w:themeColor="accent2"/>
+        <w:rFonts w:asciiTheme="majorHAnsi" w:hAnsiTheme="majorHAnsi" w:eastAsiaTheme="majorEastAsia" w:cstheme="majorBidi"/>
+        <w:b/>
+        <w:bCs/>
+      </w:rPr>
+      <w:tblPr/>
+      <w:tcPr>
+        <w:tcBorders>
+          <w:top w:val="double" w:color="C0504D" w:themeColor="accent2" w:sz="6" w:space="0"/>
+          <w:left w:val="single" w:color="C0504D" w:themeColor="accent2" w:sz="8" w:space="0"/>
+          <w:bottom w:val="single" w:color="C0504D" w:themeColor="accent2" w:sz="8" w:space="0"/>
+          <w:right w:val="single" w:color="C0504D" w:themeColor="accent2" w:sz="8" w:space="0"/>
+          <w:insideH w:val="nil"/>
+          <w:insideV w:val="single" w:color="C0504D" w:themeColor="accent2" w:sz="8" w:space="0"/>
         </w:tcBorders>
       </w:tcPr>
     </w:tblStylePr>
     <w:tblStylePr w:type="firstCol">
       <w:rPr>
-        <w:rFonts w:asciiTheme="majorHAnsi" w:eastAsiaTheme="majorEastAsia" w:hAnsiTheme="majorHAnsi" w:cstheme="majorBidi"/>
+        <w:rFonts w:asciiTheme="majorHAnsi" w:hAnsiTheme="majorHAnsi" w:eastAsiaTheme="majorEastAsia" w:cstheme="majorBidi"/>
         <w:b/>
         <w:bCs/>
       </w:rPr>
     </w:tblStylePr>
     <w:tblStylePr w:type="lastCol">
       <w:rPr>
-        <w:rFonts w:asciiTheme="majorHAnsi" w:eastAsiaTheme="majorEastAsia" w:hAnsiTheme="majorHAnsi" w:cstheme="majorBidi"/>
-        <w:b/>
-        <w:bCs/>
-      </w:rPr>
-      <w:tblPr/>
-      <w:tcPr>
-        <w:tcBorders>
-          <w:top w:val="single" w:sz="8" w:space="0" w:color="C0504D" w:themeColor="accent2"/>
-          <w:left w:val="single" w:sz="8" w:space="0" w:color="C0504D" w:themeColor="accent2"/>
-          <w:bottom w:val="single" w:sz="8" w:space="0" w:color="C0504D" w:themeColor="accent2"/>
-          <w:right w:val="single" w:sz="8" w:space="0" w:color="C0504D" w:themeColor="accent2"/>
+        <w:rFonts w:asciiTheme="majorHAnsi" w:hAnsiTheme="majorHAnsi" w:eastAsiaTheme="majorEastAsia" w:cstheme="majorBidi"/>
+        <w:b/>
+        <w:bCs/>
+      </w:rPr>
+      <w:tblPr/>
+      <w:tcPr>
+        <w:tcBorders>
+          <w:top w:val="single" w:color="C0504D" w:themeColor="accent2" w:sz="8" w:space="0"/>
+          <w:left w:val="single" w:color="C0504D" w:themeColor="accent2" w:sz="8" w:space="0"/>
+          <w:bottom w:val="single" w:color="C0504D" w:themeColor="accent2" w:sz="8" w:space="0"/>
+          <w:right w:val="single" w:color="C0504D" w:themeColor="accent2" w:sz="8" w:space="0"/>
         </w:tcBorders>
       </w:tcPr>
     </w:tblStylePr>
@@ -22291,10 +22291,10 @@
       <w:tblPr/>
       <w:tcPr>
         <w:tcBorders>
-          <w:top w:val="single" w:sz="8" w:space="0" w:color="C0504D" w:themeColor="accent2"/>
-          <w:left w:val="single" w:sz="8" w:space="0" w:color="C0504D" w:themeColor="accent2"/>
-          <w:bottom w:val="single" w:sz="8" w:space="0" w:color="C0504D" w:themeColor="accent2"/>
-          <w:right w:val="single" w:sz="8" w:space="0" w:color="C0504D" w:themeColor="accent2"/>
+          <w:top w:val="single" w:color="C0504D" w:themeColor="accent2" w:sz="8" w:space="0"/>
+          <w:left w:val="single" w:color="C0504D" w:themeColor="accent2" w:sz="8" w:space="0"/>
+          <w:bottom w:val="single" w:color="C0504D" w:themeColor="accent2" w:sz="8" w:space="0"/>
+          <w:right w:val="single" w:color="C0504D" w:themeColor="accent2" w:sz="8" w:space="0"/>
         </w:tcBorders>
         <w:shd w:val="clear" w:color="auto" w:fill="EFD3D2" w:themeFill="accent2" w:themeFillTint="3F"/>
       </w:tcPr>
@@ -22303,11 +22303,11 @@
       <w:tblPr/>
       <w:tcPr>
         <w:tcBorders>
-          <w:top w:val="single" w:sz="8" w:space="0" w:color="C0504D" w:themeColor="accent2"/>
-          <w:left w:val="single" w:sz="8" w:space="0" w:color="C0504D" w:themeColor="accent2"/>
-          <w:bottom w:val="single" w:sz="8" w:space="0" w:color="C0504D" w:themeColor="accent2"/>
-          <w:right w:val="single" w:sz="8" w:space="0" w:color="C0504D" w:themeColor="accent2"/>
-          <w:insideV w:val="single" w:sz="8" w:space="0" w:color="C0504D" w:themeColor="accent2"/>
+          <w:top w:val="single" w:color="C0504D" w:themeColor="accent2" w:sz="8" w:space="0"/>
+          <w:left w:val="single" w:color="C0504D" w:themeColor="accent2" w:sz="8" w:space="0"/>
+          <w:bottom w:val="single" w:color="C0504D" w:themeColor="accent2" w:sz="8" w:space="0"/>
+          <w:right w:val="single" w:color="C0504D" w:themeColor="accent2" w:sz="8" w:space="0"/>
+          <w:insideV w:val="single" w:color="C0504D" w:themeColor="accent2" w:sz="8" w:space="0"/>
         </w:tcBorders>
         <w:shd w:val="clear" w:color="auto" w:fill="EFD3D2" w:themeFill="accent2" w:themeFillTint="3F"/>
       </w:tcPr>
@@ -22316,11 +22316,11 @@
       <w:tblPr/>
       <w:tcPr>
         <w:tcBorders>
-          <w:top w:val="single" w:sz="8" w:space="0" w:color="C0504D" w:themeColor="accent2"/>
-          <w:left w:val="single" w:sz="8" w:space="0" w:color="C0504D" w:themeColor="accent2"/>
-          <w:bottom w:val="single" w:sz="8" w:space="0" w:color="C0504D" w:themeColor="accent2"/>
-          <w:right w:val="single" w:sz="8" w:space="0" w:color="C0504D" w:themeColor="accent2"/>
-          <w:insideV w:val="single" w:sz="8" w:space="0" w:color="C0504D" w:themeColor="accent2"/>
+          <w:top w:val="single" w:color="C0504D" w:themeColor="accent2" w:sz="8" w:space="0"/>
+          <w:left w:val="single" w:color="C0504D" w:themeColor="accent2" w:sz="8" w:space="0"/>
+          <w:bottom w:val="single" w:color="C0504D" w:themeColor="accent2" w:sz="8" w:space="0"/>
+          <w:right w:val="single" w:color="C0504D" w:themeColor="accent2" w:sz="8" w:space="0"/>
+          <w:insideV w:val="single" w:color="C0504D" w:themeColor="accent2" w:sz="8" w:space="0"/>
         </w:tcBorders>
       </w:tcPr>
     </w:tblStylePr>
@@ -22338,12 +22338,12 @@
       <w:tblStyleColBandSize w:val="1"/>
       <w:tblInd w:w="0" w:type="dxa"/>
       <w:tblBorders>
-        <w:top w:val="single" w:sz="8" w:space="0" w:color="9BBB59" w:themeColor="accent3"/>
-        <w:left w:val="single" w:sz="8" w:space="0" w:color="9BBB59" w:themeColor="accent3"/>
-        <w:bottom w:val="single" w:sz="8" w:space="0" w:color="9BBB59" w:themeColor="accent3"/>
-        <w:right w:val="single" w:sz="8" w:space="0" w:color="9BBB59" w:themeColor="accent3"/>
-        <w:insideH w:val="single" w:sz="8" w:space="0" w:color="9BBB59" w:themeColor="accent3"/>
-        <w:insideV w:val="single" w:sz="8" w:space="0" w:color="9BBB59" w:themeColor="accent3"/>
+        <w:top w:val="single" w:color="9BBB59" w:themeColor="accent3" w:sz="8" w:space="0"/>
+        <w:left w:val="single" w:color="9BBB59" w:themeColor="accent3" w:sz="8" w:space="0"/>
+        <w:bottom w:val="single" w:color="9BBB59" w:themeColor="accent3" w:sz="8" w:space="0"/>
+        <w:right w:val="single" w:color="9BBB59" w:themeColor="accent3" w:sz="8" w:space="0"/>
+        <w:insideH w:val="single" w:color="9BBB59" w:themeColor="accent3" w:sz="8" w:space="0"/>
+        <w:insideV w:val="single" w:color="9BBB59" w:themeColor="accent3" w:sz="8" w:space="0"/>
       </w:tblBorders>
       <w:tblCellMar>
         <w:top w:w="0" w:type="dxa"/>
@@ -22357,19 +22357,19 @@
         <w:spacing w:before="0" w:after="0" w:line="240" w:lineRule="auto"/>
       </w:pPr>
       <w:rPr>
-        <w:rFonts w:asciiTheme="majorHAnsi" w:eastAsiaTheme="majorEastAsia" w:hAnsiTheme="majorHAnsi" w:cstheme="majorBidi"/>
-        <w:b/>
-        <w:bCs/>
-      </w:rPr>
-      <w:tblPr/>
-      <w:tcPr>
-        <w:tcBorders>
-          <w:top w:val="single" w:sz="8" w:space="0" w:color="9BBB59" w:themeColor="accent3"/>
-          <w:left w:val="single" w:sz="8" w:space="0" w:color="9BBB59" w:themeColor="accent3"/>
-          <w:bottom w:val="single" w:sz="18" w:space="0" w:color="9BBB59" w:themeColor="accent3"/>
-          <w:right w:val="single" w:sz="8" w:space="0" w:color="9BBB59" w:themeColor="accent3"/>
-          <w:insideH w:val="nil"/>
-          <w:insideV w:val="single" w:sz="8" w:space="0" w:color="9BBB59" w:themeColor="accent3"/>
+        <w:rFonts w:asciiTheme="majorHAnsi" w:hAnsiTheme="majorHAnsi" w:eastAsiaTheme="majorEastAsia" w:cstheme="majorBidi"/>
+        <w:b/>
+        <w:bCs/>
+      </w:rPr>
+      <w:tblPr/>
+      <w:tcPr>
+        <w:tcBorders>
+          <w:top w:val="single" w:color="9BBB59" w:themeColor="accent3" w:sz="8" w:space="0"/>
+          <w:left w:val="single" w:color="9BBB59" w:themeColor="accent3" w:sz="8" w:space="0"/>
+          <w:bottom w:val="single" w:color="9BBB59" w:themeColor="accent3" w:sz="18" w:space="0"/>
+          <w:right w:val="single" w:color="9BBB59" w:themeColor="accent3" w:sz="8" w:space="0"/>
+          <w:insideH w:val="nil"/>
+          <w:insideV w:val="single" w:color="9BBB59" w:themeColor="accent3" w:sz="8" w:space="0"/>
         </w:tcBorders>
       </w:tcPr>
     </w:tblStylePr>
@@ -22378,42 +22378,42 @@
         <w:spacing w:before="0" w:after="0" w:line="240" w:lineRule="auto"/>
       </w:pPr>
       <w:rPr>
-        <w:rFonts w:asciiTheme="majorHAnsi" w:eastAsiaTheme="majorEastAsia" w:hAnsiTheme="majorHAnsi" w:cstheme="majorBidi"/>
-        <w:b/>
-        <w:bCs/>
-      </w:rPr>
-      <w:tblPr/>
-      <w:tcPr>
-        <w:tcBorders>
-          <w:top w:val="double" w:sz="6" w:space="0" w:color="9BBB59" w:themeColor="accent3"/>
-          <w:left w:val="single" w:sz="8" w:space="0" w:color="9BBB59" w:themeColor="accent3"/>
-          <w:bottom w:val="single" w:sz="8" w:space="0" w:color="9BBB59" w:themeColor="accent3"/>
-          <w:right w:val="single" w:sz="8" w:space="0" w:color="9BBB59" w:themeColor="accent3"/>
-          <w:insideH w:val="nil"/>
-          <w:insideV w:val="single" w:sz="8" w:space="0" w:color="9BBB59" w:themeColor="accent3"/>
+        <w:rFonts w:asciiTheme="majorHAnsi" w:hAnsiTheme="majorHAnsi" w:eastAsiaTheme="majorEastAsia" w:cstheme="majorBidi"/>
+        <w:b/>
+        <w:bCs/>
+      </w:rPr>
+      <w:tblPr/>
+      <w:tcPr>
+        <w:tcBorders>
+          <w:top w:val="double" w:color="9BBB59" w:themeColor="accent3" w:sz="6" w:space="0"/>
+          <w:left w:val="single" w:color="9BBB59" w:themeColor="accent3" w:sz="8" w:space="0"/>
+          <w:bottom w:val="single" w:color="9BBB59" w:themeColor="accent3" w:sz="8" w:space="0"/>
+          <w:right w:val="single" w:color="9BBB59" w:themeColor="accent3" w:sz="8" w:space="0"/>
+          <w:insideH w:val="nil"/>
+          <w:insideV w:val="single" w:color="9BBB59" w:themeColor="accent3" w:sz="8" w:space="0"/>
         </w:tcBorders>
       </w:tcPr>
     </w:tblStylePr>
     <w:tblStylePr w:type="firstCol">
       <w:rPr>
-        <w:rFonts w:asciiTheme="majorHAnsi" w:eastAsiaTheme="majorEastAsia" w:hAnsiTheme="majorHAnsi" w:cstheme="majorBidi"/>
+        <w:rFonts w:asciiTheme="majorHAnsi" w:hAnsiTheme="majorHAnsi" w:eastAsiaTheme="majorEastAsia" w:cstheme="majorBidi"/>
         <w:b/>
         <w:bCs/>
       </w:rPr>
     </w:tblStylePr>
     <w:tblStylePr w:type="lastCol">
       <w:rPr>
-        <w:rFonts w:asciiTheme="majorHAnsi" w:eastAsiaTheme="majorEastAsia" w:hAnsiTheme="majorHAnsi" w:cstheme="majorBidi"/>
-        <w:b/>
-        <w:bCs/>
-      </w:rPr>
-      <w:tblPr/>
-      <w:tcPr>
-        <w:tcBorders>
-          <w:top w:val="single" w:sz="8" w:space="0" w:color="9BBB59" w:themeColor="accent3"/>
-          <w:left w:val="single" w:sz="8" w:space="0" w:color="9BBB59" w:themeColor="accent3"/>
-          <w:bottom w:val="single" w:sz="8" w:space="0" w:color="9BBB59" w:themeColor="accent3"/>
-          <w:right w:val="single" w:sz="8" w:space="0" w:color="9BBB59" w:themeColor="accent3"/>
+        <w:rFonts w:asciiTheme="majorHAnsi" w:hAnsiTheme="majorHAnsi" w:eastAsiaTheme="majorEastAsia" w:cstheme="majorBidi"/>
+        <w:b/>
+        <w:bCs/>
+      </w:rPr>
+      <w:tblPr/>
+      <w:tcPr>
+        <w:tcBorders>
+          <w:top w:val="single" w:color="9BBB59" w:themeColor="accent3" w:sz="8" w:space="0"/>
+          <w:left w:val="single" w:color="9BBB59" w:themeColor="accent3" w:sz="8" w:space="0"/>
+          <w:bottom w:val="single" w:color="9BBB59" w:themeColor="accent3" w:sz="8" w:space="0"/>
+          <w:right w:val="single" w:color="9BBB59" w:themeColor="accent3" w:sz="8" w:space="0"/>
         </w:tcBorders>
       </w:tcPr>
     </w:tblStylePr>
@@ -22421,10 +22421,10 @@
       <w:tblPr/>
       <w:tcPr>
         <w:tcBorders>
-          <w:top w:val="single" w:sz="8" w:space="0" w:color="9BBB59" w:themeColor="accent3"/>
-          <w:left w:val="single" w:sz="8" w:space="0" w:color="9BBB59" w:themeColor="accent3"/>
-          <w:bottom w:val="single" w:sz="8" w:space="0" w:color="9BBB59" w:themeColor="accent3"/>
-          <w:right w:val="single" w:sz="8" w:space="0" w:color="9BBB59" w:themeColor="accent3"/>
+          <w:top w:val="single" w:color="9BBB59" w:themeColor="accent3" w:sz="8" w:space="0"/>
+          <w:left w:val="single" w:color="9BBB59" w:themeColor="accent3" w:sz="8" w:space="0"/>
+          <w:bottom w:val="single" w:color="9BBB59" w:themeColor="accent3" w:sz="8" w:space="0"/>
+          <w:right w:val="single" w:color="9BBB59" w:themeColor="accent3" w:sz="8" w:space="0"/>
         </w:tcBorders>
         <w:shd w:val="clear" w:color="auto" w:fill="E6EED5" w:themeFill="accent3" w:themeFillTint="3F"/>
       </w:tcPr>
@@ -22433,11 +22433,11 @@
       <w:tblPr/>
       <w:tcPr>
         <w:tcBorders>
-          <w:top w:val="single" w:sz="8" w:space="0" w:color="9BBB59" w:themeColor="accent3"/>
-          <w:left w:val="single" w:sz="8" w:space="0" w:color="9BBB59" w:themeColor="accent3"/>
-          <w:bottom w:val="single" w:sz="8" w:space="0" w:color="9BBB59" w:themeColor="accent3"/>
-          <w:right w:val="single" w:sz="8" w:space="0" w:color="9BBB59" w:themeColor="accent3"/>
-          <w:insideV w:val="single" w:sz="8" w:space="0" w:color="9BBB59" w:themeColor="accent3"/>
+          <w:top w:val="single" w:color="9BBB59" w:themeColor="accent3" w:sz="8" w:space="0"/>
+          <w:left w:val="single" w:color="9BBB59" w:themeColor="accent3" w:sz="8" w:space="0"/>
+          <w:bottom w:val="single" w:color="9BBB59" w:themeColor="accent3" w:sz="8" w:space="0"/>
+          <w:right w:val="single" w:color="9BBB59" w:themeColor="accent3" w:sz="8" w:space="0"/>
+          <w:insideV w:val="single" w:color="9BBB59" w:themeColor="accent3" w:sz="8" w:space="0"/>
         </w:tcBorders>
         <w:shd w:val="clear" w:color="auto" w:fill="E6EED5" w:themeFill="accent3" w:themeFillTint="3F"/>
       </w:tcPr>
@@ -22446,11 +22446,11 @@
       <w:tblPr/>
       <w:tcPr>
         <w:tcBorders>
-          <w:top w:val="single" w:sz="8" w:space="0" w:color="9BBB59" w:themeColor="accent3"/>
-          <w:left w:val="single" w:sz="8" w:space="0" w:color="9BBB59" w:themeColor="accent3"/>
-          <w:bottom w:val="single" w:sz="8" w:space="0" w:color="9BBB59" w:themeColor="accent3"/>
-          <w:right w:val="single" w:sz="8" w:space="0" w:color="9BBB59" w:themeColor="accent3"/>
-          <w:insideV w:val="single" w:sz="8" w:space="0" w:color="9BBB59" w:themeColor="accent3"/>
+          <w:top w:val="single" w:color="9BBB59" w:themeColor="accent3" w:sz="8" w:space="0"/>
+          <w:left w:val="single" w:color="9BBB59" w:themeColor="accent3" w:sz="8" w:space="0"/>
+          <w:bottom w:val="single" w:color="9BBB59" w:themeColor="accent3" w:sz="8" w:space="0"/>
+          <w:right w:val="single" w:color="9BBB59" w:themeColor="accent3" w:sz="8" w:space="0"/>
+          <w:insideV w:val="single" w:color="9BBB59" w:themeColor="accent3" w:sz="8" w:space="0"/>
         </w:tcBorders>
       </w:tcPr>
     </w:tblStylePr>
@@ -22468,12 +22468,12 @@
       <w:tblStyleColBandSize w:val="1"/>
       <w:tblInd w:w="0" w:type="dxa"/>
       <w:tblBorders>
-        <w:top w:val="single" w:sz="8" w:space="0" w:color="8064A2" w:themeColor="accent4"/>
-        <w:left w:val="single" w:sz="8" w:space="0" w:color="8064A2" w:themeColor="accent4"/>
-        <w:bottom w:val="single" w:sz="8" w:space="0" w:color="8064A2" w:themeColor="accent4"/>
-        <w:right w:val="single" w:sz="8" w:space="0" w:color="8064A2" w:themeColor="accent4"/>
-        <w:insideH w:val="single" w:sz="8" w:space="0" w:color="8064A2" w:themeColor="accent4"/>
-        <w:insideV w:val="single" w:sz="8" w:space="0" w:color="8064A2" w:themeColor="accent4"/>
+        <w:top w:val="single" w:color="8064A2" w:themeColor="accent4" w:sz="8" w:space="0"/>
+        <w:left w:val="single" w:color="8064A2" w:themeColor="accent4" w:sz="8" w:space="0"/>
+        <w:bottom w:val="single" w:color="8064A2" w:themeColor="accent4" w:sz="8" w:space="0"/>
+        <w:right w:val="single" w:color="8064A2" w:themeColor="accent4" w:sz="8" w:space="0"/>
+        <w:insideH w:val="single" w:color="8064A2" w:themeColor="accent4" w:sz="8" w:space="0"/>
+        <w:insideV w:val="single" w:color="8064A2" w:themeColor="accent4" w:sz="8" w:space="0"/>
       </w:tblBorders>
       <w:tblCellMar>
         <w:top w:w="0" w:type="dxa"/>
@@ -22487,19 +22487,19 @@
         <w:spacing w:before="0" w:after="0" w:line="240" w:lineRule="auto"/>
       </w:pPr>
       <w:rPr>
-        <w:rFonts w:asciiTheme="majorHAnsi" w:eastAsiaTheme="majorEastAsia" w:hAnsiTheme="majorHAnsi" w:cstheme="majorBidi"/>
-        <w:b/>
-        <w:bCs/>
-      </w:rPr>
-      <w:tblPr/>
-      <w:tcPr>
-        <w:tcBorders>
-          <w:top w:val="single" w:sz="8" w:space="0" w:color="8064A2" w:themeColor="accent4"/>
-          <w:left w:val="single" w:sz="8" w:space="0" w:color="8064A2" w:themeColor="accent4"/>
-          <w:bottom w:val="single" w:sz="18" w:space="0" w:color="8064A2" w:themeColor="accent4"/>
-          <w:right w:val="single" w:sz="8" w:space="0" w:color="8064A2" w:themeColor="accent4"/>
-          <w:insideH w:val="nil"/>
-          <w:insideV w:val="single" w:sz="8" w:space="0" w:color="8064A2" w:themeColor="accent4"/>
+        <w:rFonts w:asciiTheme="majorHAnsi" w:hAnsiTheme="majorHAnsi" w:eastAsiaTheme="majorEastAsia" w:cstheme="majorBidi"/>
+        <w:b/>
+        <w:bCs/>
+      </w:rPr>
+      <w:tblPr/>
+      <w:tcPr>
+        <w:tcBorders>
+          <w:top w:val="single" w:color="8064A2" w:themeColor="accent4" w:sz="8" w:space="0"/>
+          <w:left w:val="single" w:color="8064A2" w:themeColor="accent4" w:sz="8" w:space="0"/>
+          <w:bottom w:val="single" w:color="8064A2" w:themeColor="accent4" w:sz="18" w:space="0"/>
+          <w:right w:val="single" w:color="8064A2" w:themeColor="accent4" w:sz="8" w:space="0"/>
+          <w:insideH w:val="nil"/>
+          <w:insideV w:val="single" w:color="8064A2" w:themeColor="accent4" w:sz="8" w:space="0"/>
         </w:tcBorders>
       </w:tcPr>
     </w:tblStylePr>
@@ -22508,42 +22508,42 @@
         <w:spacing w:before="0" w:after="0" w:line="240" w:lineRule="auto"/>
       </w:pPr>
       <w:rPr>
-        <w:rFonts w:asciiTheme="majorHAnsi" w:eastAsiaTheme="majorEastAsia" w:hAnsiTheme="majorHAnsi" w:cstheme="majorBidi"/>
-        <w:b/>
-        <w:bCs/>
-      </w:rPr>
-      <w:tblPr/>
-      <w:tcPr>
-        <w:tcBorders>
-          <w:top w:val="double" w:sz="6" w:space="0" w:color="8064A2" w:themeColor="accent4"/>
-          <w:left w:val="single" w:sz="8" w:space="0" w:color="8064A2" w:themeColor="accent4"/>
-          <w:bottom w:val="single" w:sz="8" w:space="0" w:color="8064A2" w:themeColor="accent4"/>
-          <w:right w:val="single" w:sz="8" w:space="0" w:color="8064A2" w:themeColor="accent4"/>
-          <w:insideH w:val="nil"/>
-          <w:insideV w:val="single" w:sz="8" w:space="0" w:color="8064A2" w:themeColor="accent4"/>
+        <w:rFonts w:asciiTheme="majorHAnsi" w:hAnsiTheme="majorHAnsi" w:eastAsiaTheme="majorEastAsia" w:cstheme="majorBidi"/>
+        <w:b/>
+        <w:bCs/>
+      </w:rPr>
+      <w:tblPr/>
+      <w:tcPr>
+        <w:tcBorders>
+          <w:top w:val="double" w:color="8064A2" w:themeColor="accent4" w:sz="6" w:space="0"/>
+          <w:left w:val="single" w:color="8064A2" w:themeColor="accent4" w:sz="8" w:space="0"/>
+          <w:bottom w:val="single" w:color="8064A2" w:themeColor="accent4" w:sz="8" w:space="0"/>
+          <w:right w:val="single" w:color="8064A2" w:themeColor="accent4" w:sz="8" w:space="0"/>
+          <w:insideH w:val="nil"/>
+          <w:insideV w:val="single" w:color="8064A2" w:themeColor="accent4" w:sz="8" w:space="0"/>
         </w:tcBorders>
       </w:tcPr>
     </w:tblStylePr>
     <w:tblStylePr w:type="firstCol">
       <w:rPr>
-        <w:rFonts w:asciiTheme="majorHAnsi" w:eastAsiaTheme="majorEastAsia" w:hAnsiTheme="majorHAnsi" w:cstheme="majorBidi"/>
+        <w:rFonts w:asciiTheme="majorHAnsi" w:hAnsiTheme="majorHAnsi" w:eastAsiaTheme="majorEastAsia" w:cstheme="majorBidi"/>
         <w:b/>
         <w:bCs/>
       </w:rPr>
     </w:tblStylePr>
     <w:tblStylePr w:type="lastCol">
       <w:rPr>
-        <w:rFonts w:asciiTheme="majorHAnsi" w:eastAsiaTheme="majorEastAsia" w:hAnsiTheme="majorHAnsi" w:cstheme="majorBidi"/>
-        <w:b/>
-        <w:bCs/>
-      </w:rPr>
-      <w:tblPr/>
-      <w:tcPr>
-        <w:tcBorders>
-          <w:top w:val="single" w:sz="8" w:space="0" w:color="8064A2" w:themeColor="accent4"/>
-          <w:left w:val="single" w:sz="8" w:space="0" w:color="8064A2" w:themeColor="accent4"/>
-          <w:bottom w:val="single" w:sz="8" w:space="0" w:color="8064A2" w:themeColor="accent4"/>
-          <w:right w:val="single" w:sz="8" w:space="0" w:color="8064A2" w:themeColor="accent4"/>
+        <w:rFonts w:asciiTheme="majorHAnsi" w:hAnsiTheme="majorHAnsi" w:eastAsiaTheme="majorEastAsia" w:cstheme="majorBidi"/>
+        <w:b/>
+        <w:bCs/>
+      </w:rPr>
+      <w:tblPr/>
+      <w:tcPr>
+        <w:tcBorders>
+          <w:top w:val="single" w:color="8064A2" w:themeColor="accent4" w:sz="8" w:space="0"/>
+          <w:left w:val="single" w:color="8064A2" w:themeColor="accent4" w:sz="8" w:space="0"/>
+          <w:bottom w:val="single" w:color="8064A2" w:themeColor="accent4" w:sz="8" w:space="0"/>
+          <w:right w:val="single" w:color="8064A2" w:themeColor="accent4" w:sz="8" w:space="0"/>
         </w:tcBorders>
       </w:tcPr>
     </w:tblStylePr>
@@ -22551,10 +22551,10 @@
       <w:tblPr/>
       <w:tcPr>
         <w:tcBorders>
-          <w:top w:val="single" w:sz="8" w:space="0" w:color="8064A2" w:themeColor="accent4"/>
-          <w:left w:val="single" w:sz="8" w:space="0" w:color="8064A2" w:themeColor="accent4"/>
-          <w:bottom w:val="single" w:sz="8" w:space="0" w:color="8064A2" w:themeColor="accent4"/>
-          <w:right w:val="single" w:sz="8" w:space="0" w:color="8064A2" w:themeColor="accent4"/>
+          <w:top w:val="single" w:color="8064A2" w:themeColor="accent4" w:sz="8" w:space="0"/>
+          <w:left w:val="single" w:color="8064A2" w:themeColor="accent4" w:sz="8" w:space="0"/>
+          <w:bottom w:val="single" w:color="8064A2" w:themeColor="accent4" w:sz="8" w:space="0"/>
+          <w:right w:val="single" w:color="8064A2" w:themeColor="accent4" w:sz="8" w:space="0"/>
         </w:tcBorders>
         <w:shd w:val="clear" w:color="auto" w:fill="DFD8E8" w:themeFill="accent4" w:themeFillTint="3F"/>
       </w:tcPr>
@@ -22563,11 +22563,11 @@
       <w:tblPr/>
       <w:tcPr>
         <w:tcBorders>
-          <w:top w:val="single" w:sz="8" w:space="0" w:color="8064A2" w:themeColor="accent4"/>
-          <w:left w:val="single" w:sz="8" w:space="0" w:color="8064A2" w:themeColor="accent4"/>
-          <w:bottom w:val="single" w:sz="8" w:space="0" w:color="8064A2" w:themeColor="accent4"/>
-          <w:right w:val="single" w:sz="8" w:space="0" w:color="8064A2" w:themeColor="accent4"/>
-          <w:insideV w:val="single" w:sz="8" w:space="0" w:color="8064A2" w:themeColor="accent4"/>
+          <w:top w:val="single" w:color="8064A2" w:themeColor="accent4" w:sz="8" w:space="0"/>
+          <w:left w:val="single" w:color="8064A2" w:themeColor="accent4" w:sz="8" w:space="0"/>
+          <w:bottom w:val="single" w:color="8064A2" w:themeColor="accent4" w:sz="8" w:space="0"/>
+          <w:right w:val="single" w:color="8064A2" w:themeColor="accent4" w:sz="8" w:space="0"/>
+          <w:insideV w:val="single" w:color="8064A2" w:themeColor="accent4" w:sz="8" w:space="0"/>
         </w:tcBorders>
         <w:shd w:val="clear" w:color="auto" w:fill="DFD8E8" w:themeFill="accent4" w:themeFillTint="3F"/>
       </w:tcPr>
@@ -22576,11 +22576,11 @@
       <w:tblPr/>
       <w:tcPr>
         <w:tcBorders>
-          <w:top w:val="single" w:sz="8" w:space="0" w:color="8064A2" w:themeColor="accent4"/>
-          <w:left w:val="single" w:sz="8" w:space="0" w:color="8064A2" w:themeColor="accent4"/>
-          <w:bottom w:val="single" w:sz="8" w:space="0" w:color="8064A2" w:themeColor="accent4"/>
-          <w:right w:val="single" w:sz="8" w:space="0" w:color="8064A2" w:themeColor="accent4"/>
-          <w:insideV w:val="single" w:sz="8" w:space="0" w:color="8064A2" w:themeColor="accent4"/>
+          <w:top w:val="single" w:color="8064A2" w:themeColor="accent4" w:sz="8" w:space="0"/>
+          <w:left w:val="single" w:color="8064A2" w:themeColor="accent4" w:sz="8" w:space="0"/>
+          <w:bottom w:val="single" w:color="8064A2" w:themeColor="accent4" w:sz="8" w:space="0"/>
+          <w:right w:val="single" w:color="8064A2" w:themeColor="accent4" w:sz="8" w:space="0"/>
+          <w:insideV w:val="single" w:color="8064A2" w:themeColor="accent4" w:sz="8" w:space="0"/>
         </w:tcBorders>
       </w:tcPr>
     </w:tblStylePr>
@@ -22598,12 +22598,12 @@
       <w:tblStyleColBandSize w:val="1"/>
       <w:tblInd w:w="0" w:type="dxa"/>
       <w:tblBorders>
-        <w:top w:val="single" w:sz="8" w:space="0" w:color="4BACC6" w:themeColor="accent5"/>
-        <w:left w:val="single" w:sz="8" w:space="0" w:color="4BACC6" w:themeColor="accent5"/>
-        <w:bottom w:val="single" w:sz="8" w:space="0" w:color="4BACC6" w:themeColor="accent5"/>
-        <w:right w:val="single" w:sz="8" w:space="0" w:color="4BACC6" w:themeColor="accent5"/>
-        <w:insideH w:val="single" w:sz="8" w:space="0" w:color="4BACC6" w:themeColor="accent5"/>
-        <w:insideV w:val="single" w:sz="8" w:space="0" w:color="4BACC6" w:themeColor="accent5"/>
+        <w:top w:val="single" w:color="4BACC6" w:themeColor="accent5" w:sz="8" w:space="0"/>
+        <w:left w:val="single" w:color="4BACC6" w:themeColor="accent5" w:sz="8" w:space="0"/>
+        <w:bottom w:val="single" w:color="4BACC6" w:themeColor="accent5" w:sz="8" w:space="0"/>
+        <w:right w:val="single" w:color="4BACC6" w:themeColor="accent5" w:sz="8" w:space="0"/>
+        <w:insideH w:val="single" w:color="4BACC6" w:themeColor="accent5" w:sz="8" w:space="0"/>
+        <w:insideV w:val="single" w:color="4BACC6" w:themeColor="accent5" w:sz="8" w:space="0"/>
       </w:tblBorders>
       <w:tblCellMar>
         <w:top w:w="0" w:type="dxa"/>
@@ -22617,19 +22617,19 @@
         <w:spacing w:before="0" w:after="0" w:line="240" w:lineRule="auto"/>
       </w:pPr>
       <w:rPr>
-        <w:rFonts w:asciiTheme="majorHAnsi" w:eastAsiaTheme="majorEastAsia" w:hAnsiTheme="majorHAnsi" w:cstheme="majorBidi"/>
-        <w:b/>
-        <w:bCs/>
-      </w:rPr>
-      <w:tblPr/>
-      <w:tcPr>
-        <w:tcBorders>
-          <w:top w:val="single" w:sz="8" w:space="0" w:color="4BACC6" w:themeColor="accent5"/>
-          <w:left w:val="single" w:sz="8" w:space="0" w:color="4BACC6" w:themeColor="accent5"/>
-          <w:bottom w:val="single" w:sz="18" w:space="0" w:color="4BACC6" w:themeColor="accent5"/>
-          <w:right w:val="single" w:sz="8" w:space="0" w:color="4BACC6" w:themeColor="accent5"/>
-          <w:insideH w:val="nil"/>
-          <w:insideV w:val="single" w:sz="8" w:space="0" w:color="4BACC6" w:themeColor="accent5"/>
+        <w:rFonts w:asciiTheme="majorHAnsi" w:hAnsiTheme="majorHAnsi" w:eastAsiaTheme="majorEastAsia" w:cstheme="majorBidi"/>
+        <w:b/>
+        <w:bCs/>
+      </w:rPr>
+      <w:tblPr/>
+      <w:tcPr>
+        <w:tcBorders>
+          <w:top w:val="single" w:color="4BACC6" w:themeColor="accent5" w:sz="8" w:space="0"/>
+          <w:left w:val="single" w:color="4BACC6" w:themeColor="accent5" w:sz="8" w:space="0"/>
+          <w:bottom w:val="single" w:color="4BACC6" w:themeColor="accent5" w:sz="18" w:space="0"/>
+          <w:right w:val="single" w:color="4BACC6" w:themeColor="accent5" w:sz="8" w:space="0"/>
+          <w:insideH w:val="nil"/>
+          <w:insideV w:val="single" w:color="4BACC6" w:themeColor="accent5" w:sz="8" w:space="0"/>
         </w:tcBorders>
       </w:tcPr>
     </w:tblStylePr>
@@ -22638,42 +22638,42 @@
         <w:spacing w:before="0" w:after="0" w:line="240" w:lineRule="auto"/>
       </w:pPr>
       <w:rPr>
-        <w:rFonts w:asciiTheme="majorHAnsi" w:eastAsiaTheme="majorEastAsia" w:hAnsiTheme="majorHAnsi" w:cstheme="majorBidi"/>
-        <w:b/>
-        <w:bCs/>
-      </w:rPr>
-      <w:tblPr/>
-      <w:tcPr>
-        <w:tcBorders>
-          <w:top w:val="double" w:sz="6" w:space="0" w:color="4BACC6" w:themeColor="accent5"/>
-          <w:left w:val="single" w:sz="8" w:space="0" w:color="4BACC6" w:themeColor="accent5"/>
-          <w:bottom w:val="single" w:sz="8" w:space="0" w:color="4BACC6" w:themeColor="accent5"/>
-          <w:right w:val="single" w:sz="8" w:space="0" w:color="4BACC6" w:themeColor="accent5"/>
-          <w:insideH w:val="nil"/>
-          <w:insideV w:val="single" w:sz="8" w:space="0" w:color="4BACC6" w:themeColor="accent5"/>
+        <w:rFonts w:asciiTheme="majorHAnsi" w:hAnsiTheme="majorHAnsi" w:eastAsiaTheme="majorEastAsia" w:cstheme="majorBidi"/>
+        <w:b/>
+        <w:bCs/>
+      </w:rPr>
+      <w:tblPr/>
+      <w:tcPr>
+        <w:tcBorders>
+          <w:top w:val="double" w:color="4BACC6" w:themeColor="accent5" w:sz="6" w:space="0"/>
+          <w:left w:val="single" w:color="4BACC6" w:themeColor="accent5" w:sz="8" w:space="0"/>
+          <w:bottom w:val="single" w:color="4BACC6" w:themeColor="accent5" w:sz="8" w:space="0"/>
+          <w:right w:val="single" w:color="4BACC6" w:themeColor="accent5" w:sz="8" w:space="0"/>
+          <w:insideH w:val="nil"/>
+          <w:insideV w:val="single" w:color="4BACC6" w:themeColor="accent5" w:sz="8" w:space="0"/>
         </w:tcBorders>
       </w:tcPr>
     </w:tblStylePr>
     <w:tblStylePr w:type="firstCol">
       <w:rPr>
-        <w:rFonts w:asciiTheme="majorHAnsi" w:eastAsiaTheme="majorEastAsia" w:hAnsiTheme="majorHAnsi" w:cstheme="majorBidi"/>
+        <w:rFonts w:asciiTheme="majorHAnsi" w:hAnsiTheme="majorHAnsi" w:eastAsiaTheme="majorEastAsia" w:cstheme="majorBidi"/>
         <w:b/>
         <w:bCs/>
       </w:rPr>
     </w:tblStylePr>
     <w:tblStylePr w:type="lastCol">
       <w:rPr>
-        <w:rFonts w:asciiTheme="majorHAnsi" w:eastAsiaTheme="majorEastAsia" w:hAnsiTheme="majorHAnsi" w:cstheme="majorBidi"/>
-        <w:b/>
-        <w:bCs/>
-      </w:rPr>
-      <w:tblPr/>
-      <w:tcPr>
-        <w:tcBorders>
-          <w:top w:val="single" w:sz="8" w:space="0" w:color="4BACC6" w:themeColor="accent5"/>
-          <w:left w:val="single" w:sz="8" w:space="0" w:color="4BACC6" w:themeColor="accent5"/>
-          <w:bottom w:val="single" w:sz="8" w:space="0" w:color="4BACC6" w:themeColor="accent5"/>
-          <w:right w:val="single" w:sz="8" w:space="0" w:color="4BACC6" w:themeColor="accent5"/>
+        <w:rFonts w:asciiTheme="majorHAnsi" w:hAnsiTheme="majorHAnsi" w:eastAsiaTheme="majorEastAsia" w:cstheme="majorBidi"/>
+        <w:b/>
+        <w:bCs/>
+      </w:rPr>
+      <w:tblPr/>
+      <w:tcPr>
+        <w:tcBorders>
+          <w:top w:val="single" w:color="4BACC6" w:themeColor="accent5" w:sz="8" w:space="0"/>
+          <w:left w:val="single" w:color="4BACC6" w:themeColor="accent5" w:sz="8" w:space="0"/>
+          <w:bottom w:val="single" w:color="4BACC6" w:themeColor="accent5" w:sz="8" w:space="0"/>
+          <w:right w:val="single" w:color="4BACC6" w:themeColor="accent5" w:sz="8" w:space="0"/>
         </w:tcBorders>
       </w:tcPr>
     </w:tblStylePr>
@@ -22681,10 +22681,10 @@
       <w:tblPr/>
       <w:tcPr>
         <w:tcBorders>
-          <w:top w:val="single" w:sz="8" w:space="0" w:color="4BACC6" w:themeColor="accent5"/>
-          <w:left w:val="single" w:sz="8" w:space="0" w:color="4BACC6" w:themeColor="accent5"/>
-          <w:bottom w:val="single" w:sz="8" w:space="0" w:color="4BACC6" w:themeColor="accent5"/>
-          <w:right w:val="single" w:sz="8" w:space="0" w:color="4BACC6" w:themeColor="accent5"/>
+          <w:top w:val="single" w:color="4BACC6" w:themeColor="accent5" w:sz="8" w:space="0"/>
+          <w:left w:val="single" w:color="4BACC6" w:themeColor="accent5" w:sz="8" w:space="0"/>
+          <w:bottom w:val="single" w:color="4BACC6" w:themeColor="accent5" w:sz="8" w:space="0"/>
+          <w:right w:val="single" w:color="4BACC6" w:themeColor="accent5" w:sz="8" w:space="0"/>
         </w:tcBorders>
         <w:shd w:val="clear" w:color="auto" w:fill="D2EAF1" w:themeFill="accent5" w:themeFillTint="3F"/>
       </w:tcPr>
@@ -22693,11 +22693,11 @@
       <w:tblPr/>
       <w:tcPr>
         <w:tcBorders>
-          <w:top w:val="single" w:sz="8" w:space="0" w:color="4BACC6" w:themeColor="accent5"/>
-          <w:left w:val="single" w:sz="8" w:space="0" w:color="4BACC6" w:themeColor="accent5"/>
-          <w:bottom w:val="single" w:sz="8" w:space="0" w:color="4BACC6" w:themeColor="accent5"/>
-          <w:right w:val="single" w:sz="8" w:space="0" w:color="4BACC6" w:themeColor="accent5"/>
-          <w:insideV w:val="single" w:sz="8" w:space="0" w:color="4BACC6" w:themeColor="accent5"/>
+          <w:top w:val="single" w:color="4BACC6" w:themeColor="accent5" w:sz="8" w:space="0"/>
+          <w:left w:val="single" w:color="4BACC6" w:themeColor="accent5" w:sz="8" w:space="0"/>
+          <w:bottom w:val="single" w:color="4BACC6" w:themeColor="accent5" w:sz="8" w:space="0"/>
+          <w:right w:val="single" w:color="4BACC6" w:themeColor="accent5" w:sz="8" w:space="0"/>
+          <w:insideV w:val="single" w:color="4BACC6" w:themeColor="accent5" w:sz="8" w:space="0"/>
         </w:tcBorders>
         <w:shd w:val="clear" w:color="auto" w:fill="D2EAF1" w:themeFill="accent5" w:themeFillTint="3F"/>
       </w:tcPr>
@@ -22706,11 +22706,11 @@
       <w:tblPr/>
       <w:tcPr>
         <w:tcBorders>
-          <w:top w:val="single" w:sz="8" w:space="0" w:color="4BACC6" w:themeColor="accent5"/>
-          <w:left w:val="single" w:sz="8" w:space="0" w:color="4BACC6" w:themeColor="accent5"/>
-          <w:bottom w:val="single" w:sz="8" w:space="0" w:color="4BACC6" w:themeColor="accent5"/>
-          <w:right w:val="single" w:sz="8" w:space="0" w:color="4BACC6" w:themeColor="accent5"/>
-          <w:insideV w:val="single" w:sz="8" w:space="0" w:color="4BACC6" w:themeColor="accent5"/>
+          <w:top w:val="single" w:color="4BACC6" w:themeColor="accent5" w:sz="8" w:space="0"/>
+          <w:left w:val="single" w:color="4BACC6" w:themeColor="accent5" w:sz="8" w:space="0"/>
+          <w:bottom w:val="single" w:color="4BACC6" w:themeColor="accent5" w:sz="8" w:space="0"/>
+          <w:right w:val="single" w:color="4BACC6" w:themeColor="accent5" w:sz="8" w:space="0"/>
+          <w:insideV w:val="single" w:color="4BACC6" w:themeColor="accent5" w:sz="8" w:space="0"/>
         </w:tcBorders>
       </w:tcPr>
     </w:tblStylePr>
@@ -22728,12 +22728,12 @@
       <w:tblStyleColBandSize w:val="1"/>
       <w:tblInd w:w="0" w:type="dxa"/>
       <w:tblBorders>
-        <w:top w:val="single" w:sz="8" w:space="0" w:color="F79646" w:themeColor="accent6"/>
-        <w:left w:val="single" w:sz="8" w:space="0" w:color="F79646" w:themeColor="accent6"/>
-        <w:bottom w:val="single" w:sz="8" w:space="0" w:color="F79646" w:themeColor="accent6"/>
-        <w:right w:val="single" w:sz="8" w:space="0" w:color="F79646" w:themeColor="accent6"/>
-        <w:insideH w:val="single" w:sz="8" w:space="0" w:color="F79646" w:themeColor="accent6"/>
-        <w:insideV w:val="single" w:sz="8" w:space="0" w:color="F79646" w:themeColor="accent6"/>
+        <w:top w:val="single" w:color="F79646" w:themeColor="accent6" w:sz="8" w:space="0"/>
+        <w:left w:val="single" w:color="F79646" w:themeColor="accent6" w:sz="8" w:space="0"/>
+        <w:bottom w:val="single" w:color="F79646" w:themeColor="accent6" w:sz="8" w:space="0"/>
+        <w:right w:val="single" w:color="F79646" w:themeColor="accent6" w:sz="8" w:space="0"/>
+        <w:insideH w:val="single" w:color="F79646" w:themeColor="accent6" w:sz="8" w:space="0"/>
+        <w:insideV w:val="single" w:color="F79646" w:themeColor="accent6" w:sz="8" w:space="0"/>
       </w:tblBorders>
       <w:tblCellMar>
         <w:top w:w="0" w:type="dxa"/>
@@ -22747,19 +22747,19 @@
         <w:spacing w:before="0" w:after="0" w:line="240" w:lineRule="auto"/>
       </w:pPr>
       <w:rPr>
-        <w:rFonts w:asciiTheme="majorHAnsi" w:eastAsiaTheme="majorEastAsia" w:hAnsiTheme="majorHAnsi" w:cstheme="majorBidi"/>
-        <w:b/>
-        <w:bCs/>
-      </w:rPr>
-      <w:tblPr/>
-      <w:tcPr>
-        <w:tcBorders>
-          <w:top w:val="single" w:sz="8" w:space="0" w:color="F79646" w:themeColor="accent6"/>
-          <w:left w:val="single" w:sz="8" w:space="0" w:color="F79646" w:themeColor="accent6"/>
-          <w:bottom w:val="single" w:sz="18" w:space="0" w:color="F79646" w:themeColor="accent6"/>
-          <w:right w:val="single" w:sz="8" w:space="0" w:color="F79646" w:themeColor="accent6"/>
-          <w:insideH w:val="nil"/>
-          <w:insideV w:val="single" w:sz="8" w:space="0" w:color="F79646" w:themeColor="accent6"/>
+        <w:rFonts w:asciiTheme="majorHAnsi" w:hAnsiTheme="majorHAnsi" w:eastAsiaTheme="majorEastAsia" w:cstheme="majorBidi"/>
+        <w:b/>
+        <w:bCs/>
+      </w:rPr>
+      <w:tblPr/>
+      <w:tcPr>
+        <w:tcBorders>
+          <w:top w:val="single" w:color="F79646" w:themeColor="accent6" w:sz="8" w:space="0"/>
+          <w:left w:val="single" w:color="F79646" w:themeColor="accent6" w:sz="8" w:space="0"/>
+          <w:bottom w:val="single" w:color="F79646" w:themeColor="accent6" w:sz="18" w:space="0"/>
+          <w:right w:val="single" w:color="F79646" w:themeColor="accent6" w:sz="8" w:space="0"/>
+          <w:insideH w:val="nil"/>
+          <w:insideV w:val="single" w:color="F79646" w:themeColor="accent6" w:sz="8" w:space="0"/>
         </w:tcBorders>
       </w:tcPr>
     </w:tblStylePr>
@@ -22768,42 +22768,42 @@
         <w:spacing w:before="0" w:after="0" w:line="240" w:lineRule="auto"/>
       </w:pPr>
       <w:rPr>
-        <w:rFonts w:asciiTheme="majorHAnsi" w:eastAsiaTheme="majorEastAsia" w:hAnsiTheme="majorHAnsi" w:cstheme="majorBidi"/>
-        <w:b/>
-        <w:bCs/>
-      </w:rPr>
-      <w:tblPr/>
-      <w:tcPr>
-        <w:tcBorders>
-          <w:top w:val="double" w:sz="6" w:space="0" w:color="F79646" w:themeColor="accent6"/>
-          <w:left w:val="single" w:sz="8" w:space="0" w:color="F79646" w:themeColor="accent6"/>
-          <w:bottom w:val="single" w:sz="8" w:space="0" w:color="F79646" w:themeColor="accent6"/>
-          <w:right w:val="single" w:sz="8" w:space="0" w:color="F79646" w:themeColor="accent6"/>
-          <w:insideH w:val="nil"/>
-          <w:insideV w:val="single" w:sz="8" w:space="0" w:color="F79646" w:themeColor="accent6"/>
+        <w:rFonts w:asciiTheme="majorHAnsi" w:hAnsiTheme="majorHAnsi" w:eastAsiaTheme="majorEastAsia" w:cstheme="majorBidi"/>
+        <w:b/>
+        <w:bCs/>
+      </w:rPr>
+      <w:tblPr/>
+      <w:tcPr>
+        <w:tcBorders>
+          <w:top w:val="double" w:color="F79646" w:themeColor="accent6" w:sz="6" w:space="0"/>
+          <w:left w:val="single" w:color="F79646" w:themeColor="accent6" w:sz="8" w:space="0"/>
+          <w:bottom w:val="single" w:color="F79646" w:themeColor="accent6" w:sz="8" w:space="0"/>
+          <w:right w:val="single" w:color="F79646" w:themeColor="accent6" w:sz="8" w:space="0"/>
+          <w:insideH w:val="nil"/>
+          <w:insideV w:val="single" w:color="F79646" w:themeColor="accent6" w:sz="8" w:space="0"/>
         </w:tcBorders>
       </w:tcPr>
     </w:tblStylePr>
     <w:tblStylePr w:type="firstCol">
       <w:rPr>
-        <w:rFonts w:asciiTheme="majorHAnsi" w:eastAsiaTheme="majorEastAsia" w:hAnsiTheme="majorHAnsi" w:cstheme="majorBidi"/>
+        <w:rFonts w:asciiTheme="majorHAnsi" w:hAnsiTheme="majorHAnsi" w:eastAsiaTheme="majorEastAsia" w:cstheme="majorBidi"/>
         <w:b/>
         <w:bCs/>
       </w:rPr>
     </w:tblStylePr>
     <w:tblStylePr w:type="lastCol">
       <w:rPr>
-        <w:rFonts w:asciiTheme="majorHAnsi" w:eastAsiaTheme="majorEastAsia" w:hAnsiTheme="majorHAnsi" w:cstheme="majorBidi"/>
-        <w:b/>
-        <w:bCs/>
-      </w:rPr>
-      <w:tblPr/>
-      <w:tcPr>
-        <w:tcBorders>
-          <w:top w:val="single" w:sz="8" w:space="0" w:color="F79646" w:themeColor="accent6"/>
-          <w:left w:val="single" w:sz="8" w:space="0" w:color="F79646" w:themeColor="accent6"/>
-          <w:bottom w:val="single" w:sz="8" w:space="0" w:color="F79646" w:themeColor="accent6"/>
-          <w:right w:val="single" w:sz="8" w:space="0" w:color="F79646" w:themeColor="accent6"/>
+        <w:rFonts w:asciiTheme="majorHAnsi" w:hAnsiTheme="majorHAnsi" w:eastAsiaTheme="majorEastAsia" w:cstheme="majorBidi"/>
+        <w:b/>
+        <w:bCs/>
+      </w:rPr>
+      <w:tblPr/>
+      <w:tcPr>
+        <w:tcBorders>
+          <w:top w:val="single" w:color="F79646" w:themeColor="accent6" w:sz="8" w:space="0"/>
+          <w:left w:val="single" w:color="F79646" w:themeColor="accent6" w:sz="8" w:space="0"/>
+          <w:bottom w:val="single" w:color="F79646" w:themeColor="accent6" w:sz="8" w:space="0"/>
+          <w:right w:val="single" w:color="F79646" w:themeColor="accent6" w:sz="8" w:space="0"/>
         </w:tcBorders>
       </w:tcPr>
     </w:tblStylePr>
@@ -22811,10 +22811,10 @@
       <w:tblPr/>
       <w:tcPr>
         <w:tcBorders>
-          <w:top w:val="single" w:sz="8" w:space="0" w:color="F79646" w:themeColor="accent6"/>
-          <w:left w:val="single" w:sz="8" w:space="0" w:color="F79646" w:themeColor="accent6"/>
-          <w:bottom w:val="single" w:sz="8" w:space="0" w:color="F79646" w:themeColor="accent6"/>
-          <w:right w:val="single" w:sz="8" w:space="0" w:color="F79646" w:themeColor="accent6"/>
+          <w:top w:val="single" w:color="F79646" w:themeColor="accent6" w:sz="8" w:space="0"/>
+          <w:left w:val="single" w:color="F79646" w:themeColor="accent6" w:sz="8" w:space="0"/>
+          <w:bottom w:val="single" w:color="F79646" w:themeColor="accent6" w:sz="8" w:space="0"/>
+          <w:right w:val="single" w:color="F79646" w:themeColor="accent6" w:sz="8" w:space="0"/>
         </w:tcBorders>
         <w:shd w:val="clear" w:color="auto" w:fill="FDE4D0" w:themeFill="accent6" w:themeFillTint="3F"/>
       </w:tcPr>
@@ -22823,11 +22823,11 @@
       <w:tblPr/>
       <w:tcPr>
         <w:tcBorders>
-          <w:top w:val="single" w:sz="8" w:space="0" w:color="F79646" w:themeColor="accent6"/>
-          <w:left w:val="single" w:sz="8" w:space="0" w:color="F79646" w:themeColor="accent6"/>
-          <w:bottom w:val="single" w:sz="8" w:space="0" w:color="F79646" w:themeColor="accent6"/>
-          <w:right w:val="single" w:sz="8" w:space="0" w:color="F79646" w:themeColor="accent6"/>
-          <w:insideV w:val="single" w:sz="8" w:space="0" w:color="F79646" w:themeColor="accent6"/>
+          <w:top w:val="single" w:color="F79646" w:themeColor="accent6" w:sz="8" w:space="0"/>
+          <w:left w:val="single" w:color="F79646" w:themeColor="accent6" w:sz="8" w:space="0"/>
+          <w:bottom w:val="single" w:color="F79646" w:themeColor="accent6" w:sz="8" w:space="0"/>
+          <w:right w:val="single" w:color="F79646" w:themeColor="accent6" w:sz="8" w:space="0"/>
+          <w:insideV w:val="single" w:color="F79646" w:themeColor="accent6" w:sz="8" w:space="0"/>
         </w:tcBorders>
         <w:shd w:val="clear" w:color="auto" w:fill="FDE4D0" w:themeFill="accent6" w:themeFillTint="3F"/>
       </w:tcPr>
@@ -22836,11 +22836,11 @@
       <w:tblPr/>
       <w:tcPr>
         <w:tcBorders>
-          <w:top w:val="single" w:sz="8" w:space="0" w:color="F79646" w:themeColor="accent6"/>
-          <w:left w:val="single" w:sz="8" w:space="0" w:color="F79646" w:themeColor="accent6"/>
-          <w:bottom w:val="single" w:sz="8" w:space="0" w:color="F79646" w:themeColor="accent6"/>
-          <w:right w:val="single" w:sz="8" w:space="0" w:color="F79646" w:themeColor="accent6"/>
-          <w:insideV w:val="single" w:sz="8" w:space="0" w:color="F79646" w:themeColor="accent6"/>
+          <w:top w:val="single" w:color="F79646" w:themeColor="accent6" w:sz="8" w:space="0"/>
+          <w:left w:val="single" w:color="F79646" w:themeColor="accent6" w:sz="8" w:space="0"/>
+          <w:bottom w:val="single" w:color="F79646" w:themeColor="accent6" w:sz="8" w:space="0"/>
+          <w:right w:val="single" w:color="F79646" w:themeColor="accent6" w:sz="8" w:space="0"/>
+          <w:insideV w:val="single" w:color="F79646" w:themeColor="accent6" w:sz="8" w:space="0"/>
         </w:tcBorders>
       </w:tcPr>
     </w:tblStylePr>
@@ -22858,11 +22858,11 @@
       <w:tblStyleColBandSize w:val="1"/>
       <w:tblInd w:w="0" w:type="dxa"/>
       <w:tblBorders>
-        <w:top w:val="single" w:sz="8" w:space="0" w:color="404040" w:themeColor="text1" w:themeTint="BF"/>
-        <w:left w:val="single" w:sz="8" w:space="0" w:color="404040" w:themeColor="text1" w:themeTint="BF"/>
-        <w:bottom w:val="single" w:sz="8" w:space="0" w:color="404040" w:themeColor="text1" w:themeTint="BF"/>
-        <w:right w:val="single" w:sz="8" w:space="0" w:color="404040" w:themeColor="text1" w:themeTint="BF"/>
-        <w:insideH w:val="single" w:sz="8" w:space="0" w:color="404040" w:themeColor="text1" w:themeTint="BF"/>
+        <w:top w:val="single" w:color="404040" w:themeColor="text1" w:themeTint="BF" w:sz="8" w:space="0"/>
+        <w:left w:val="single" w:color="404040" w:themeColor="text1" w:themeTint="BF" w:sz="8" w:space="0"/>
+        <w:bottom w:val="single" w:color="404040" w:themeColor="text1" w:themeTint="BF" w:sz="8" w:space="0"/>
+        <w:right w:val="single" w:color="404040" w:themeColor="text1" w:themeTint="BF" w:sz="8" w:space="0"/>
+        <w:insideH w:val="single" w:color="404040" w:themeColor="text1" w:themeTint="BF" w:sz="8" w:space="0"/>
       </w:tblBorders>
       <w:tblCellMar>
         <w:top w:w="0" w:type="dxa"/>
@@ -22883,10 +22883,10 @@
       <w:tblPr/>
       <w:tcPr>
         <w:tcBorders>
-          <w:top w:val="single" w:sz="8" w:space="0" w:color="404040" w:themeColor="text1" w:themeTint="BF"/>
-          <w:left w:val="single" w:sz="8" w:space="0" w:color="404040" w:themeColor="text1" w:themeTint="BF"/>
-          <w:bottom w:val="single" w:sz="8" w:space="0" w:color="404040" w:themeColor="text1" w:themeTint="BF"/>
-          <w:right w:val="single" w:sz="8" w:space="0" w:color="404040" w:themeColor="text1" w:themeTint="BF"/>
+          <w:top w:val="single" w:color="404040" w:themeColor="text1" w:themeTint="BF" w:sz="8" w:space="0"/>
+          <w:left w:val="single" w:color="404040" w:themeColor="text1" w:themeTint="BF" w:sz="8" w:space="0"/>
+          <w:bottom w:val="single" w:color="404040" w:themeColor="text1" w:themeTint="BF" w:sz="8" w:space="0"/>
+          <w:right w:val="single" w:color="404040" w:themeColor="text1" w:themeTint="BF" w:sz="8" w:space="0"/>
           <w:insideH w:val="nil"/>
           <w:insideV w:val="nil"/>
         </w:tcBorders>
@@ -22904,10 +22904,10 @@
       <w:tblPr/>
       <w:tcPr>
         <w:tcBorders>
-          <w:top w:val="double" w:sz="6" w:space="0" w:color="404040" w:themeColor="text1" w:themeTint="BF"/>
-          <w:left w:val="single" w:sz="8" w:space="0" w:color="404040" w:themeColor="text1" w:themeTint="BF"/>
-          <w:bottom w:val="single" w:sz="8" w:space="0" w:color="404040" w:themeColor="text1" w:themeTint="BF"/>
-          <w:right w:val="single" w:sz="8" w:space="0" w:color="404040" w:themeColor="text1" w:themeTint="BF"/>
+          <w:top w:val="double" w:color="404040" w:themeColor="text1" w:themeTint="BF" w:sz="6" w:space="0"/>
+          <w:left w:val="single" w:color="404040" w:themeColor="text1" w:themeTint="BF" w:sz="8" w:space="0"/>
+          <w:bottom w:val="single" w:color="404040" w:themeColor="text1" w:themeTint="BF" w:sz="8" w:space="0"/>
+          <w:right w:val="single" w:color="404040" w:themeColor="text1" w:themeTint="BF" w:sz="8" w:space="0"/>
           <w:insideH w:val="nil"/>
           <w:insideV w:val="nil"/>
         </w:tcBorders>
@@ -22964,11 +22964,11 @@
       <w:tblStyleColBandSize w:val="1"/>
       <w:tblInd w:w="0" w:type="dxa"/>
       <w:tblBorders>
-        <w:top w:val="single" w:sz="8" w:space="0" w:color="7BA0CD" w:themeColor="accent1" w:themeTint="BF"/>
-        <w:left w:val="single" w:sz="8" w:space="0" w:color="7BA0CD" w:themeColor="accent1" w:themeTint="BF"/>
-        <w:bottom w:val="single" w:sz="8" w:space="0" w:color="7BA0CD" w:themeColor="accent1" w:themeTint="BF"/>
-        <w:right w:val="single" w:sz="8" w:space="0" w:color="7BA0CD" w:themeColor="accent1" w:themeTint="BF"/>
-        <w:insideH w:val="single" w:sz="8" w:space="0" w:color="7BA0CD" w:themeColor="accent1" w:themeTint="BF"/>
+        <w:top w:val="single" w:color="7BA0CD" w:themeColor="accent1" w:themeTint="BF" w:sz="8" w:space="0"/>
+        <w:left w:val="single" w:color="7BA0CD" w:themeColor="accent1" w:themeTint="BF" w:sz="8" w:space="0"/>
+        <w:bottom w:val="single" w:color="7BA0CD" w:themeColor="accent1" w:themeTint="BF" w:sz="8" w:space="0"/>
+        <w:right w:val="single" w:color="7BA0CD" w:themeColor="accent1" w:themeTint="BF" w:sz="8" w:space="0"/>
+        <w:insideH w:val="single" w:color="7BA0CD" w:themeColor="accent1" w:themeTint="BF" w:sz="8" w:space="0"/>
       </w:tblBorders>
       <w:tblCellMar>
         <w:top w:w="0" w:type="dxa"/>
@@ -22989,10 +22989,10 @@
       <w:tblPr/>
       <w:tcPr>
         <w:tcBorders>
-          <w:top w:val="single" w:sz="8" w:space="0" w:color="7BA0CD" w:themeColor="accent1" w:themeTint="BF"/>
-          <w:left w:val="single" w:sz="8" w:space="0" w:color="7BA0CD" w:themeColor="accent1" w:themeTint="BF"/>
-          <w:bottom w:val="single" w:sz="8" w:space="0" w:color="7BA0CD" w:themeColor="accent1" w:themeTint="BF"/>
-          <w:right w:val="single" w:sz="8" w:space="0" w:color="7BA0CD" w:themeColor="accent1" w:themeTint="BF"/>
+          <w:top w:val="single" w:color="7BA0CD" w:themeColor="accent1" w:themeTint="BF" w:sz="8" w:space="0"/>
+          <w:left w:val="single" w:color="7BA0CD" w:themeColor="accent1" w:themeTint="BF" w:sz="8" w:space="0"/>
+          <w:bottom w:val="single" w:color="7BA0CD" w:themeColor="accent1" w:themeTint="BF" w:sz="8" w:space="0"/>
+          <w:right w:val="single" w:color="7BA0CD" w:themeColor="accent1" w:themeTint="BF" w:sz="8" w:space="0"/>
           <w:insideH w:val="nil"/>
           <w:insideV w:val="nil"/>
         </w:tcBorders>
@@ -23010,10 +23010,10 @@
       <w:tblPr/>
       <w:tcPr>
         <w:tcBorders>
-          <w:top w:val="double" w:sz="6" w:space="0" w:color="7BA0CD" w:themeColor="accent1" w:themeTint="BF"/>
-          <w:left w:val="single" w:sz="8" w:space="0" w:color="7BA0CD" w:themeColor="accent1" w:themeTint="BF"/>
-          <w:bottom w:val="single" w:sz="8" w:space="0" w:color="7BA0CD" w:themeColor="accent1" w:themeTint="BF"/>
-          <w:right w:val="single" w:sz="8" w:space="0" w:color="7BA0CD" w:themeColor="accent1" w:themeTint="BF"/>
+          <w:top w:val="double" w:color="7BA0CD" w:themeColor="accent1" w:themeTint="BF" w:sz="6" w:space="0"/>
+          <w:left w:val="single" w:color="7BA0CD" w:themeColor="accent1" w:themeTint="BF" w:sz="8" w:space="0"/>
+          <w:bottom w:val="single" w:color="7BA0CD" w:themeColor="accent1" w:themeTint="BF" w:sz="8" w:space="0"/>
+          <w:right w:val="single" w:color="7BA0CD" w:themeColor="accent1" w:themeTint="BF" w:sz="8" w:space="0"/>
           <w:insideH w:val="nil"/>
           <w:insideV w:val="nil"/>
         </w:tcBorders>
@@ -23070,11 +23070,11 @@
       <w:tblStyleColBandSize w:val="1"/>
       <w:tblInd w:w="0" w:type="dxa"/>
       <w:tblBorders>
-        <w:top w:val="single" w:sz="8" w:space="0" w:color="CF7B79" w:themeColor="accent2" w:themeTint="BF"/>
-        <w:left w:val="single" w:sz="8" w:space="0" w:color="CF7B79" w:themeColor="accent2" w:themeTint="BF"/>
-        <w:bottom w:val="single" w:sz="8" w:space="0" w:color="CF7B79" w:themeColor="accent2" w:themeTint="BF"/>
-        <w:right w:val="single" w:sz="8" w:space="0" w:color="CF7B79" w:themeColor="accent2" w:themeTint="BF"/>
-        <w:insideH w:val="single" w:sz="8" w:space="0" w:color="CF7B79" w:themeColor="accent2" w:themeTint="BF"/>
+        <w:top w:val="single" w:color="CF7B79" w:themeColor="accent2" w:themeTint="BF" w:sz="8" w:space="0"/>
+        <w:left w:val="single" w:color="CF7B79" w:themeColor="accent2" w:themeTint="BF" w:sz="8" w:space="0"/>
+        <w:bottom w:val="single" w:color="CF7B79" w:themeColor="accent2" w:themeTint="BF" w:sz="8" w:space="0"/>
+        <w:right w:val="single" w:color="CF7B79" w:themeColor="accent2" w:themeTint="BF" w:sz="8" w:space="0"/>
+        <w:insideH w:val="single" w:color="CF7B79" w:themeColor="accent2" w:themeTint="BF" w:sz="8" w:space="0"/>
       </w:tblBorders>
       <w:tblCellMar>
         <w:top w:w="0" w:type="dxa"/>
@@ -23095,10 +23095,10 @@
       <w:tblPr/>
       <w:tcPr>
         <w:tcBorders>
-          <w:top w:val="single" w:sz="8" w:space="0" w:color="CF7B79" w:themeColor="accent2" w:themeTint="BF"/>
-          <w:left w:val="single" w:sz="8" w:space="0" w:color="CF7B79" w:themeColor="accent2" w:themeTint="BF"/>
-          <w:bottom w:val="single" w:sz="8" w:space="0" w:color="CF7B79" w:themeColor="accent2" w:themeTint="BF"/>
-          <w:right w:val="single" w:sz="8" w:space="0" w:color="CF7B79" w:themeColor="accent2" w:themeTint="BF"/>
+          <w:top w:val="single" w:color="CF7B79" w:themeColor="accent2" w:themeTint="BF" w:sz="8" w:space="0"/>
+          <w:left w:val="single" w:color="CF7B79" w:themeColor="accent2" w:themeTint="BF" w:sz="8" w:space="0"/>
+          <w:bottom w:val="single" w:color="CF7B79" w:themeColor="accent2" w:themeTint="BF" w:sz="8" w:space="0"/>
+          <w:right w:val="single" w:color="CF7B79" w:themeColor="accent2" w:themeTint="BF" w:sz="8" w:space="0"/>
           <w:insideH w:val="nil"/>
           <w:insideV w:val="nil"/>
         </w:tcBorders>
@@ -23116,10 +23116,10 @@
       <w:tblPr/>
       <w:tcPr>
         <w:tcBorders>
-          <w:top w:val="double" w:sz="6" w:space="0" w:color="CF7B79" w:themeColor="accent2" w:themeTint="BF"/>
-          <w:left w:val="single" w:sz="8" w:space="0" w:color="CF7B79" w:themeColor="accent2" w:themeTint="BF"/>
-          <w:bottom w:val="single" w:sz="8" w:space="0" w:color="CF7B79" w:themeColor="accent2" w:themeTint="BF"/>
-          <w:right w:val="single" w:sz="8" w:space="0" w:color="CF7B79" w:themeColor="accent2" w:themeTint="BF"/>
+          <w:top w:val="double" w:color="CF7B79" w:themeColor="accent2" w:themeTint="BF" w:sz="6" w:space="0"/>
+          <w:left w:val="single" w:color="CF7B79" w:themeColor="accent2" w:themeTint="BF" w:sz="8" w:space="0"/>
+          <w:bottom w:val="single" w:color="CF7B79" w:themeColor="accent2" w:themeTint="BF" w:sz="8" w:space="0"/>
+          <w:right w:val="single" w:color="CF7B79" w:themeColor="accent2" w:themeTint="BF" w:sz="8" w:space="0"/>
           <w:insideH w:val="nil"/>
           <w:insideV w:val="nil"/>
         </w:tcBorders>
@@ -23176,11 +23176,11 @@
       <w:tblStyleColBandSize w:val="1"/>
       <w:tblInd w:w="0" w:type="dxa"/>
       <w:tblBorders>
-        <w:top w:val="single" w:sz="8" w:space="0" w:color="B3CC82" w:themeColor="accent3" w:themeTint="BF"/>
-        <w:left w:val="single" w:sz="8" w:space="0" w:color="B3CC82" w:themeColor="accent3" w:themeTint="BF"/>
-        <w:bottom w:val="single" w:sz="8" w:space="0" w:color="B3CC82" w:themeColor="accent3" w:themeTint="BF"/>
-        <w:right w:val="single" w:sz="8" w:space="0" w:color="B3CC82" w:themeColor="accent3" w:themeTint="BF"/>
-        <w:insideH w:val="single" w:sz="8" w:space="0" w:color="B3CC82" w:themeColor="accent3" w:themeTint="BF"/>
+        <w:top w:val="single" w:color="B3CC82" w:themeColor="accent3" w:themeTint="BF" w:sz="8" w:space="0"/>
+        <w:left w:val="single" w:color="B3CC82" w:themeColor="accent3" w:themeTint="BF" w:sz="8" w:space="0"/>
+        <w:bottom w:val="single" w:color="B3CC82" w:themeColor="accent3" w:themeTint="BF" w:sz="8" w:space="0"/>
+        <w:right w:val="single" w:color="B3CC82" w:themeColor="accent3" w:themeTint="BF" w:sz="8" w:space="0"/>
+        <w:insideH w:val="single" w:color="B3CC82" w:themeColor="accent3" w:themeTint="BF" w:sz="8" w:space="0"/>
       </w:tblBorders>
       <w:tblCellMar>
         <w:top w:w="0" w:type="dxa"/>
@@ -23201,10 +23201,10 @@
       <w:tblPr/>
       <w:tcPr>
         <w:tcBorders>
-          <w:top w:val="single" w:sz="8" w:space="0" w:color="B3CC82" w:themeColor="accent3" w:themeTint="BF"/>
-          <w:left w:val="single" w:sz="8" w:space="0" w:color="B3CC82" w:themeColor="accent3" w:themeTint="BF"/>
-          <w:bottom w:val="single" w:sz="8" w:space="0" w:color="B3CC82" w:themeColor="accent3" w:themeTint="BF"/>
-          <w:right w:val="single" w:sz="8" w:space="0" w:color="B3CC82" w:themeColor="accent3" w:themeTint="BF"/>
+          <w:top w:val="single" w:color="B3CC82" w:themeColor="accent3" w:themeTint="BF" w:sz="8" w:space="0"/>
+          <w:left w:val="single" w:color="B3CC82" w:themeColor="accent3" w:themeTint="BF" w:sz="8" w:space="0"/>
+          <w:bottom w:val="single" w:color="B3CC82" w:themeColor="accent3" w:themeTint="BF" w:sz="8" w:space="0"/>
+          <w:right w:val="single" w:color="B3CC82" w:themeColor="accent3" w:themeTint="BF" w:sz="8" w:space="0"/>
           <w:insideH w:val="nil"/>
           <w:insideV w:val="nil"/>
         </w:tcBorders>
@@ -23222,10 +23222,10 @@
       <w:tblPr/>
       <w:tcPr>
         <w:tcBorders>
-          <w:top w:val="double" w:sz="6" w:space="0" w:color="B3CC82" w:themeColor="accent3" w:themeTint="BF"/>
-          <w:left w:val="single" w:sz="8" w:space="0" w:color="B3CC82" w:themeColor="accent3" w:themeTint="BF"/>
-          <w:bottom w:val="single" w:sz="8" w:space="0" w:color="B3CC82" w:themeColor="accent3" w:themeTint="BF"/>
-          <w:right w:val="single" w:sz="8" w:space="0" w:color="B3CC82" w:themeColor="accent3" w:themeTint="BF"/>
+          <w:top w:val="double" w:color="B3CC82" w:themeColor="accent3" w:themeTint="BF" w:sz="6" w:space="0"/>
+          <w:left w:val="single" w:color="B3CC82" w:themeColor="accent3" w:themeTint="BF" w:sz="8" w:space="0"/>
+          <w:bottom w:val="single" w:color="B3CC82" w:themeColor="accent3" w:themeTint="BF" w:sz="8" w:space="0"/>
+          <w:right w:val="single" w:color="B3CC82" w:themeColor="accent3" w:themeTint="BF" w:sz="8" w:space="0"/>
           <w:insideH w:val="nil"/>
           <w:insideV w:val="nil"/>
         </w:tcBorders>
@@ -23282,11 +23282,11 @@
       <w:tblStyleColBandSize w:val="1"/>
       <w:tblInd w:w="0" w:type="dxa"/>
       <w:tblBorders>
-        <w:top w:val="single" w:sz="8" w:space="0" w:color="9F8AB9" w:themeColor="accent4" w:themeTint="BF"/>
-        <w:left w:val="single" w:sz="8" w:space="0" w:color="9F8AB9" w:themeColor="accent4" w:themeTint="BF"/>
-        <w:bottom w:val="single" w:sz="8" w:space="0" w:color="9F8AB9" w:themeColor="accent4" w:themeTint="BF"/>
-        <w:right w:val="single" w:sz="8" w:space="0" w:color="9F8AB9" w:themeColor="accent4" w:themeTint="BF"/>
-        <w:insideH w:val="single" w:sz="8" w:space="0" w:color="9F8AB9" w:themeColor="accent4" w:themeTint="BF"/>
+        <w:top w:val="single" w:color="9F8AB9" w:themeColor="accent4" w:themeTint="BF" w:sz="8" w:space="0"/>
+        <w:left w:val="single" w:color="9F8AB9" w:themeColor="accent4" w:themeTint="BF" w:sz="8" w:space="0"/>
+        <w:bottom w:val="single" w:color="9F8AB9" w:themeColor="accent4" w:themeTint="BF" w:sz="8" w:space="0"/>
+        <w:right w:val="single" w:color="9F8AB9" w:themeColor="accent4" w:themeTint="BF" w:sz="8" w:space="0"/>
+        <w:insideH w:val="single" w:color="9F8AB9" w:themeColor="accent4" w:themeTint="BF" w:sz="8" w:space="0"/>
       </w:tblBorders>
       <w:tblCellMar>
         <w:top w:w="0" w:type="dxa"/>
@@ -23307,10 +23307,10 @@
       <w:tblPr/>
       <w:tcPr>
         <w:tcBorders>
-          <w:top w:val="single" w:sz="8" w:space="0" w:color="9F8AB9" w:themeColor="accent4" w:themeTint="BF"/>
-          <w:left w:val="single" w:sz="8" w:space="0" w:color="9F8AB9" w:themeColor="accent4" w:themeTint="BF"/>
-          <w:bottom w:val="single" w:sz="8" w:space="0" w:color="9F8AB9" w:themeColor="accent4" w:themeTint="BF"/>
-          <w:right w:val="single" w:sz="8" w:space="0" w:color="9F8AB9" w:themeColor="accent4" w:themeTint="BF"/>
+          <w:top w:val="single" w:color="9F8AB9" w:themeColor="accent4" w:themeTint="BF" w:sz="8" w:space="0"/>
+          <w:left w:val="single" w:color="9F8AB9" w:themeColor="accent4" w:themeTint="BF" w:sz="8" w:space="0"/>
+          <w:bottom w:val="single" w:color="9F8AB9" w:themeColor="accent4" w:themeTint="BF" w:sz="8" w:space="0"/>
+          <w:right w:val="single" w:color="9F8AB9" w:themeColor="accent4" w:themeTint="BF" w:sz="8" w:space="0"/>
           <w:insideH w:val="nil"/>
           <w:insideV w:val="nil"/>
         </w:tcBorders>
@@ -23328,10 +23328,10 @@
       <w:tblPr/>
       <w:tcPr>
         <w:tcBorders>
-          <w:top w:val="double" w:sz="6" w:space="0" w:color="9F8AB9" w:themeColor="accent4" w:themeTint="BF"/>
-          <w:left w:val="single" w:sz="8" w:space="0" w:color="9F8AB9" w:themeColor="accent4" w:themeTint="BF"/>
-          <w:bottom w:val="single" w:sz="8" w:space="0" w:color="9F8AB9" w:themeColor="accent4" w:themeTint="BF"/>
-          <w:right w:val="single" w:sz="8" w:space="0" w:color="9F8AB9" w:themeColor="accent4" w:themeTint="BF"/>
+          <w:top w:val="double" w:color="9F8AB9" w:themeColor="accent4" w:themeTint="BF" w:sz="6" w:space="0"/>
+          <w:left w:val="single" w:color="9F8AB9" w:themeColor="accent4" w:themeTint="BF" w:sz="8" w:space="0"/>
+          <w:bottom w:val="single" w:color="9F8AB9" w:themeColor="accent4" w:themeTint="BF" w:sz="8" w:space="0"/>
+          <w:right w:val="single" w:color="9F8AB9" w:themeColor="accent4" w:themeTint="BF" w:sz="8" w:space="0"/>
           <w:insideH w:val="nil"/>
           <w:insideV w:val="nil"/>
         </w:tcBorders>
@@ -23388,11 +23388,11 @@
       <w:tblStyleColBandSize w:val="1"/>
       <w:tblInd w:w="0" w:type="dxa"/>
       <w:tblBorders>
-        <w:top w:val="single" w:sz="8" w:space="0" w:color="78C0D4" w:themeColor="accent5" w:themeTint="BF"/>
-        <w:left w:val="single" w:sz="8" w:space="0" w:color="78C0D4" w:themeColor="accent5" w:themeTint="BF"/>
-        <w:bottom w:val="single" w:sz="8" w:space="0" w:color="78C0D4" w:themeColor="accent5" w:themeTint="BF"/>
-        <w:right w:val="single" w:sz="8" w:space="0" w:color="78C0D4" w:themeColor="accent5" w:themeTint="BF"/>
-        <w:insideH w:val="single" w:sz="8" w:space="0" w:color="78C0D4" w:themeColor="accent5" w:themeTint="BF"/>
+        <w:top w:val="single" w:color="78C0D4" w:themeColor="accent5" w:themeTint="BF" w:sz="8" w:space="0"/>
+        <w:left w:val="single" w:color="78C0D4" w:themeColor="accent5" w:themeTint="BF" w:sz="8" w:space="0"/>
+        <w:bottom w:val="single" w:color="78C0D4" w:themeColor="accent5" w:themeTint="BF" w:sz="8" w:space="0"/>
+        <w:right w:val="single" w:color="78C0D4" w:themeColor="accent5" w:themeTint="BF" w:sz="8" w:space="0"/>
+        <w:insideH w:val="single" w:color="78C0D4" w:themeColor="accent5" w:themeTint="BF" w:sz="8" w:space="0"/>
       </w:tblBorders>
       <w:tblCellMar>
         <w:top w:w="0" w:type="dxa"/>
@@ -23413,10 +23413,10 @@
       <w:tblPr/>
       <w:tcPr>
         <w:tcBorders>
-          <w:top w:val="single" w:sz="8" w:space="0" w:color="78C0D4" w:themeColor="accent5" w:themeTint="BF"/>
-          <w:left w:val="single" w:sz="8" w:space="0" w:color="78C0D4" w:themeColor="accent5" w:themeTint="BF"/>
-          <w:bottom w:val="single" w:sz="8" w:space="0" w:color="78C0D4" w:themeColor="accent5" w:themeTint="BF"/>
-          <w:right w:val="single" w:sz="8" w:space="0" w:color="78C0D4" w:themeColor="accent5" w:themeTint="BF"/>
+          <w:top w:val="single" w:color="78C0D4" w:themeColor="accent5" w:themeTint="BF" w:sz="8" w:space="0"/>
+          <w:left w:val="single" w:color="78C0D4" w:themeColor="accent5" w:themeTint="BF" w:sz="8" w:space="0"/>
+          <w:bottom w:val="single" w:color="78C0D4" w:themeColor="accent5" w:themeTint="BF" w:sz="8" w:space="0"/>
+          <w:right w:val="single" w:color="78C0D4" w:themeColor="accent5" w:themeTint="BF" w:sz="8" w:space="0"/>
           <w:insideH w:val="nil"/>
           <w:insideV w:val="nil"/>
         </w:tcBorders>
@@ -23434,10 +23434,10 @@
       <w:tblPr/>
       <w:tcPr>
         <w:tcBorders>
-          <w:top w:val="double" w:sz="6" w:space="0" w:color="78C0D4" w:themeColor="accent5" w:themeTint="BF"/>
-          <w:left w:val="single" w:sz="8" w:space="0" w:color="78C0D4" w:themeColor="accent5" w:themeTint="BF"/>
-          <w:bottom w:val="single" w:sz="8" w:space="0" w:color="78C0D4" w:themeColor="accent5" w:themeTint="BF"/>
-          <w:right w:val="single" w:sz="8" w:space="0" w:color="78C0D4" w:themeColor="accent5" w:themeTint="BF"/>
+          <w:top w:val="double" w:color="78C0D4" w:themeColor="accent5" w:themeTint="BF" w:sz="6" w:space="0"/>
+          <w:left w:val="single" w:color="78C0D4" w:themeColor="accent5" w:themeTint="BF" w:sz="8" w:space="0"/>
+          <w:bottom w:val="single" w:color="78C0D4" w:themeColor="accent5" w:themeTint="BF" w:sz="8" w:space="0"/>
+          <w:right w:val="single" w:color="78C0D4" w:themeColor="accent5" w:themeTint="BF" w:sz="8" w:space="0"/>
           <w:insideH w:val="nil"/>
           <w:insideV w:val="nil"/>
         </w:tcBorders>
@@ -23494,11 +23494,11 @@
       <w:tblStyleColBandSize w:val="1"/>
       <w:tblInd w:w="0" w:type="dxa"/>
       <w:tblBorders>
-        <w:top w:val="single" w:sz="8" w:space="0" w:color="F9B074" w:themeColor="accent6" w:themeTint="BF"/>
-        <w:left w:val="single" w:sz="8" w:space="0" w:color="F9B074" w:themeColor="accent6" w:themeTint="BF"/>
-        <w:bottom w:val="single" w:sz="8" w:space="0" w:color="F9B074" w:themeColor="accent6" w:themeTint="BF"/>
-        <w:right w:val="single" w:sz="8" w:space="0" w:color="F9B074" w:themeColor="accent6" w:themeTint="BF"/>
-        <w:insideH w:val="single" w:sz="8" w:space="0" w:color="F9B074" w:themeColor="accent6" w:themeTint="BF"/>
+        <w:top w:val="single" w:color="F9B074" w:themeColor="accent6" w:themeTint="BF" w:sz="8" w:space="0"/>
+        <w:left w:val="single" w:color="F9B074" w:themeColor="accent6" w:themeTint="BF" w:sz="8" w:space="0"/>
+        <w:bottom w:val="single" w:color="F9B074" w:themeColor="accent6" w:themeTint="BF" w:sz="8" w:space="0"/>
+        <w:right w:val="single" w:color="F9B074" w:themeColor="accent6" w:themeTint="BF" w:sz="8" w:space="0"/>
+        <w:insideH w:val="single" w:color="F9B074" w:themeColor="accent6" w:themeTint="BF" w:sz="8" w:space="0"/>
       </w:tblBorders>
       <w:tblCellMar>
         <w:top w:w="0" w:type="dxa"/>
@@ -23519,10 +23519,10 @@
       <w:tblPr/>
       <w:tcPr>
         <w:tcBorders>
-          <w:top w:val="single" w:sz="8" w:space="0" w:color="F9B074" w:themeColor="accent6" w:themeTint="BF"/>
-          <w:left w:val="single" w:sz="8" w:space="0" w:color="F9B074" w:themeColor="accent6" w:themeTint="BF"/>
-          <w:bottom w:val="single" w:sz="8" w:space="0" w:color="F9B074" w:themeColor="accent6" w:themeTint="BF"/>
-          <w:right w:val="single" w:sz="8" w:space="0" w:color="F9B074" w:themeColor="accent6" w:themeTint="BF"/>
+          <w:top w:val="single" w:color="F9B074" w:themeColor="accent6" w:themeTint="BF" w:sz="8" w:space="0"/>
+          <w:left w:val="single" w:color="F9B074" w:themeColor="accent6" w:themeTint="BF" w:sz="8" w:space="0"/>
+          <w:bottom w:val="single" w:color="F9B074" w:themeColor="accent6" w:themeTint="BF" w:sz="8" w:space="0"/>
+          <w:right w:val="single" w:color="F9B074" w:themeColor="accent6" w:themeTint="BF" w:sz="8" w:space="0"/>
           <w:insideH w:val="nil"/>
           <w:insideV w:val="nil"/>
         </w:tcBorders>
@@ -23540,10 +23540,10 @@
       <w:tblPr/>
       <w:tcPr>
         <w:tcBorders>
-          <w:top w:val="double" w:sz="6" w:space="0" w:color="F9B074" w:themeColor="accent6" w:themeTint="BF"/>
-          <w:left w:val="single" w:sz="8" w:space="0" w:color="F9B074" w:themeColor="accent6" w:themeTint="BF"/>
-          <w:bottom w:val="single" w:sz="8" w:space="0" w:color="F9B074" w:themeColor="accent6" w:themeTint="BF"/>
-          <w:right w:val="single" w:sz="8" w:space="0" w:color="F9B074" w:themeColor="accent6" w:themeTint="BF"/>
+          <w:top w:val="double" w:color="F9B074" w:themeColor="accent6" w:themeTint="BF" w:sz="6" w:space="0"/>
+          <w:left w:val="single" w:color="F9B074" w:themeColor="accent6" w:themeTint="BF" w:sz="8" w:space="0"/>
+          <w:bottom w:val="single" w:color="F9B074" w:themeColor="accent6" w:themeTint="BF" w:sz="8" w:space="0"/>
+          <w:right w:val="single" w:color="F9B074" w:themeColor="accent6" w:themeTint="BF" w:sz="8" w:space="0"/>
           <w:insideH w:val="nil"/>
           <w:insideV w:val="nil"/>
         </w:tcBorders>
@@ -23600,8 +23600,8 @@
       <w:tblStyleColBandSize w:val="1"/>
       <w:tblInd w:w="0" w:type="dxa"/>
       <w:tblBorders>
-        <w:top w:val="single" w:sz="18" w:space="0" w:color="auto"/>
-        <w:bottom w:val="single" w:sz="18" w:space="0" w:color="auto"/>
+        <w:top w:val="single" w:color="auto" w:sz="18" w:space="0"/>
+        <w:bottom w:val="single" w:color="auto" w:sz="18" w:space="0"/>
       </w:tblBorders>
       <w:tblCellMar>
         <w:top w:w="0" w:type="dxa"/>
@@ -23622,9 +23622,9 @@
       <w:tblPr/>
       <w:tcPr>
         <w:tcBorders>
-          <w:top w:val="single" w:sz="18" w:space="0" w:color="auto"/>
+          <w:top w:val="single" w:color="auto" w:sz="18" w:space="0"/>
           <w:left w:val="nil"/>
-          <w:bottom w:val="single" w:sz="18" w:space="0" w:color="auto"/>
+          <w:bottom w:val="single" w:color="auto" w:sz="18" w:space="0"/>
           <w:right w:val="nil"/>
           <w:insideH w:val="nil"/>
           <w:insideV w:val="nil"/>
@@ -23642,9 +23642,9 @@
       <w:tblPr/>
       <w:tcPr>
         <w:tcBorders>
-          <w:top w:val="double" w:sz="6" w:space="0" w:color="auto"/>
+          <w:top w:val="double" w:color="auto" w:sz="6" w:space="0"/>
           <w:left w:val="nil"/>
-          <w:bottom w:val="single" w:sz="18" w:space="0" w:color="auto"/>
+          <w:bottom w:val="single" w:color="auto" w:sz="18" w:space="0"/>
           <w:right w:val="nil"/>
           <w:insideH w:val="nil"/>
           <w:insideV w:val="nil"/>
@@ -23663,7 +23663,7 @@
         <w:tcBorders>
           <w:top w:val="nil"/>
           <w:left w:val="nil"/>
-          <w:bottom w:val="single" w:sz="18" w:space="0" w:color="auto"/>
+          <w:bottom w:val="single" w:color="auto" w:sz="18" w:space="0"/>
           <w:right w:val="nil"/>
           <w:insideH w:val="nil"/>
           <w:insideV w:val="nil"/>
@@ -23710,9 +23710,9 @@
       <w:tblPr/>
       <w:tcPr>
         <w:tcBorders>
-          <w:top w:val="single" w:sz="18" w:space="0" w:color="auto"/>
+          <w:top w:val="single" w:color="auto" w:sz="18" w:space="0"/>
           <w:left w:val="nil"/>
-          <w:bottom w:val="single" w:sz="18" w:space="0" w:color="auto"/>
+          <w:bottom w:val="single" w:color="auto" w:sz="18" w:space="0"/>
           <w:right w:val="nil"/>
           <w:insideH w:val="nil"/>
           <w:insideV w:val="nil"/>
@@ -23726,9 +23726,9 @@
       <w:tblPr/>
       <w:tcPr>
         <w:tcBorders>
-          <w:top w:val="single" w:sz="18" w:space="0" w:color="auto"/>
+          <w:top w:val="single" w:color="auto" w:sz="18" w:space="0"/>
           <w:left w:val="nil"/>
-          <w:bottom w:val="single" w:sz="18" w:space="0" w:color="auto"/>
+          <w:bottom w:val="single" w:color="auto" w:sz="18" w:space="0"/>
           <w:right w:val="nil"/>
           <w:insideH w:val="nil"/>
           <w:insideV w:val="nil"/>
@@ -23749,8 +23749,8 @@
       <w:tblStyleColBandSize w:val="1"/>
       <w:tblInd w:w="0" w:type="dxa"/>
       <w:tblBorders>
-        <w:top w:val="single" w:sz="18" w:space="0" w:color="auto"/>
-        <w:bottom w:val="single" w:sz="18" w:space="0" w:color="auto"/>
+        <w:top w:val="single" w:color="auto" w:sz="18" w:space="0"/>
+        <w:bottom w:val="single" w:color="auto" w:sz="18" w:space="0"/>
       </w:tblBorders>
       <w:tblCellMar>
         <w:top w:w="0" w:type="dxa"/>
@@ -23771,9 +23771,9 @@
       <w:tblPr/>
       <w:tcPr>
         <w:tcBorders>
-          <w:top w:val="single" w:sz="18" w:space="0" w:color="auto"/>
+          <w:top w:val="single" w:color="auto" w:sz="18" w:space="0"/>
           <w:left w:val="nil"/>
-          <w:bottom w:val="single" w:sz="18" w:space="0" w:color="auto"/>
+          <w:bottom w:val="single" w:color="auto" w:sz="18" w:space="0"/>
           <w:right w:val="nil"/>
           <w:insideH w:val="nil"/>
           <w:insideV w:val="nil"/>
@@ -23791,9 +23791,9 @@
       <w:tblPr/>
       <w:tcPr>
         <w:tcBorders>
-          <w:top w:val="double" w:sz="6" w:space="0" w:color="auto"/>
+          <w:top w:val="double" w:color="auto" w:sz="6" w:space="0"/>
           <w:left w:val="nil"/>
-          <w:bottom w:val="single" w:sz="18" w:space="0" w:color="auto"/>
+          <w:bottom w:val="single" w:color="auto" w:sz="18" w:space="0"/>
           <w:right w:val="nil"/>
           <w:insideH w:val="nil"/>
           <w:insideV w:val="nil"/>
@@ -23812,7 +23812,7 @@
         <w:tcBorders>
           <w:top w:val="nil"/>
           <w:left w:val="nil"/>
-          <w:bottom w:val="single" w:sz="18" w:space="0" w:color="auto"/>
+          <w:bottom w:val="single" w:color="auto" w:sz="18" w:space="0"/>
           <w:right w:val="nil"/>
           <w:insideH w:val="nil"/>
           <w:insideV w:val="nil"/>
@@ -23859,9 +23859,9 @@
       <w:tblPr/>
       <w:tcPr>
         <w:tcBorders>
-          <w:top w:val="single" w:sz="18" w:space="0" w:color="auto"/>
+          <w:top w:val="single" w:color="auto" w:sz="18" w:space="0"/>
           <w:left w:val="nil"/>
-          <w:bottom w:val="single" w:sz="18" w:space="0" w:color="auto"/>
+          <w:bottom w:val="single" w:color="auto" w:sz="18" w:space="0"/>
           <w:right w:val="nil"/>
           <w:insideH w:val="nil"/>
           <w:insideV w:val="nil"/>
@@ -23875,9 +23875,9 @@
       <w:tblPr/>
       <w:tcPr>
         <w:tcBorders>
-          <w:top w:val="single" w:sz="18" w:space="0" w:color="auto"/>
+          <w:top w:val="single" w:color="auto" w:sz="18" w:space="0"/>
           <w:left w:val="nil"/>
-          <w:bottom w:val="single" w:sz="18" w:space="0" w:color="auto"/>
+          <w:bottom w:val="single" w:color="auto" w:sz="18" w:space="0"/>
           <w:right w:val="nil"/>
           <w:insideH w:val="nil"/>
           <w:insideV w:val="nil"/>
@@ -23898,8 +23898,8 @@
       <w:tblStyleColBandSize w:val="1"/>
       <w:tblInd w:w="0" w:type="dxa"/>
       <w:tblBorders>
-        <w:top w:val="single" w:sz="18" w:space="0" w:color="auto"/>
-        <w:bottom w:val="single" w:sz="18" w:space="0" w:color="auto"/>
+        <w:top w:val="single" w:color="auto" w:sz="18" w:space="0"/>
+        <w:bottom w:val="single" w:color="auto" w:sz="18" w:space="0"/>
       </w:tblBorders>
       <w:tblCellMar>
         <w:top w:w="0" w:type="dxa"/>
@@ -23920,9 +23920,9 @@
       <w:tblPr/>
       <w:tcPr>
         <w:tcBorders>
-          <w:top w:val="single" w:sz="18" w:space="0" w:color="auto"/>
+          <w:top w:val="single" w:color="auto" w:sz="18" w:space="0"/>
           <w:left w:val="nil"/>
-          <w:bottom w:val="single" w:sz="18" w:space="0" w:color="auto"/>
+          <w:bottom w:val="single" w:color="auto" w:sz="18" w:space="0"/>
           <w:right w:val="nil"/>
           <w:insideH w:val="nil"/>
           <w:insideV w:val="nil"/>
@@ -23940,9 +23940,9 @@
       <w:tblPr/>
       <w:tcPr>
         <w:tcBorders>
-          <w:top w:val="double" w:sz="6" w:space="0" w:color="auto"/>
+          <w:top w:val="double" w:color="auto" w:sz="6" w:space="0"/>
           <w:left w:val="nil"/>
-          <w:bottom w:val="single" w:sz="18" w:space="0" w:color="auto"/>
+          <w:bottom w:val="single" w:color="auto" w:sz="18" w:space="0"/>
           <w:right w:val="nil"/>
           <w:insideH w:val="nil"/>
           <w:insideV w:val="nil"/>
@@ -23961,7 +23961,7 @@
         <w:tcBorders>
           <w:top w:val="nil"/>
           <w:left w:val="nil"/>
-          <w:bottom w:val="single" w:sz="18" w:space="0" w:color="auto"/>
+          <w:bottom w:val="single" w:color="auto" w:sz="18" w:space="0"/>
           <w:right w:val="nil"/>
           <w:insideH w:val="nil"/>
           <w:insideV w:val="nil"/>
@@ -24008,9 +24008,9 @@
       <w:tblPr/>
       <w:tcPr>
         <w:tcBorders>
-          <w:top w:val="single" w:sz="18" w:space="0" w:color="auto"/>
+          <w:top w:val="single" w:color="auto" w:sz="18" w:space="0"/>
           <w:left w:val="nil"/>
-          <w:bottom w:val="single" w:sz="18" w:space="0" w:color="auto"/>
+          <w:bottom w:val="single" w:color="auto" w:sz="18" w:space="0"/>
           <w:right w:val="nil"/>
           <w:insideH w:val="nil"/>
           <w:insideV w:val="nil"/>
@@ -24024,9 +24024,9 @@
       <w:tblPr/>
       <w:tcPr>
         <w:tcBorders>
-          <w:top w:val="single" w:sz="18" w:space="0" w:color="auto"/>
+          <w:top w:val="single" w:color="auto" w:sz="18" w:space="0"/>
           <w:left w:val="nil"/>
-          <w:bottom w:val="single" w:sz="18" w:space="0" w:color="auto"/>
+          <w:bottom w:val="single" w:color="auto" w:sz="18" w:space="0"/>
           <w:right w:val="nil"/>
           <w:insideH w:val="nil"/>
           <w:insideV w:val="nil"/>
@@ -24047,8 +24047,8 @@
       <w:tblStyleColBandSize w:val="1"/>
       <w:tblInd w:w="0" w:type="dxa"/>
       <w:tblBorders>
-        <w:top w:val="single" w:sz="18" w:space="0" w:color="auto"/>
-        <w:bottom w:val="single" w:sz="18" w:space="0" w:color="auto"/>
+        <w:top w:val="single" w:color="auto" w:sz="18" w:space="0"/>
+        <w:bottom w:val="single" w:color="auto" w:sz="18" w:space="0"/>
       </w:tblBorders>
       <w:tblCellMar>
         <w:top w:w="0" w:type="dxa"/>
@@ -24069,9 +24069,9 @@
       <w:tblPr/>
       <w:tcPr>
         <w:tcBorders>
-          <w:top w:val="single" w:sz="18" w:space="0" w:color="auto"/>
+          <w:top w:val="single" w:color="auto" w:sz="18" w:space="0"/>
           <w:left w:val="nil"/>
-          <w:bottom w:val="single" w:sz="18" w:space="0" w:color="auto"/>
+          <w:bottom w:val="single" w:color="auto" w:sz="18" w:space="0"/>
           <w:right w:val="nil"/>
           <w:insideH w:val="nil"/>
           <w:insideV w:val="nil"/>
@@ -24089,9 +24089,9 @@
       <w:tblPr/>
       <w:tcPr>
         <w:tcBorders>
-          <w:top w:val="double" w:sz="6" w:space="0" w:color="auto"/>
+          <w:top w:val="double" w:color="auto" w:sz="6" w:space="0"/>
           <w:left w:val="nil"/>
-          <w:bottom w:val="single" w:sz="18" w:space="0" w:color="auto"/>
+          <w:bottom w:val="single" w:color="auto" w:sz="18" w:space="0"/>
           <w:right w:val="nil"/>
           <w:insideH w:val="nil"/>
           <w:insideV w:val="nil"/>
@@ -24110,7 +24110,7 @@
         <w:tcBorders>
           <w:top w:val="nil"/>
           <w:left w:val="nil"/>
-          <w:bottom w:val="single" w:sz="18" w:space="0" w:color="auto"/>
+          <w:bottom w:val="single" w:color="auto" w:sz="18" w:space="0"/>
           <w:right w:val="nil"/>
           <w:insideH w:val="nil"/>
           <w:insideV w:val="nil"/>
@@ -24157,9 +24157,9 @@
       <w:tblPr/>
       <w:tcPr>
         <w:tcBorders>
-          <w:top w:val="single" w:sz="18" w:space="0" w:color="auto"/>
+          <w:top w:val="single" w:color="auto" w:sz="18" w:space="0"/>
           <w:left w:val="nil"/>
-          <w:bottom w:val="single" w:sz="18" w:space="0" w:color="auto"/>
+          <w:bottom w:val="single" w:color="auto" w:sz="18" w:space="0"/>
           <w:right w:val="nil"/>
           <w:insideH w:val="nil"/>
           <w:insideV w:val="nil"/>
@@ -24173,9 +24173,9 @@
       <w:tblPr/>
       <w:tcPr>
         <w:tcBorders>
-          <w:top w:val="single" w:sz="18" w:space="0" w:color="auto"/>
+          <w:top w:val="single" w:color="auto" w:sz="18" w:space="0"/>
           <w:left w:val="nil"/>
-          <w:bottom w:val="single" w:sz="18" w:space="0" w:color="auto"/>
+          <w:bottom w:val="single" w:color="auto" w:sz="18" w:space="0"/>
           <w:right w:val="nil"/>
           <w:insideH w:val="nil"/>
           <w:insideV w:val="nil"/>
@@ -24196,8 +24196,8 @@
       <w:tblStyleColBandSize w:val="1"/>
       <w:tblInd w:w="0" w:type="dxa"/>
       <w:tblBorders>
-        <w:top w:val="single" w:sz="18" w:space="0" w:color="auto"/>
-        <w:bottom w:val="single" w:sz="18" w:space="0" w:color="auto"/>
+        <w:top w:val="single" w:color="auto" w:sz="18" w:space="0"/>
+        <w:bottom w:val="single" w:color="auto" w:sz="18" w:space="0"/>
       </w:tblBorders>
       <w:tblCellMar>
         <w:top w:w="0" w:type="dxa"/>
@@ -24218,9 +24218,9 @@
       <w:tblPr/>
       <w:tcPr>
         <w:tcBorders>
-          <w:top w:val="single" w:sz="18" w:space="0" w:color="auto"/>
+          <w:top w:val="single" w:color="auto" w:sz="18" w:space="0"/>
           <w:left w:val="nil"/>
-          <w:bottom w:val="single" w:sz="18" w:space="0" w:color="auto"/>
+          <w:bottom w:val="single" w:color="auto" w:sz="18" w:space="0"/>
           <w:right w:val="nil"/>
           <w:insideH w:val="nil"/>
           <w:insideV w:val="nil"/>
@@ -24238,9 +24238,9 @@
       <w:tblPr/>
       <w:tcPr>
         <w:tcBorders>
-          <w:top w:val="double" w:sz="6" w:space="0" w:color="auto"/>
+          <w:top w:val="double" w:color="auto" w:sz="6" w:space="0"/>
           <w:left w:val="nil"/>
-          <w:bottom w:val="single" w:sz="18" w:space="0" w:color="auto"/>
+          <w:bottom w:val="single" w:color="auto" w:sz="18" w:space="0"/>
           <w:right w:val="nil"/>
           <w:insideH w:val="nil"/>
           <w:insideV w:val="nil"/>
@@ -24259,7 +24259,7 @@
         <w:tcBorders>
           <w:top w:val="nil"/>
           <w:left w:val="nil"/>
-          <w:bottom w:val="single" w:sz="18" w:space="0" w:color="auto"/>
+          <w:bottom w:val="single" w:color="auto" w:sz="18" w:space="0"/>
           <w:right w:val="nil"/>
           <w:insideH w:val="nil"/>
           <w:insideV w:val="nil"/>
@@ -24306,9 +24306,9 @@
       <w:tblPr/>
       <w:tcPr>
         <w:tcBorders>
-          <w:top w:val="single" w:sz="18" w:space="0" w:color="auto"/>
+          <w:top w:val="single" w:color="auto" w:sz="18" w:space="0"/>
           <w:left w:val="nil"/>
-          <w:bottom w:val="single" w:sz="18" w:space="0" w:color="auto"/>
+          <w:bottom w:val="single" w:color="auto" w:sz="18" w:space="0"/>
           <w:right w:val="nil"/>
           <w:insideH w:val="nil"/>
           <w:insideV w:val="nil"/>
@@ -24322,9 +24322,9 @@
       <w:tblPr/>
       <w:tcPr>
         <w:tcBorders>
-          <w:top w:val="single" w:sz="18" w:space="0" w:color="auto"/>
+          <w:top w:val="single" w:color="auto" w:sz="18" w:space="0"/>
           <w:left w:val="nil"/>
-          <w:bottom w:val="single" w:sz="18" w:space="0" w:color="auto"/>
+          <w:bottom w:val="single" w:color="auto" w:sz="18" w:space="0"/>
           <w:right w:val="nil"/>
           <w:insideH w:val="nil"/>
           <w:insideV w:val="nil"/>
@@ -24345,8 +24345,8 @@
       <w:tblStyleColBandSize w:val="1"/>
       <w:tblInd w:w="0" w:type="dxa"/>
       <w:tblBorders>
-        <w:top w:val="single" w:sz="18" w:space="0" w:color="auto"/>
-        <w:bottom w:val="single" w:sz="18" w:space="0" w:color="auto"/>
+        <w:top w:val="single" w:color="auto" w:sz="18" w:space="0"/>
+        <w:bottom w:val="single" w:color="auto" w:sz="18" w:space="0"/>
       </w:tblBorders>
       <w:tblCellMar>
         <w:top w:w="0" w:type="dxa"/>
@@ -24367,9 +24367,9 @@
       <w:tblPr/>
       <w:tcPr>
         <w:tcBorders>
-          <w:top w:val="single" w:sz="18" w:space="0" w:color="auto"/>
+          <w:top w:val="single" w:color="auto" w:sz="18" w:space="0"/>
           <w:left w:val="nil"/>
-          <w:bottom w:val="single" w:sz="18" w:space="0" w:color="auto"/>
+          <w:bottom w:val="single" w:color="auto" w:sz="18" w:space="0"/>
           <w:right w:val="nil"/>
           <w:insideH w:val="nil"/>
           <w:insideV w:val="nil"/>
@@ -24387,9 +24387,9 @@
       <w:tblPr/>
       <w:tcPr>
         <w:tcBorders>
-          <w:top w:val="double" w:sz="6" w:space="0" w:color="auto"/>
+          <w:top w:val="double" w:color="auto" w:sz="6" w:space="0"/>
           <w:left w:val="nil"/>
-          <w:bottom w:val="single" w:sz="18" w:space="0" w:color="auto"/>
+          <w:bottom w:val="single" w:color="auto" w:sz="18" w:space="0"/>
           <w:right w:val="nil"/>
           <w:insideH w:val="nil"/>
           <w:insideV w:val="nil"/>
@@ -24408,7 +24408,7 @@
         <w:tcBorders>
           <w:top w:val="nil"/>
           <w:left w:val="nil"/>
-          <w:bottom w:val="single" w:sz="18" w:space="0" w:color="auto"/>
+          <w:bottom w:val="single" w:color="auto" w:sz="18" w:space="0"/>
           <w:right w:val="nil"/>
           <w:insideH w:val="nil"/>
           <w:insideV w:val="nil"/>
@@ -24455,9 +24455,9 @@
       <w:tblPr/>
       <w:tcPr>
         <w:tcBorders>
-          <w:top w:val="single" w:sz="18" w:space="0" w:color="auto"/>
+          <w:top w:val="single" w:color="auto" w:sz="18" w:space="0"/>
           <w:left w:val="nil"/>
-          <w:bottom w:val="single" w:sz="18" w:space="0" w:color="auto"/>
+          <w:bottom w:val="single" w:color="auto" w:sz="18" w:space="0"/>
           <w:right w:val="nil"/>
           <w:insideH w:val="nil"/>
           <w:insideV w:val="nil"/>
@@ -24471,9 +24471,9 @@
       <w:tblPr/>
       <w:tcPr>
         <w:tcBorders>
-          <w:top w:val="single" w:sz="18" w:space="0" w:color="auto"/>
+          <w:top w:val="single" w:color="auto" w:sz="18" w:space="0"/>
           <w:left w:val="nil"/>
-          <w:bottom w:val="single" w:sz="18" w:space="0" w:color="auto"/>
+          <w:bottom w:val="single" w:color="auto" w:sz="18" w:space="0"/>
           <w:right w:val="nil"/>
           <w:insideH w:val="nil"/>
           <w:insideV w:val="nil"/>
@@ -24494,8 +24494,8 @@
       <w:tblStyleColBandSize w:val="1"/>
       <w:tblInd w:w="0" w:type="dxa"/>
       <w:tblBorders>
-        <w:top w:val="single" w:sz="18" w:space="0" w:color="auto"/>
-        <w:bottom w:val="single" w:sz="18" w:space="0" w:color="auto"/>
+        <w:top w:val="single" w:color="auto" w:sz="18" w:space="0"/>
+        <w:bottom w:val="single" w:color="auto" w:sz="18" w:space="0"/>
       </w:tblBorders>
       <w:tblCellMar>
         <w:top w:w="0" w:type="dxa"/>
@@ -24516,9 +24516,9 @@
       <w:tblPr/>
       <w:tcPr>
         <w:tcBorders>
-          <w:top w:val="single" w:sz="18" w:space="0" w:color="auto"/>
+          <w:top w:val="single" w:color="auto" w:sz="18" w:space="0"/>
           <w:left w:val="nil"/>
-          <w:bottom w:val="single" w:sz="18" w:space="0" w:color="auto"/>
+          <w:bottom w:val="single" w:color="auto" w:sz="18" w:space="0"/>
           <w:right w:val="nil"/>
           <w:insideH w:val="nil"/>
           <w:insideV w:val="nil"/>
@@ -24536,9 +24536,9 @@
       <w:tblPr/>
       <w:tcPr>
         <w:tcBorders>
-          <w:top w:val="double" w:sz="6" w:space="0" w:color="auto"/>
+          <w:top w:val="double" w:color="auto" w:sz="6" w:space="0"/>
           <w:left w:val="nil"/>
-          <w:bottom w:val="single" w:sz="18" w:space="0" w:color="auto"/>
+          <w:bottom w:val="single" w:color="auto" w:sz="18" w:space="0"/>
           <w:right w:val="nil"/>
           <w:insideH w:val="nil"/>
           <w:insideV w:val="nil"/>
@@ -24557,7 +24557,7 @@
         <w:tcBorders>
           <w:top w:val="nil"/>
           <w:left w:val="nil"/>
-          <w:bottom w:val="single" w:sz="18" w:space="0" w:color="auto"/>
+          <w:bottom w:val="single" w:color="auto" w:sz="18" w:space="0"/>
           <w:right w:val="nil"/>
           <w:insideH w:val="nil"/>
           <w:insideV w:val="nil"/>
@@ -24604,9 +24604,9 @@
       <w:tblPr/>
       <w:tcPr>
         <w:tcBorders>
-          <w:top w:val="single" w:sz="18" w:space="0" w:color="auto"/>
+          <w:top w:val="single" w:color="auto" w:sz="18" w:space="0"/>
           <w:left w:val="nil"/>
-          <w:bottom w:val="single" w:sz="18" w:space="0" w:color="auto"/>
+          <w:bottom w:val="single" w:color="auto" w:sz="18" w:space="0"/>
           <w:right w:val="nil"/>
           <w:insideH w:val="nil"/>
           <w:insideV w:val="nil"/>
@@ -24620,9 +24620,9 @@
       <w:tblPr/>
       <w:tcPr>
         <w:tcBorders>
-          <w:top w:val="single" w:sz="18" w:space="0" w:color="auto"/>
+          <w:top w:val="single" w:color="auto" w:sz="18" w:space="0"/>
           <w:left w:val="nil"/>
-          <w:bottom w:val="single" w:sz="18" w:space="0" w:color="auto"/>
+          <w:bottom w:val="single" w:color="auto" w:sz="18" w:space="0"/>
           <w:right w:val="nil"/>
           <w:insideH w:val="nil"/>
           <w:insideV w:val="nil"/>
@@ -24646,8 +24646,8 @@
       <w:tblStyleColBandSize w:val="1"/>
       <w:tblInd w:w="0" w:type="dxa"/>
       <w:tblBorders>
-        <w:top w:val="single" w:sz="8" w:space="0" w:color="000000" w:themeColor="text1"/>
-        <w:bottom w:val="single" w:sz="8" w:space="0" w:color="000000" w:themeColor="text1"/>
+        <w:top w:val="single" w:color="000000" w:themeColor="text1" w:sz="8" w:space="0"/>
+        <w:bottom w:val="single" w:color="000000" w:themeColor="text1" w:sz="8" w:space="0"/>
       </w:tblBorders>
       <w:tblCellMar>
         <w:top w:w="0" w:type="dxa"/>
@@ -24658,13 +24658,13 @@
     </w:tblPr>
     <w:tblStylePr w:type="firstRow">
       <w:rPr>
-        <w:rFonts w:asciiTheme="majorHAnsi" w:eastAsiaTheme="majorEastAsia" w:hAnsiTheme="majorHAnsi" w:cstheme="majorBidi"/>
+        <w:rFonts w:asciiTheme="majorHAnsi" w:hAnsiTheme="majorHAnsi" w:eastAsiaTheme="majorEastAsia" w:cstheme="majorBidi"/>
       </w:rPr>
       <w:tblPr/>
       <w:tcPr>
         <w:tcBorders>
           <w:top w:val="nil"/>
-          <w:bottom w:val="single" w:sz="8" w:space="0" w:color="000000" w:themeColor="text1"/>
+          <w:bottom w:val="single" w:color="000000" w:themeColor="text1" w:sz="8" w:space="0"/>
         </w:tcBorders>
       </w:tcPr>
     </w:tblStylePr>
@@ -24677,8 +24677,8 @@
       <w:tblPr/>
       <w:tcPr>
         <w:tcBorders>
-          <w:top w:val="single" w:sz="8" w:space="0" w:color="000000" w:themeColor="text1"/>
-          <w:bottom w:val="single" w:sz="8" w:space="0" w:color="000000" w:themeColor="text1"/>
+          <w:top w:val="single" w:color="000000" w:themeColor="text1" w:sz="8" w:space="0"/>
+          <w:bottom w:val="single" w:color="000000" w:themeColor="text1" w:sz="8" w:space="0"/>
         </w:tcBorders>
       </w:tcPr>
     </w:tblStylePr>
@@ -24696,8 +24696,8 @@
       <w:tblPr/>
       <w:tcPr>
         <w:tcBorders>
-          <w:top w:val="single" w:sz="8" w:space="0" w:color="000000" w:themeColor="text1"/>
-          <w:bottom w:val="single" w:sz="8" w:space="0" w:color="000000" w:themeColor="text1"/>
+          <w:top w:val="single" w:color="000000" w:themeColor="text1" w:sz="8" w:space="0"/>
+          <w:bottom w:val="single" w:color="000000" w:themeColor="text1" w:sz="8" w:space="0"/>
         </w:tcBorders>
       </w:tcPr>
     </w:tblStylePr>
@@ -24730,8 +24730,8 @@
       <w:tblStyleColBandSize w:val="1"/>
       <w:tblInd w:w="0" w:type="dxa"/>
       <w:tblBorders>
-        <w:top w:val="single" w:sz="8" w:space="0" w:color="4F81BD" w:themeColor="accent1"/>
-        <w:bottom w:val="single" w:sz="8" w:space="0" w:color="4F81BD" w:themeColor="accent1"/>
+        <w:top w:val="single" w:color="4F81BD" w:themeColor="accent1" w:sz="8" w:space="0"/>
+        <w:bottom w:val="single" w:color="4F81BD" w:themeColor="accent1" w:sz="8" w:space="0"/>
       </w:tblBorders>
       <w:tblCellMar>
         <w:top w:w="0" w:type="dxa"/>
@@ -24742,13 +24742,13 @@
     </w:tblPr>
     <w:tblStylePr w:type="firstRow">
       <w:rPr>
-        <w:rFonts w:asciiTheme="majorHAnsi" w:eastAsiaTheme="majorEastAsia" w:hAnsiTheme="majorHAnsi" w:cstheme="majorBidi"/>
+        <w:rFonts w:asciiTheme="majorHAnsi" w:hAnsiTheme="majorHAnsi" w:eastAsiaTheme="majorEastAsia" w:cstheme="majorBidi"/>
       </w:rPr>
       <w:tblPr/>
       <w:tcPr>
         <w:tcBorders>
           <w:top w:val="nil"/>
-          <w:bottom w:val="single" w:sz="8" w:space="0" w:color="4F81BD" w:themeColor="accent1"/>
+          <w:bottom w:val="single" w:color="4F81BD" w:themeColor="accent1" w:sz="8" w:space="0"/>
         </w:tcBorders>
       </w:tcPr>
     </w:tblStylePr>
@@ -24761,8 +24761,8 @@
       <w:tblPr/>
       <w:tcPr>
         <w:tcBorders>
-          <w:top w:val="single" w:sz="8" w:space="0" w:color="4F81BD" w:themeColor="accent1"/>
-          <w:bottom w:val="single" w:sz="8" w:space="0" w:color="4F81BD" w:themeColor="accent1"/>
+          <w:top w:val="single" w:color="4F81BD" w:themeColor="accent1" w:sz="8" w:space="0"/>
+          <w:bottom w:val="single" w:color="4F81BD" w:themeColor="accent1" w:sz="8" w:space="0"/>
         </w:tcBorders>
       </w:tcPr>
     </w:tblStylePr>
@@ -24780,8 +24780,8 @@
       <w:tblPr/>
       <w:tcPr>
         <w:tcBorders>
-          <w:top w:val="single" w:sz="8" w:space="0" w:color="4F81BD" w:themeColor="accent1"/>
-          <w:bottom w:val="single" w:sz="8" w:space="0" w:color="4F81BD" w:themeColor="accent1"/>
+          <w:top w:val="single" w:color="4F81BD" w:themeColor="accent1" w:sz="8" w:space="0"/>
+          <w:bottom w:val="single" w:color="4F81BD" w:themeColor="accent1" w:sz="8" w:space="0"/>
         </w:tcBorders>
       </w:tcPr>
     </w:tblStylePr>
@@ -24814,8 +24814,8 @@
       <w:tblStyleColBandSize w:val="1"/>
       <w:tblInd w:w="0" w:type="dxa"/>
       <w:tblBorders>
-        <w:top w:val="single" w:sz="8" w:space="0" w:color="C0504D" w:themeColor="accent2"/>
-        <w:bottom w:val="single" w:sz="8" w:space="0" w:color="C0504D" w:themeColor="accent2"/>
+        <w:top w:val="single" w:color="C0504D" w:themeColor="accent2" w:sz="8" w:space="0"/>
+        <w:bottom w:val="single" w:color="C0504D" w:themeColor="accent2" w:sz="8" w:space="0"/>
       </w:tblBorders>
       <w:tblCellMar>
         <w:top w:w="0" w:type="dxa"/>
@@ -24826,13 +24826,13 @@
     </w:tblPr>
     <w:tblStylePr w:type="firstRow">
       <w:rPr>
-        <w:rFonts w:asciiTheme="majorHAnsi" w:eastAsiaTheme="majorEastAsia" w:hAnsiTheme="majorHAnsi" w:cstheme="majorBidi"/>
+        <w:rFonts w:asciiTheme="majorHAnsi" w:hAnsiTheme="majorHAnsi" w:eastAsiaTheme="majorEastAsia" w:cstheme="majorBidi"/>
       </w:rPr>
       <w:tblPr/>
       <w:tcPr>
         <w:tcBorders>
           <w:top w:val="nil"/>
-          <w:bottom w:val="single" w:sz="8" w:space="0" w:color="C0504D" w:themeColor="accent2"/>
+          <w:bottom w:val="single" w:color="C0504D" w:themeColor="accent2" w:sz="8" w:space="0"/>
         </w:tcBorders>
       </w:tcPr>
     </w:tblStylePr>
@@ -24845,8 +24845,8 @@
       <w:tblPr/>
       <w:tcPr>
         <w:tcBorders>
-          <w:top w:val="single" w:sz="8" w:space="0" w:color="C0504D" w:themeColor="accent2"/>
-          <w:bottom w:val="single" w:sz="8" w:space="0" w:color="C0504D" w:themeColor="accent2"/>
+          <w:top w:val="single" w:color="C0504D" w:themeColor="accent2" w:sz="8" w:space="0"/>
+          <w:bottom w:val="single" w:color="C0504D" w:themeColor="accent2" w:sz="8" w:space="0"/>
         </w:tcBorders>
       </w:tcPr>
     </w:tblStylePr>
@@ -24864,8 +24864,8 @@
       <w:tblPr/>
       <w:tcPr>
         <w:tcBorders>
-          <w:top w:val="single" w:sz="8" w:space="0" w:color="C0504D" w:themeColor="accent2"/>
-          <w:bottom w:val="single" w:sz="8" w:space="0" w:color="C0504D" w:themeColor="accent2"/>
+          <w:top w:val="single" w:color="C0504D" w:themeColor="accent2" w:sz="8" w:space="0"/>
+          <w:bottom w:val="single" w:color="C0504D" w:themeColor="accent2" w:sz="8" w:space="0"/>
         </w:tcBorders>
       </w:tcPr>
     </w:tblStylePr>
@@ -24898,8 +24898,8 @@
       <w:tblStyleColBandSize w:val="1"/>
       <w:tblInd w:w="0" w:type="dxa"/>
       <w:tblBorders>
-        <w:top w:val="single" w:sz="8" w:space="0" w:color="9BBB59" w:themeColor="accent3"/>
-        <w:bottom w:val="single" w:sz="8" w:space="0" w:color="9BBB59" w:themeColor="accent3"/>
+        <w:top w:val="single" w:color="9BBB59" w:themeColor="accent3" w:sz="8" w:space="0"/>
+        <w:bottom w:val="single" w:color="9BBB59" w:themeColor="accent3" w:sz="8" w:space="0"/>
       </w:tblBorders>
       <w:tblCellMar>
         <w:top w:w="0" w:type="dxa"/>
@@ -24910,13 +24910,13 @@
     </w:tblPr>
     <w:tblStylePr w:type="firstRow">
       <w:rPr>
-        <w:rFonts w:asciiTheme="majorHAnsi" w:eastAsiaTheme="majorEastAsia" w:hAnsiTheme="majorHAnsi" w:cstheme="majorBidi"/>
+        <w:rFonts w:asciiTheme="majorHAnsi" w:hAnsiTheme="majorHAnsi" w:eastAsiaTheme="majorEastAsia" w:cstheme="majorBidi"/>
       </w:rPr>
       <w:tblPr/>
       <w:tcPr>
         <w:tcBorders>
           <w:top w:val="nil"/>
-          <w:bottom w:val="single" w:sz="8" w:space="0" w:color="9BBB59" w:themeColor="accent3"/>
+          <w:bottom w:val="single" w:color="9BBB59" w:themeColor="accent3" w:sz="8" w:space="0"/>
         </w:tcBorders>
       </w:tcPr>
     </w:tblStylePr>
@@ -24929,8 +24929,8 @@
       <w:tblPr/>
       <w:tcPr>
         <w:tcBorders>
-          <w:top w:val="single" w:sz="8" w:space="0" w:color="9BBB59" w:themeColor="accent3"/>
-          <w:bottom w:val="single" w:sz="8" w:space="0" w:color="9BBB59" w:themeColor="accent3"/>
+          <w:top w:val="single" w:color="9BBB59" w:themeColor="accent3" w:sz="8" w:space="0"/>
+          <w:bottom w:val="single" w:color="9BBB59" w:themeColor="accent3" w:sz="8" w:space="0"/>
         </w:tcBorders>
       </w:tcPr>
     </w:tblStylePr>
@@ -24948,8 +24948,8 @@
       <w:tblPr/>
       <w:tcPr>
         <w:tcBorders>
-          <w:top w:val="single" w:sz="8" w:space="0" w:color="9BBB59" w:themeColor="accent3"/>
-          <w:bottom w:val="single" w:sz="8" w:space="0" w:color="9BBB59" w:themeColor="accent3"/>
+          <w:top w:val="single" w:color="9BBB59" w:themeColor="accent3" w:sz="8" w:space="0"/>
+          <w:bottom w:val="single" w:color="9BBB59" w:themeColor="accent3" w:sz="8" w:space="0"/>
         </w:tcBorders>
       </w:tcPr>
     </w:tblStylePr>
@@ -24982,8 +24982,8 @@
       <w:tblStyleColBandSize w:val="1"/>
       <w:tblInd w:w="0" w:type="dxa"/>
       <w:tblBorders>
-        <w:top w:val="single" w:sz="8" w:space="0" w:color="8064A2" w:themeColor="accent4"/>
-        <w:bottom w:val="single" w:sz="8" w:space="0" w:color="8064A2" w:themeColor="accent4"/>
+        <w:top w:val="single" w:color="8064A2" w:themeColor="accent4" w:sz="8" w:space="0"/>
+        <w:bottom w:val="single" w:color="8064A2" w:themeColor="accent4" w:sz="8" w:space="0"/>
       </w:tblBorders>
       <w:tblCellMar>
         <w:top w:w="0" w:type="dxa"/>
@@ -24994,13 +24994,13 @@
     </w:tblPr>
     <w:tblStylePr w:type="firstRow">
       <w:rPr>
-        <w:rFonts w:asciiTheme="majorHAnsi" w:eastAsiaTheme="majorEastAsia" w:hAnsiTheme="majorHAnsi" w:cstheme="majorBidi"/>
+        <w:rFonts w:asciiTheme="majorHAnsi" w:hAnsiTheme="majorHAnsi" w:eastAsiaTheme="majorEastAsia" w:cstheme="majorBidi"/>
       </w:rPr>
       <w:tblPr/>
       <w:tcPr>
         <w:tcBorders>
           <w:top w:val="nil"/>
-          <w:bottom w:val="single" w:sz="8" w:space="0" w:color="8064A2" w:themeColor="accent4"/>
+          <w:bottom w:val="single" w:color="8064A2" w:themeColor="accent4" w:sz="8" w:space="0"/>
         </w:tcBorders>
       </w:tcPr>
     </w:tblStylePr>
@@ -25013,8 +25013,8 @@
       <w:tblPr/>
       <w:tcPr>
         <w:tcBorders>
-          <w:top w:val="single" w:sz="8" w:space="0" w:color="8064A2" w:themeColor="accent4"/>
-          <w:bottom w:val="single" w:sz="8" w:space="0" w:color="8064A2" w:themeColor="accent4"/>
+          <w:top w:val="single" w:color="8064A2" w:themeColor="accent4" w:sz="8" w:space="0"/>
+          <w:bottom w:val="single" w:color="8064A2" w:themeColor="accent4" w:sz="8" w:space="0"/>
         </w:tcBorders>
       </w:tcPr>
     </w:tblStylePr>
@@ -25032,8 +25032,8 @@
       <w:tblPr/>
       <w:tcPr>
         <w:tcBorders>
-          <w:top w:val="single" w:sz="8" w:space="0" w:color="8064A2" w:themeColor="accent4"/>
-          <w:bottom w:val="single" w:sz="8" w:space="0" w:color="8064A2" w:themeColor="accent4"/>
+          <w:top w:val="single" w:color="8064A2" w:themeColor="accent4" w:sz="8" w:space="0"/>
+          <w:bottom w:val="single" w:color="8064A2" w:themeColor="accent4" w:sz="8" w:space="0"/>
         </w:tcBorders>
       </w:tcPr>
     </w:tblStylePr>
@@ -25066,8 +25066,8 @@
       <w:tblStyleColBandSize w:val="1"/>
       <w:tblInd w:w="0" w:type="dxa"/>
       <w:tblBorders>
-        <w:top w:val="single" w:sz="8" w:space="0" w:color="4BACC6" w:themeColor="accent5"/>
-        <w:bottom w:val="single" w:sz="8" w:space="0" w:color="4BACC6" w:themeColor="accent5"/>
+        <w:top w:val="single" w:color="4BACC6" w:themeColor="accent5" w:sz="8" w:space="0"/>
+        <w:bottom w:val="single" w:color="4BACC6" w:themeColor="accent5" w:sz="8" w:space="0"/>
       </w:tblBorders>
       <w:tblCellMar>
         <w:top w:w="0" w:type="dxa"/>
@@ -25078,13 +25078,13 @@
     </w:tblPr>
     <w:tblStylePr w:type="firstRow">
       <w:rPr>
-        <w:rFonts w:asciiTheme="majorHAnsi" w:eastAsiaTheme="majorEastAsia" w:hAnsiTheme="majorHAnsi" w:cstheme="majorBidi"/>
+        <w:rFonts w:asciiTheme="majorHAnsi" w:hAnsiTheme="majorHAnsi" w:eastAsiaTheme="majorEastAsia" w:cstheme="majorBidi"/>
       </w:rPr>
       <w:tblPr/>
       <w:tcPr>
         <w:tcBorders>
           <w:top w:val="nil"/>
-          <w:bottom w:val="single" w:sz="8" w:space="0" w:color="4BACC6" w:themeColor="accent5"/>
+          <w:bottom w:val="single" w:color="4BACC6" w:themeColor="accent5" w:sz="8" w:space="0"/>
         </w:tcBorders>
       </w:tcPr>
     </w:tblStylePr>
@@ -25097,8 +25097,8 @@
       <w:tblPr/>
       <w:tcPr>
         <w:tcBorders>
-          <w:top w:val="single" w:sz="8" w:space="0" w:color="4BACC6" w:themeColor="accent5"/>
-          <w:bottom w:val="single" w:sz="8" w:space="0" w:color="4BACC6" w:themeColor="accent5"/>
+          <w:top w:val="single" w:color="4BACC6" w:themeColor="accent5" w:sz="8" w:space="0"/>
+          <w:bottom w:val="single" w:color="4BACC6" w:themeColor="accent5" w:sz="8" w:space="0"/>
         </w:tcBorders>
       </w:tcPr>
     </w:tblStylePr>
@@ -25116,8 +25116,8 @@
       <w:tblPr/>
       <w:tcPr>
         <w:tcBorders>
-          <w:top w:val="single" w:sz="8" w:space="0" w:color="4BACC6" w:themeColor="accent5"/>
-          <w:bottom w:val="single" w:sz="8" w:space="0" w:color="4BACC6" w:themeColor="accent5"/>
+          <w:top w:val="single" w:color="4BACC6" w:themeColor="accent5" w:sz="8" w:space="0"/>
+          <w:bottom w:val="single" w:color="4BACC6" w:themeColor="accent5" w:sz="8" w:space="0"/>
         </w:tcBorders>
       </w:tcPr>
     </w:tblStylePr>
@@ -25150,8 +25150,8 @@
       <w:tblStyleColBandSize w:val="1"/>
       <w:tblInd w:w="0" w:type="dxa"/>
       <w:tblBorders>
-        <w:top w:val="single" w:sz="8" w:space="0" w:color="F79646" w:themeColor="accent6"/>
-        <w:bottom w:val="single" w:sz="8" w:space="0" w:color="F79646" w:themeColor="accent6"/>
+        <w:top w:val="single" w:color="F79646" w:themeColor="accent6" w:sz="8" w:space="0"/>
+        <w:bottom w:val="single" w:color="F79646" w:themeColor="accent6" w:sz="8" w:space="0"/>
       </w:tblBorders>
       <w:tblCellMar>
         <w:top w:w="0" w:type="dxa"/>
@@ -25162,13 +25162,13 @@
     </w:tblPr>
     <w:tblStylePr w:type="firstRow">
       <w:rPr>
-        <w:rFonts w:asciiTheme="majorHAnsi" w:eastAsiaTheme="majorEastAsia" w:hAnsiTheme="majorHAnsi" w:cstheme="majorBidi"/>
+        <w:rFonts w:asciiTheme="majorHAnsi" w:hAnsiTheme="majorHAnsi" w:eastAsiaTheme="majorEastAsia" w:cstheme="majorBidi"/>
       </w:rPr>
       <w:tblPr/>
       <w:tcPr>
         <w:tcBorders>
           <w:top w:val="nil"/>
-          <w:bottom w:val="single" w:sz="8" w:space="0" w:color="F79646" w:themeColor="accent6"/>
+          <w:bottom w:val="single" w:color="F79646" w:themeColor="accent6" w:sz="8" w:space="0"/>
         </w:tcBorders>
       </w:tcPr>
     </w:tblStylePr>
@@ -25181,8 +25181,8 @@
       <w:tblPr/>
       <w:tcPr>
         <w:tcBorders>
-          <w:top w:val="single" w:sz="8" w:space="0" w:color="F79646" w:themeColor="accent6"/>
-          <w:bottom w:val="single" w:sz="8" w:space="0" w:color="F79646" w:themeColor="accent6"/>
+          <w:top w:val="single" w:color="F79646" w:themeColor="accent6" w:sz="8" w:space="0"/>
+          <w:bottom w:val="single" w:color="F79646" w:themeColor="accent6" w:sz="8" w:space="0"/>
         </w:tcBorders>
       </w:tcPr>
     </w:tblStylePr>
@@ -25200,8 +25200,8 @@
       <w:tblPr/>
       <w:tcPr>
         <w:tcBorders>
-          <w:top w:val="single" w:sz="8" w:space="0" w:color="F79646" w:themeColor="accent6"/>
-          <w:bottom w:val="single" w:sz="8" w:space="0" w:color="F79646" w:themeColor="accent6"/>
+          <w:top w:val="single" w:color="F79646" w:themeColor="accent6" w:sz="8" w:space="0"/>
+          <w:bottom w:val="single" w:color="F79646" w:themeColor="accent6" w:sz="8" w:space="0"/>
         </w:tcBorders>
       </w:tcPr>
     </w:tblStylePr>
@@ -25227,7 +25227,7 @@
       <w:spacing w:after="0" w:line="240" w:lineRule="auto"/>
     </w:pPr>
     <w:rPr>
-      <w:rFonts w:asciiTheme="majorHAnsi" w:eastAsiaTheme="majorEastAsia" w:hAnsiTheme="majorHAnsi" w:cstheme="majorBidi"/>
+      <w:rFonts w:asciiTheme="majorHAnsi" w:hAnsiTheme="majorHAnsi" w:eastAsiaTheme="majorEastAsia" w:cstheme="majorBidi"/>
       <w:color w:val="000000" w:themeColor="text1"/>
     </w:rPr>
     <w:tblPr>
@@ -25235,10 +25235,10 @@
       <w:tblStyleColBandSize w:val="1"/>
       <w:tblInd w:w="0" w:type="dxa"/>
       <w:tblBorders>
-        <w:top w:val="single" w:sz="8" w:space="0" w:color="000000" w:themeColor="text1"/>
-        <w:left w:val="single" w:sz="8" w:space="0" w:color="000000" w:themeColor="text1"/>
-        <w:bottom w:val="single" w:sz="8" w:space="0" w:color="000000" w:themeColor="text1"/>
-        <w:right w:val="single" w:sz="8" w:space="0" w:color="000000" w:themeColor="text1"/>
+        <w:top w:val="single" w:color="000000" w:themeColor="text1" w:sz="8" w:space="0"/>
+        <w:left w:val="single" w:color="000000" w:themeColor="text1" w:sz="8" w:space="0"/>
+        <w:bottom w:val="single" w:color="000000" w:themeColor="text1" w:sz="8" w:space="0"/>
+        <w:right w:val="single" w:color="000000" w:themeColor="text1" w:sz="8" w:space="0"/>
       </w:tblBorders>
       <w:tblCellMar>
         <w:top w:w="0" w:type="dxa"/>
@@ -25257,7 +25257,7 @@
         <w:tcBorders>
           <w:top w:val="nil"/>
           <w:left w:val="nil"/>
-          <w:bottom w:val="single" w:sz="24" w:space="0" w:color="000000" w:themeColor="text1"/>
+          <w:bottom w:val="single" w:color="000000" w:themeColor="text1" w:sz="24" w:space="0"/>
           <w:right w:val="nil"/>
           <w:insideH w:val="nil"/>
           <w:insideV w:val="nil"/>
@@ -25269,7 +25269,7 @@
       <w:tblPr/>
       <w:tcPr>
         <w:tcBorders>
-          <w:top w:val="single" w:sz="8" w:space="0" w:color="000000" w:themeColor="text1"/>
+          <w:top w:val="single" w:color="000000" w:themeColor="text1" w:sz="8" w:space="0"/>
           <w:left w:val="nil"/>
           <w:bottom w:val="nil"/>
           <w:right w:val="nil"/>
@@ -25286,7 +25286,7 @@
           <w:top w:val="nil"/>
           <w:left w:val="nil"/>
           <w:bottom w:val="nil"/>
-          <w:right w:val="single" w:sz="8" w:space="0" w:color="000000" w:themeColor="text1"/>
+          <w:right w:val="single" w:color="000000" w:themeColor="text1" w:sz="8" w:space="0"/>
           <w:insideH w:val="nil"/>
           <w:insideV w:val="nil"/>
         </w:tcBorders>
@@ -25298,7 +25298,7 @@
       <w:tcPr>
         <w:tcBorders>
           <w:top w:val="nil"/>
-          <w:left w:val="single" w:sz="8" w:space="0" w:color="000000" w:themeColor="text1"/>
+          <w:left w:val="single" w:color="000000" w:themeColor="text1" w:sz="8" w:space="0"/>
           <w:bottom w:val="nil"/>
           <w:right w:val="nil"/>
           <w:insideH w:val="nil"/>
@@ -25355,7 +25355,7 @@
       <w:spacing w:after="0" w:line="240" w:lineRule="auto"/>
     </w:pPr>
     <w:rPr>
-      <w:rFonts w:asciiTheme="majorHAnsi" w:eastAsiaTheme="majorEastAsia" w:hAnsiTheme="majorHAnsi" w:cstheme="majorBidi"/>
+      <w:rFonts w:asciiTheme="majorHAnsi" w:hAnsiTheme="majorHAnsi" w:eastAsiaTheme="majorEastAsia" w:cstheme="majorBidi"/>
       <w:color w:val="000000" w:themeColor="text1"/>
     </w:rPr>
     <w:tblPr>
@@ -25363,10 +25363,10 @@
       <w:tblStyleColBandSize w:val="1"/>
       <w:tblInd w:w="0" w:type="dxa"/>
       <w:tblBorders>
-        <w:top w:val="single" w:sz="8" w:space="0" w:color="4F81BD" w:themeColor="accent1"/>
-        <w:left w:val="single" w:sz="8" w:space="0" w:color="4F81BD" w:themeColor="accent1"/>
-        <w:bottom w:val="single" w:sz="8" w:space="0" w:color="4F81BD" w:themeColor="accent1"/>
-        <w:right w:val="single" w:sz="8" w:space="0" w:color="4F81BD" w:themeColor="accent1"/>
+        <w:top w:val="single" w:color="4F81BD" w:themeColor="accent1" w:sz="8" w:space="0"/>
+        <w:left w:val="single" w:color="4F81BD" w:themeColor="accent1" w:sz="8" w:space="0"/>
+        <w:bottom w:val="single" w:color="4F81BD" w:themeColor="accent1" w:sz="8" w:space="0"/>
+        <w:right w:val="single" w:color="4F81BD" w:themeColor="accent1" w:sz="8" w:space="0"/>
       </w:tblBorders>
       <w:tblCellMar>
         <w:top w:w="0" w:type="dxa"/>
@@ -25385,7 +25385,7 @@
         <w:tcBorders>
           <w:top w:val="nil"/>
           <w:left w:val="nil"/>
-          <w:bottom w:val="single" w:sz="24" w:space="0" w:color="4F81BD" w:themeColor="accent1"/>
+          <w:bottom w:val="single" w:color="4F81BD" w:themeColor="accent1" w:sz="24" w:space="0"/>
           <w:right w:val="nil"/>
           <w:insideH w:val="nil"/>
           <w:insideV w:val="nil"/>
@@ -25397,7 +25397,7 @@
       <w:tblPr/>
       <w:tcPr>
         <w:tcBorders>
-          <w:top w:val="single" w:sz="8" w:space="0" w:color="4F81BD" w:themeColor="accent1"/>
+          <w:top w:val="single" w:color="4F81BD" w:themeColor="accent1" w:sz="8" w:space="0"/>
           <w:left w:val="nil"/>
           <w:bottom w:val="nil"/>
           <w:right w:val="nil"/>
@@ -25414,7 +25414,7 @@
           <w:top w:val="nil"/>
           <w:left w:val="nil"/>
           <w:bottom w:val="nil"/>
-          <w:right w:val="single" w:sz="8" w:space="0" w:color="4F81BD" w:themeColor="accent1"/>
+          <w:right w:val="single" w:color="4F81BD" w:themeColor="accent1" w:sz="8" w:space="0"/>
           <w:insideH w:val="nil"/>
           <w:insideV w:val="nil"/>
         </w:tcBorders>
@@ -25426,7 +25426,7 @@
       <w:tcPr>
         <w:tcBorders>
           <w:top w:val="nil"/>
-          <w:left w:val="single" w:sz="8" w:space="0" w:color="4F81BD" w:themeColor="accent1"/>
+          <w:left w:val="single" w:color="4F81BD" w:themeColor="accent1" w:sz="8" w:space="0"/>
           <w:bottom w:val="nil"/>
           <w:right w:val="nil"/>
           <w:insideH w:val="nil"/>
@@ -25483,7 +25483,7 @@
       <w:spacing w:after="0" w:line="240" w:lineRule="auto"/>
     </w:pPr>
     <w:rPr>
-      <w:rFonts w:asciiTheme="majorHAnsi" w:eastAsiaTheme="majorEastAsia" w:hAnsiTheme="majorHAnsi" w:cstheme="majorBidi"/>
+      <w:rFonts w:asciiTheme="majorHAnsi" w:hAnsiTheme="majorHAnsi" w:eastAsiaTheme="majorEastAsia" w:cstheme="majorBidi"/>
       <w:color w:val="000000" w:themeColor="text1"/>
     </w:rPr>
     <w:tblPr>
@@ -25491,10 +25491,10 @@
       <w:tblStyleColBandSize w:val="1"/>
       <w:tblInd w:w="0" w:type="dxa"/>
       <w:tblBorders>
-        <w:top w:val="single" w:sz="8" w:space="0" w:color="C0504D" w:themeColor="accent2"/>
-        <w:left w:val="single" w:sz="8" w:space="0" w:color="C0504D" w:themeColor="accent2"/>
-        <w:bottom w:val="single" w:sz="8" w:space="0" w:color="C0504D" w:themeColor="accent2"/>
-        <w:right w:val="single" w:sz="8" w:space="0" w:color="C0504D" w:themeColor="accent2"/>
+        <w:top w:val="single" w:color="C0504D" w:themeColor="accent2" w:sz="8" w:space="0"/>
+        <w:left w:val="single" w:color="C0504D" w:themeColor="accent2" w:sz="8" w:space="0"/>
+        <w:bottom w:val="single" w:color="C0504D" w:themeColor="accent2" w:sz="8" w:space="0"/>
+        <w:right w:val="single" w:color="C0504D" w:themeColor="accent2" w:sz="8" w:space="0"/>
       </w:tblBorders>
       <w:tblCellMar>
         <w:top w:w="0" w:type="dxa"/>
@@ -25513,7 +25513,7 @@
         <w:tcBorders>
           <w:top w:val="nil"/>
           <w:left w:val="nil"/>
-          <w:bottom w:val="single" w:sz="24" w:space="0" w:color="C0504D" w:themeColor="accent2"/>
+          <w:bottom w:val="single" w:color="C0504D" w:themeColor="accent2" w:sz="24" w:space="0"/>
           <w:right w:val="nil"/>
           <w:insideH w:val="nil"/>
           <w:insideV w:val="nil"/>
@@ -25525,7 +25525,7 @@
       <w:tblPr/>
       <w:tcPr>
         <w:tcBorders>
-          <w:top w:val="single" w:sz="8" w:space="0" w:color="C0504D" w:themeColor="accent2"/>
+          <w:top w:val="single" w:color="C0504D" w:themeColor="accent2" w:sz="8" w:space="0"/>
           <w:left w:val="nil"/>
           <w:bottom w:val="nil"/>
           <w:right w:val="nil"/>
@@ -25542,7 +25542,7 @@
           <w:top w:val="nil"/>
           <w:left w:val="nil"/>
           <w:bottom w:val="nil"/>
-          <w:right w:val="single" w:sz="8" w:space="0" w:color="C0504D" w:themeColor="accent2"/>
+          <w:right w:val="single" w:color="C0504D" w:themeColor="accent2" w:sz="8" w:space="0"/>
           <w:insideH w:val="nil"/>
           <w:insideV w:val="nil"/>
         </w:tcBorders>
@@ -25554,7 +25554,7 @@
       <w:tcPr>
         <w:tcBorders>
           <w:top w:val="nil"/>
-          <w:left w:val="single" w:sz="8" w:space="0" w:color="C0504D" w:themeColor="accent2"/>
+          <w:left w:val="single" w:color="C0504D" w:themeColor="accent2" w:sz="8" w:space="0"/>
           <w:bottom w:val="nil"/>
           <w:right w:val="nil"/>
           <w:insideH w:val="nil"/>
@@ -25611,7 +25611,7 @@
       <w:spacing w:after="0" w:line="240" w:lineRule="auto"/>
     </w:pPr>
     <w:rPr>
-      <w:rFonts w:asciiTheme="majorHAnsi" w:eastAsiaTheme="majorEastAsia" w:hAnsiTheme="majorHAnsi" w:cstheme="majorBidi"/>
+      <w:rFonts w:asciiTheme="majorHAnsi" w:hAnsiTheme="majorHAnsi" w:eastAsiaTheme="majorEastAsia" w:cstheme="majorBidi"/>
       <w:color w:val="000000" w:themeColor="text1"/>
     </w:rPr>
     <w:tblPr>
@@ -25619,10 +25619,10 @@
       <w:tblStyleColBandSize w:val="1"/>
       <w:tblInd w:w="0" w:type="dxa"/>
       <w:tblBorders>
-        <w:top w:val="single" w:sz="8" w:space="0" w:color="9BBB59" w:themeColor="accent3"/>
-        <w:left w:val="single" w:sz="8" w:space="0" w:color="9BBB59" w:themeColor="accent3"/>
-        <w:bottom w:val="single" w:sz="8" w:space="0" w:color="9BBB59" w:themeColor="accent3"/>
-        <w:right w:val="single" w:sz="8" w:space="0" w:color="9BBB59" w:themeColor="accent3"/>
+        <w:top w:val="single" w:color="9BBB59" w:themeColor="accent3" w:sz="8" w:space="0"/>
+        <w:left w:val="single" w:color="9BBB59" w:themeColor="accent3" w:sz="8" w:space="0"/>
+        <w:bottom w:val="single" w:color="9BBB59" w:themeColor="accent3" w:sz="8" w:space="0"/>
+        <w:right w:val="single" w:color="9BBB59" w:themeColor="accent3" w:sz="8" w:space="0"/>
       </w:tblBorders>
       <w:tblCellMar>
         <w:top w:w="0" w:type="dxa"/>
@@ -25641,7 +25641,7 @@
         <w:tcBorders>
           <w:top w:val="nil"/>
           <w:left w:val="nil"/>
-          <w:bottom w:val="single" w:sz="24" w:space="0" w:color="9BBB59" w:themeColor="accent3"/>
+          <w:bottom w:val="single" w:color="9BBB59" w:themeColor="accent3" w:sz="24" w:space="0"/>
           <w:right w:val="nil"/>
           <w:insideH w:val="nil"/>
           <w:insideV w:val="nil"/>
@@ -25653,7 +25653,7 @@
       <w:tblPr/>
       <w:tcPr>
         <w:tcBorders>
-          <w:top w:val="single" w:sz="8" w:space="0" w:color="9BBB59" w:themeColor="accent3"/>
+          <w:top w:val="single" w:color="9BBB59" w:themeColor="accent3" w:sz="8" w:space="0"/>
           <w:left w:val="nil"/>
           <w:bottom w:val="nil"/>
           <w:right w:val="nil"/>
@@ -25670,7 +25670,7 @@
           <w:top w:val="nil"/>
           <w:left w:val="nil"/>
           <w:bottom w:val="nil"/>
-          <w:right w:val="single" w:sz="8" w:space="0" w:color="9BBB59" w:themeColor="accent3"/>
+          <w:right w:val="single" w:color="9BBB59" w:themeColor="accent3" w:sz="8" w:space="0"/>
           <w:insideH w:val="nil"/>
           <w:insideV w:val="nil"/>
         </w:tcBorders>
@@ -25682,7 +25682,7 @@
       <w:tcPr>
         <w:tcBorders>
           <w:top w:val="nil"/>
-          <w:left w:val="single" w:sz="8" w:space="0" w:color="9BBB59" w:themeColor="accent3"/>
+          <w:left w:val="single" w:color="9BBB59" w:themeColor="accent3" w:sz="8" w:space="0"/>
           <w:bottom w:val="nil"/>
           <w:right w:val="nil"/>
           <w:insideH w:val="nil"/>
@@ -25739,7 +25739,7 @@
       <w:spacing w:after="0" w:line="240" w:lineRule="auto"/>
     </w:pPr>
     <w:rPr>
-      <w:rFonts w:asciiTheme="majorHAnsi" w:eastAsiaTheme="majorEastAsia" w:hAnsiTheme="majorHAnsi" w:cstheme="majorBidi"/>
+      <w:rFonts w:asciiTheme="majorHAnsi" w:hAnsiTheme="majorHAnsi" w:eastAsiaTheme="majorEastAsia" w:cstheme="majorBidi"/>
       <w:color w:val="000000" w:themeColor="text1"/>
     </w:rPr>
     <w:tblPr>
@@ -25747,10 +25747,10 @@
       <w:tblStyleColBandSize w:val="1"/>
       <w:tblInd w:w="0" w:type="dxa"/>
       <w:tblBorders>
-        <w:top w:val="single" w:sz="8" w:space="0" w:color="8064A2" w:themeColor="accent4"/>
-        <w:left w:val="single" w:sz="8" w:space="0" w:color="8064A2" w:themeColor="accent4"/>
-        <w:bottom w:val="single" w:sz="8" w:space="0" w:color="8064A2" w:themeColor="accent4"/>
-        <w:right w:val="single" w:sz="8" w:space="0" w:color="8064A2" w:themeColor="accent4"/>
+        <w:top w:val="single" w:color="8064A2" w:themeColor="accent4" w:sz="8" w:space="0"/>
+        <w:left w:val="single" w:color="8064A2" w:themeColor="accent4" w:sz="8" w:space="0"/>
+        <w:bottom w:val="single" w:color="8064A2" w:themeColor="accent4" w:sz="8" w:space="0"/>
+        <w:right w:val="single" w:color="8064A2" w:themeColor="accent4" w:sz="8" w:space="0"/>
       </w:tblBorders>
       <w:tblCellMar>
         <w:top w:w="0" w:type="dxa"/>
@@ -25769,7 +25769,7 @@
         <w:tcBorders>
           <w:top w:val="nil"/>
           <w:left w:val="nil"/>
-          <w:bottom w:val="single" w:sz="24" w:space="0" w:color="8064A2" w:themeColor="accent4"/>
+          <w:bottom w:val="single" w:color="8064A2" w:themeColor="accent4" w:sz="24" w:space="0"/>
           <w:right w:val="nil"/>
           <w:insideH w:val="nil"/>
           <w:insideV w:val="nil"/>
@@ -25781,7 +25781,7 @@
       <w:tblPr/>
       <w:tcPr>
         <w:tcBorders>
-          <w:top w:val="single" w:sz="8" w:space="0" w:color="8064A2" w:themeColor="accent4"/>
+          <w:top w:val="single" w:color="8064A2" w:themeColor="accent4" w:sz="8" w:space="0"/>
           <w:left w:val="nil"/>
           <w:bottom w:val="nil"/>
           <w:right w:val="nil"/>
@@ -25798,7 +25798,7 @@
           <w:top w:val="nil"/>
           <w:left w:val="nil"/>
           <w:bottom w:val="nil"/>
-          <w:right w:val="single" w:sz="8" w:space="0" w:color="8064A2" w:themeColor="accent4"/>
+          <w:right w:val="single" w:color="8064A2" w:themeColor="accent4" w:sz="8" w:space="0"/>
           <w:insideH w:val="nil"/>
           <w:insideV w:val="nil"/>
         </w:tcBorders>
@@ -25810,7 +25810,7 @@
       <w:tcPr>
         <w:tcBorders>
           <w:top w:val="nil"/>
-          <w:left w:val="single" w:sz="8" w:space="0" w:color="8064A2" w:themeColor="accent4"/>
+          <w:left w:val="single" w:color="8064A2" w:themeColor="accent4" w:sz="8" w:space="0"/>
           <w:bottom w:val="nil"/>
           <w:right w:val="nil"/>
           <w:insideH w:val="nil"/>
@@ -25867,7 +25867,7 @@
       <w:spacing w:after="0" w:line="240" w:lineRule="auto"/>
     </w:pPr>
     <w:rPr>
-      <w:rFonts w:asciiTheme="majorHAnsi" w:eastAsiaTheme="majorEastAsia" w:hAnsiTheme="majorHAnsi" w:cstheme="majorBidi"/>
+      <w:rFonts w:asciiTheme="majorHAnsi" w:hAnsiTheme="majorHAnsi" w:eastAsiaTheme="majorEastAsia" w:cstheme="majorBidi"/>
       <w:color w:val="000000" w:themeColor="text1"/>
     </w:rPr>
     <w:tblPr>
@@ -25875,10 +25875,10 @@
       <w:tblStyleColBandSize w:val="1"/>
       <w:tblInd w:w="0" w:type="dxa"/>
       <w:tblBorders>
-        <w:top w:val="single" w:sz="8" w:space="0" w:color="4BACC6" w:themeColor="accent5"/>
-        <w:left w:val="single" w:sz="8" w:space="0" w:color="4BACC6" w:themeColor="accent5"/>
-        <w:bottom w:val="single" w:sz="8" w:space="0" w:color="4BACC6" w:themeColor="accent5"/>
-        <w:right w:val="single" w:sz="8" w:space="0" w:color="4BACC6" w:themeColor="accent5"/>
+        <w:top w:val="single" w:color="4BACC6" w:themeColor="accent5" w:sz="8" w:space="0"/>
+        <w:left w:val="single" w:color="4BACC6" w:themeColor="accent5" w:sz="8" w:space="0"/>
+        <w:bottom w:val="single" w:color="4BACC6" w:themeColor="accent5" w:sz="8" w:space="0"/>
+        <w:right w:val="single" w:color="4BACC6" w:themeColor="accent5" w:sz="8" w:space="0"/>
       </w:tblBorders>
       <w:tblCellMar>
         <w:top w:w="0" w:type="dxa"/>
@@ -25897,7 +25897,7 @@
         <w:tcBorders>
           <w:top w:val="nil"/>
           <w:left w:val="nil"/>
-          <w:bottom w:val="single" w:sz="24" w:space="0" w:color="4BACC6" w:themeColor="accent5"/>
+          <w:bottom w:val="single" w:color="4BACC6" w:themeColor="accent5" w:sz="24" w:space="0"/>
           <w:right w:val="nil"/>
           <w:insideH w:val="nil"/>
           <w:insideV w:val="nil"/>
@@ -25909,7 +25909,7 @@
       <w:tblPr/>
       <w:tcPr>
         <w:tcBorders>
-          <w:top w:val="single" w:sz="8" w:space="0" w:color="4BACC6" w:themeColor="accent5"/>
+          <w:top w:val="single" w:color="4BACC6" w:themeColor="accent5" w:sz="8" w:space="0"/>
           <w:left w:val="nil"/>
           <w:bottom w:val="nil"/>
           <w:right w:val="nil"/>
@@ -25926,7 +25926,7 @@
           <w:top w:val="nil"/>
           <w:left w:val="nil"/>
           <w:bottom w:val="nil"/>
-          <w:right w:val="single" w:sz="8" w:space="0" w:color="4BACC6" w:themeColor="accent5"/>
+          <w:right w:val="single" w:color="4BACC6" w:themeColor="accent5" w:sz="8" w:space="0"/>
           <w:insideH w:val="nil"/>
           <w:insideV w:val="nil"/>
         </w:tcBorders>
@@ -25938,7 +25938,7 @@
       <w:tcPr>
         <w:tcBorders>
           <w:top w:val="nil"/>
-          <w:left w:val="single" w:sz="8" w:space="0" w:color="4BACC6" w:themeColor="accent5"/>
+          <w:left w:val="single" w:color="4BACC6" w:themeColor="accent5" w:sz="8" w:space="0"/>
           <w:bottom w:val="nil"/>
           <w:right w:val="nil"/>
           <w:insideH w:val="nil"/>
@@ -25995,7 +25995,7 @@
       <w:spacing w:after="0" w:line="240" w:lineRule="auto"/>
     </w:pPr>
     <w:rPr>
-      <w:rFonts w:asciiTheme="majorHAnsi" w:eastAsiaTheme="majorEastAsia" w:hAnsiTheme="majorHAnsi" w:cstheme="majorBidi"/>
+      <w:rFonts w:asciiTheme="majorHAnsi" w:hAnsiTheme="majorHAnsi" w:eastAsiaTheme="majorEastAsia" w:cstheme="majorBidi"/>
       <w:color w:val="000000" w:themeColor="text1"/>
     </w:rPr>
     <w:tblPr>
@@ -26003,10 +26003,10 @@
       <w:tblStyleColBandSize w:val="1"/>
       <w:tblInd w:w="0" w:type="dxa"/>
       <w:tblBorders>
-        <w:top w:val="single" w:sz="8" w:space="0" w:color="F79646" w:themeColor="accent6"/>
-        <w:left w:val="single" w:sz="8" w:space="0" w:color="F79646" w:themeColor="accent6"/>
-        <w:bottom w:val="single" w:sz="8" w:space="0" w:color="F79646" w:themeColor="accent6"/>
-        <w:right w:val="single" w:sz="8" w:space="0" w:color="F79646" w:themeColor="accent6"/>
+        <w:top w:val="single" w:color="F79646" w:themeColor="accent6" w:sz="8" w:space="0"/>
+        <w:left w:val="single" w:color="F79646" w:themeColor="accent6" w:sz="8" w:space="0"/>
+        <w:bottom w:val="single" w:color="F79646" w:themeColor="accent6" w:sz="8" w:space="0"/>
+        <w:right w:val="single" w:color="F79646" w:themeColor="accent6" w:sz="8" w:space="0"/>
       </w:tblBorders>
       <w:tblCellMar>
         <w:top w:w="0" w:type="dxa"/>
@@ -26025,7 +26025,7 @@
         <w:tcBorders>
           <w:top w:val="nil"/>
           <w:left w:val="nil"/>
-          <w:bottom w:val="single" w:sz="24" w:space="0" w:color="F79646" w:themeColor="accent6"/>
+          <w:bottom w:val="single" w:color="F79646" w:themeColor="accent6" w:sz="24" w:space="0"/>
           <w:right w:val="nil"/>
           <w:insideH w:val="nil"/>
           <w:insideV w:val="nil"/>
@@ -26037,7 +26037,7 @@
       <w:tblPr/>
       <w:tcPr>
         <w:tcBorders>
-          <w:top w:val="single" w:sz="8" w:space="0" w:color="F79646" w:themeColor="accent6"/>
+          <w:top w:val="single" w:color="F79646" w:themeColor="accent6" w:sz="8" w:space="0"/>
           <w:left w:val="nil"/>
           <w:bottom w:val="nil"/>
           <w:right w:val="nil"/>
@@ -26054,7 +26054,7 @@
           <w:top w:val="nil"/>
           <w:left w:val="nil"/>
           <w:bottom w:val="nil"/>
-          <w:right w:val="single" w:sz="8" w:space="0" w:color="F79646" w:themeColor="accent6"/>
+          <w:right w:val="single" w:color="F79646" w:themeColor="accent6" w:sz="8" w:space="0"/>
           <w:insideH w:val="nil"/>
           <w:insideV w:val="nil"/>
         </w:tcBorders>
@@ -26066,7 +26066,7 @@
       <w:tcPr>
         <w:tcBorders>
           <w:top w:val="nil"/>
-          <w:left w:val="single" w:sz="8" w:space="0" w:color="F79646" w:themeColor="accent6"/>
+          <w:left w:val="single" w:color="F79646" w:themeColor="accent6" w:sz="8" w:space="0"/>
           <w:bottom w:val="nil"/>
           <w:right w:val="nil"/>
           <w:insideH w:val="nil"/>
@@ -26127,12 +26127,12 @@
       <w:tblStyleColBandSize w:val="1"/>
       <w:tblInd w:w="0" w:type="dxa"/>
       <w:tblBorders>
-        <w:top w:val="single" w:sz="8" w:space="0" w:color="404040" w:themeColor="text1" w:themeTint="BF"/>
-        <w:left w:val="single" w:sz="8" w:space="0" w:color="404040" w:themeColor="text1" w:themeTint="BF"/>
-        <w:bottom w:val="single" w:sz="8" w:space="0" w:color="404040" w:themeColor="text1" w:themeTint="BF"/>
-        <w:right w:val="single" w:sz="8" w:space="0" w:color="404040" w:themeColor="text1" w:themeTint="BF"/>
-        <w:insideH w:val="single" w:sz="8" w:space="0" w:color="404040" w:themeColor="text1" w:themeTint="BF"/>
-        <w:insideV w:val="single" w:sz="8" w:space="0" w:color="404040" w:themeColor="text1" w:themeTint="BF"/>
+        <w:top w:val="single" w:color="404040" w:themeColor="text1" w:themeTint="BF" w:sz="8" w:space="0"/>
+        <w:left w:val="single" w:color="404040" w:themeColor="text1" w:themeTint="BF" w:sz="8" w:space="0"/>
+        <w:bottom w:val="single" w:color="404040" w:themeColor="text1" w:themeTint="BF" w:sz="8" w:space="0"/>
+        <w:right w:val="single" w:color="404040" w:themeColor="text1" w:themeTint="BF" w:sz="8" w:space="0"/>
+        <w:insideH w:val="single" w:color="404040" w:themeColor="text1" w:themeTint="BF" w:sz="8" w:space="0"/>
+        <w:insideV w:val="single" w:color="404040" w:themeColor="text1" w:themeTint="BF" w:sz="8" w:space="0"/>
       </w:tblBorders>
       <w:tblCellMar>
         <w:top w:w="0" w:type="dxa"/>
@@ -26158,7 +26158,7 @@
       <w:tblPr/>
       <w:tcPr>
         <w:tcBorders>
-          <w:top w:val="single" w:sz="18" w:space="0" w:color="404040" w:themeColor="text1" w:themeTint="BF"/>
+          <w:top w:val="single" w:color="404040" w:themeColor="text1" w:themeTint="BF" w:sz="18" w:space="0"/>
         </w:tcBorders>
       </w:tcPr>
     </w:tblStylePr>
@@ -26200,12 +26200,12 @@
       <w:tblStyleColBandSize w:val="1"/>
       <w:tblInd w:w="0" w:type="dxa"/>
       <w:tblBorders>
-        <w:top w:val="single" w:sz="8" w:space="0" w:color="7BA0CD" w:themeColor="accent1" w:themeTint="BF"/>
-        <w:left w:val="single" w:sz="8" w:space="0" w:color="7BA0CD" w:themeColor="accent1" w:themeTint="BF"/>
-        <w:bottom w:val="single" w:sz="8" w:space="0" w:color="7BA0CD" w:themeColor="accent1" w:themeTint="BF"/>
-        <w:right w:val="single" w:sz="8" w:space="0" w:color="7BA0CD" w:themeColor="accent1" w:themeTint="BF"/>
-        <w:insideH w:val="single" w:sz="8" w:space="0" w:color="7BA0CD" w:themeColor="accent1" w:themeTint="BF"/>
-        <w:insideV w:val="single" w:sz="8" w:space="0" w:color="7BA0CD" w:themeColor="accent1" w:themeTint="BF"/>
+        <w:top w:val="single" w:color="7BA0CD" w:themeColor="accent1" w:themeTint="BF" w:sz="8" w:space="0"/>
+        <w:left w:val="single" w:color="7BA0CD" w:themeColor="accent1" w:themeTint="BF" w:sz="8" w:space="0"/>
+        <w:bottom w:val="single" w:color="7BA0CD" w:themeColor="accent1" w:themeTint="BF" w:sz="8" w:space="0"/>
+        <w:right w:val="single" w:color="7BA0CD" w:themeColor="accent1" w:themeTint="BF" w:sz="8" w:space="0"/>
+        <w:insideH w:val="single" w:color="7BA0CD" w:themeColor="accent1" w:themeTint="BF" w:sz="8" w:space="0"/>
+        <w:insideV w:val="single" w:color="7BA0CD" w:themeColor="accent1" w:themeTint="BF" w:sz="8" w:space="0"/>
       </w:tblBorders>
       <w:tblCellMar>
         <w:top w:w="0" w:type="dxa"/>
@@ -26231,7 +26231,7 @@
       <w:tblPr/>
       <w:tcPr>
         <w:tcBorders>
-          <w:top w:val="single" w:sz="18" w:space="0" w:color="7BA0CD" w:themeColor="accent1" w:themeTint="BF"/>
+          <w:top w:val="single" w:color="7BA0CD" w:themeColor="accent1" w:themeTint="BF" w:sz="18" w:space="0"/>
         </w:tcBorders>
       </w:tcPr>
     </w:tblStylePr>
@@ -26273,12 +26273,12 @@
       <w:tblStyleColBandSize w:val="1"/>
       <w:tblInd w:w="0" w:type="dxa"/>
       <w:tblBorders>
-        <w:top w:val="single" w:sz="8" w:space="0" w:color="CF7B79" w:themeColor="accent2" w:themeTint="BF"/>
-        <w:left w:val="single" w:sz="8" w:space="0" w:color="CF7B79" w:themeColor="accent2" w:themeTint="BF"/>
-        <w:bottom w:val="single" w:sz="8" w:space="0" w:color="CF7B79" w:themeColor="accent2" w:themeTint="BF"/>
-        <w:right w:val="single" w:sz="8" w:space="0" w:color="CF7B79" w:themeColor="accent2" w:themeTint="BF"/>
-        <w:insideH w:val="single" w:sz="8" w:space="0" w:color="CF7B79" w:themeColor="accent2" w:themeTint="BF"/>
-        <w:insideV w:val="single" w:sz="8" w:space="0" w:color="CF7B79" w:themeColor="accent2" w:themeTint="BF"/>
+        <w:top w:val="single" w:color="CF7B79" w:themeColor="accent2" w:themeTint="BF" w:sz="8" w:space="0"/>
+        <w:left w:val="single" w:color="CF7B79" w:themeColor="accent2" w:themeTint="BF" w:sz="8" w:space="0"/>
+        <w:bottom w:val="single" w:color="CF7B79" w:themeColor="accent2" w:themeTint="BF" w:sz="8" w:space="0"/>
+        <w:right w:val="single" w:color="CF7B79" w:themeColor="accent2" w:themeTint="BF" w:sz="8" w:space="0"/>
+        <w:insideH w:val="single" w:color="CF7B79" w:themeColor="accent2" w:themeTint="BF" w:sz="8" w:space="0"/>
+        <w:insideV w:val="single" w:color="CF7B79" w:themeColor="accent2" w:themeTint="BF" w:sz="8" w:space="0"/>
       </w:tblBorders>
       <w:tblCellMar>
         <w:top w:w="0" w:type="dxa"/>
@@ -26304,7 +26304,7 @@
       <w:tblPr/>
       <w:tcPr>
         <w:tcBorders>
-          <w:top w:val="single" w:sz="18" w:space="0" w:color="CF7B79" w:themeColor="accent2" w:themeTint="BF"/>
+          <w:top w:val="single" w:color="CF7B79" w:themeColor="accent2" w:themeTint="BF" w:sz="18" w:space="0"/>
         </w:tcBorders>
       </w:tcPr>
     </w:tblStylePr>
@@ -26346,12 +26346,12 @@
       <w:tblStyleColBandSize w:val="1"/>
       <w:tblInd w:w="0" w:type="dxa"/>
       <w:tblBorders>
-        <w:top w:val="single" w:sz="8" w:space="0" w:color="B3CC82" w:themeColor="accent3" w:themeTint="BF"/>
-        <w:left w:val="single" w:sz="8" w:space="0" w:color="B3CC82" w:themeColor="accent3" w:themeTint="BF"/>
-        <w:bottom w:val="single" w:sz="8" w:space="0" w:color="B3CC82" w:themeColor="accent3" w:themeTint="BF"/>
-        <w:right w:val="single" w:sz="8" w:space="0" w:color="B3CC82" w:themeColor="accent3" w:themeTint="BF"/>
-        <w:insideH w:val="single" w:sz="8" w:space="0" w:color="B3CC82" w:themeColor="accent3" w:themeTint="BF"/>
-        <w:insideV w:val="single" w:sz="8" w:space="0" w:color="B3CC82" w:themeColor="accent3" w:themeTint="BF"/>
+        <w:top w:val="single" w:color="B3CC82" w:themeColor="accent3" w:themeTint="BF" w:sz="8" w:space="0"/>
+        <w:left w:val="single" w:color="B3CC82" w:themeColor="accent3" w:themeTint="BF" w:sz="8" w:space="0"/>
+        <w:bottom w:val="single" w:color="B3CC82" w:themeColor="accent3" w:themeTint="BF" w:sz="8" w:space="0"/>
+        <w:right w:val="single" w:color="B3CC82" w:themeColor="accent3" w:themeTint="BF" w:sz="8" w:space="0"/>
+        <w:insideH w:val="single" w:color="B3CC82" w:themeColor="accent3" w:themeTint="BF" w:sz="8" w:space="0"/>
+        <w:insideV w:val="single" w:color="B3CC82" w:themeColor="accent3" w:themeTint="BF" w:sz="8" w:space="0"/>
       </w:tblBorders>
       <w:tblCellMar>
         <w:top w:w="0" w:type="dxa"/>
@@ -26377,7 +26377,7 @@
       <w:tblPr/>
       <w:tcPr>
         <w:tcBorders>
-          <w:top w:val="single" w:sz="18" w:space="0" w:color="B3CC82" w:themeColor="accent3" w:themeTint="BF"/>
+          <w:top w:val="single" w:color="B3CC82" w:themeColor="accent3" w:themeTint="BF" w:sz="18" w:space="0"/>
         </w:tcBorders>
       </w:tcPr>
     </w:tblStylePr>
@@ -26419,12 +26419,12 @@
       <w:tblStyleColBandSize w:val="1"/>
       <w:tblInd w:w="0" w:type="dxa"/>
       <w:tblBorders>
-        <w:top w:val="single" w:sz="8" w:space="0" w:color="9F8AB9" w:themeColor="accent4" w:themeTint="BF"/>
-        <w:left w:val="single" w:sz="8" w:space="0" w:color="9F8AB9" w:themeColor="accent4" w:themeTint="BF"/>
-        <w:bottom w:val="single" w:sz="8" w:space="0" w:color="9F8AB9" w:themeColor="accent4" w:themeTint="BF"/>
-        <w:right w:val="single" w:sz="8" w:space="0" w:color="9F8AB9" w:themeColor="accent4" w:themeTint="BF"/>
-        <w:insideH w:val="single" w:sz="8" w:space="0" w:color="9F8AB9" w:themeColor="accent4" w:themeTint="BF"/>
-        <w:insideV w:val="single" w:sz="8" w:space="0" w:color="9F8AB9" w:themeColor="accent4" w:themeTint="BF"/>
+        <w:top w:val="single" w:color="9F8AB9" w:themeColor="accent4" w:themeTint="BF" w:sz="8" w:space="0"/>
+        <w:left w:val="single" w:color="9F8AB9" w:themeColor="accent4" w:themeTint="BF" w:sz="8" w:space="0"/>
+        <w:bottom w:val="single" w:color="9F8AB9" w:themeColor="accent4" w:themeTint="BF" w:sz="8" w:space="0"/>
+        <w:right w:val="single" w:color="9F8AB9" w:themeColor="accent4" w:themeTint="BF" w:sz="8" w:space="0"/>
+        <w:insideH w:val="single" w:color="9F8AB9" w:themeColor="accent4" w:themeTint="BF" w:sz="8" w:space="0"/>
+        <w:insideV w:val="single" w:color="9F8AB9" w:themeColor="accent4" w:themeTint="BF" w:sz="8" w:space="0"/>
       </w:tblBorders>
       <w:tblCellMar>
         <w:top w:w="0" w:type="dxa"/>
@@ -26450,7 +26450,7 @@
       <w:tblPr/>
       <w:tcPr>
         <w:tcBorders>
-          <w:top w:val="single" w:sz="18" w:space="0" w:color="9F8AB9" w:themeColor="accent4" w:themeTint="BF"/>
+          <w:top w:val="single" w:color="9F8AB9" w:themeColor="accent4" w:themeTint="BF" w:sz="18" w:space="0"/>
         </w:tcBorders>
       </w:tcPr>
     </w:tblStylePr>
@@ -26492,12 +26492,12 @@
       <w:tblStyleColBandSize w:val="1"/>
       <w:tblInd w:w="0" w:type="dxa"/>
       <w:tblBorders>
-        <w:top w:val="single" w:sz="8" w:space="0" w:color="78C0D4" w:themeColor="accent5" w:themeTint="BF"/>
-        <w:left w:val="single" w:sz="8" w:space="0" w:color="78C0D4" w:themeColor="accent5" w:themeTint="BF"/>
-        <w:bottom w:val="single" w:sz="8" w:space="0" w:color="78C0D4" w:themeColor="accent5" w:themeTint="BF"/>
-        <w:right w:val="single" w:sz="8" w:space="0" w:color="78C0D4" w:themeColor="accent5" w:themeTint="BF"/>
-        <w:insideH w:val="single" w:sz="8" w:space="0" w:color="78C0D4" w:themeColor="accent5" w:themeTint="BF"/>
-        <w:insideV w:val="single" w:sz="8" w:space="0" w:color="78C0D4" w:themeColor="accent5" w:themeTint="BF"/>
+        <w:top w:val="single" w:color="78C0D4" w:themeColor="accent5" w:themeTint="BF" w:sz="8" w:space="0"/>
+        <w:left w:val="single" w:color="78C0D4" w:themeColor="accent5" w:themeTint="BF" w:sz="8" w:space="0"/>
+        <w:bottom w:val="single" w:color="78C0D4" w:themeColor="accent5" w:themeTint="BF" w:sz="8" w:space="0"/>
+        <w:right w:val="single" w:color="78C0D4" w:themeColor="accent5" w:themeTint="BF" w:sz="8" w:space="0"/>
+        <w:insideH w:val="single" w:color="78C0D4" w:themeColor="accent5" w:themeTint="BF" w:sz="8" w:space="0"/>
+        <w:insideV w:val="single" w:color="78C0D4" w:themeColor="accent5" w:themeTint="BF" w:sz="8" w:space="0"/>
       </w:tblBorders>
       <w:tblCellMar>
         <w:top w:w="0" w:type="dxa"/>
@@ -26523,7 +26523,7 @@
       <w:tblPr/>
       <w:tcPr>
         <w:tcBorders>
-          <w:top w:val="single" w:sz="18" w:space="0" w:color="78C0D4" w:themeColor="accent5" w:themeTint="BF"/>
+          <w:top w:val="single" w:color="78C0D4" w:themeColor="accent5" w:themeTint="BF" w:sz="18" w:space="0"/>
         </w:tcBorders>
       </w:tcPr>
     </w:tblStylePr>
@@ -26565,12 +26565,12 @@
       <w:tblStyleColBandSize w:val="1"/>
       <w:tblInd w:w="0" w:type="dxa"/>
       <w:tblBorders>
-        <w:top w:val="single" w:sz="8" w:space="0" w:color="F9B074" w:themeColor="accent6" w:themeTint="BF"/>
-        <w:left w:val="single" w:sz="8" w:space="0" w:color="F9B074" w:themeColor="accent6" w:themeTint="BF"/>
-        <w:bottom w:val="single" w:sz="8" w:space="0" w:color="F9B074" w:themeColor="accent6" w:themeTint="BF"/>
-        <w:right w:val="single" w:sz="8" w:space="0" w:color="F9B074" w:themeColor="accent6" w:themeTint="BF"/>
-        <w:insideH w:val="single" w:sz="8" w:space="0" w:color="F9B074" w:themeColor="accent6" w:themeTint="BF"/>
-        <w:insideV w:val="single" w:sz="8" w:space="0" w:color="F9B074" w:themeColor="accent6" w:themeTint="BF"/>
+        <w:top w:val="single" w:color="F9B074" w:themeColor="accent6" w:themeTint="BF" w:sz="8" w:space="0"/>
+        <w:left w:val="single" w:color="F9B074" w:themeColor="accent6" w:themeTint="BF" w:sz="8" w:space="0"/>
+        <w:bottom w:val="single" w:color="F9B074" w:themeColor="accent6" w:themeTint="BF" w:sz="8" w:space="0"/>
+        <w:right w:val="single" w:color="F9B074" w:themeColor="accent6" w:themeTint="BF" w:sz="8" w:space="0"/>
+        <w:insideH w:val="single" w:color="F9B074" w:themeColor="accent6" w:themeTint="BF" w:sz="8" w:space="0"/>
+        <w:insideV w:val="single" w:color="F9B074" w:themeColor="accent6" w:themeTint="BF" w:sz="8" w:space="0"/>
       </w:tblBorders>
       <w:tblCellMar>
         <w:top w:w="0" w:type="dxa"/>
@@ -26596,7 +26596,7 @@
       <w:tblPr/>
       <w:tcPr>
         <w:tcBorders>
-          <w:top w:val="single" w:sz="18" w:space="0" w:color="F9B074" w:themeColor="accent6" w:themeTint="BF"/>
+          <w:top w:val="single" w:color="F9B074" w:themeColor="accent6" w:themeTint="BF" w:sz="18" w:space="0"/>
         </w:tcBorders>
       </w:tcPr>
     </w:tblStylePr>
@@ -26634,7 +26634,7 @@
       <w:spacing w:after="0" w:line="240" w:lineRule="auto"/>
     </w:pPr>
     <w:rPr>
-      <w:rFonts w:asciiTheme="majorHAnsi" w:eastAsiaTheme="majorEastAsia" w:hAnsiTheme="majorHAnsi" w:cstheme="majorBidi"/>
+      <w:rFonts w:asciiTheme="majorHAnsi" w:hAnsiTheme="majorHAnsi" w:eastAsiaTheme="majorEastAsia" w:cstheme="majorBidi"/>
       <w:color w:val="000000" w:themeColor="text1"/>
     </w:rPr>
     <w:tblPr>
@@ -26642,12 +26642,12 @@
       <w:tblStyleColBandSize w:val="1"/>
       <w:tblInd w:w="0" w:type="dxa"/>
       <w:tblBorders>
-        <w:top w:val="single" w:sz="8" w:space="0" w:color="000000" w:themeColor="text1"/>
-        <w:left w:val="single" w:sz="8" w:space="0" w:color="000000" w:themeColor="text1"/>
-        <w:bottom w:val="single" w:sz="8" w:space="0" w:color="000000" w:themeColor="text1"/>
-        <w:right w:val="single" w:sz="8" w:space="0" w:color="000000" w:themeColor="text1"/>
-        <w:insideH w:val="single" w:sz="8" w:space="0" w:color="000000" w:themeColor="text1"/>
-        <w:insideV w:val="single" w:sz="8" w:space="0" w:color="000000" w:themeColor="text1"/>
+        <w:top w:val="single" w:color="000000" w:themeColor="text1" w:sz="8" w:space="0"/>
+        <w:left w:val="single" w:color="000000" w:themeColor="text1" w:sz="8" w:space="0"/>
+        <w:bottom w:val="single" w:color="000000" w:themeColor="text1" w:sz="8" w:space="0"/>
+        <w:right w:val="single" w:color="000000" w:themeColor="text1" w:sz="8" w:space="0"/>
+        <w:insideH w:val="single" w:color="000000" w:themeColor="text1" w:sz="8" w:space="0"/>
+        <w:insideV w:val="single" w:color="000000" w:themeColor="text1" w:sz="8" w:space="0"/>
       </w:tblBorders>
       <w:tblCellMar>
         <w:top w:w="0" w:type="dxa"/>
@@ -26679,7 +26679,7 @@
       <w:tblPr/>
       <w:tcPr>
         <w:tcBorders>
-          <w:top w:val="single" w:sz="12" w:space="0" w:color="000000" w:themeColor="text1"/>
+          <w:top w:val="single" w:color="000000" w:themeColor="text1" w:sz="12" w:space="0"/>
           <w:left w:val="nil"/>
           <w:bottom w:val="nil"/>
           <w:right w:val="nil"/>
@@ -26737,8 +26737,8 @@
       <w:tblPr/>
       <w:tcPr>
         <w:tcBorders>
-          <w:insideH w:val="single" w:sz="6" w:space="0" w:color="000000" w:themeColor="text1"/>
-          <w:insideV w:val="single" w:sz="6" w:space="0" w:color="000000" w:themeColor="text1"/>
+          <w:insideH w:val="single" w:color="000000" w:themeColor="text1" w:sz="6" w:space="0"/>
+          <w:insideV w:val="single" w:color="000000" w:themeColor="text1" w:sz="6" w:space="0"/>
         </w:tcBorders>
         <w:shd w:val="clear" w:color="auto" w:fill="808080" w:themeFill="text1" w:themeFillTint="7F"/>
       </w:tcPr>
@@ -26759,7 +26759,7 @@
       <w:spacing w:after="0" w:line="240" w:lineRule="auto"/>
     </w:pPr>
     <w:rPr>
-      <w:rFonts w:asciiTheme="majorHAnsi" w:eastAsiaTheme="majorEastAsia" w:hAnsiTheme="majorHAnsi" w:cstheme="majorBidi"/>
+      <w:rFonts w:asciiTheme="majorHAnsi" w:hAnsiTheme="majorHAnsi" w:eastAsiaTheme="majorEastAsia" w:cstheme="majorBidi"/>
       <w:color w:val="000000" w:themeColor="text1"/>
     </w:rPr>
     <w:tblPr>
@@ -26767,12 +26767,12 @@
       <w:tblStyleColBandSize w:val="1"/>
       <w:tblInd w:w="0" w:type="dxa"/>
       <w:tblBorders>
-        <w:top w:val="single" w:sz="8" w:space="0" w:color="4F81BD" w:themeColor="accent1"/>
-        <w:left w:val="single" w:sz="8" w:space="0" w:color="4F81BD" w:themeColor="accent1"/>
-        <w:bottom w:val="single" w:sz="8" w:space="0" w:color="4F81BD" w:themeColor="accent1"/>
-        <w:right w:val="single" w:sz="8" w:space="0" w:color="4F81BD" w:themeColor="accent1"/>
-        <w:insideH w:val="single" w:sz="8" w:space="0" w:color="4F81BD" w:themeColor="accent1"/>
-        <w:insideV w:val="single" w:sz="8" w:space="0" w:color="4F81BD" w:themeColor="accent1"/>
+        <w:top w:val="single" w:color="4F81BD" w:themeColor="accent1" w:sz="8" w:space="0"/>
+        <w:left w:val="single" w:color="4F81BD" w:themeColor="accent1" w:sz="8" w:space="0"/>
+        <w:bottom w:val="single" w:color="4F81BD" w:themeColor="accent1" w:sz="8" w:space="0"/>
+        <w:right w:val="single" w:color="4F81BD" w:themeColor="accent1" w:sz="8" w:space="0"/>
+        <w:insideH w:val="single" w:color="4F81BD" w:themeColor="accent1" w:sz="8" w:space="0"/>
+        <w:insideV w:val="single" w:color="4F81BD" w:themeColor="accent1" w:sz="8" w:space="0"/>
       </w:tblBorders>
       <w:tblCellMar>
         <w:top w:w="0" w:type="dxa"/>
@@ -26804,7 +26804,7 @@
       <w:tblPr/>
       <w:tcPr>
         <w:tcBorders>
-          <w:top w:val="single" w:sz="12" w:space="0" w:color="000000" w:themeColor="text1"/>
+          <w:top w:val="single" w:color="000000" w:themeColor="text1" w:sz="12" w:space="0"/>
           <w:left w:val="nil"/>
           <w:bottom w:val="nil"/>
           <w:right w:val="nil"/>
@@ -26862,8 +26862,8 @@
       <w:tblPr/>
       <w:tcPr>
         <w:tcBorders>
-          <w:insideH w:val="single" w:sz="6" w:space="0" w:color="4F81BD" w:themeColor="accent1"/>
-          <w:insideV w:val="single" w:sz="6" w:space="0" w:color="4F81BD" w:themeColor="accent1"/>
+          <w:insideH w:val="single" w:color="4F81BD" w:themeColor="accent1" w:sz="6" w:space="0"/>
+          <w:insideV w:val="single" w:color="4F81BD" w:themeColor="accent1" w:sz="6" w:space="0"/>
         </w:tcBorders>
         <w:shd w:val="clear" w:color="auto" w:fill="A7BFDE" w:themeFill="accent1" w:themeFillTint="7F"/>
       </w:tcPr>
@@ -26884,7 +26884,7 @@
       <w:spacing w:after="0" w:line="240" w:lineRule="auto"/>
     </w:pPr>
     <w:rPr>
-      <w:rFonts w:asciiTheme="majorHAnsi" w:eastAsiaTheme="majorEastAsia" w:hAnsiTheme="majorHAnsi" w:cstheme="majorBidi"/>
+      <w:rFonts w:asciiTheme="majorHAnsi" w:hAnsiTheme="majorHAnsi" w:eastAsiaTheme="majorEastAsia" w:cstheme="majorBidi"/>
       <w:color w:val="000000" w:themeColor="text1"/>
     </w:rPr>
     <w:tblPr>
@@ -26892,12 +26892,12 @@
       <w:tblStyleColBandSize w:val="1"/>
       <w:tblInd w:w="0" w:type="dxa"/>
       <w:tblBorders>
-        <w:top w:val="single" w:sz="8" w:space="0" w:color="C0504D" w:themeColor="accent2"/>
-        <w:left w:val="single" w:sz="8" w:space="0" w:color="C0504D" w:themeColor="accent2"/>
-        <w:bottom w:val="single" w:sz="8" w:space="0" w:color="C0504D" w:themeColor="accent2"/>
-        <w:right w:val="single" w:sz="8" w:space="0" w:color="C0504D" w:themeColor="accent2"/>
-        <w:insideH w:val="single" w:sz="8" w:space="0" w:color="C0504D" w:themeColor="accent2"/>
-        <w:insideV w:val="single" w:sz="8" w:space="0" w:color="C0504D" w:themeColor="accent2"/>
+        <w:top w:val="single" w:color="C0504D" w:themeColor="accent2" w:sz="8" w:space="0"/>
+        <w:left w:val="single" w:color="C0504D" w:themeColor="accent2" w:sz="8" w:space="0"/>
+        <w:bottom w:val="single" w:color="C0504D" w:themeColor="accent2" w:sz="8" w:space="0"/>
+        <w:right w:val="single" w:color="C0504D" w:themeColor="accent2" w:sz="8" w:space="0"/>
+        <w:insideH w:val="single" w:color="C0504D" w:themeColor="accent2" w:sz="8" w:space="0"/>
+        <w:insideV w:val="single" w:color="C0504D" w:themeColor="accent2" w:sz="8" w:space="0"/>
       </w:tblBorders>
       <w:tblCellMar>
         <w:top w:w="0" w:type="dxa"/>
@@ -26929,7 +26929,7 @@
       <w:tblPr/>
       <w:tcPr>
         <w:tcBorders>
-          <w:top w:val="single" w:sz="12" w:space="0" w:color="000000" w:themeColor="text1"/>
+          <w:top w:val="single" w:color="000000" w:themeColor="text1" w:sz="12" w:space="0"/>
           <w:left w:val="nil"/>
           <w:bottom w:val="nil"/>
           <w:right w:val="nil"/>
@@ -26987,8 +26987,8 @@
       <w:tblPr/>
       <w:tcPr>
         <w:tcBorders>
-          <w:insideH w:val="single" w:sz="6" w:space="0" w:color="C0504D" w:themeColor="accent2"/>
-          <w:insideV w:val="single" w:sz="6" w:space="0" w:color="C0504D" w:themeColor="accent2"/>
+          <w:insideH w:val="single" w:color="C0504D" w:themeColor="accent2" w:sz="6" w:space="0"/>
+          <w:insideV w:val="single" w:color="C0504D" w:themeColor="accent2" w:sz="6" w:space="0"/>
         </w:tcBorders>
         <w:shd w:val="clear" w:color="auto" w:fill="DFA7A6" w:themeFill="accent2" w:themeFillTint="7F"/>
       </w:tcPr>
@@ -27009,7 +27009,7 @@
       <w:spacing w:after="0" w:line="240" w:lineRule="auto"/>
     </w:pPr>
     <w:rPr>
-      <w:rFonts w:asciiTheme="majorHAnsi" w:eastAsiaTheme="majorEastAsia" w:hAnsiTheme="majorHAnsi" w:cstheme="majorBidi"/>
+      <w:rFonts w:asciiTheme="majorHAnsi" w:hAnsiTheme="majorHAnsi" w:eastAsiaTheme="majorEastAsia" w:cstheme="majorBidi"/>
       <w:color w:val="000000" w:themeColor="text1"/>
     </w:rPr>
     <w:tblPr>
@@ -27017,12 +27017,12 @@
       <w:tblStyleColBandSize w:val="1"/>
       <w:tblInd w:w="0" w:type="dxa"/>
       <w:tblBorders>
-        <w:top w:val="single" w:sz="8" w:space="0" w:color="9BBB59" w:themeColor="accent3"/>
-        <w:left w:val="single" w:sz="8" w:space="0" w:color="9BBB59" w:themeColor="accent3"/>
-        <w:bottom w:val="single" w:sz="8" w:space="0" w:color="9BBB59" w:themeColor="accent3"/>
-        <w:right w:val="single" w:sz="8" w:space="0" w:color="9BBB59" w:themeColor="accent3"/>
-        <w:insideH w:val="single" w:sz="8" w:space="0" w:color="9BBB59" w:themeColor="accent3"/>
-        <w:insideV w:val="single" w:sz="8" w:space="0" w:color="9BBB59" w:themeColor="accent3"/>
+        <w:top w:val="single" w:color="9BBB59" w:themeColor="accent3" w:sz="8" w:space="0"/>
+        <w:left w:val="single" w:color="9BBB59" w:themeColor="accent3" w:sz="8" w:space="0"/>
+        <w:bottom w:val="single" w:color="9BBB59" w:themeColor="accent3" w:sz="8" w:space="0"/>
+        <w:right w:val="single" w:color="9BBB59" w:themeColor="accent3" w:sz="8" w:space="0"/>
+        <w:insideH w:val="single" w:color="9BBB59" w:themeColor="accent3" w:sz="8" w:space="0"/>
+        <w:insideV w:val="single" w:color="9BBB59" w:themeColor="accent3" w:sz="8" w:space="0"/>
       </w:tblBorders>
       <w:tblCellMar>
         <w:top w:w="0" w:type="dxa"/>
@@ -27054,7 +27054,7 @@
       <w:tblPr/>
       <w:tcPr>
         <w:tcBorders>
-          <w:top w:val="single" w:sz="12" w:space="0" w:color="000000" w:themeColor="text1"/>
+          <w:top w:val="single" w:color="000000" w:themeColor="text1" w:sz="12" w:space="0"/>
           <w:left w:val="nil"/>
           <w:bottom w:val="nil"/>
           <w:right w:val="nil"/>
@@ -27112,8 +27112,8 @@
       <w:tblPr/>
       <w:tcPr>
         <w:tcBorders>
-          <w:insideH w:val="single" w:sz="6" w:space="0" w:color="9BBB59" w:themeColor="accent3"/>
-          <w:insideV w:val="single" w:sz="6" w:space="0" w:color="9BBB59" w:themeColor="accent3"/>
+          <w:insideH w:val="single" w:color="9BBB59" w:themeColor="accent3" w:sz="6" w:space="0"/>
+          <w:insideV w:val="single" w:color="9BBB59" w:themeColor="accent3" w:sz="6" w:space="0"/>
         </w:tcBorders>
         <w:shd w:val="clear" w:color="auto" w:fill="CDDDAC" w:themeFill="accent3" w:themeFillTint="7F"/>
       </w:tcPr>
@@ -27134,7 +27134,7 @@
       <w:spacing w:after="0" w:line="240" w:lineRule="auto"/>
     </w:pPr>
     <w:rPr>
-      <w:rFonts w:asciiTheme="majorHAnsi" w:eastAsiaTheme="majorEastAsia" w:hAnsiTheme="majorHAnsi" w:cstheme="majorBidi"/>
+      <w:rFonts w:asciiTheme="majorHAnsi" w:hAnsiTheme="majorHAnsi" w:eastAsiaTheme="majorEastAsia" w:cstheme="majorBidi"/>
       <w:color w:val="000000" w:themeColor="text1"/>
     </w:rPr>
     <w:tblPr>
@@ -27142,12 +27142,12 @@
       <w:tblStyleColBandSize w:val="1"/>
       <w:tblInd w:w="0" w:type="dxa"/>
       <w:tblBorders>
-        <w:top w:val="single" w:sz="8" w:space="0" w:color="8064A2" w:themeColor="accent4"/>
-        <w:left w:val="single" w:sz="8" w:space="0" w:color="8064A2" w:themeColor="accent4"/>
-        <w:bottom w:val="single" w:sz="8" w:space="0" w:color="8064A2" w:themeColor="accent4"/>
-        <w:right w:val="single" w:sz="8" w:space="0" w:color="8064A2" w:themeColor="accent4"/>
-        <w:insideH w:val="single" w:sz="8" w:space="0" w:color="8064A2" w:themeColor="accent4"/>
-        <w:insideV w:val="single" w:sz="8" w:space="0" w:color="8064A2" w:themeColor="accent4"/>
+        <w:top w:val="single" w:color="8064A2" w:themeColor="accent4" w:sz="8" w:space="0"/>
+        <w:left w:val="single" w:color="8064A2" w:themeColor="accent4" w:sz="8" w:space="0"/>
+        <w:bottom w:val="single" w:color="8064A2" w:themeColor="accent4" w:sz="8" w:space="0"/>
+        <w:right w:val="single" w:color="8064A2" w:themeColor="accent4" w:sz="8" w:space="0"/>
+        <w:insideH w:val="single" w:color="8064A2" w:themeColor="accent4" w:sz="8" w:space="0"/>
+        <w:insideV w:val="single" w:color="8064A2" w:themeColor="accent4" w:sz="8" w:space="0"/>
       </w:tblBorders>
       <w:tblCellMar>
         <w:top w:w="0" w:type="dxa"/>
@@ -27179,7 +27179,7 @@
       <w:tblPr/>
       <w:tcPr>
         <w:tcBorders>
-          <w:top w:val="single" w:sz="12" w:space="0" w:color="000000" w:themeColor="text1"/>
+          <w:top w:val="single" w:color="000000" w:themeColor="text1" w:sz="12" w:space="0"/>
           <w:left w:val="nil"/>
           <w:bottom w:val="nil"/>
           <w:right w:val="nil"/>
@@ -27237,8 +27237,8 @@
       <w:tblPr/>
       <w:tcPr>
         <w:tcBorders>
-          <w:insideH w:val="single" w:sz="6" w:space="0" w:color="8064A2" w:themeColor="accent4"/>
-          <w:insideV w:val="single" w:sz="6" w:space="0" w:color="8064A2" w:themeColor="accent4"/>
+          <w:insideH w:val="single" w:color="8064A2" w:themeColor="accent4" w:sz="6" w:space="0"/>
+          <w:insideV w:val="single" w:color="8064A2" w:themeColor="accent4" w:sz="6" w:space="0"/>
         </w:tcBorders>
         <w:shd w:val="clear" w:color="auto" w:fill="BFB1D0" w:themeFill="accent4" w:themeFillTint="7F"/>
       </w:tcPr>
@@ -27259,7 +27259,7 @@
       <w:spacing w:after="0" w:line="240" w:lineRule="auto"/>
     </w:pPr>
     <w:rPr>
-      <w:rFonts w:asciiTheme="majorHAnsi" w:eastAsiaTheme="majorEastAsia" w:hAnsiTheme="majorHAnsi" w:cstheme="majorBidi"/>
+      <w:rFonts w:asciiTheme="majorHAnsi" w:hAnsiTheme="majorHAnsi" w:eastAsiaTheme="majorEastAsia" w:cstheme="majorBidi"/>
       <w:color w:val="000000" w:themeColor="text1"/>
     </w:rPr>
     <w:tblPr>
@@ -27267,12 +27267,12 @@
       <w:tblStyleColBandSize w:val="1"/>
       <w:tblInd w:w="0" w:type="dxa"/>
       <w:tblBorders>
-        <w:top w:val="single" w:sz="8" w:space="0" w:color="4BACC6" w:themeColor="accent5"/>
-        <w:left w:val="single" w:sz="8" w:space="0" w:color="4BACC6" w:themeColor="accent5"/>
-        <w:bottom w:val="single" w:sz="8" w:space="0" w:color="4BACC6" w:themeColor="accent5"/>
-        <w:right w:val="single" w:sz="8" w:space="0" w:color="4BACC6" w:themeColor="accent5"/>
-        <w:insideH w:val="single" w:sz="8" w:space="0" w:color="4BACC6" w:themeColor="accent5"/>
-        <w:insideV w:val="single" w:sz="8" w:space="0" w:color="4BACC6" w:themeColor="accent5"/>
+        <w:top w:val="single" w:color="4BACC6" w:themeColor="accent5" w:sz="8" w:space="0"/>
+        <w:left w:val="single" w:color="4BACC6" w:themeColor="accent5" w:sz="8" w:space="0"/>
+        <w:bottom w:val="single" w:color="4BACC6" w:themeColor="accent5" w:sz="8" w:space="0"/>
+        <w:right w:val="single" w:color="4BACC6" w:themeColor="accent5" w:sz="8" w:space="0"/>
+        <w:insideH w:val="single" w:color="4BACC6" w:themeColor="accent5" w:sz="8" w:space="0"/>
+        <w:insideV w:val="single" w:color="4BACC6" w:themeColor="accent5" w:sz="8" w:space="0"/>
       </w:tblBorders>
       <w:tblCellMar>
         <w:top w:w="0" w:type="dxa"/>
@@ -27304,7 +27304,7 @@
       <w:tblPr/>
       <w:tcPr>
         <w:tcBorders>
-          <w:top w:val="single" w:sz="12" w:space="0" w:color="000000" w:themeColor="text1"/>
+          <w:top w:val="single" w:color="000000" w:themeColor="text1" w:sz="12" w:space="0"/>
           <w:left w:val="nil"/>
           <w:bottom w:val="nil"/>
           <w:right w:val="nil"/>
@@ -27362,8 +27362,8 @@
       <w:tblPr/>
       <w:tcPr>
         <w:tcBorders>
-          <w:insideH w:val="single" w:sz="6" w:space="0" w:color="4BACC6" w:themeColor="accent5"/>
-          <w:insideV w:val="single" w:sz="6" w:space="0" w:color="4BACC6" w:themeColor="accent5"/>
+          <w:insideH w:val="single" w:color="4BACC6" w:themeColor="accent5" w:sz="6" w:space="0"/>
+          <w:insideV w:val="single" w:color="4BACC6" w:themeColor="accent5" w:sz="6" w:space="0"/>
         </w:tcBorders>
         <w:shd w:val="clear" w:color="auto" w:fill="A5D5E2" w:themeFill="accent5" w:themeFillTint="7F"/>
       </w:tcPr>
@@ -27384,7 +27384,7 @@
       <w:spacing w:after="0" w:line="240" w:lineRule="auto"/>
     </w:pPr>
     <w:rPr>
-      <w:rFonts w:asciiTheme="majorHAnsi" w:eastAsiaTheme="majorEastAsia" w:hAnsiTheme="majorHAnsi" w:cstheme="majorBidi"/>
+      <w:rFonts w:asciiTheme="majorHAnsi" w:hAnsiTheme="majorHAnsi" w:eastAsiaTheme="majorEastAsia" w:cstheme="majorBidi"/>
       <w:color w:val="000000" w:themeColor="text1"/>
     </w:rPr>
     <w:tblPr>
@@ -27392,12 +27392,12 @@
       <w:tblStyleColBandSize w:val="1"/>
       <w:tblInd w:w="0" w:type="dxa"/>
       <w:tblBorders>
-        <w:top w:val="single" w:sz="8" w:space="0" w:color="F79646" w:themeColor="accent6"/>
-        <w:left w:val="single" w:sz="8" w:space="0" w:color="F79646" w:themeColor="accent6"/>
-        <w:bottom w:val="single" w:sz="8" w:space="0" w:color="F79646" w:themeColor="accent6"/>
-        <w:right w:val="single" w:sz="8" w:space="0" w:color="F79646" w:themeColor="accent6"/>
-        <w:insideH w:val="single" w:sz="8" w:space="0" w:color="F79646" w:themeColor="accent6"/>
-        <w:insideV w:val="single" w:sz="8" w:space="0" w:color="F79646" w:themeColor="accent6"/>
+        <w:top w:val="single" w:color="F79646" w:themeColor="accent6" w:sz="8" w:space="0"/>
+        <w:left w:val="single" w:color="F79646" w:themeColor="accent6" w:sz="8" w:space="0"/>
+        <w:bottom w:val="single" w:color="F79646" w:themeColor="accent6" w:sz="8" w:space="0"/>
+        <w:right w:val="single" w:color="F79646" w:themeColor="accent6" w:sz="8" w:space="0"/>
+        <w:insideH w:val="single" w:color="F79646" w:themeColor="accent6" w:sz="8" w:space="0"/>
+        <w:insideV w:val="single" w:color="F79646" w:themeColor="accent6" w:sz="8" w:space="0"/>
       </w:tblBorders>
       <w:tblCellMar>
         <w:top w:w="0" w:type="dxa"/>
@@ -27429,7 +27429,7 @@
       <w:tblPr/>
       <w:tcPr>
         <w:tcBorders>
-          <w:top w:val="single" w:sz="12" w:space="0" w:color="000000" w:themeColor="text1"/>
+          <w:top w:val="single" w:color="000000" w:themeColor="text1" w:sz="12" w:space="0"/>
           <w:left w:val="nil"/>
           <w:bottom w:val="nil"/>
           <w:right w:val="nil"/>
@@ -27487,8 +27487,8 @@
       <w:tblPr/>
       <w:tcPr>
         <w:tcBorders>
-          <w:insideH w:val="single" w:sz="6" w:space="0" w:color="F79646" w:themeColor="accent6"/>
-          <w:insideV w:val="single" w:sz="6" w:space="0" w:color="F79646" w:themeColor="accent6"/>
+          <w:insideH w:val="single" w:color="F79646" w:themeColor="accent6" w:sz="6" w:space="0"/>
+          <w:insideV w:val="single" w:color="F79646" w:themeColor="accent6" w:sz="6" w:space="0"/>
         </w:tcBorders>
         <w:shd w:val="clear" w:color="auto" w:fill="FBCAA2" w:themeFill="accent6" w:themeFillTint="7F"/>
       </w:tcPr>
@@ -27513,12 +27513,12 @@
       <w:tblStyleColBandSize w:val="1"/>
       <w:tblInd w:w="0" w:type="dxa"/>
       <w:tblBorders>
-        <w:top w:val="single" w:sz="8" w:space="0" w:color="FFFFFF" w:themeColor="background1"/>
-        <w:left w:val="single" w:sz="8" w:space="0" w:color="FFFFFF" w:themeColor="background1"/>
-        <w:bottom w:val="single" w:sz="8" w:space="0" w:color="FFFFFF" w:themeColor="background1"/>
-        <w:right w:val="single" w:sz="8" w:space="0" w:color="FFFFFF" w:themeColor="background1"/>
-        <w:insideH w:val="single" w:sz="6" w:space="0" w:color="FFFFFF" w:themeColor="background1"/>
-        <w:insideV w:val="single" w:sz="6" w:space="0" w:color="FFFFFF" w:themeColor="background1"/>
+        <w:top w:val="single" w:color="FFFFFF" w:themeColor="background1" w:sz="8" w:space="0"/>
+        <w:left w:val="single" w:color="FFFFFF" w:themeColor="background1" w:sz="8" w:space="0"/>
+        <w:bottom w:val="single" w:color="FFFFFF" w:themeColor="background1" w:sz="8" w:space="0"/>
+        <w:right w:val="single" w:color="FFFFFF" w:themeColor="background1" w:sz="8" w:space="0"/>
+        <w:insideH w:val="single" w:color="FFFFFF" w:themeColor="background1" w:sz="6" w:space="0"/>
+        <w:insideV w:val="single" w:color="FFFFFF" w:themeColor="background1" w:sz="6" w:space="0"/>
       </w:tblBorders>
       <w:tblCellMar>
         <w:top w:w="0" w:type="dxa"/>
@@ -27541,12 +27541,12 @@
       <w:tblPr/>
       <w:tcPr>
         <w:tcBorders>
-          <w:top w:val="single" w:sz="8" w:space="0" w:color="FFFFFF" w:themeColor="background1"/>
-          <w:left w:val="single" w:sz="8" w:space="0" w:color="FFFFFF" w:themeColor="background1"/>
-          <w:bottom w:val="single" w:sz="24" w:space="0" w:color="FFFFFF" w:themeColor="background1"/>
-          <w:right w:val="single" w:sz="8" w:space="0" w:color="FFFFFF" w:themeColor="background1"/>
-          <w:insideH w:val="nil"/>
-          <w:insideV w:val="single" w:sz="8" w:space="0" w:color="FFFFFF" w:themeColor="background1"/>
+          <w:top w:val="single" w:color="FFFFFF" w:themeColor="background1" w:sz="8" w:space="0"/>
+          <w:left w:val="single" w:color="FFFFFF" w:themeColor="background1" w:sz="8" w:space="0"/>
+          <w:bottom w:val="single" w:color="FFFFFF" w:themeColor="background1" w:sz="24" w:space="0"/>
+          <w:right w:val="single" w:color="FFFFFF" w:themeColor="background1" w:sz="8" w:space="0"/>
+          <w:insideH w:val="nil"/>
+          <w:insideV w:val="single" w:color="FFFFFF" w:themeColor="background1" w:sz="8" w:space="0"/>
         </w:tcBorders>
         <w:shd w:val="clear" w:color="auto" w:fill="000000" w:themeFill="text1"/>
       </w:tcPr>
@@ -27562,12 +27562,12 @@
       <w:tblPr/>
       <w:tcPr>
         <w:tcBorders>
-          <w:top w:val="single" w:sz="24" w:space="0" w:color="FFFFFF" w:themeColor="background1"/>
-          <w:left w:val="single" w:sz="8" w:space="0" w:color="FFFFFF" w:themeColor="background1"/>
-          <w:bottom w:val="single" w:sz="8" w:space="0" w:color="FFFFFF" w:themeColor="background1"/>
-          <w:right w:val="single" w:sz="8" w:space="0" w:color="FFFFFF" w:themeColor="background1"/>
-          <w:insideH w:val="nil"/>
-          <w:insideV w:val="single" w:sz="8" w:space="0" w:color="FFFFFF" w:themeColor="background1"/>
+          <w:top w:val="single" w:color="FFFFFF" w:themeColor="background1" w:sz="24" w:space="0"/>
+          <w:left w:val="single" w:color="FFFFFF" w:themeColor="background1" w:sz="8" w:space="0"/>
+          <w:bottom w:val="single" w:color="FFFFFF" w:themeColor="background1" w:sz="8" w:space="0"/>
+          <w:right w:val="single" w:color="FFFFFF" w:themeColor="background1" w:sz="8" w:space="0"/>
+          <w:insideH w:val="nil"/>
+          <w:insideV w:val="single" w:color="FFFFFF" w:themeColor="background1" w:sz="8" w:space="0"/>
         </w:tcBorders>
         <w:shd w:val="clear" w:color="auto" w:fill="000000" w:themeFill="text1"/>
       </w:tcPr>
@@ -27583,8 +27583,8 @@
       <w:tblPr/>
       <w:tcPr>
         <w:tcBorders>
-          <w:left w:val="single" w:sz="8" w:space="0" w:color="FFFFFF" w:themeColor="background1"/>
-          <w:right w:val="single" w:sz="24" w:space="0" w:color="FFFFFF" w:themeColor="background1"/>
+          <w:left w:val="single" w:color="FFFFFF" w:themeColor="background1" w:sz="8" w:space="0"/>
+          <w:right w:val="single" w:color="FFFFFF" w:themeColor="background1" w:sz="24" w:space="0"/>
           <w:insideH w:val="nil"/>
           <w:insideV w:val="nil"/>
         </w:tcBorders>
@@ -27603,7 +27603,7 @@
       <w:tcPr>
         <w:tcBorders>
           <w:top w:val="nil"/>
-          <w:left w:val="single" w:sz="24" w:space="0" w:color="FFFFFF" w:themeColor="background1"/>
+          <w:left w:val="single" w:color="FFFFFF" w:themeColor="background1" w:sz="24" w:space="0"/>
           <w:bottom w:val="nil"/>
           <w:right w:val="nil"/>
           <w:insideH w:val="nil"/>
@@ -27616,10 +27616,10 @@
       <w:tblPr/>
       <w:tcPr>
         <w:tcBorders>
-          <w:top w:val="single" w:sz="8" w:space="0" w:color="FFFFFF" w:themeColor="background1"/>
-          <w:left w:val="single" w:sz="8" w:space="0" w:color="FFFFFF" w:themeColor="background1"/>
-          <w:bottom w:val="single" w:sz="8" w:space="0" w:color="FFFFFF" w:themeColor="background1"/>
-          <w:right w:val="single" w:sz="8" w:space="0" w:color="FFFFFF" w:themeColor="background1"/>
+          <w:top w:val="single" w:color="FFFFFF" w:themeColor="background1" w:sz="8" w:space="0"/>
+          <w:left w:val="single" w:color="FFFFFF" w:themeColor="background1" w:sz="8" w:space="0"/>
+          <w:bottom w:val="single" w:color="FFFFFF" w:themeColor="background1" w:sz="8" w:space="0"/>
+          <w:right w:val="single" w:color="FFFFFF" w:themeColor="background1" w:sz="8" w:space="0"/>
           <w:insideH w:val="nil"/>
           <w:insideV w:val="nil"/>
         </w:tcBorders>
@@ -27630,12 +27630,12 @@
       <w:tblPr/>
       <w:tcPr>
         <w:tcBorders>
-          <w:top w:val="single" w:sz="8" w:space="0" w:color="FFFFFF" w:themeColor="background1"/>
-          <w:left w:val="single" w:sz="8" w:space="0" w:color="FFFFFF" w:themeColor="background1"/>
-          <w:bottom w:val="single" w:sz="8" w:space="0" w:color="FFFFFF" w:themeColor="background1"/>
-          <w:right w:val="single" w:sz="8" w:space="0" w:color="FFFFFF" w:themeColor="background1"/>
-          <w:insideH w:val="single" w:sz="8" w:space="0" w:color="FFFFFF" w:themeColor="background1"/>
-          <w:insideV w:val="single" w:sz="8" w:space="0" w:color="FFFFFF" w:themeColor="background1"/>
+          <w:top w:val="single" w:color="FFFFFF" w:themeColor="background1" w:sz="8" w:space="0"/>
+          <w:left w:val="single" w:color="FFFFFF" w:themeColor="background1" w:sz="8" w:space="0"/>
+          <w:bottom w:val="single" w:color="FFFFFF" w:themeColor="background1" w:sz="8" w:space="0"/>
+          <w:right w:val="single" w:color="FFFFFF" w:themeColor="background1" w:sz="8" w:space="0"/>
+          <w:insideH w:val="single" w:color="FFFFFF" w:themeColor="background1" w:sz="8" w:space="0"/>
+          <w:insideV w:val="single" w:color="FFFFFF" w:themeColor="background1" w:sz="8" w:space="0"/>
         </w:tcBorders>
         <w:shd w:val="clear" w:color="auto" w:fill="808080" w:themeFill="text1" w:themeFillTint="7F"/>
       </w:tcPr>
@@ -27654,12 +27654,12 @@
       <w:tblStyleColBandSize w:val="1"/>
       <w:tblInd w:w="0" w:type="dxa"/>
       <w:tblBorders>
-        <w:top w:val="single" w:sz="8" w:space="0" w:color="FFFFFF" w:themeColor="background1"/>
-        <w:left w:val="single" w:sz="8" w:space="0" w:color="FFFFFF" w:themeColor="background1"/>
-        <w:bottom w:val="single" w:sz="8" w:space="0" w:color="FFFFFF" w:themeColor="background1"/>
-        <w:right w:val="single" w:sz="8" w:space="0" w:color="FFFFFF" w:themeColor="background1"/>
-        <w:insideH w:val="single" w:sz="6" w:space="0" w:color="FFFFFF" w:themeColor="background1"/>
-        <w:insideV w:val="single" w:sz="6" w:space="0" w:color="FFFFFF" w:themeColor="background1"/>
+        <w:top w:val="single" w:color="FFFFFF" w:themeColor="background1" w:sz="8" w:space="0"/>
+        <w:left w:val="single" w:color="FFFFFF" w:themeColor="background1" w:sz="8" w:space="0"/>
+        <w:bottom w:val="single" w:color="FFFFFF" w:themeColor="background1" w:sz="8" w:space="0"/>
+        <w:right w:val="single" w:color="FFFFFF" w:themeColor="background1" w:sz="8" w:space="0"/>
+        <w:insideH w:val="single" w:color="FFFFFF" w:themeColor="background1" w:sz="6" w:space="0"/>
+        <w:insideV w:val="single" w:color="FFFFFF" w:themeColor="background1" w:sz="6" w:space="0"/>
       </w:tblBorders>
       <w:tblCellMar>
         <w:top w:w="0" w:type="dxa"/>
@@ -27682,12 +27682,12 @@
       <w:tblPr/>
       <w:tcPr>
         <w:tcBorders>
-          <w:top w:val="single" w:sz="8" w:space="0" w:color="FFFFFF" w:themeColor="background1"/>
-          <w:left w:val="single" w:sz="8" w:space="0" w:color="FFFFFF" w:themeColor="background1"/>
-          <w:bottom w:val="single" w:sz="24" w:space="0" w:color="FFFFFF" w:themeColor="background1"/>
-          <w:right w:val="single" w:sz="8" w:space="0" w:color="FFFFFF" w:themeColor="background1"/>
-          <w:insideH w:val="nil"/>
-          <w:insideV w:val="single" w:sz="8" w:space="0" w:color="FFFFFF" w:themeColor="background1"/>
+          <w:top w:val="single" w:color="FFFFFF" w:themeColor="background1" w:sz="8" w:space="0"/>
+          <w:left w:val="single" w:color="FFFFFF" w:themeColor="background1" w:sz="8" w:space="0"/>
+          <w:bottom w:val="single" w:color="FFFFFF" w:themeColor="background1" w:sz="24" w:space="0"/>
+          <w:right w:val="single" w:color="FFFFFF" w:themeColor="background1" w:sz="8" w:space="0"/>
+          <w:insideH w:val="nil"/>
+          <w:insideV w:val="single" w:color="FFFFFF" w:themeColor="background1" w:sz="8" w:space="0"/>
         </w:tcBorders>
         <w:shd w:val="clear" w:color="auto" w:fill="4F81BD" w:themeFill="accent1"/>
       </w:tcPr>
@@ -27703,12 +27703,12 @@
       <w:tblPr/>
       <w:tcPr>
         <w:tcBorders>
-          <w:top w:val="single" w:sz="24" w:space="0" w:color="FFFFFF" w:themeColor="background1"/>
-          <w:left w:val="single" w:sz="8" w:space="0" w:color="FFFFFF" w:themeColor="background1"/>
-          <w:bottom w:val="single" w:sz="8" w:space="0" w:color="FFFFFF" w:themeColor="background1"/>
-          <w:right w:val="single" w:sz="8" w:space="0" w:color="FFFFFF" w:themeColor="background1"/>
-          <w:insideH w:val="nil"/>
-          <w:insideV w:val="single" w:sz="8" w:space="0" w:color="FFFFFF" w:themeColor="background1"/>
+          <w:top w:val="single" w:color="FFFFFF" w:themeColor="background1" w:sz="24" w:space="0"/>
+          <w:left w:val="single" w:color="FFFFFF" w:themeColor="background1" w:sz="8" w:space="0"/>
+          <w:bottom w:val="single" w:color="FFFFFF" w:themeColor="background1" w:sz="8" w:space="0"/>
+          <w:right w:val="single" w:color="FFFFFF" w:themeColor="background1" w:sz="8" w:space="0"/>
+          <w:insideH w:val="nil"/>
+          <w:insideV w:val="single" w:color="FFFFFF" w:themeColor="background1" w:sz="8" w:space="0"/>
         </w:tcBorders>
         <w:shd w:val="clear" w:color="auto" w:fill="4F81BD" w:themeFill="accent1"/>
       </w:tcPr>
@@ -27724,8 +27724,8 @@
       <w:tblPr/>
       <w:tcPr>
         <w:tcBorders>
-          <w:left w:val="single" w:sz="8" w:space="0" w:color="FFFFFF" w:themeColor="background1"/>
-          <w:right w:val="single" w:sz="24" w:space="0" w:color="FFFFFF" w:themeColor="background1"/>
+          <w:left w:val="single" w:color="FFFFFF" w:themeColor="background1" w:sz="8" w:space="0"/>
+          <w:right w:val="single" w:color="FFFFFF" w:themeColor="background1" w:sz="24" w:space="0"/>
           <w:insideH w:val="nil"/>
           <w:insideV w:val="nil"/>
         </w:tcBorders>
@@ -27744,7 +27744,7 @@
       <w:tcPr>
         <w:tcBorders>
           <w:top w:val="nil"/>
-          <w:left w:val="single" w:sz="24" w:space="0" w:color="FFFFFF" w:themeColor="background1"/>
+          <w:left w:val="single" w:color="FFFFFF" w:themeColor="background1" w:sz="24" w:space="0"/>
           <w:bottom w:val="nil"/>
           <w:right w:val="nil"/>
           <w:insideH w:val="nil"/>
@@ -27757,10 +27757,10 @@
       <w:tblPr/>
       <w:tcPr>
         <w:tcBorders>
-          <w:top w:val="single" w:sz="8" w:space="0" w:color="FFFFFF" w:themeColor="background1"/>
-          <w:left w:val="single" w:sz="8" w:space="0" w:color="FFFFFF" w:themeColor="background1"/>
-          <w:bottom w:val="single" w:sz="8" w:space="0" w:color="FFFFFF" w:themeColor="background1"/>
-          <w:right w:val="single" w:sz="8" w:space="0" w:color="FFFFFF" w:themeColor="background1"/>
+          <w:top w:val="single" w:color="FFFFFF" w:themeColor="background1" w:sz="8" w:space="0"/>
+          <w:left w:val="single" w:color="FFFFFF" w:themeColor="background1" w:sz="8" w:space="0"/>
+          <w:bottom w:val="single" w:color="FFFFFF" w:themeColor="background1" w:sz="8" w:space="0"/>
+          <w:right w:val="single" w:color="FFFFFF" w:themeColor="background1" w:sz="8" w:space="0"/>
           <w:insideH w:val="nil"/>
           <w:insideV w:val="nil"/>
         </w:tcBorders>
@@ -27771,12 +27771,12 @@
       <w:tblPr/>
       <w:tcPr>
         <w:tcBorders>
-          <w:top w:val="single" w:sz="8" w:space="0" w:color="FFFFFF" w:themeColor="background1"/>
-          <w:left w:val="single" w:sz="8" w:space="0" w:color="FFFFFF" w:themeColor="background1"/>
-          <w:bottom w:val="single" w:sz="8" w:space="0" w:color="FFFFFF" w:themeColor="background1"/>
-          <w:right w:val="single" w:sz="8" w:space="0" w:color="FFFFFF" w:themeColor="background1"/>
-          <w:insideH w:val="single" w:sz="8" w:space="0" w:color="FFFFFF" w:themeColor="background1"/>
-          <w:insideV w:val="single" w:sz="8" w:space="0" w:color="FFFFFF" w:themeColor="background1"/>
+          <w:top w:val="single" w:color="FFFFFF" w:themeColor="background1" w:sz="8" w:space="0"/>
+          <w:left w:val="single" w:color="FFFFFF" w:themeColor="background1" w:sz="8" w:space="0"/>
+          <w:bottom w:val="single" w:color="FFFFFF" w:themeColor="background1" w:sz="8" w:space="0"/>
+          <w:right w:val="single" w:color="FFFFFF" w:themeColor="background1" w:sz="8" w:space="0"/>
+          <w:insideH w:val="single" w:color="FFFFFF" w:themeColor="background1" w:sz="8" w:space="0"/>
+          <w:insideV w:val="single" w:color="FFFFFF" w:themeColor="background1" w:sz="8" w:space="0"/>
         </w:tcBorders>
         <w:shd w:val="clear" w:color="auto" w:fill="A7BFDE" w:themeFill="accent1" w:themeFillTint="7F"/>
       </w:tcPr>
@@ -27795,12 +27795,12 @@
       <w:tblStyleColBandSize w:val="1"/>
       <w:tblInd w:w="0" w:type="dxa"/>
       <w:tblBorders>
-        <w:top w:val="single" w:sz="8" w:space="0" w:color="FFFFFF" w:themeColor="background1"/>
-        <w:left w:val="single" w:sz="8" w:space="0" w:color="FFFFFF" w:themeColor="background1"/>
-        <w:bottom w:val="single" w:sz="8" w:space="0" w:color="FFFFFF" w:themeColor="background1"/>
-        <w:right w:val="single" w:sz="8" w:space="0" w:color="FFFFFF" w:themeColor="background1"/>
-        <w:insideH w:val="single" w:sz="6" w:space="0" w:color="FFFFFF" w:themeColor="background1"/>
-        <w:insideV w:val="single" w:sz="6" w:space="0" w:color="FFFFFF" w:themeColor="background1"/>
+        <w:top w:val="single" w:color="FFFFFF" w:themeColor="background1" w:sz="8" w:space="0"/>
+        <w:left w:val="single" w:color="FFFFFF" w:themeColor="background1" w:sz="8" w:space="0"/>
+        <w:bottom w:val="single" w:color="FFFFFF" w:themeColor="background1" w:sz="8" w:space="0"/>
+        <w:right w:val="single" w:color="FFFFFF" w:themeColor="background1" w:sz="8" w:space="0"/>
+        <w:insideH w:val="single" w:color="FFFFFF" w:themeColor="background1" w:sz="6" w:space="0"/>
+        <w:insideV w:val="single" w:color="FFFFFF" w:themeColor="background1" w:sz="6" w:space="0"/>
       </w:tblBorders>
       <w:tblCellMar>
         <w:top w:w="0" w:type="dxa"/>
@@ -27823,12 +27823,12 @@
       <w:tblPr/>
       <w:tcPr>
         <w:tcBorders>
-          <w:top w:val="single" w:sz="8" w:space="0" w:color="FFFFFF" w:themeColor="background1"/>
-          <w:left w:val="single" w:sz="8" w:space="0" w:color="FFFFFF" w:themeColor="background1"/>
-          <w:bottom w:val="single" w:sz="24" w:space="0" w:color="FFFFFF" w:themeColor="background1"/>
-          <w:right w:val="single" w:sz="8" w:space="0" w:color="FFFFFF" w:themeColor="background1"/>
-          <w:insideH w:val="nil"/>
-          <w:insideV w:val="single" w:sz="8" w:space="0" w:color="FFFFFF" w:themeColor="background1"/>
+          <w:top w:val="single" w:color="FFFFFF" w:themeColor="background1" w:sz="8" w:space="0"/>
+          <w:left w:val="single" w:color="FFFFFF" w:themeColor="background1" w:sz="8" w:space="0"/>
+          <w:bottom w:val="single" w:color="FFFFFF" w:themeColor="background1" w:sz="24" w:space="0"/>
+          <w:right w:val="single" w:color="FFFFFF" w:themeColor="background1" w:sz="8" w:space="0"/>
+          <w:insideH w:val="nil"/>
+          <w:insideV w:val="single" w:color="FFFFFF" w:themeColor="background1" w:sz="8" w:space="0"/>
         </w:tcBorders>
         <w:shd w:val="clear" w:color="auto" w:fill="C0504D" w:themeFill="accent2"/>
       </w:tcPr>
@@ -27844,12 +27844,12 @@
       <w:tblPr/>
       <w:tcPr>
         <w:tcBorders>
-          <w:top w:val="single" w:sz="24" w:space="0" w:color="FFFFFF" w:themeColor="background1"/>
-          <w:left w:val="single" w:sz="8" w:space="0" w:color="FFFFFF" w:themeColor="background1"/>
-          <w:bottom w:val="single" w:sz="8" w:space="0" w:color="FFFFFF" w:themeColor="background1"/>
-          <w:right w:val="single" w:sz="8" w:space="0" w:color="FFFFFF" w:themeColor="background1"/>
-          <w:insideH w:val="nil"/>
-          <w:insideV w:val="single" w:sz="8" w:space="0" w:color="FFFFFF" w:themeColor="background1"/>
+          <w:top w:val="single" w:color="FFFFFF" w:themeColor="background1" w:sz="24" w:space="0"/>
+          <w:left w:val="single" w:color="FFFFFF" w:themeColor="background1" w:sz="8" w:space="0"/>
+          <w:bottom w:val="single" w:color="FFFFFF" w:themeColor="background1" w:sz="8" w:space="0"/>
+          <w:right w:val="single" w:color="FFFFFF" w:themeColor="background1" w:sz="8" w:space="0"/>
+          <w:insideH w:val="nil"/>
+          <w:insideV w:val="single" w:color="FFFFFF" w:themeColor="background1" w:sz="8" w:space="0"/>
         </w:tcBorders>
         <w:shd w:val="clear" w:color="auto" w:fill="C0504D" w:themeFill="accent2"/>
       </w:tcPr>
@@ -27865,8 +27865,8 @@
       <w:tblPr/>
       <w:tcPr>
         <w:tcBorders>
-          <w:left w:val="single" w:sz="8" w:space="0" w:color="FFFFFF" w:themeColor="background1"/>
-          <w:right w:val="single" w:sz="24" w:space="0" w:color="FFFFFF" w:themeColor="background1"/>
+          <w:left w:val="single" w:color="FFFFFF" w:themeColor="background1" w:sz="8" w:space="0"/>
+          <w:right w:val="single" w:color="FFFFFF" w:themeColor="background1" w:sz="24" w:space="0"/>
           <w:insideH w:val="nil"/>
           <w:insideV w:val="nil"/>
         </w:tcBorders>
@@ -27885,7 +27885,7 @@
       <w:tcPr>
         <w:tcBorders>
           <w:top w:val="nil"/>
-          <w:left w:val="single" w:sz="24" w:space="0" w:color="FFFFFF" w:themeColor="background1"/>
+          <w:left w:val="single" w:color="FFFFFF" w:themeColor="background1" w:sz="24" w:space="0"/>
           <w:bottom w:val="nil"/>
           <w:right w:val="nil"/>
           <w:insideH w:val="nil"/>
@@ -27898,10 +27898,10 @@
       <w:tblPr/>
       <w:tcPr>
         <w:tcBorders>
-          <w:top w:val="single" w:sz="8" w:space="0" w:color="FFFFFF" w:themeColor="background1"/>
-          <w:left w:val="single" w:sz="8" w:space="0" w:color="FFFFFF" w:themeColor="background1"/>
-          <w:bottom w:val="single" w:sz="8" w:space="0" w:color="FFFFFF" w:themeColor="background1"/>
-          <w:right w:val="single" w:sz="8" w:space="0" w:color="FFFFFF" w:themeColor="background1"/>
+          <w:top w:val="single" w:color="FFFFFF" w:themeColor="background1" w:sz="8" w:space="0"/>
+          <w:left w:val="single" w:color="FFFFFF" w:themeColor="background1" w:sz="8" w:space="0"/>
+          <w:bottom w:val="single" w:color="FFFFFF" w:themeColor="background1" w:sz="8" w:space="0"/>
+          <w:right w:val="single" w:color="FFFFFF" w:themeColor="background1" w:sz="8" w:space="0"/>
           <w:insideH w:val="nil"/>
           <w:insideV w:val="nil"/>
         </w:tcBorders>
@@ -27912,12 +27912,12 @@
       <w:tblPr/>
       <w:tcPr>
         <w:tcBorders>
-          <w:top w:val="single" w:sz="8" w:space="0" w:color="FFFFFF" w:themeColor="background1"/>
-          <w:left w:val="single" w:sz="8" w:space="0" w:color="FFFFFF" w:themeColor="background1"/>
-          <w:bottom w:val="single" w:sz="8" w:space="0" w:color="FFFFFF" w:themeColor="background1"/>
-          <w:right w:val="single" w:sz="8" w:space="0" w:color="FFFFFF" w:themeColor="background1"/>
-          <w:insideH w:val="single" w:sz="8" w:space="0" w:color="FFFFFF" w:themeColor="background1"/>
-          <w:insideV w:val="single" w:sz="8" w:space="0" w:color="FFFFFF" w:themeColor="background1"/>
+          <w:top w:val="single" w:color="FFFFFF" w:themeColor="background1" w:sz="8" w:space="0"/>
+          <w:left w:val="single" w:color="FFFFFF" w:themeColor="background1" w:sz="8" w:space="0"/>
+          <w:bottom w:val="single" w:color="FFFFFF" w:themeColor="background1" w:sz="8" w:space="0"/>
+          <w:right w:val="single" w:color="FFFFFF" w:themeColor="background1" w:sz="8" w:space="0"/>
+          <w:insideH w:val="single" w:color="FFFFFF" w:themeColor="background1" w:sz="8" w:space="0"/>
+          <w:insideV w:val="single" w:color="FFFFFF" w:themeColor="background1" w:sz="8" w:space="0"/>
         </w:tcBorders>
         <w:shd w:val="clear" w:color="auto" w:fill="DFA7A6" w:themeFill="accent2" w:themeFillTint="7F"/>
       </w:tcPr>
@@ -27936,12 +27936,12 @@
       <w:tblStyleColBandSize w:val="1"/>
       <w:tblInd w:w="0" w:type="dxa"/>
       <w:tblBorders>
-        <w:top w:val="single" w:sz="8" w:space="0" w:color="FFFFFF" w:themeColor="background1"/>
-        <w:left w:val="single" w:sz="8" w:space="0" w:color="FFFFFF" w:themeColor="background1"/>
-        <w:bottom w:val="single" w:sz="8" w:space="0" w:color="FFFFFF" w:themeColor="background1"/>
-        <w:right w:val="single" w:sz="8" w:space="0" w:color="FFFFFF" w:themeColor="background1"/>
-        <w:insideH w:val="single" w:sz="6" w:space="0" w:color="FFFFFF" w:themeColor="background1"/>
-        <w:insideV w:val="single" w:sz="6" w:space="0" w:color="FFFFFF" w:themeColor="background1"/>
+        <w:top w:val="single" w:color="FFFFFF" w:themeColor="background1" w:sz="8" w:space="0"/>
+        <w:left w:val="single" w:color="FFFFFF" w:themeColor="background1" w:sz="8" w:space="0"/>
+        <w:bottom w:val="single" w:color="FFFFFF" w:themeColor="background1" w:sz="8" w:space="0"/>
+        <w:right w:val="single" w:color="FFFFFF" w:themeColor="background1" w:sz="8" w:space="0"/>
+        <w:insideH w:val="single" w:color="FFFFFF" w:themeColor="background1" w:sz="6" w:space="0"/>
+        <w:insideV w:val="single" w:color="FFFFFF" w:themeColor="background1" w:sz="6" w:space="0"/>
       </w:tblBorders>
       <w:tblCellMar>
         <w:top w:w="0" w:type="dxa"/>
@@ -27964,12 +27964,12 @@
       <w:tblPr/>
       <w:tcPr>
         <w:tcBorders>
-          <w:top w:val="single" w:sz="8" w:space="0" w:color="FFFFFF" w:themeColor="background1"/>
-          <w:left w:val="single" w:sz="8" w:space="0" w:color="FFFFFF" w:themeColor="background1"/>
-          <w:bottom w:val="single" w:sz="24" w:space="0" w:color="FFFFFF" w:themeColor="background1"/>
-          <w:right w:val="single" w:sz="8" w:space="0" w:color="FFFFFF" w:themeColor="background1"/>
-          <w:insideH w:val="nil"/>
-          <w:insideV w:val="single" w:sz="8" w:space="0" w:color="FFFFFF" w:themeColor="background1"/>
+          <w:top w:val="single" w:color="FFFFFF" w:themeColor="background1" w:sz="8" w:space="0"/>
+          <w:left w:val="single" w:color="FFFFFF" w:themeColor="background1" w:sz="8" w:space="0"/>
+          <w:bottom w:val="single" w:color="FFFFFF" w:themeColor="background1" w:sz="24" w:space="0"/>
+          <w:right w:val="single" w:color="FFFFFF" w:themeColor="background1" w:sz="8" w:space="0"/>
+          <w:insideH w:val="nil"/>
+          <w:insideV w:val="single" w:color="FFFFFF" w:themeColor="background1" w:sz="8" w:space="0"/>
         </w:tcBorders>
         <w:shd w:val="clear" w:color="auto" w:fill="9BBB59" w:themeFill="accent3"/>
       </w:tcPr>
@@ -27985,12 +27985,12 @@
       <w:tblPr/>
       <w:tcPr>
         <w:tcBorders>
-          <w:top w:val="single" w:sz="24" w:space="0" w:color="FFFFFF" w:themeColor="background1"/>
-          <w:left w:val="single" w:sz="8" w:space="0" w:color="FFFFFF" w:themeColor="background1"/>
-          <w:bottom w:val="single" w:sz="8" w:space="0" w:color="FFFFFF" w:themeColor="background1"/>
-          <w:right w:val="single" w:sz="8" w:space="0" w:color="FFFFFF" w:themeColor="background1"/>
-          <w:insideH w:val="nil"/>
-          <w:insideV w:val="single" w:sz="8" w:space="0" w:color="FFFFFF" w:themeColor="background1"/>
+          <w:top w:val="single" w:color="FFFFFF" w:themeColor="background1" w:sz="24" w:space="0"/>
+          <w:left w:val="single" w:color="FFFFFF" w:themeColor="background1" w:sz="8" w:space="0"/>
+          <w:bottom w:val="single" w:color="FFFFFF" w:themeColor="background1" w:sz="8" w:space="0"/>
+          <w:right w:val="single" w:color="FFFFFF" w:themeColor="background1" w:sz="8" w:space="0"/>
+          <w:insideH w:val="nil"/>
+          <w:insideV w:val="single" w:color="FFFFFF" w:themeColor="background1" w:sz="8" w:space="0"/>
         </w:tcBorders>
         <w:shd w:val="clear" w:color="auto" w:fill="9BBB59" w:themeFill="accent3"/>
       </w:tcPr>
@@ -28006,8 +28006,8 @@
       <w:tblPr/>
       <w:tcPr>
         <w:tcBorders>
-          <w:left w:val="single" w:sz="8" w:space="0" w:color="FFFFFF" w:themeColor="background1"/>
-          <w:right w:val="single" w:sz="24" w:space="0" w:color="FFFFFF" w:themeColor="background1"/>
+          <w:left w:val="single" w:color="FFFFFF" w:themeColor="background1" w:sz="8" w:space="0"/>
+          <w:right w:val="single" w:color="FFFFFF" w:themeColor="background1" w:sz="24" w:space="0"/>
           <w:insideH w:val="nil"/>
           <w:insideV w:val="nil"/>
         </w:tcBorders>
@@ -28026,7 +28026,7 @@
       <w:tcPr>
         <w:tcBorders>
           <w:top w:val="nil"/>
-          <w:left w:val="single" w:sz="24" w:space="0" w:color="FFFFFF" w:themeColor="background1"/>
+          <w:left w:val="single" w:color="FFFFFF" w:themeColor="background1" w:sz="24" w:space="0"/>
           <w:bottom w:val="nil"/>
           <w:right w:val="nil"/>
           <w:insideH w:val="nil"/>
@@ -28039,10 +28039,10 @@
       <w:tblPr/>
       <w:tcPr>
         <w:tcBorders>
-          <w:top w:val="single" w:sz="8" w:space="0" w:color="FFFFFF" w:themeColor="background1"/>
-          <w:left w:val="single" w:sz="8" w:space="0" w:color="FFFFFF" w:themeColor="background1"/>
-          <w:bottom w:val="single" w:sz="8" w:space="0" w:color="FFFFFF" w:themeColor="background1"/>
-          <w:right w:val="single" w:sz="8" w:space="0" w:color="FFFFFF" w:themeColor="background1"/>
+          <w:top w:val="single" w:color="FFFFFF" w:themeColor="background1" w:sz="8" w:space="0"/>
+          <w:left w:val="single" w:color="FFFFFF" w:themeColor="background1" w:sz="8" w:space="0"/>
+          <w:bottom w:val="single" w:color="FFFFFF" w:themeColor="background1" w:sz="8" w:space="0"/>
+          <w:right w:val="single" w:color="FFFFFF" w:themeColor="background1" w:sz="8" w:space="0"/>
           <w:insideH w:val="nil"/>
           <w:insideV w:val="nil"/>
         </w:tcBorders>
@@ -28053,12 +28053,12 @@
       <w:tblPr/>
       <w:tcPr>
         <w:tcBorders>
-          <w:top w:val="single" w:sz="8" w:space="0" w:color="FFFFFF" w:themeColor="background1"/>
-          <w:left w:val="single" w:sz="8" w:space="0" w:color="FFFFFF" w:themeColor="background1"/>
-          <w:bottom w:val="single" w:sz="8" w:space="0" w:color="FFFFFF" w:themeColor="background1"/>
-          <w:right w:val="single" w:sz="8" w:space="0" w:color="FFFFFF" w:themeColor="background1"/>
-          <w:insideH w:val="single" w:sz="8" w:space="0" w:color="FFFFFF" w:themeColor="background1"/>
-          <w:insideV w:val="single" w:sz="8" w:space="0" w:color="FFFFFF" w:themeColor="background1"/>
+          <w:top w:val="single" w:color="FFFFFF" w:themeColor="background1" w:sz="8" w:space="0"/>
+          <w:left w:val="single" w:color="FFFFFF" w:themeColor="background1" w:sz="8" w:space="0"/>
+          <w:bottom w:val="single" w:color="FFFFFF" w:themeColor="background1" w:sz="8" w:space="0"/>
+          <w:right w:val="single" w:color="FFFFFF" w:themeColor="background1" w:sz="8" w:space="0"/>
+          <w:insideH w:val="single" w:color="FFFFFF" w:themeColor="background1" w:sz="8" w:space="0"/>
+          <w:insideV w:val="single" w:color="FFFFFF" w:themeColor="background1" w:sz="8" w:space="0"/>
         </w:tcBorders>
         <w:shd w:val="clear" w:color="auto" w:fill="CDDDAC" w:themeFill="accent3" w:themeFillTint="7F"/>
       </w:tcPr>
@@ -28077,12 +28077,12 @@
       <w:tblStyleColBandSize w:val="1"/>
       <w:tblInd w:w="0" w:type="dxa"/>
       <w:tblBorders>
-        <w:top w:val="single" w:sz="8" w:space="0" w:color="FFFFFF" w:themeColor="background1"/>
-        <w:left w:val="single" w:sz="8" w:space="0" w:color="FFFFFF" w:themeColor="background1"/>
-        <w:bottom w:val="single" w:sz="8" w:space="0" w:color="FFFFFF" w:themeColor="background1"/>
-        <w:right w:val="single" w:sz="8" w:space="0" w:color="FFFFFF" w:themeColor="background1"/>
-        <w:insideH w:val="single" w:sz="6" w:space="0" w:color="FFFFFF" w:themeColor="background1"/>
-        <w:insideV w:val="single" w:sz="6" w:space="0" w:color="FFFFFF" w:themeColor="background1"/>
+        <w:top w:val="single" w:color="FFFFFF" w:themeColor="background1" w:sz="8" w:space="0"/>
+        <w:left w:val="single" w:color="FFFFFF" w:themeColor="background1" w:sz="8" w:space="0"/>
+        <w:bottom w:val="single" w:color="FFFFFF" w:themeColor="background1" w:sz="8" w:space="0"/>
+        <w:right w:val="single" w:color="FFFFFF" w:themeColor="background1" w:sz="8" w:space="0"/>
+        <w:insideH w:val="single" w:color="FFFFFF" w:themeColor="background1" w:sz="6" w:space="0"/>
+        <w:insideV w:val="single" w:color="FFFFFF" w:themeColor="background1" w:sz="6" w:space="0"/>
       </w:tblBorders>
       <w:tblCellMar>
         <w:top w:w="0" w:type="dxa"/>
@@ -28105,12 +28105,12 @@
       <w:tblPr/>
       <w:tcPr>
         <w:tcBorders>
-          <w:top w:val="single" w:sz="8" w:space="0" w:color="FFFFFF" w:themeColor="background1"/>
-          <w:left w:val="single" w:sz="8" w:space="0" w:color="FFFFFF" w:themeColor="background1"/>
-          <w:bottom w:val="single" w:sz="24" w:space="0" w:color="FFFFFF" w:themeColor="background1"/>
-          <w:right w:val="single" w:sz="8" w:space="0" w:color="FFFFFF" w:themeColor="background1"/>
-          <w:insideH w:val="nil"/>
-          <w:insideV w:val="single" w:sz="8" w:space="0" w:color="FFFFFF" w:themeColor="background1"/>
+          <w:top w:val="single" w:color="FFFFFF" w:themeColor="background1" w:sz="8" w:space="0"/>
+          <w:left w:val="single" w:color="FFFFFF" w:themeColor="background1" w:sz="8" w:space="0"/>
+          <w:bottom w:val="single" w:color="FFFFFF" w:themeColor="background1" w:sz="24" w:space="0"/>
+          <w:right w:val="single" w:color="FFFFFF" w:themeColor="background1" w:sz="8" w:space="0"/>
+          <w:insideH w:val="nil"/>
+          <w:insideV w:val="single" w:color="FFFFFF" w:themeColor="background1" w:sz="8" w:space="0"/>
         </w:tcBorders>
         <w:shd w:val="clear" w:color="auto" w:fill="8064A2" w:themeFill="accent4"/>
       </w:tcPr>
@@ -28126,12 +28126,12 @@
       <w:tblPr/>
       <w:tcPr>
         <w:tcBorders>
-          <w:top w:val="single" w:sz="24" w:space="0" w:color="FFFFFF" w:themeColor="background1"/>
-          <w:left w:val="single" w:sz="8" w:space="0" w:color="FFFFFF" w:themeColor="background1"/>
-          <w:bottom w:val="single" w:sz="8" w:space="0" w:color="FFFFFF" w:themeColor="background1"/>
-          <w:right w:val="single" w:sz="8" w:space="0" w:color="FFFFFF" w:themeColor="background1"/>
-          <w:insideH w:val="nil"/>
-          <w:insideV w:val="single" w:sz="8" w:space="0" w:color="FFFFFF" w:themeColor="background1"/>
+          <w:top w:val="single" w:color="FFFFFF" w:themeColor="background1" w:sz="24" w:space="0"/>
+          <w:left w:val="single" w:color="FFFFFF" w:themeColor="background1" w:sz="8" w:space="0"/>
+          <w:bottom w:val="single" w:color="FFFFFF" w:themeColor="background1" w:sz="8" w:space="0"/>
+          <w:right w:val="single" w:color="FFFFFF" w:themeColor="background1" w:sz="8" w:space="0"/>
+          <w:insideH w:val="nil"/>
+          <w:insideV w:val="single" w:color="FFFFFF" w:themeColor="background1" w:sz="8" w:space="0"/>
         </w:tcBorders>
         <w:shd w:val="clear" w:color="auto" w:fill="8064A2" w:themeFill="accent4"/>
       </w:tcPr>
@@ -28147,8 +28147,8 @@
       <w:tblPr/>
       <w:tcPr>
         <w:tcBorders>
-          <w:left w:val="single" w:sz="8" w:space="0" w:color="FFFFFF" w:themeColor="background1"/>
-          <w:right w:val="single" w:sz="24" w:space="0" w:color="FFFFFF" w:themeColor="background1"/>
+          <w:left w:val="single" w:color="FFFFFF" w:themeColor="background1" w:sz="8" w:space="0"/>
+          <w:right w:val="single" w:color="FFFFFF" w:themeColor="background1" w:sz="24" w:space="0"/>
           <w:insideH w:val="nil"/>
           <w:insideV w:val="nil"/>
         </w:tcBorders>
@@ -28167,7 +28167,7 @@
       <w:tcPr>
         <w:tcBorders>
           <w:top w:val="nil"/>
-          <w:left w:val="single" w:sz="24" w:space="0" w:color="FFFFFF" w:themeColor="background1"/>
+          <w:left w:val="single" w:color="FFFFFF" w:themeColor="background1" w:sz="24" w:space="0"/>
           <w:bottom w:val="nil"/>
           <w:right w:val="nil"/>
           <w:insideH w:val="nil"/>
@@ -28180,10 +28180,10 @@
       <w:tblPr/>
       <w:tcPr>
         <w:tcBorders>
-          <w:top w:val="single" w:sz="8" w:space="0" w:color="FFFFFF" w:themeColor="background1"/>
-          <w:left w:val="single" w:sz="8" w:space="0" w:color="FFFFFF" w:themeColor="background1"/>
-          <w:bottom w:val="single" w:sz="8" w:space="0" w:color="FFFFFF" w:themeColor="background1"/>
-          <w:right w:val="single" w:sz="8" w:space="0" w:color="FFFFFF" w:themeColor="background1"/>
+          <w:top w:val="single" w:color="FFFFFF" w:themeColor="background1" w:sz="8" w:space="0"/>
+          <w:left w:val="single" w:color="FFFFFF" w:themeColor="background1" w:sz="8" w:space="0"/>
+          <w:bottom w:val="single" w:color="FFFFFF" w:themeColor="background1" w:sz="8" w:space="0"/>
+          <w:right w:val="single" w:color="FFFFFF" w:themeColor="background1" w:sz="8" w:space="0"/>
           <w:insideH w:val="nil"/>
           <w:insideV w:val="nil"/>
         </w:tcBorders>
@@ -28194,12 +28194,12 @@
       <w:tblPr/>
       <w:tcPr>
         <w:tcBorders>
-          <w:top w:val="single" w:sz="8" w:space="0" w:color="FFFFFF" w:themeColor="background1"/>
-          <w:left w:val="single" w:sz="8" w:space="0" w:color="FFFFFF" w:themeColor="background1"/>
-          <w:bottom w:val="single" w:sz="8" w:space="0" w:color="FFFFFF" w:themeColor="background1"/>
-          <w:right w:val="single" w:sz="8" w:space="0" w:color="FFFFFF" w:themeColor="background1"/>
-          <w:insideH w:val="single" w:sz="8" w:space="0" w:color="FFFFFF" w:themeColor="background1"/>
-          <w:insideV w:val="single" w:sz="8" w:space="0" w:color="FFFFFF" w:themeColor="background1"/>
+          <w:top w:val="single" w:color="FFFFFF" w:themeColor="background1" w:sz="8" w:space="0"/>
+          <w:left w:val="single" w:color="FFFFFF" w:themeColor="background1" w:sz="8" w:space="0"/>
+          <w:bottom w:val="single" w:color="FFFFFF" w:themeColor="background1" w:sz="8" w:space="0"/>
+          <w:right w:val="single" w:color="FFFFFF" w:themeColor="background1" w:sz="8" w:space="0"/>
+          <w:insideH w:val="single" w:color="FFFFFF" w:themeColor="background1" w:sz="8" w:space="0"/>
+          <w:insideV w:val="single" w:color="FFFFFF" w:themeColor="background1" w:sz="8" w:space="0"/>
         </w:tcBorders>
         <w:shd w:val="clear" w:color="auto" w:fill="BFB1D0" w:themeFill="accent4" w:themeFillTint="7F"/>
       </w:tcPr>
@@ -28218,12 +28218,12 @@
       <w:tblStyleColBandSize w:val="1"/>
       <w:tblInd w:w="0" w:type="dxa"/>
       <w:tblBorders>
-        <w:top w:val="single" w:sz="8" w:space="0" w:color="FFFFFF" w:themeColor="background1"/>
-        <w:left w:val="single" w:sz="8" w:space="0" w:color="FFFFFF" w:themeColor="background1"/>
-        <w:bottom w:val="single" w:sz="8" w:space="0" w:color="FFFFFF" w:themeColor="background1"/>
-        <w:right w:val="single" w:sz="8" w:space="0" w:color="FFFFFF" w:themeColor="background1"/>
-        <w:insideH w:val="single" w:sz="6" w:space="0" w:color="FFFFFF" w:themeColor="background1"/>
-        <w:insideV w:val="single" w:sz="6" w:space="0" w:color="FFFFFF" w:themeColor="background1"/>
+        <w:top w:val="single" w:color="FFFFFF" w:themeColor="background1" w:sz="8" w:space="0"/>
+        <w:left w:val="single" w:color="FFFFFF" w:themeColor="background1" w:sz="8" w:space="0"/>
+        <w:bottom w:val="single" w:color="FFFFFF" w:themeColor="background1" w:sz="8" w:space="0"/>
+        <w:right w:val="single" w:color="FFFFFF" w:themeColor="background1" w:sz="8" w:space="0"/>
+        <w:insideH w:val="single" w:color="FFFFFF" w:themeColor="background1" w:sz="6" w:space="0"/>
+        <w:insideV w:val="single" w:color="FFFFFF" w:themeColor="background1" w:sz="6" w:space="0"/>
       </w:tblBorders>
       <w:tblCellMar>
         <w:top w:w="0" w:type="dxa"/>
@@ -28246,12 +28246,12 @@
       <w:tblPr/>
       <w:tcPr>
         <w:tcBorders>
-          <w:top w:val="single" w:sz="8" w:space="0" w:color="FFFFFF" w:themeColor="background1"/>
-          <w:left w:val="single" w:sz="8" w:space="0" w:color="FFFFFF" w:themeColor="background1"/>
-          <w:bottom w:val="single" w:sz="24" w:space="0" w:color="FFFFFF" w:themeColor="background1"/>
-          <w:right w:val="single" w:sz="8" w:space="0" w:color="FFFFFF" w:themeColor="background1"/>
-          <w:insideH w:val="nil"/>
-          <w:insideV w:val="single" w:sz="8" w:space="0" w:color="FFFFFF" w:themeColor="background1"/>
+          <w:top w:val="single" w:color="FFFFFF" w:themeColor="background1" w:sz="8" w:space="0"/>
+          <w:left w:val="single" w:color="FFFFFF" w:themeColor="background1" w:sz="8" w:space="0"/>
+          <w:bottom w:val="single" w:color="FFFFFF" w:themeColor="background1" w:sz="24" w:space="0"/>
+          <w:right w:val="single" w:color="FFFFFF" w:themeColor="background1" w:sz="8" w:space="0"/>
+          <w:insideH w:val="nil"/>
+          <w:insideV w:val="single" w:color="FFFFFF" w:themeColor="background1" w:sz="8" w:space="0"/>
         </w:tcBorders>
         <w:shd w:val="clear" w:color="auto" w:fill="4BACC6" w:themeFill="accent5"/>
       </w:tcPr>
@@ -28267,12 +28267,12 @@
       <w:tblPr/>
       <w:tcPr>
         <w:tcBorders>
-          <w:top w:val="single" w:sz="24" w:space="0" w:color="FFFFFF" w:themeColor="background1"/>
-          <w:left w:val="single" w:sz="8" w:space="0" w:color="FFFFFF" w:themeColor="background1"/>
-          <w:bottom w:val="single" w:sz="8" w:space="0" w:color="FFFFFF" w:themeColor="background1"/>
-          <w:right w:val="single" w:sz="8" w:space="0" w:color="FFFFFF" w:themeColor="background1"/>
-          <w:insideH w:val="nil"/>
-          <w:insideV w:val="single" w:sz="8" w:space="0" w:color="FFFFFF" w:themeColor="background1"/>
+          <w:top w:val="single" w:color="FFFFFF" w:themeColor="background1" w:sz="24" w:space="0"/>
+          <w:left w:val="single" w:color="FFFFFF" w:themeColor="background1" w:sz="8" w:space="0"/>
+          <w:bottom w:val="single" w:color="FFFFFF" w:themeColor="background1" w:sz="8" w:space="0"/>
+          <w:right w:val="single" w:color="FFFFFF" w:themeColor="background1" w:sz="8" w:space="0"/>
+          <w:insideH w:val="nil"/>
+          <w:insideV w:val="single" w:color="FFFFFF" w:themeColor="background1" w:sz="8" w:space="0"/>
         </w:tcBorders>
         <w:shd w:val="clear" w:color="auto" w:fill="4BACC6" w:themeFill="accent5"/>
       </w:tcPr>
@@ -28288,8 +28288,8 @@
       <w:tblPr/>
       <w:tcPr>
         <w:tcBorders>
-          <w:left w:val="single" w:sz="8" w:space="0" w:color="FFFFFF" w:themeColor="background1"/>
-          <w:right w:val="single" w:sz="24" w:space="0" w:color="FFFFFF" w:themeColor="background1"/>
+          <w:left w:val="single" w:color="FFFFFF" w:themeColor="background1" w:sz="8" w:space="0"/>
+          <w:right w:val="single" w:color="FFFFFF" w:themeColor="background1" w:sz="24" w:space="0"/>
           <w:insideH w:val="nil"/>
           <w:insideV w:val="nil"/>
         </w:tcBorders>
@@ -28308,7 +28308,7 @@
       <w:tcPr>
         <w:tcBorders>
           <w:top w:val="nil"/>
-          <w:left w:val="single" w:sz="24" w:space="0" w:color="FFFFFF" w:themeColor="background1"/>
+          <w:left w:val="single" w:color="FFFFFF" w:themeColor="background1" w:sz="24" w:space="0"/>
           <w:bottom w:val="nil"/>
           <w:right w:val="nil"/>
           <w:insideH w:val="nil"/>
@@ -28321,10 +28321,10 @@
       <w:tblPr/>
       <w:tcPr>
         <w:tcBorders>
-          <w:top w:val="single" w:sz="8" w:space="0" w:color="FFFFFF" w:themeColor="background1"/>
-          <w:left w:val="single" w:sz="8" w:space="0" w:color="FFFFFF" w:themeColor="background1"/>
-          <w:bottom w:val="single" w:sz="8" w:space="0" w:color="FFFFFF" w:themeColor="background1"/>
-          <w:right w:val="single" w:sz="8" w:space="0" w:color="FFFFFF" w:themeColor="background1"/>
+          <w:top w:val="single" w:color="FFFFFF" w:themeColor="background1" w:sz="8" w:space="0"/>
+          <w:left w:val="single" w:color="FFFFFF" w:themeColor="background1" w:sz="8" w:space="0"/>
+          <w:bottom w:val="single" w:color="FFFFFF" w:themeColor="background1" w:sz="8" w:space="0"/>
+          <w:right w:val="single" w:color="FFFFFF" w:themeColor="background1" w:sz="8" w:space="0"/>
           <w:insideH w:val="nil"/>
           <w:insideV w:val="nil"/>
         </w:tcBorders>
@@ -28335,12 +28335,12 @@
       <w:tblPr/>
       <w:tcPr>
         <w:tcBorders>
-          <w:top w:val="single" w:sz="8" w:space="0" w:color="FFFFFF" w:themeColor="background1"/>
-          <w:left w:val="single" w:sz="8" w:space="0" w:color="FFFFFF" w:themeColor="background1"/>
-          <w:bottom w:val="single" w:sz="8" w:space="0" w:color="FFFFFF" w:themeColor="background1"/>
-          <w:right w:val="single" w:sz="8" w:space="0" w:color="FFFFFF" w:themeColor="background1"/>
-          <w:insideH w:val="single" w:sz="8" w:space="0" w:color="FFFFFF" w:themeColor="background1"/>
-          <w:insideV w:val="single" w:sz="8" w:space="0" w:color="FFFFFF" w:themeColor="background1"/>
+          <w:top w:val="single" w:color="FFFFFF" w:themeColor="background1" w:sz="8" w:space="0"/>
+          <w:left w:val="single" w:color="FFFFFF" w:themeColor="background1" w:sz="8" w:space="0"/>
+          <w:bottom w:val="single" w:color="FFFFFF" w:themeColor="background1" w:sz="8" w:space="0"/>
+          <w:right w:val="single" w:color="FFFFFF" w:themeColor="background1" w:sz="8" w:space="0"/>
+          <w:insideH w:val="single" w:color="FFFFFF" w:themeColor="background1" w:sz="8" w:space="0"/>
+          <w:insideV w:val="single" w:color="FFFFFF" w:themeColor="background1" w:sz="8" w:space="0"/>
         </w:tcBorders>
         <w:shd w:val="clear" w:color="auto" w:fill="A5D5E2" w:themeFill="accent5" w:themeFillTint="7F"/>
       </w:tcPr>
@@ -28359,12 +28359,12 @@
       <w:tblStyleColBandSize w:val="1"/>
       <w:tblInd w:w="0" w:type="dxa"/>
       <w:tblBorders>
-        <w:top w:val="single" w:sz="8" w:space="0" w:color="FFFFFF" w:themeColor="background1"/>
-        <w:left w:val="single" w:sz="8" w:space="0" w:color="FFFFFF" w:themeColor="background1"/>
-        <w:bottom w:val="single" w:sz="8" w:space="0" w:color="FFFFFF" w:themeColor="background1"/>
-        <w:right w:val="single" w:sz="8" w:space="0" w:color="FFFFFF" w:themeColor="background1"/>
-        <w:insideH w:val="single" w:sz="6" w:space="0" w:color="FFFFFF" w:themeColor="background1"/>
-        <w:insideV w:val="single" w:sz="6" w:space="0" w:color="FFFFFF" w:themeColor="background1"/>
+        <w:top w:val="single" w:color="FFFFFF" w:themeColor="background1" w:sz="8" w:space="0"/>
+        <w:left w:val="single" w:color="FFFFFF" w:themeColor="background1" w:sz="8" w:space="0"/>
+        <w:bottom w:val="single" w:color="FFFFFF" w:themeColor="background1" w:sz="8" w:space="0"/>
+        <w:right w:val="single" w:color="FFFFFF" w:themeColor="background1" w:sz="8" w:space="0"/>
+        <w:insideH w:val="single" w:color="FFFFFF" w:themeColor="background1" w:sz="6" w:space="0"/>
+        <w:insideV w:val="single" w:color="FFFFFF" w:themeColor="background1" w:sz="6" w:space="0"/>
       </w:tblBorders>
       <w:tblCellMar>
         <w:top w:w="0" w:type="dxa"/>
@@ -28387,12 +28387,12 @@
       <w:tblPr/>
       <w:tcPr>
         <w:tcBorders>
-          <w:top w:val="single" w:sz="8" w:space="0" w:color="FFFFFF" w:themeColor="background1"/>
-          <w:left w:val="single" w:sz="8" w:space="0" w:color="FFFFFF" w:themeColor="background1"/>
-          <w:bottom w:val="single" w:sz="24" w:space="0" w:color="FFFFFF" w:themeColor="background1"/>
-          <w:right w:val="single" w:sz="8" w:space="0" w:color="FFFFFF" w:themeColor="background1"/>
-          <w:insideH w:val="nil"/>
-          <w:insideV w:val="single" w:sz="8" w:space="0" w:color="FFFFFF" w:themeColor="background1"/>
+          <w:top w:val="single" w:color="FFFFFF" w:themeColor="background1" w:sz="8" w:space="0"/>
+          <w:left w:val="single" w:color="FFFFFF" w:themeColor="background1" w:sz="8" w:space="0"/>
+          <w:bottom w:val="single" w:color="FFFFFF" w:themeColor="background1" w:sz="24" w:space="0"/>
+          <w:right w:val="single" w:color="FFFFFF" w:themeColor="background1" w:sz="8" w:space="0"/>
+          <w:insideH w:val="nil"/>
+          <w:insideV w:val="single" w:color="FFFFFF" w:themeColor="background1" w:sz="8" w:space="0"/>
         </w:tcBorders>
         <w:shd w:val="clear" w:color="auto" w:fill="F79646" w:themeFill="accent6"/>
       </w:tcPr>
@@ -28408,12 +28408,12 @@
       <w:tblPr/>
       <w:tcPr>
         <w:tcBorders>
-          <w:top w:val="single" w:sz="24" w:space="0" w:color="FFFFFF" w:themeColor="background1"/>
-          <w:left w:val="single" w:sz="8" w:space="0" w:color="FFFFFF" w:themeColor="background1"/>
-          <w:bottom w:val="single" w:sz="8" w:space="0" w:color="FFFFFF" w:themeColor="background1"/>
-          <w:right w:val="single" w:sz="8" w:space="0" w:color="FFFFFF" w:themeColor="background1"/>
-          <w:insideH w:val="nil"/>
-          <w:insideV w:val="single" w:sz="8" w:space="0" w:color="FFFFFF" w:themeColor="background1"/>
+          <w:top w:val="single" w:color="FFFFFF" w:themeColor="background1" w:sz="24" w:space="0"/>
+          <w:left w:val="single" w:color="FFFFFF" w:themeColor="background1" w:sz="8" w:space="0"/>
+          <w:bottom w:val="single" w:color="FFFFFF" w:themeColor="background1" w:sz="8" w:space="0"/>
+          <w:right w:val="single" w:color="FFFFFF" w:themeColor="background1" w:sz="8" w:space="0"/>
+          <w:insideH w:val="nil"/>
+          <w:insideV w:val="single" w:color="FFFFFF" w:themeColor="background1" w:sz="8" w:space="0"/>
         </w:tcBorders>
         <w:shd w:val="clear" w:color="auto" w:fill="F79646" w:themeFill="accent6"/>
       </w:tcPr>
@@ -28429,8 +28429,8 @@
       <w:tblPr/>
       <w:tcPr>
         <w:tcBorders>
-          <w:left w:val="single" w:sz="8" w:space="0" w:color="FFFFFF" w:themeColor="background1"/>
-          <w:right w:val="single" w:sz="24" w:space="0" w:color="FFFFFF" w:themeColor="background1"/>
+          <w:left w:val="single" w:color="FFFFFF" w:themeColor="background1" w:sz="8" w:space="0"/>
+          <w:right w:val="single" w:color="FFFFFF" w:themeColor="background1" w:sz="24" w:space="0"/>
           <w:insideH w:val="nil"/>
           <w:insideV w:val="nil"/>
         </w:tcBorders>
@@ -28449,7 +28449,7 @@
       <w:tcPr>
         <w:tcBorders>
           <w:top w:val="nil"/>
-          <w:left w:val="single" w:sz="24" w:space="0" w:color="FFFFFF" w:themeColor="background1"/>
+          <w:left w:val="single" w:color="FFFFFF" w:themeColor="background1" w:sz="24" w:space="0"/>
           <w:bottom w:val="nil"/>
           <w:right w:val="nil"/>
           <w:insideH w:val="nil"/>
@@ -28462,10 +28462,10 @@
       <w:tblPr/>
       <w:tcPr>
         <w:tcBorders>
-          <w:top w:val="single" w:sz="8" w:space="0" w:color="FFFFFF" w:themeColor="background1"/>
-          <w:left w:val="single" w:sz="8" w:space="0" w:color="FFFFFF" w:themeColor="background1"/>
-          <w:bottom w:val="single" w:sz="8" w:space="0" w:color="FFFFFF" w:themeColor="background1"/>
-          <w:right w:val="single" w:sz="8" w:space="0" w:color="FFFFFF" w:themeColor="background1"/>
+          <w:top w:val="single" w:color="FFFFFF" w:themeColor="background1" w:sz="8" w:space="0"/>
+          <w:left w:val="single" w:color="FFFFFF" w:themeColor="background1" w:sz="8" w:space="0"/>
+          <w:bottom w:val="single" w:color="FFFFFF" w:themeColor="background1" w:sz="8" w:space="0"/>
+          <w:right w:val="single" w:color="FFFFFF" w:themeColor="background1" w:sz="8" w:space="0"/>
           <w:insideH w:val="nil"/>
           <w:insideV w:val="nil"/>
         </w:tcBorders>
@@ -28476,12 +28476,12 @@
       <w:tblPr/>
       <w:tcPr>
         <w:tcBorders>
-          <w:top w:val="single" w:sz="8" w:space="0" w:color="FFFFFF" w:themeColor="background1"/>
-          <w:left w:val="single" w:sz="8" w:space="0" w:color="FFFFFF" w:themeColor="background1"/>
-          <w:bottom w:val="single" w:sz="8" w:space="0" w:color="FFFFFF" w:themeColor="background1"/>
-          <w:right w:val="single" w:sz="8" w:space="0" w:color="FFFFFF" w:themeColor="background1"/>
-          <w:insideH w:val="single" w:sz="8" w:space="0" w:color="FFFFFF" w:themeColor="background1"/>
-          <w:insideV w:val="single" w:sz="8" w:space="0" w:color="FFFFFF" w:themeColor="background1"/>
+          <w:top w:val="single" w:color="FFFFFF" w:themeColor="background1" w:sz="8" w:space="0"/>
+          <w:left w:val="single" w:color="FFFFFF" w:themeColor="background1" w:sz="8" w:space="0"/>
+          <w:bottom w:val="single" w:color="FFFFFF" w:themeColor="background1" w:sz="8" w:space="0"/>
+          <w:right w:val="single" w:color="FFFFFF" w:themeColor="background1" w:sz="8" w:space="0"/>
+          <w:insideH w:val="single" w:color="FFFFFF" w:themeColor="background1" w:sz="8" w:space="0"/>
+          <w:insideV w:val="single" w:color="FFFFFF" w:themeColor="background1" w:sz="8" w:space="0"/>
         </w:tcBorders>
         <w:shd w:val="clear" w:color="auto" w:fill="FBCAA2" w:themeFill="accent6" w:themeFillTint="7F"/>
       </w:tcPr>
@@ -28522,7 +28522,7 @@
         <w:tcBorders>
           <w:top w:val="nil"/>
           <w:left w:val="nil"/>
-          <w:bottom w:val="single" w:sz="18" w:space="0" w:color="FFFFFF" w:themeColor="background1"/>
+          <w:bottom w:val="single" w:color="FFFFFF" w:themeColor="background1" w:sz="18" w:space="0"/>
           <w:right w:val="nil"/>
           <w:insideH w:val="nil"/>
           <w:insideV w:val="nil"/>
@@ -28534,7 +28534,7 @@
       <w:tblPr/>
       <w:tcPr>
         <w:tcBorders>
-          <w:top w:val="single" w:sz="18" w:space="0" w:color="FFFFFF" w:themeColor="background1"/>
+          <w:top w:val="single" w:color="FFFFFF" w:themeColor="background1" w:sz="18" w:space="0"/>
           <w:left w:val="nil"/>
           <w:bottom w:val="nil"/>
           <w:right w:val="nil"/>
@@ -28551,7 +28551,7 @@
           <w:top w:val="nil"/>
           <w:left w:val="nil"/>
           <w:bottom w:val="nil"/>
-          <w:right w:val="single" w:sz="18" w:space="0" w:color="FFFFFF" w:themeColor="background1"/>
+          <w:right w:val="single" w:color="FFFFFF" w:themeColor="background1" w:sz="18" w:space="0"/>
           <w:insideH w:val="nil"/>
           <w:insideV w:val="nil"/>
         </w:tcBorders>
@@ -28563,7 +28563,7 @@
       <w:tcPr>
         <w:tcBorders>
           <w:top w:val="nil"/>
-          <w:left w:val="single" w:sz="18" w:space="0" w:color="FFFFFF" w:themeColor="background1"/>
+          <w:left w:val="single" w:color="FFFFFF" w:themeColor="background1" w:sz="18" w:space="0"/>
           <w:bottom w:val="nil"/>
           <w:right w:val="nil"/>
           <w:insideH w:val="nil"/>
@@ -28636,7 +28636,7 @@
         <w:tcBorders>
           <w:top w:val="nil"/>
           <w:left w:val="nil"/>
-          <w:bottom w:val="single" w:sz="18" w:space="0" w:color="FFFFFF" w:themeColor="background1"/>
+          <w:bottom w:val="single" w:color="FFFFFF" w:themeColor="background1" w:sz="18" w:space="0"/>
           <w:right w:val="nil"/>
           <w:insideH w:val="nil"/>
           <w:insideV w:val="nil"/>
@@ -28648,7 +28648,7 @@
       <w:tblPr/>
       <w:tcPr>
         <w:tcBorders>
-          <w:top w:val="single" w:sz="18" w:space="0" w:color="FFFFFF" w:themeColor="background1"/>
+          <w:top w:val="single" w:color="FFFFFF" w:themeColor="background1" w:sz="18" w:space="0"/>
           <w:left w:val="nil"/>
           <w:bottom w:val="nil"/>
           <w:right w:val="nil"/>
@@ -28665,7 +28665,7 @@
           <w:top w:val="nil"/>
           <w:left w:val="nil"/>
           <w:bottom w:val="nil"/>
-          <w:right w:val="single" w:sz="18" w:space="0" w:color="FFFFFF" w:themeColor="background1"/>
+          <w:right w:val="single" w:color="FFFFFF" w:themeColor="background1" w:sz="18" w:space="0"/>
           <w:insideH w:val="nil"/>
           <w:insideV w:val="nil"/>
         </w:tcBorders>
@@ -28677,7 +28677,7 @@
       <w:tcPr>
         <w:tcBorders>
           <w:top w:val="nil"/>
-          <w:left w:val="single" w:sz="18" w:space="0" w:color="FFFFFF" w:themeColor="background1"/>
+          <w:left w:val="single" w:color="FFFFFF" w:themeColor="background1" w:sz="18" w:space="0"/>
           <w:bottom w:val="nil"/>
           <w:right w:val="nil"/>
           <w:insideH w:val="nil"/>
@@ -28750,7 +28750,7 @@
         <w:tcBorders>
           <w:top w:val="nil"/>
           <w:left w:val="nil"/>
-          <w:bottom w:val="single" w:sz="18" w:space="0" w:color="FFFFFF" w:themeColor="background1"/>
+          <w:bottom w:val="single" w:color="FFFFFF" w:themeColor="background1" w:sz="18" w:space="0"/>
           <w:right w:val="nil"/>
           <w:insideH w:val="nil"/>
           <w:insideV w:val="nil"/>
@@ -28762,7 +28762,7 @@
       <w:tblPr/>
       <w:tcPr>
         <w:tcBorders>
-          <w:top w:val="single" w:sz="18" w:space="0" w:color="FFFFFF" w:themeColor="background1"/>
+          <w:top w:val="single" w:color="FFFFFF" w:themeColor="background1" w:sz="18" w:space="0"/>
           <w:left w:val="nil"/>
           <w:bottom w:val="nil"/>
           <w:right w:val="nil"/>
@@ -28779,7 +28779,7 @@
           <w:top w:val="nil"/>
           <w:left w:val="nil"/>
           <w:bottom w:val="nil"/>
-          <w:right w:val="single" w:sz="18" w:space="0" w:color="FFFFFF" w:themeColor="background1"/>
+          <w:right w:val="single" w:color="FFFFFF" w:themeColor="background1" w:sz="18" w:space="0"/>
           <w:insideH w:val="nil"/>
           <w:insideV w:val="nil"/>
         </w:tcBorders>
@@ -28791,7 +28791,7 @@
       <w:tcPr>
         <w:tcBorders>
           <w:top w:val="nil"/>
-          <w:left w:val="single" w:sz="18" w:space="0" w:color="FFFFFF" w:themeColor="background1"/>
+          <w:left w:val="single" w:color="FFFFFF" w:themeColor="background1" w:sz="18" w:space="0"/>
           <w:bottom w:val="nil"/>
           <w:right w:val="nil"/>
           <w:insideH w:val="nil"/>
@@ -28864,7 +28864,7 @@
         <w:tcBorders>
           <w:top w:val="nil"/>
           <w:left w:val="nil"/>
-          <w:bottom w:val="single" w:sz="18" w:space="0" w:color="FFFFFF" w:themeColor="background1"/>
+          <w:bottom w:val="single" w:color="FFFFFF" w:themeColor="background1" w:sz="18" w:space="0"/>
           <w:right w:val="nil"/>
           <w:insideH w:val="nil"/>
           <w:insideV w:val="nil"/>
@@ -28876,7 +28876,7 @@
       <w:tblPr/>
       <w:tcPr>
         <w:tcBorders>
-          <w:top w:val="single" w:sz="18" w:space="0" w:color="FFFFFF" w:themeColor="background1"/>
+          <w:top w:val="single" w:color="FFFFFF" w:themeColor="background1" w:sz="18" w:space="0"/>
           <w:left w:val="nil"/>
           <w:bottom w:val="nil"/>
           <w:right w:val="nil"/>
@@ -28893,7 +28893,7 @@
           <w:top w:val="nil"/>
           <w:left w:val="nil"/>
           <w:bottom w:val="nil"/>
-          <w:right w:val="single" w:sz="18" w:space="0" w:color="FFFFFF" w:themeColor="background1"/>
+          <w:right w:val="single" w:color="FFFFFF" w:themeColor="background1" w:sz="18" w:space="0"/>
           <w:insideH w:val="nil"/>
           <w:insideV w:val="nil"/>
         </w:tcBorders>
@@ -28905,7 +28905,7 @@
       <w:tcPr>
         <w:tcBorders>
           <w:top w:val="nil"/>
-          <w:left w:val="single" w:sz="18" w:space="0" w:color="FFFFFF" w:themeColor="background1"/>
+          <w:left w:val="single" w:color="FFFFFF" w:themeColor="background1" w:sz="18" w:space="0"/>
           <w:bottom w:val="nil"/>
           <w:right w:val="nil"/>
           <w:insideH w:val="nil"/>
@@ -28978,7 +28978,7 @@
         <w:tcBorders>
           <w:top w:val="nil"/>
           <w:left w:val="nil"/>
-          <w:bottom w:val="single" w:sz="18" w:space="0" w:color="FFFFFF" w:themeColor="background1"/>
+          <w:bottom w:val="single" w:color="FFFFFF" w:themeColor="background1" w:sz="18" w:space="0"/>
           <w:right w:val="nil"/>
           <w:insideH w:val="nil"/>
           <w:insideV w:val="nil"/>
@@ -28990,7 +28990,7 @@
       <w:tblPr/>
       <w:tcPr>
         <w:tcBorders>
-          <w:top w:val="single" w:sz="18" w:space="0" w:color="FFFFFF" w:themeColor="background1"/>
+          <w:top w:val="single" w:color="FFFFFF" w:themeColor="background1" w:sz="18" w:space="0"/>
           <w:left w:val="nil"/>
           <w:bottom w:val="nil"/>
           <w:right w:val="nil"/>
@@ -29007,7 +29007,7 @@
           <w:top w:val="nil"/>
           <w:left w:val="nil"/>
           <w:bottom w:val="nil"/>
-          <w:right w:val="single" w:sz="18" w:space="0" w:color="FFFFFF" w:themeColor="background1"/>
+          <w:right w:val="single" w:color="FFFFFF" w:themeColor="background1" w:sz="18" w:space="0"/>
           <w:insideH w:val="nil"/>
           <w:insideV w:val="nil"/>
         </w:tcBorders>
@@ -29019,7 +29019,7 @@
       <w:tcPr>
         <w:tcBorders>
           <w:top w:val="nil"/>
-          <w:left w:val="single" w:sz="18" w:space="0" w:color="FFFFFF" w:themeColor="background1"/>
+          <w:left w:val="single" w:color="FFFFFF" w:themeColor="background1" w:sz="18" w:space="0"/>
           <w:bottom w:val="nil"/>
           <w:right w:val="nil"/>
           <w:insideH w:val="nil"/>
@@ -29092,7 +29092,7 @@
         <w:tcBorders>
           <w:top w:val="nil"/>
           <w:left w:val="nil"/>
-          <w:bottom w:val="single" w:sz="18" w:space="0" w:color="FFFFFF" w:themeColor="background1"/>
+          <w:bottom w:val="single" w:color="FFFFFF" w:themeColor="background1" w:sz="18" w:space="0"/>
           <w:right w:val="nil"/>
           <w:insideH w:val="nil"/>
           <w:insideV w:val="nil"/>
@@ -29104,7 +29104,7 @@
       <w:tblPr/>
       <w:tcPr>
         <w:tcBorders>
-          <w:top w:val="single" w:sz="18" w:space="0" w:color="FFFFFF" w:themeColor="background1"/>
+          <w:top w:val="single" w:color="FFFFFF" w:themeColor="background1" w:sz="18" w:space="0"/>
           <w:left w:val="nil"/>
           <w:bottom w:val="nil"/>
           <w:right w:val="nil"/>
@@ -29121,7 +29121,7 @@
           <w:top w:val="nil"/>
           <w:left w:val="nil"/>
           <w:bottom w:val="nil"/>
-          <w:right w:val="single" w:sz="18" w:space="0" w:color="FFFFFF" w:themeColor="background1"/>
+          <w:right w:val="single" w:color="FFFFFF" w:themeColor="background1" w:sz="18" w:space="0"/>
           <w:insideH w:val="nil"/>
           <w:insideV w:val="nil"/>
         </w:tcBorders>
@@ -29133,7 +29133,7 @@
       <w:tcPr>
         <w:tcBorders>
           <w:top w:val="nil"/>
-          <w:left w:val="single" w:sz="18" w:space="0" w:color="FFFFFF" w:themeColor="background1"/>
+          <w:left w:val="single" w:color="FFFFFF" w:themeColor="background1" w:sz="18" w:space="0"/>
           <w:bottom w:val="nil"/>
           <w:right w:val="nil"/>
           <w:insideH w:val="nil"/>
@@ -29206,7 +29206,7 @@
         <w:tcBorders>
           <w:top w:val="nil"/>
           <w:left w:val="nil"/>
-          <w:bottom w:val="single" w:sz="18" w:space="0" w:color="FFFFFF" w:themeColor="background1"/>
+          <w:bottom w:val="single" w:color="FFFFFF" w:themeColor="background1" w:sz="18" w:space="0"/>
           <w:right w:val="nil"/>
           <w:insideH w:val="nil"/>
           <w:insideV w:val="nil"/>
@@ -29218,7 +29218,7 @@
       <w:tblPr/>
       <w:tcPr>
         <w:tcBorders>
-          <w:top w:val="single" w:sz="18" w:space="0" w:color="FFFFFF" w:themeColor="background1"/>
+          <w:top w:val="single" w:color="FFFFFF" w:themeColor="background1" w:sz="18" w:space="0"/>
           <w:left w:val="nil"/>
           <w:bottom w:val="nil"/>
           <w:right w:val="nil"/>
@@ -29235,7 +29235,7 @@
           <w:top w:val="nil"/>
           <w:left w:val="nil"/>
           <w:bottom w:val="nil"/>
-          <w:right w:val="single" w:sz="18" w:space="0" w:color="FFFFFF" w:themeColor="background1"/>
+          <w:right w:val="single" w:color="FFFFFF" w:themeColor="background1" w:sz="18" w:space="0"/>
           <w:insideH w:val="nil"/>
           <w:insideV w:val="nil"/>
         </w:tcBorders>
@@ -29247,7 +29247,7 @@
       <w:tcPr>
         <w:tcBorders>
           <w:top w:val="nil"/>
-          <w:left w:val="single" w:sz="18" w:space="0" w:color="FFFFFF" w:themeColor="background1"/>
+          <w:left w:val="single" w:color="FFFFFF" w:themeColor="background1" w:sz="18" w:space="0"/>
           <w:bottom w:val="nil"/>
           <w:right w:val="nil"/>
           <w:insideH w:val="nil"/>
@@ -29301,12 +29301,12 @@
       <w:tblStyleColBandSize w:val="1"/>
       <w:tblInd w:w="0" w:type="dxa"/>
       <w:tblBorders>
-        <w:top w:val="single" w:sz="24" w:space="0" w:color="C0504D" w:themeColor="accent2"/>
-        <w:left w:val="single" w:sz="4" w:space="0" w:color="000000" w:themeColor="text1"/>
-        <w:bottom w:val="single" w:sz="4" w:space="0" w:color="000000" w:themeColor="text1"/>
-        <w:right w:val="single" w:sz="4" w:space="0" w:color="000000" w:themeColor="text1"/>
-        <w:insideH w:val="single" w:sz="4" w:space="0" w:color="FFFFFF" w:themeColor="background1"/>
-        <w:insideV w:val="single" w:sz="4" w:space="0" w:color="FFFFFF" w:themeColor="background1"/>
+        <w:top w:val="single" w:color="C0504D" w:themeColor="accent2" w:sz="24" w:space="0"/>
+        <w:left w:val="single" w:color="000000" w:themeColor="text1" w:sz="4" w:space="0"/>
+        <w:bottom w:val="single" w:color="000000" w:themeColor="text1" w:sz="4" w:space="0"/>
+        <w:right w:val="single" w:color="000000" w:themeColor="text1" w:sz="4" w:space="0"/>
+        <w:insideH w:val="single" w:color="FFFFFF" w:themeColor="background1" w:sz="4" w:space="0"/>
+        <w:insideV w:val="single" w:color="FFFFFF" w:themeColor="background1" w:sz="4" w:space="0"/>
       </w:tblBorders>
       <w:tblCellMar>
         <w:top w:w="0" w:type="dxa"/>
@@ -29328,7 +29328,7 @@
         <w:tcBorders>
           <w:top w:val="nil"/>
           <w:left w:val="nil"/>
-          <w:bottom w:val="single" w:sz="24" w:space="0" w:color="C0504D" w:themeColor="accent2"/>
+          <w:bottom w:val="single" w:color="C0504D" w:themeColor="accent2" w:sz="24" w:space="0"/>
           <w:right w:val="nil"/>
           <w:insideH w:val="nil"/>
           <w:insideV w:val="nil"/>
@@ -29345,7 +29345,7 @@
       <w:tblPr/>
       <w:tcPr>
         <w:tcBorders>
-          <w:top w:val="single" w:sz="6" w:space="0" w:color="FFFFFF" w:themeColor="background1"/>
+          <w:top w:val="single" w:color="FFFFFF" w:themeColor="background1" w:sz="6" w:space="0"/>
         </w:tcBorders>
         <w:shd w:val="clear" w:color="auto" w:fill="000000" w:themeFill="text1" w:themeFillShade="99"/>
       </w:tcPr>
@@ -29361,7 +29361,7 @@
           <w:left w:val="nil"/>
           <w:bottom w:val="nil"/>
           <w:right w:val="nil"/>
-          <w:insideH w:val="single" w:sz="4" w:space="0" w:color="000000" w:themeColor="text1" w:themeShade="99"/>
+          <w:insideH w:val="single" w:color="000000" w:themeColor="text1" w:themeShade="99" w:sz="4" w:space="0"/>
           <w:insideV w:val="nil"/>
         </w:tcBorders>
         <w:shd w:val="clear" w:color="auto" w:fill="000000" w:themeFill="text1" w:themeFillShade="99"/>
@@ -29423,12 +29423,12 @@
       <w:tblStyleColBandSize w:val="1"/>
       <w:tblInd w:w="0" w:type="dxa"/>
       <w:tblBorders>
-        <w:top w:val="single" w:sz="24" w:space="0" w:color="C0504D" w:themeColor="accent2"/>
-        <w:left w:val="single" w:sz="4" w:space="0" w:color="4F81BD" w:themeColor="accent1"/>
-        <w:bottom w:val="single" w:sz="4" w:space="0" w:color="4F81BD" w:themeColor="accent1"/>
-        <w:right w:val="single" w:sz="4" w:space="0" w:color="4F81BD" w:themeColor="accent1"/>
-        <w:insideH w:val="single" w:sz="4" w:space="0" w:color="FFFFFF" w:themeColor="background1"/>
-        <w:insideV w:val="single" w:sz="4" w:space="0" w:color="FFFFFF" w:themeColor="background1"/>
+        <w:top w:val="single" w:color="C0504D" w:themeColor="accent2" w:sz="24" w:space="0"/>
+        <w:left w:val="single" w:color="4F81BD" w:themeColor="accent1" w:sz="4" w:space="0"/>
+        <w:bottom w:val="single" w:color="4F81BD" w:themeColor="accent1" w:sz="4" w:space="0"/>
+        <w:right w:val="single" w:color="4F81BD" w:themeColor="accent1" w:sz="4" w:space="0"/>
+        <w:insideH w:val="single" w:color="FFFFFF" w:themeColor="background1" w:sz="4" w:space="0"/>
+        <w:insideV w:val="single" w:color="FFFFFF" w:themeColor="background1" w:sz="4" w:space="0"/>
       </w:tblBorders>
       <w:tblCellMar>
         <w:top w:w="0" w:type="dxa"/>
@@ -29450,7 +29450,7 @@
         <w:tcBorders>
           <w:top w:val="nil"/>
           <w:left w:val="nil"/>
-          <w:bottom w:val="single" w:sz="24" w:space="0" w:color="C0504D" w:themeColor="accent2"/>
+          <w:bottom w:val="single" w:color="C0504D" w:themeColor="accent2" w:sz="24" w:space="0"/>
           <w:right w:val="nil"/>
           <w:insideH w:val="nil"/>
           <w:insideV w:val="nil"/>
@@ -29467,7 +29467,7 @@
       <w:tblPr/>
       <w:tcPr>
         <w:tcBorders>
-          <w:top w:val="single" w:sz="6" w:space="0" w:color="FFFFFF" w:themeColor="background1"/>
+          <w:top w:val="single" w:color="FFFFFF" w:themeColor="background1" w:sz="6" w:space="0"/>
         </w:tcBorders>
         <w:shd w:val="clear" w:color="auto" w:fill="2C4C74" w:themeFill="accent1" w:themeFillShade="99"/>
       </w:tcPr>
@@ -29483,7 +29483,7 @@
           <w:left w:val="nil"/>
           <w:bottom w:val="nil"/>
           <w:right w:val="nil"/>
-          <w:insideH w:val="single" w:sz="4" w:space="0" w:color="2C4C74" w:themeColor="accent1" w:themeShade="99"/>
+          <w:insideH w:val="single" w:color="2C4C74" w:themeColor="accent1" w:themeShade="99" w:sz="4" w:space="0"/>
           <w:insideV w:val="nil"/>
         </w:tcBorders>
         <w:shd w:val="clear" w:color="auto" w:fill="2C4C74" w:themeFill="accent1" w:themeFillShade="99"/>
@@ -29545,12 +29545,12 @@
       <w:tblStyleColBandSize w:val="1"/>
       <w:tblInd w:w="0" w:type="dxa"/>
       <w:tblBorders>
-        <w:top w:val="single" w:sz="24" w:space="0" w:color="C0504D" w:themeColor="accent2"/>
-        <w:left w:val="single" w:sz="4" w:space="0" w:color="C0504D" w:themeColor="accent2"/>
-        <w:bottom w:val="single" w:sz="4" w:space="0" w:color="C0504D" w:themeColor="accent2"/>
-        <w:right w:val="single" w:sz="4" w:space="0" w:color="C0504D" w:themeColor="accent2"/>
-        <w:insideH w:val="single" w:sz="4" w:space="0" w:color="FFFFFF" w:themeColor="background1"/>
-        <w:insideV w:val="single" w:sz="4" w:space="0" w:color="FFFFFF" w:themeColor="background1"/>
+        <w:top w:val="single" w:color="C0504D" w:themeColor="accent2" w:sz="24" w:space="0"/>
+        <w:left w:val="single" w:color="C0504D" w:themeColor="accent2" w:sz="4" w:space="0"/>
+        <w:bottom w:val="single" w:color="C0504D" w:themeColor="accent2" w:sz="4" w:space="0"/>
+        <w:right w:val="single" w:color="C0504D" w:themeColor="accent2" w:sz="4" w:space="0"/>
+        <w:insideH w:val="single" w:color="FFFFFF" w:themeColor="background1" w:sz="4" w:space="0"/>
+        <w:insideV w:val="single" w:color="FFFFFF" w:themeColor="background1" w:sz="4" w:space="0"/>
       </w:tblBorders>
       <w:tblCellMar>
         <w:top w:w="0" w:type="dxa"/>
@@ -29572,7 +29572,7 @@
         <w:tcBorders>
           <w:top w:val="nil"/>
           <w:left w:val="nil"/>
-          <w:bottom w:val="single" w:sz="24" w:space="0" w:color="C0504D" w:themeColor="accent2"/>
+          <w:bottom w:val="single" w:color="C0504D" w:themeColor="accent2" w:sz="24" w:space="0"/>
           <w:right w:val="nil"/>
           <w:insideH w:val="nil"/>
           <w:insideV w:val="nil"/>
@@ -29589,7 +29589,7 @@
       <w:tblPr/>
       <w:tcPr>
         <w:tcBorders>
-          <w:top w:val="single" w:sz="6" w:space="0" w:color="FFFFFF" w:themeColor="background1"/>
+          <w:top w:val="single" w:color="FFFFFF" w:themeColor="background1" w:sz="6" w:space="0"/>
         </w:tcBorders>
         <w:shd w:val="clear" w:color="auto" w:fill="772C2A" w:themeFill="accent2" w:themeFillShade="99"/>
       </w:tcPr>
@@ -29605,7 +29605,7 @@
           <w:left w:val="nil"/>
           <w:bottom w:val="nil"/>
           <w:right w:val="nil"/>
-          <w:insideH w:val="single" w:sz="4" w:space="0" w:color="772C2A" w:themeColor="accent2" w:themeShade="99"/>
+          <w:insideH w:val="single" w:color="772C2A" w:themeColor="accent2" w:themeShade="99" w:sz="4" w:space="0"/>
           <w:insideV w:val="nil"/>
         </w:tcBorders>
         <w:shd w:val="clear" w:color="auto" w:fill="772C2A" w:themeFill="accent2" w:themeFillShade="99"/>
@@ -29667,12 +29667,12 @@
       <w:tblStyleColBandSize w:val="1"/>
       <w:tblInd w:w="0" w:type="dxa"/>
       <w:tblBorders>
-        <w:top w:val="single" w:sz="24" w:space="0" w:color="8064A2" w:themeColor="accent4"/>
-        <w:left w:val="single" w:sz="4" w:space="0" w:color="9BBB59" w:themeColor="accent3"/>
-        <w:bottom w:val="single" w:sz="4" w:space="0" w:color="9BBB59" w:themeColor="accent3"/>
-        <w:right w:val="single" w:sz="4" w:space="0" w:color="9BBB59" w:themeColor="accent3"/>
-        <w:insideH w:val="single" w:sz="4" w:space="0" w:color="FFFFFF" w:themeColor="background1"/>
-        <w:insideV w:val="single" w:sz="4" w:space="0" w:color="FFFFFF" w:themeColor="background1"/>
+        <w:top w:val="single" w:color="8064A2" w:themeColor="accent4" w:sz="24" w:space="0"/>
+        <w:left w:val="single" w:color="9BBB59" w:themeColor="accent3" w:sz="4" w:space="0"/>
+        <w:bottom w:val="single" w:color="9BBB59" w:themeColor="accent3" w:sz="4" w:space="0"/>
+        <w:right w:val="single" w:color="9BBB59" w:themeColor="accent3" w:sz="4" w:space="0"/>
+        <w:insideH w:val="single" w:color="FFFFFF" w:themeColor="background1" w:sz="4" w:space="0"/>
+        <w:insideV w:val="single" w:color="FFFFFF" w:themeColor="background1" w:sz="4" w:space="0"/>
       </w:tblBorders>
       <w:tblCellMar>
         <w:top w:w="0" w:type="dxa"/>
@@ -29694,7 +29694,7 @@
         <w:tcBorders>
           <w:top w:val="nil"/>
           <w:left w:val="nil"/>
-          <w:bottom w:val="single" w:sz="24" w:space="0" w:color="8064A2" w:themeColor="accent4"/>
+          <w:bottom w:val="single" w:color="8064A2" w:themeColor="accent4" w:sz="24" w:space="0"/>
           <w:right w:val="nil"/>
           <w:insideH w:val="nil"/>
           <w:insideV w:val="nil"/>
@@ -29711,7 +29711,7 @@
       <w:tblPr/>
       <w:tcPr>
         <w:tcBorders>
-          <w:top w:val="single" w:sz="6" w:space="0" w:color="FFFFFF" w:themeColor="background1"/>
+          <w:top w:val="single" w:color="FFFFFF" w:themeColor="background1" w:sz="6" w:space="0"/>
         </w:tcBorders>
         <w:shd w:val="clear" w:color="auto" w:fill="5E7530" w:themeFill="accent3" w:themeFillShade="99"/>
       </w:tcPr>
@@ -29727,7 +29727,7 @@
           <w:left w:val="nil"/>
           <w:bottom w:val="nil"/>
           <w:right w:val="nil"/>
-          <w:insideH w:val="single" w:sz="4" w:space="0" w:color="5E7530" w:themeColor="accent3" w:themeShade="99"/>
+          <w:insideH w:val="single" w:color="5E7530" w:themeColor="accent3" w:themeShade="99" w:sz="4" w:space="0"/>
           <w:insideV w:val="nil"/>
         </w:tcBorders>
         <w:shd w:val="clear" w:color="auto" w:fill="5E7530" w:themeFill="accent3" w:themeFillShade="99"/>
@@ -29779,12 +29779,12 @@
       <w:tblStyleColBandSize w:val="1"/>
       <w:tblInd w:w="0" w:type="dxa"/>
       <w:tblBorders>
-        <w:top w:val="single" w:sz="24" w:space="0" w:color="9BBB59" w:themeColor="accent3"/>
-        <w:left w:val="single" w:sz="4" w:space="0" w:color="8064A2" w:themeColor="accent4"/>
-        <w:bottom w:val="single" w:sz="4" w:space="0" w:color="8064A2" w:themeColor="accent4"/>
-        <w:right w:val="single" w:sz="4" w:space="0" w:color="8064A2" w:themeColor="accent4"/>
-        <w:insideH w:val="single" w:sz="4" w:space="0" w:color="FFFFFF" w:themeColor="background1"/>
-        <w:insideV w:val="single" w:sz="4" w:space="0" w:color="FFFFFF" w:themeColor="background1"/>
+        <w:top w:val="single" w:color="9BBB59" w:themeColor="accent3" w:sz="24" w:space="0"/>
+        <w:left w:val="single" w:color="8064A2" w:themeColor="accent4" w:sz="4" w:space="0"/>
+        <w:bottom w:val="single" w:color="8064A2" w:themeColor="accent4" w:sz="4" w:space="0"/>
+        <w:right w:val="single" w:color="8064A2" w:themeColor="accent4" w:sz="4" w:space="0"/>
+        <w:insideH w:val="single" w:color="FFFFFF" w:themeColor="background1" w:sz="4" w:space="0"/>
+        <w:insideV w:val="single" w:color="FFFFFF" w:themeColor="background1" w:sz="4" w:space="0"/>
       </w:tblBorders>
       <w:tblCellMar>
         <w:top w:w="0" w:type="dxa"/>
@@ -29806,7 +29806,7 @@
         <w:tcBorders>
           <w:top w:val="nil"/>
           <w:left w:val="nil"/>
-          <w:bottom w:val="single" w:sz="24" w:space="0" w:color="9BBB59" w:themeColor="accent3"/>
+          <w:bottom w:val="single" w:color="9BBB59" w:themeColor="accent3" w:sz="24" w:space="0"/>
           <w:right w:val="nil"/>
           <w:insideH w:val="nil"/>
           <w:insideV w:val="nil"/>
@@ -29823,7 +29823,7 @@
       <w:tblPr/>
       <w:tcPr>
         <w:tcBorders>
-          <w:top w:val="single" w:sz="6" w:space="0" w:color="FFFFFF" w:themeColor="background1"/>
+          <w:top w:val="single" w:color="FFFFFF" w:themeColor="background1" w:sz="6" w:space="0"/>
         </w:tcBorders>
         <w:shd w:val="clear" w:color="auto" w:fill="4C3B62" w:themeFill="accent4" w:themeFillShade="99"/>
       </w:tcPr>
@@ -29839,7 +29839,7 @@
           <w:left w:val="nil"/>
           <w:bottom w:val="nil"/>
           <w:right w:val="nil"/>
-          <w:insideH w:val="single" w:sz="4" w:space="0" w:color="4C3B62" w:themeColor="accent4" w:themeShade="99"/>
+          <w:insideH w:val="single" w:color="4C3B62" w:themeColor="accent4" w:themeShade="99" w:sz="4" w:space="0"/>
           <w:insideV w:val="nil"/>
         </w:tcBorders>
         <w:shd w:val="clear" w:color="auto" w:fill="4C3B62" w:themeFill="accent4" w:themeFillShade="99"/>
@@ -29901,12 +29901,12 @@
       <w:tblStyleColBandSize w:val="1"/>
       <w:tblInd w:w="0" w:type="dxa"/>
       <w:tblBorders>
-        <w:top w:val="single" w:sz="24" w:space="0" w:color="F79646" w:themeColor="accent6"/>
-        <w:left w:val="single" w:sz="4" w:space="0" w:color="4BACC6" w:themeColor="accent5"/>
-        <w:bottom w:val="single" w:sz="4" w:space="0" w:color="4BACC6" w:themeColor="accent5"/>
-        <w:right w:val="single" w:sz="4" w:space="0" w:color="4BACC6" w:themeColor="accent5"/>
-        <w:insideH w:val="single" w:sz="4" w:space="0" w:color="FFFFFF" w:themeColor="background1"/>
-        <w:insideV w:val="single" w:sz="4" w:space="0" w:color="FFFFFF" w:themeColor="background1"/>
+        <w:top w:val="single" w:color="F79646" w:themeColor="accent6" w:sz="24" w:space="0"/>
+        <w:left w:val="single" w:color="4BACC6" w:themeColor="accent5" w:sz="4" w:space="0"/>
+        <w:bottom w:val="single" w:color="4BACC6" w:themeColor="accent5" w:sz="4" w:space="0"/>
+        <w:right w:val="single" w:color="4BACC6" w:themeColor="accent5" w:sz="4" w:space="0"/>
+        <w:insideH w:val="single" w:color="FFFFFF" w:themeColor="background1" w:sz="4" w:space="0"/>
+        <w:insideV w:val="single" w:color="FFFFFF" w:themeColor="background1" w:sz="4" w:space="0"/>
       </w:tblBorders>
       <w:tblCellMar>
         <w:top w:w="0" w:type="dxa"/>
@@ -29928,7 +29928,7 @@
         <w:tcBorders>
           <w:top w:val="nil"/>
           <w:left w:val="nil"/>
-          <w:bottom w:val="single" w:sz="24" w:space="0" w:color="F79646" w:themeColor="accent6"/>
+          <w:bottom w:val="single" w:color="F79646" w:themeColor="accent6" w:sz="24" w:space="0"/>
           <w:right w:val="nil"/>
           <w:insideH w:val="nil"/>
           <w:insideV w:val="nil"/>
@@ -29945,7 +29945,7 @@
       <w:tblPr/>
       <w:tcPr>
         <w:tcBorders>
-          <w:top w:val="single" w:sz="6" w:space="0" w:color="FFFFFF" w:themeColor="background1"/>
+          <w:top w:val="single" w:color="FFFFFF" w:themeColor="background1" w:sz="6" w:space="0"/>
         </w:tcBorders>
         <w:shd w:val="clear" w:color="auto" w:fill="276A7C" w:themeFill="accent5" w:themeFillShade="99"/>
       </w:tcPr>
@@ -29961,7 +29961,7 @@
           <w:left w:val="nil"/>
           <w:bottom w:val="nil"/>
           <w:right w:val="nil"/>
-          <w:insideH w:val="single" w:sz="4" w:space="0" w:color="276A7C" w:themeColor="accent5" w:themeShade="99"/>
+          <w:insideH w:val="single" w:color="276A7C" w:themeColor="accent5" w:themeShade="99" w:sz="4" w:space="0"/>
           <w:insideV w:val="nil"/>
         </w:tcBorders>
         <w:shd w:val="clear" w:color="auto" w:fill="276A7C" w:themeFill="accent5" w:themeFillShade="99"/>
@@ -30023,12 +30023,12 @@
       <w:tblStyleColBandSize w:val="1"/>
       <w:tblInd w:w="0" w:type="dxa"/>
       <w:tblBorders>
-        <w:top w:val="single" w:sz="24" w:space="0" w:color="4BACC6" w:themeColor="accent5"/>
-        <w:left w:val="single" w:sz="4" w:space="0" w:color="F79646" w:themeColor="accent6"/>
-        <w:bottom w:val="single" w:sz="4" w:space="0" w:color="F79646" w:themeColor="accent6"/>
-        <w:right w:val="single" w:sz="4" w:space="0" w:color="F79646" w:themeColor="accent6"/>
-        <w:insideH w:val="single" w:sz="4" w:space="0" w:color="FFFFFF" w:themeColor="background1"/>
-        <w:insideV w:val="single" w:sz="4" w:space="0" w:color="FFFFFF" w:themeColor="background1"/>
+        <w:top w:val="single" w:color="4BACC6" w:themeColor="accent5" w:sz="24" w:space="0"/>
+        <w:left w:val="single" w:color="F79646" w:themeColor="accent6" w:sz="4" w:space="0"/>
+        <w:bottom w:val="single" w:color="F79646" w:themeColor="accent6" w:sz="4" w:space="0"/>
+        <w:right w:val="single" w:color="F79646" w:themeColor="accent6" w:sz="4" w:space="0"/>
+        <w:insideH w:val="single" w:color="FFFFFF" w:themeColor="background1" w:sz="4" w:space="0"/>
+        <w:insideV w:val="single" w:color="FFFFFF" w:themeColor="background1" w:sz="4" w:space="0"/>
       </w:tblBorders>
       <w:tblCellMar>
         <w:top w:w="0" w:type="dxa"/>
@@ -30050,7 +30050,7 @@
         <w:tcBorders>
           <w:top w:val="nil"/>
           <w:left w:val="nil"/>
-          <w:bottom w:val="single" w:sz="24" w:space="0" w:color="4BACC6" w:themeColor="accent5"/>
+          <w:bottom w:val="single" w:color="4BACC6" w:themeColor="accent5" w:sz="24" w:space="0"/>
           <w:right w:val="nil"/>
           <w:insideH w:val="nil"/>
           <w:insideV w:val="nil"/>
@@ -30067,7 +30067,7 @@
       <w:tblPr/>
       <w:tcPr>
         <w:tcBorders>
-          <w:top w:val="single" w:sz="6" w:space="0" w:color="FFFFFF" w:themeColor="background1"/>
+          <w:top w:val="single" w:color="FFFFFF" w:themeColor="background1" w:sz="6" w:space="0"/>
         </w:tcBorders>
         <w:shd w:val="clear" w:color="auto" w:fill="B65608" w:themeFill="accent6" w:themeFillShade="99"/>
       </w:tcPr>
@@ -30083,7 +30083,7 @@
           <w:left w:val="nil"/>
           <w:bottom w:val="nil"/>
           <w:right w:val="nil"/>
-          <w:insideH w:val="single" w:sz="4" w:space="0" w:color="B65608" w:themeColor="accent6" w:themeShade="99"/>
+          <w:insideH w:val="single" w:color="B65608" w:themeColor="accent6" w:themeShade="99" w:sz="4" w:space="0"/>
           <w:insideV w:val="nil"/>
         </w:tcBorders>
         <w:shd w:val="clear" w:color="auto" w:fill="B65608" w:themeFill="accent6" w:themeFillShade="99"/>
@@ -30163,7 +30163,7 @@
       <w:tblPr/>
       <w:tcPr>
         <w:tcBorders>
-          <w:bottom w:val="single" w:sz="12" w:space="0" w:color="FFFFFF" w:themeColor="background1"/>
+          <w:bottom w:val="single" w:color="FFFFFF" w:themeColor="background1" w:sz="12" w:space="0"/>
         </w:tcBorders>
         <w:shd w:val="clear" w:color="auto" w:fill="9E3A38" w:themeFill="accent2" w:themeFillShade="CC"/>
       </w:tcPr>
@@ -30177,7 +30177,7 @@
       <w:tblPr/>
       <w:tcPr>
         <w:tcBorders>
-          <w:top w:val="single" w:sz="12" w:space="0" w:color="000000" w:themeColor="text1"/>
+          <w:top w:val="single" w:color="000000" w:themeColor="text1" w:sz="12" w:space="0"/>
         </w:tcBorders>
         <w:shd w:val="clear" w:color="auto" w:fill="FFFFFF" w:themeFill="background1"/>
       </w:tcPr>
@@ -30249,7 +30249,7 @@
       <w:tblPr/>
       <w:tcPr>
         <w:tcBorders>
-          <w:bottom w:val="single" w:sz="12" w:space="0" w:color="FFFFFF" w:themeColor="background1"/>
+          <w:bottom w:val="single" w:color="FFFFFF" w:themeColor="background1" w:sz="12" w:space="0"/>
         </w:tcBorders>
         <w:shd w:val="clear" w:color="auto" w:fill="9E3A38" w:themeFill="accent2" w:themeFillShade="CC"/>
       </w:tcPr>
@@ -30263,7 +30263,7 @@
       <w:tblPr/>
       <w:tcPr>
         <w:tcBorders>
-          <w:top w:val="single" w:sz="12" w:space="0" w:color="000000" w:themeColor="text1"/>
+          <w:top w:val="single" w:color="000000" w:themeColor="text1" w:sz="12" w:space="0"/>
         </w:tcBorders>
         <w:shd w:val="clear" w:color="auto" w:fill="FFFFFF" w:themeFill="background1"/>
       </w:tcPr>
@@ -30335,7 +30335,7 @@
       <w:tblPr/>
       <w:tcPr>
         <w:tcBorders>
-          <w:bottom w:val="single" w:sz="12" w:space="0" w:color="FFFFFF" w:themeColor="background1"/>
+          <w:bottom w:val="single" w:color="FFFFFF" w:themeColor="background1" w:sz="12" w:space="0"/>
         </w:tcBorders>
         <w:shd w:val="clear" w:color="auto" w:fill="9E3A38" w:themeFill="accent2" w:themeFillShade="CC"/>
       </w:tcPr>
@@ -30349,7 +30349,7 @@
       <w:tblPr/>
       <w:tcPr>
         <w:tcBorders>
-          <w:top w:val="single" w:sz="12" w:space="0" w:color="000000" w:themeColor="text1"/>
+          <w:top w:val="single" w:color="000000" w:themeColor="text1" w:sz="12" w:space="0"/>
         </w:tcBorders>
         <w:shd w:val="clear" w:color="auto" w:fill="FFFFFF" w:themeFill="background1"/>
       </w:tcPr>
@@ -30421,7 +30421,7 @@
       <w:tblPr/>
       <w:tcPr>
         <w:tcBorders>
-          <w:bottom w:val="single" w:sz="12" w:space="0" w:color="FFFFFF" w:themeColor="background1"/>
+          <w:bottom w:val="single" w:color="FFFFFF" w:themeColor="background1" w:sz="12" w:space="0"/>
         </w:tcBorders>
         <w:shd w:val="clear" w:color="auto" w:fill="664E82" w:themeFill="accent4" w:themeFillShade="CC"/>
       </w:tcPr>
@@ -30435,7 +30435,7 @@
       <w:tblPr/>
       <w:tcPr>
         <w:tcBorders>
-          <w:top w:val="single" w:sz="12" w:space="0" w:color="000000" w:themeColor="text1"/>
+          <w:top w:val="single" w:color="000000" w:themeColor="text1" w:sz="12" w:space="0"/>
         </w:tcBorders>
         <w:shd w:val="clear" w:color="auto" w:fill="FFFFFF" w:themeFill="background1"/>
       </w:tcPr>
@@ -30507,7 +30507,7 @@
       <w:tblPr/>
       <w:tcPr>
         <w:tcBorders>
-          <w:bottom w:val="single" w:sz="12" w:space="0" w:color="FFFFFF" w:themeColor="background1"/>
+          <w:bottom w:val="single" w:color="FFFFFF" w:themeColor="background1" w:sz="12" w:space="0"/>
         </w:tcBorders>
         <w:shd w:val="clear" w:color="auto" w:fill="7E9C40" w:themeFill="accent3" w:themeFillShade="CC"/>
       </w:tcPr>
@@ -30521,7 +30521,7 @@
       <w:tblPr/>
       <w:tcPr>
         <w:tcBorders>
-          <w:top w:val="single" w:sz="12" w:space="0" w:color="000000" w:themeColor="text1"/>
+          <w:top w:val="single" w:color="000000" w:themeColor="text1" w:sz="12" w:space="0"/>
         </w:tcBorders>
         <w:shd w:val="clear" w:color="auto" w:fill="FFFFFF" w:themeFill="background1"/>
       </w:tcPr>
@@ -30593,7 +30593,7 @@
       <w:tblPr/>
       <w:tcPr>
         <w:tcBorders>
-          <w:bottom w:val="single" w:sz="12" w:space="0" w:color="FFFFFF" w:themeColor="background1"/>
+          <w:bottom w:val="single" w:color="FFFFFF" w:themeColor="background1" w:sz="12" w:space="0"/>
         </w:tcBorders>
         <w:shd w:val="clear" w:color="auto" w:fill="F2730A" w:themeFill="accent6" w:themeFillShade="CC"/>
       </w:tcPr>
@@ -30607,7 +30607,7 @@
       <w:tblPr/>
       <w:tcPr>
         <w:tcBorders>
-          <w:top w:val="single" w:sz="12" w:space="0" w:color="000000" w:themeColor="text1"/>
+          <w:top w:val="single" w:color="000000" w:themeColor="text1" w:sz="12" w:space="0"/>
         </w:tcBorders>
         <w:shd w:val="clear" w:color="auto" w:fill="FFFFFF" w:themeFill="background1"/>
       </w:tcPr>
@@ -30679,7 +30679,7 @@
       <w:tblPr/>
       <w:tcPr>
         <w:tcBorders>
-          <w:bottom w:val="single" w:sz="12" w:space="0" w:color="FFFFFF" w:themeColor="background1"/>
+          <w:bottom w:val="single" w:color="FFFFFF" w:themeColor="background1" w:sz="12" w:space="0"/>
         </w:tcBorders>
         <w:shd w:val="clear" w:color="auto" w:fill="348DA5" w:themeFill="accent5" w:themeFillShade="CC"/>
       </w:tcPr>
@@ -30693,7 +30693,7 @@
       <w:tblPr/>
       <w:tcPr>
         <w:tcBorders>
-          <w:top w:val="single" w:sz="12" w:space="0" w:color="000000" w:themeColor="text1"/>
+          <w:top w:val="single" w:color="000000" w:themeColor="text1" w:sz="12" w:space="0"/>
         </w:tcBorders>
         <w:shd w:val="clear" w:color="auto" w:fill="FFFFFF" w:themeFill="background1"/>
       </w:tcPr>
@@ -30747,7 +30747,7 @@
       <w:tblStyleColBandSize w:val="1"/>
       <w:tblInd w:w="0" w:type="dxa"/>
       <w:tblBorders>
-        <w:insideH w:val="single" w:sz="4" w:space="0" w:color="FFFFFF" w:themeColor="background1"/>
+        <w:insideH w:val="single" w:color="FFFFFF" w:themeColor="background1" w:sz="4" w:space="0"/>
       </w:tblBorders>
       <w:tblCellMar>
         <w:top w:w="0" w:type="dxa"/>
@@ -30827,7 +30827,7 @@
       <w:tblStyleColBandSize w:val="1"/>
       <w:tblInd w:w="0" w:type="dxa"/>
       <w:tblBorders>
-        <w:insideH w:val="single" w:sz="4" w:space="0" w:color="FFFFFF" w:themeColor="background1"/>
+        <w:insideH w:val="single" w:color="FFFFFF" w:themeColor="background1" w:sz="4" w:space="0"/>
       </w:tblBorders>
       <w:tblCellMar>
         <w:top w:w="0" w:type="dxa"/>
@@ -30907,7 +30907,7 @@
       <w:tblStyleColBandSize w:val="1"/>
       <w:tblInd w:w="0" w:type="dxa"/>
       <w:tblBorders>
-        <w:insideH w:val="single" w:sz="4" w:space="0" w:color="FFFFFF" w:themeColor="background1"/>
+        <w:insideH w:val="single" w:color="FFFFFF" w:themeColor="background1" w:sz="4" w:space="0"/>
       </w:tblBorders>
       <w:tblCellMar>
         <w:top w:w="0" w:type="dxa"/>
@@ -30987,7 +30987,7 @@
       <w:tblStyleColBandSize w:val="1"/>
       <w:tblInd w:w="0" w:type="dxa"/>
       <w:tblBorders>
-        <w:insideH w:val="single" w:sz="4" w:space="0" w:color="FFFFFF" w:themeColor="background1"/>
+        <w:insideH w:val="single" w:color="FFFFFF" w:themeColor="background1" w:sz="4" w:space="0"/>
       </w:tblBorders>
       <w:tblCellMar>
         <w:top w:w="0" w:type="dxa"/>
@@ -31067,7 +31067,7 @@
       <w:tblStyleColBandSize w:val="1"/>
       <w:tblInd w:w="0" w:type="dxa"/>
       <w:tblBorders>
-        <w:insideH w:val="single" w:sz="4" w:space="0" w:color="FFFFFF" w:themeColor="background1"/>
+        <w:insideH w:val="single" w:color="FFFFFF" w:themeColor="background1" w:sz="4" w:space="0"/>
       </w:tblBorders>
       <w:tblCellMar>
         <w:top w:w="0" w:type="dxa"/>
@@ -31147,7 +31147,7 @@
       <w:tblStyleColBandSize w:val="1"/>
       <w:tblInd w:w="0" w:type="dxa"/>
       <w:tblBorders>
-        <w:insideH w:val="single" w:sz="4" w:space="0" w:color="FFFFFF" w:themeColor="background1"/>
+        <w:insideH w:val="single" w:color="FFFFFF" w:themeColor="background1" w:sz="4" w:space="0"/>
       </w:tblBorders>
       <w:tblCellMar>
         <w:top w:w="0" w:type="dxa"/>
@@ -31227,7 +31227,7 @@
       <w:tblStyleColBandSize w:val="1"/>
       <w:tblInd w:w="0" w:type="dxa"/>
       <w:tblBorders>
-        <w:insideH w:val="single" w:sz="4" w:space="0" w:color="FFFFFF" w:themeColor="background1"/>
+        <w:insideH w:val="single" w:color="FFFFFF" w:themeColor="background1" w:sz="4" w:space="0"/>
       </w:tblBorders>
       <w:tblCellMar>
         <w:top w:w="0" w:type="dxa"/>
